--- a/Travelling-Salesman-Problem-master/Analises/Relatório Analise.docx
+++ b/Travelling-Salesman-Problem-master/Analises/Relatório Analise.docx
@@ -1,25 +1,171 @@
 
 <file path=word/document.xml><?xml version="1.0" encoding="utf-8"?>
-<w:document xmlns:wpc="http://schemas.microsoft.com/office/word/2010/wordprocessingCanvas" xmlns:cx="http://schemas.microsoft.com/office/drawing/2014/chartex" xmlns:cx1="http://schemas.microsoft.com/office/drawing/2015/9/8/chartex" xmlns:cx2="http://schemas.microsoft.com/office/drawing/2015/10/21/chartex" xmlns:cx3="http://schemas.microsoft.com/office/drawing/2016/5/9/chartex" xmlns:cx4="http://schemas.microsoft.com/office/drawing/2016/5/10/chartex" xmlns:cx5="http://schemas.microsoft.com/office/drawing/2016/5/11/chartex" xmlns:cx6="http://schemas.microsoft.com/office/drawing/2016/5/12/chartex" xmlns:cx7="http://schemas.microsoft.com/office/drawing/2016/5/13/chartex" xmlns:cx8="http://schemas.microsoft.com/office/drawing/2016/5/14/chartex" xmlns:mc="http://schemas.openxmlformats.org/markup-compatibility/2006" xmlns:aink="http://schemas.microsoft.com/office/drawing/2016/ink" xmlns:am3d="http://schemas.microsoft.com/office/drawing/2017/model3d" xmlns:o="urn:schemas-microsoft-com:office:office" xmlns:oel="http://schemas.microsoft.com/office/2019/extlst" xmlns:r="http://schemas.openxmlformats.org/officeDocument/2006/relationships" xmlns:m="http://schemas.openxmlformats.org/officeDocument/2006/math" xmlns:v="urn:schemas-microsoft-com:vml" xmlns:wp14="http://schemas.microsoft.com/office/word/2010/wordprocessingDrawing" xmlns:wp="http://schemas.openxmlformats.org/drawingml/2006/wordprocessingDrawing" xmlns:w10="urn:schemas-microsoft-com:office:word" xmlns:w="http://schemas.openxmlformats.org/wordprocessingml/2006/main" xmlns:w14="http://schemas.microsoft.com/office/word/2010/wordml" xmlns:w15="http://schemas.microsoft.com/office/word/2012/wordml" xmlns:w16cex="http://schemas.microsoft.com/office/word/2018/wordml/cex" xmlns:w16cid="http://schemas.microsoft.com/office/word/2016/wordml/cid" xmlns:w16="http://schemas.microsoft.com/office/word/2018/wordml" xmlns:w16du="http://schemas.microsoft.com/office/word/2023/wordml/word16du" xmlns:w16sdtdh="http://schemas.microsoft.com/office/word/2020/wordml/sdtdatahash" xmlns:w16sdtfl="http://schemas.microsoft.com/office/word/2024/wordml/sdtformatlock" xmlns:w16se="http://schemas.microsoft.com/office/word/2015/wordml/symex" xmlns:wpg="http://schemas.microsoft.com/office/word/2010/wordprocessingGroup" xmlns:wpi="http://schemas.microsoft.com/office/word/2010/wordprocessingInk" xmlns:wne="http://schemas.microsoft.com/office/word/2006/wordml" xmlns:wps="http://schemas.microsoft.com/office/word/2010/wordprocessingShape" mc:Ignorable="w14 w15 w16se w16cid w16 w16cex w16sdtdh w16sdtfl w16du wp14">
+<w:document xmlns:o="urn:schemas-microsoft-com:office:office" xmlns:r="http://schemas.openxmlformats.org/officeDocument/2006/relationships" xmlns:v="urn:schemas-microsoft-com:vml" xmlns:w="http://schemas.openxmlformats.org/wordprocessingml/2006/main" xmlns:w10="urn:schemas-microsoft-com:office:word" xmlns:wp="http://schemas.openxmlformats.org/drawingml/2006/wordprocessingDrawing" xmlns:wps="http://schemas.microsoft.com/office/word/2010/wordprocessingShape" xmlns:wpg="http://schemas.microsoft.com/office/word/2010/wordprocessingGroup" xmlns:mc="http://schemas.openxmlformats.org/markup-compatibility/2006" xmlns:wp14="http://schemas.microsoft.com/office/word/2010/wordprocessingDrawing" xmlns:w14="http://schemas.microsoft.com/office/word/2010/wordml" xmlns:w15="http://schemas.microsoft.com/office/word/2012/wordml" mc:Ignorable="w14 wp14 w15">
   <w:body>
     <w:p>
       <w:pPr>
-        <w:jc w:val="both"/>
+        <w:pStyle w:val="Normal"/>
+        <w:widowControl/>
+        <w:ind w:hanging="0" w:left="0" w:right="0"/>
+        <w:jc w:val="left"/>
+        <w:rPr>
+          <w:sz w:val="20"/>
+          <w:szCs w:val="20"/>
+        </w:rPr>
+      </w:pPr>
+      <w:r>
+        <w:rPr>
+          <w:color w:val="000000"/>
+          <w:sz w:val="20"/>
+          <w:szCs w:val="20"/>
+          <w:shd w:fill="auto" w:val="clear"/>
+        </w:rPr>
+        <w:t>UNIVERSIDADE DO VALE DO ITAJAÍ – UNIVALI</w:t>
+      </w:r>
+    </w:p>
+    <w:p>
+      <w:pPr>
+        <w:pStyle w:val="Normal"/>
+        <w:widowControl/>
+        <w:ind w:hanging="0" w:left="0" w:right="0"/>
+        <w:jc w:val="left"/>
+        <w:rPr>
+          <w:color w:val="auto"/>
+          <w:sz w:val="20"/>
+          <w:szCs w:val="20"/>
+          <w:shd w:fill="auto" w:val="clear"/>
+        </w:rPr>
+      </w:pPr>
+      <w:r>
+        <w:rPr>
+          <w:color w:val="000000"/>
+          <w:sz w:val="20"/>
+          <w:szCs w:val="20"/>
+          <w:shd w:fill="auto" w:val="clear"/>
+        </w:rPr>
+        <w:t>Programa de Pós-graduação em Computação Aplicada – PPGCA</w:t>
+      </w:r>
+    </w:p>
+    <w:p>
+      <w:pPr>
+        <w:pStyle w:val="Normal"/>
+        <w:widowControl/>
+        <w:ind w:hanging="0" w:left="0" w:right="0"/>
+        <w:jc w:val="left"/>
+        <w:rPr>
+          <w:color w:val="auto"/>
+          <w:sz w:val="20"/>
+          <w:szCs w:val="20"/>
+          <w:shd w:fill="auto" w:val="clear"/>
+        </w:rPr>
+      </w:pPr>
+      <w:r>
+        <w:rPr>
+          <w:color w:val="000000"/>
+          <w:sz w:val="20"/>
+          <w:szCs w:val="20"/>
+          <w:shd w:fill="auto" w:val="clear"/>
+        </w:rPr>
+        <w:t>Disciplina de Análise de Algoritmos – semestre 2026/1</w:t>
+      </w:r>
+    </w:p>
+    <w:p>
+      <w:pPr>
+        <w:pStyle w:val="Normal"/>
+        <w:widowControl/>
+        <w:ind w:hanging="0" w:left="0" w:right="0"/>
+        <w:jc w:val="left"/>
+        <w:rPr>
+          <w:color w:val="auto"/>
+          <w:sz w:val="20"/>
+          <w:szCs w:val="20"/>
+          <w:shd w:fill="auto" w:val="clear"/>
+        </w:rPr>
+      </w:pPr>
+      <w:r>
+        <w:rPr>
+          <w:color w:val="000000"/>
+          <w:sz w:val="20"/>
+          <w:szCs w:val="20"/>
+          <w:shd w:fill="auto" w:val="clear"/>
+        </w:rPr>
+        <w:t>Professor Dr. Rudimar Luís Scaranto Dazzi.</w:t>
+      </w:r>
+    </w:p>
+    <w:p>
+      <w:pPr>
+        <w:pStyle w:val="Normal"/>
+        <w:widowControl/>
+        <w:ind w:hanging="0" w:left="0" w:right="0"/>
+        <w:jc w:val="left"/>
+        <w:rPr>
+          <w:sz w:val="20"/>
+          <w:szCs w:val="20"/>
+        </w:rPr>
+      </w:pPr>
+      <w:r>
+        <w:rPr>
+          <w:color w:val="000000"/>
+          <w:sz w:val="20"/>
+          <w:szCs w:val="20"/>
+          <w:shd w:fill="auto" w:val="clear"/>
+        </w:rPr>
+        <w:t>Acadêmicos: Katia Lorenz, Letícia Zorzi Rama e Ricardo Arruda Júnior.</w:t>
+      </w:r>
+    </w:p>
+    <w:p>
+      <w:pPr>
+        <w:pStyle w:val="Normal"/>
+        <w:widowControl/>
+        <w:ind w:hanging="0" w:left="0" w:right="0"/>
+        <w:jc w:val="left"/>
+        <w:rPr>
+          <w:color w:val="auto"/>
+          <w:sz w:val="32"/>
+          <w:szCs w:val="32"/>
+          <w:shd w:fill="auto" w:val="clear"/>
+        </w:rPr>
+      </w:pPr>
+      <w:r>
+        <w:rPr>
+          <w:color w:val="000000"/>
+          <w:sz w:val="32"/>
+          <w:szCs w:val="32"/>
+          <w:shd w:fill="auto" w:val="clear"/>
+        </w:rPr>
+      </w:r>
+    </w:p>
+    <w:p>
+      <w:pPr>
+        <w:pStyle w:val="Normal"/>
+        <w:jc w:val="center"/>
+        <w:rPr/>
+      </w:pPr>
+      <w:r>
         <w:rPr>
           <w:b/>
           <w:bCs/>
         </w:rPr>
+        <w:t>Relatório Acadêmico:</w:t>
+      </w:r>
+    </w:p>
+    <w:p>
+      <w:pPr>
+        <w:pStyle w:val="Normal"/>
+        <w:jc w:val="center"/>
+        <w:rPr/>
       </w:pPr>
       <w:r>
         <w:rPr>
           <w:b/>
           <w:bCs/>
         </w:rPr>
-        <w:t>Relatório Acadêmico:</w:t>
-      </w:r>
-    </w:p>
-    <w:p>
-      <w:pPr>
+        <w:t>Análise de complexidade de algoritmos de Força bruta e Aproximativo na solução do Problema do Caixeiro Viajante (PCV)</w:t>
+      </w:r>
+    </w:p>
+    <w:p>
+      <w:pPr>
+        <w:pStyle w:val="Normal"/>
         <w:jc w:val="both"/>
         <w:rPr>
           <w:b/>
@@ -31,111 +177,171 @@
           <w:b/>
           <w:bCs/>
         </w:rPr>
-        <w:t>Otimização e Complexidade no Problema do Caixeiro Viajante (PCV)</w:t>
-      </w:r>
-    </w:p>
-    <w:p>
-      <w:pPr>
+      </w:r>
+    </w:p>
+    <w:p>
+      <w:pPr>
+        <w:pStyle w:val="Normal"/>
         <w:jc w:val="both"/>
-      </w:pPr>
-      <w:r>
         <w:rPr>
           <w:b/>
           <w:bCs/>
         </w:rPr>
-        <w:t>Autores:</w:t>
-      </w:r>
-      <w:r>
-        <w:t xml:space="preserve"> Katia Lorenz, Letícia Zorzi Rama e Ricardo Arruda Júnior.</w:t>
-      </w:r>
-    </w:p>
-    <w:p>
-      <w:pPr>
-        <w:jc w:val="both"/>
       </w:pPr>
       <w:r>
         <w:rPr>
           <w:b/>
           <w:bCs/>
         </w:rPr>
-        <w:t>Orientação:</w:t>
-      </w:r>
-      <w:r>
-        <w:t xml:space="preserve"> Prof. Dr. Rudimar Luís </w:t>
-      </w:r>
-      <w:proofErr w:type="spellStart"/>
-      <w:r>
-        <w:t>Scaranto</w:t>
-      </w:r>
-      <w:proofErr w:type="spellEnd"/>
-      <w:r>
-        <w:t xml:space="preserve"> </w:t>
-      </w:r>
-      <w:proofErr w:type="spellStart"/>
-      <w:r>
-        <w:t>Dazzi</w:t>
-      </w:r>
-      <w:proofErr w:type="spellEnd"/>
-      <w:r>
-        <w:t>.</w:t>
-      </w:r>
-    </w:p>
-    <w:p>
-      <w:pPr>
+        <w:t>Contextualização</w:t>
+      </w:r>
+    </w:p>
+    <w:p>
+      <w:pPr>
+        <w:pStyle w:val="Normal"/>
+        <w:jc w:val="both"/>
+        <w:rPr/>
+      </w:pPr>
+      <w:r>
+        <w:rPr/>
+        <w:t xml:space="preserve">Atividade avaliativa da disciplina de Análise de Algoritmos do Mestrado em Computação Aplicada da Universidade do Vale do Itajaí (UNIVALI), período letivo 2026/01. </w:t>
+      </w:r>
+    </w:p>
+    <w:p>
+      <w:pPr>
+        <w:pStyle w:val="Normal"/>
+        <w:jc w:val="both"/>
+        <w:rPr/>
+      </w:pPr>
+      <w:r>
+        <w:rPr/>
+        <w:t xml:space="preserve">O presente relatório aborda o Problema do Caixeiro Viajante (PCV), um problema classificado como NP-Difícil, cujo objetivo principal é encontrar o caminho ótimo ou factível que visite um conjunto finito de cidades exatamente uma vez e retorne à origem. </w:t>
+      </w:r>
+    </w:p>
+    <w:p>
+      <w:pPr>
+        <w:pStyle w:val="Normal"/>
+        <w:jc w:val="both"/>
+        <w:rPr/>
+      </w:pPr>
+      <w:r>
+        <w:rPr/>
+        <w:t xml:space="preserve">Para isso, soluções com diferentes algoritmos são exploradas na literatura, dentre elas métodos com força bruta e métodos heurísticos. </w:t>
+      </w:r>
+    </w:p>
+    <w:p>
+      <w:pPr>
+        <w:pStyle w:val="Normal"/>
         <w:jc w:val="both"/>
         <w:rPr>
           <w:b/>
           <w:bCs/>
         </w:rPr>
       </w:pPr>
-    </w:p>
-    <w:p>
-      <w:pPr>
-        <w:jc w:val="both"/>
-      </w:pPr>
       <w:r>
         <w:rPr>
           <w:b/>
           <w:bCs/>
         </w:rPr>
-        <w:t>Contexto do Trabalho:</w:t>
-      </w:r>
-      <w:r>
-        <w:t xml:space="preserve"> </w:t>
-      </w:r>
-    </w:p>
-    <w:p>
-      <w:pPr>
+        <w:t>Introdução</w:t>
+      </w:r>
+    </w:p>
+    <w:p>
+      <w:pPr>
+        <w:pStyle w:val="Normal"/>
         <w:jc w:val="both"/>
-      </w:pPr>
-      <w:r>
-        <w:t xml:space="preserve">Atividade avaliativa da disciplina de Análise de Algoritmos do Mestrado em Computação Aplicada da Universidade do Vale do Itajaí (UNIVALI), período letivo 2026/01. </w:t>
-      </w:r>
-    </w:p>
-    <w:p>
-      <w:pPr>
+        <w:rPr/>
+      </w:pPr>
+      <w:r>
+        <w:rPr/>
+        <w:t xml:space="preserve">O algoritmo de força bruta é considerado o método mais simples para resolver o PCV. O método de força bruta consiste em percorrer todos os percursos possíveis um por um, calcular o comprimento total de cada percurso e encontrar o percurso mínimo desses valores de comprimento usando comparações, ou seja, o percurso ótimo (NAHER, 2011). Entretanto, o custo desse método envolve um aumento extremamente rápido com o aumento do número de cidades. O custo do algoritmo de força bruta fica evidente quando se verifica que existem (n − 1)! = 1 · 2 · 3 · 4 ·····(n − 1) maneiras diferentes de visitar n cidades em um percurso. Cada percurso começa em uma cidade (por exemplo, a cidade A), depois visita todas as n−1 cidades restantes em ordem arbitrária e, finalmente, retorna à primeira cidade. No entanto, existem exatamente (n − 1)! ordenações ou permutações possíveis das n − 1 cidades restantes (NAHER, 2011). </w:t>
+      </w:r>
+    </w:p>
+    <w:p>
+      <w:pPr>
+        <w:pStyle w:val="Normal"/>
         <w:jc w:val="both"/>
-      </w:pPr>
-      <w:r>
-        <w:t>O presente relatório aborda o Problema do Caixeiro Viajante (PCV), um problema classificado como NP-Difícil, cujo objetivo é encontrar o caminho mais curto que visite um conjunto de cidades exatamente uma vez e retorne à origem.</w:t>
-      </w:r>
-    </w:p>
-    <w:p>
-      <w:pPr>
+        <w:rPr/>
+      </w:pPr>
+      <w:r>
+        <w:rPr/>
+        <w:t xml:space="preserve">O algoritmo de força bruta proporciona uma solução ótima para problemas similares ao Problema do Caixeiro Viajante. Porém, a viabilidade de sua implementação se restringe à </w:t>
+      </w:r>
+      <w:r>
+        <w:rPr>
+          <w:i w:val="false"/>
+          <w:iCs w:val="false"/>
+        </w:rPr>
+        <w:t>problemas com poucos n, caso contrário, torna-se inviável. Sendo assim, outros métodos não ótimos, mas factíveis, ganham destaque para a solução do Problema do Caixeiro Viajante, dentre eles os algoritmos heurísticos.</w:t>
+      </w:r>
+    </w:p>
+    <w:p>
+      <w:pPr>
+        <w:pStyle w:val="Normal"/>
         <w:jc w:val="both"/>
-      </w:pPr>
-      <w:r>
-        <w:t>--------------------------------------------------------------------------------</w:t>
-      </w:r>
-      <w:r>
-        <w:t>------------------------</w:t>
-      </w:r>
-      <w:r>
-        <w:t xml:space="preserve"> </w:t>
-      </w:r>
-    </w:p>
-    <w:p>
-      <w:pPr>
+        <w:rPr/>
+      </w:pPr>
+      <w:r>
+        <w:rPr/>
+        <w:t xml:space="preserve">Algoritmos heurísticos envolvem métodos como o vértice adjacente mais próximo, a inserção com o menor encargo, a inserção com maior afastamento e métodos aproximativos que envolvem árvores geradoras mínimas e algoritmos de busca em profundidade. </w:t>
+      </w:r>
+    </w:p>
+    <w:p>
+      <w:pPr>
+        <w:pStyle w:val="Normal"/>
+        <w:jc w:val="both"/>
+        <w:rPr>
+          <w:color w:val="C9211E"/>
+        </w:rPr>
+      </w:pPr>
+      <w:r>
+        <w:rPr>
+          <w:color w:val="C9211E"/>
+        </w:rPr>
+        <w:t>(inserir parágrafo sobre algoritmos heurísticos antes de entrar na árvore geradora mínima e no busca em profundidade)</w:t>
+      </w:r>
+    </w:p>
+    <w:p>
+      <w:pPr>
+        <w:pStyle w:val="Normal"/>
+        <w:jc w:val="both"/>
+        <w:rPr/>
+      </w:pPr>
+      <w:r>
+        <w:rPr/>
+        <w:t>A árvore geradora mínima é um dos problemas de grafos mais antigos e básicos da ciência da computação. Sua história remonta ao algoritmo de Boruvkas. Dado um grafo ponderado por arestas, a árvore geradora mínima consiste em encontrar uma subárvore que abranja todos os vértices e cujo peso total seja mínimo (PEER &amp; WIGDERSON, 1998). Uma árvore geradora mínima é uma árvore formada a partir de um subconjunto das arestas em um dado grafo não direcionado, com duas propriedades: ela gera o grafo, ou seja, inclui todos os vértices, e ela é mínima, ou seja, o peso total de todas as arestas é o menor possível (WU &amp; CHAO, 2004). Para o problema do caixeiro viajante, a árvore geradora mínima quer achar a melhor de todas rotas, gerando um grafo euleriano que conecta todas as cidades e caracteriza-se por ter razão de desempenho no pior caso igual a 2. Por exemplo, o custo obtido pelo algoritmo da árvore é duas vezes o custo da rota ótima (SOTO, 1999).</w:t>
+      </w:r>
+    </w:p>
+    <w:p>
+      <w:pPr>
+        <w:pStyle w:val="Normal"/>
+        <w:jc w:val="both"/>
+        <w:rPr>
+          <w:color w:val="C9211E"/>
+        </w:rPr>
+      </w:pPr>
+      <w:r>
+        <w:rPr>
+          <w:color w:val="C9211E"/>
+        </w:rPr>
+        <w:t xml:space="preserve">(inserir parágrafo sobre algoritmo </w:t>
+      </w:r>
+      <w:r>
+        <w:rPr>
+          <w:color w:val="C9211E"/>
+        </w:rPr>
+        <w:t xml:space="preserve">de </w:t>
+      </w:r>
+      <w:r>
+        <w:rPr>
+          <w:color w:val="C9211E"/>
+        </w:rPr>
+        <w:t>busca em profundidade)</w:t>
+      </w:r>
+    </w:p>
+    <w:p>
+      <w:pPr>
+        <w:pStyle w:val="Normal"/>
         <w:jc w:val="both"/>
         <w:rPr>
           <w:b/>
@@ -147,14 +353,17 @@
           <w:b/>
           <w:bCs/>
         </w:rPr>
-        <w:t>1. Algoritmos Implementados e Análise de Complexidade (Big O)</w:t>
-      </w:r>
-    </w:p>
-    <w:p>
-      <w:pPr>
+        <w:t>Algoritmos implementados e Análise de complexidade (Notação Big(O))</w:t>
+      </w:r>
+    </w:p>
+    <w:p>
+      <w:pPr>
+        <w:pStyle w:val="Normal"/>
         <w:jc w:val="both"/>
-      </w:pPr>
-      <w:r>
+        <w:rPr/>
+      </w:pPr>
+      <w:r>
+        <w:rPr/>
         <w:t xml:space="preserve">Foram implementadas duas abordagens para demonstrar o </w:t>
       </w:r>
       <w:r>
@@ -165,24 +374,30 @@
         <w:t>trade-off</w:t>
       </w:r>
       <w:r>
+        <w:rPr/>
         <w:t xml:space="preserve"> (relação de compromisso) entre a qualidade da solução e o tempo de execução.</w:t>
       </w:r>
     </w:p>
     <w:p>
       <w:pPr>
+        <w:pStyle w:val="Normal"/>
         <w:jc w:val="both"/>
-      </w:pPr>
-      <w:r>
-        <w:t>1.1. Algoritmo de Força Bruta</w:t>
-      </w:r>
-    </w:p>
-    <w:p>
-      <w:pPr>
+        <w:rPr/>
+      </w:pPr>
+      <w:r>
+        <w:rPr/>
+        <w:t>1. Algoritmo de Força Bruta</w:t>
+      </w:r>
+    </w:p>
+    <w:p>
+      <w:pPr>
+        <w:pStyle w:val="Normal"/>
         <w:numPr>
           <w:ilvl w:val="0"/>
           <w:numId w:val="1"/>
         </w:numPr>
         <w:jc w:val="both"/>
+        <w:rPr/>
       </w:pPr>
       <w:r>
         <w:rPr>
@@ -192,9 +407,9 @@
         <w:t>Estratégia e Implementação:</w:t>
       </w:r>
       <w:r>
+        <w:rPr/>
         <w:t xml:space="preserve"> Utiliza um algoritmo recursivo de </w:t>
       </w:r>
-      <w:proofErr w:type="spellStart"/>
       <w:r>
         <w:rPr>
           <w:i/>
@@ -202,18 +417,20 @@
         </w:rPr>
         <w:t>backtracking</w:t>
       </w:r>
-      <w:proofErr w:type="spellEnd"/>
-      <w:r>
+      <w:r>
+        <w:rPr/>
         <w:t xml:space="preserve"> para verificar exaustivamente todos os caminhos possíveis.</w:t>
       </w:r>
     </w:p>
     <w:p>
       <w:pPr>
+        <w:pStyle w:val="Normal"/>
         <w:numPr>
           <w:ilvl w:val="0"/>
           <w:numId w:val="1"/>
         </w:numPr>
         <w:jc w:val="both"/>
+        <w:rPr/>
       </w:pPr>
       <w:r>
         <w:rPr>
@@ -223,16 +440,19 @@
         <w:t>Garantia:</w:t>
       </w:r>
       <w:r>
+        <w:rPr/>
         <w:t xml:space="preserve"> Encontra sempre a melhor solução (ótima).</w:t>
       </w:r>
     </w:p>
     <w:p>
       <w:pPr>
+        <w:pStyle w:val="Normal"/>
         <w:numPr>
           <w:ilvl w:val="0"/>
           <w:numId w:val="1"/>
         </w:numPr>
         <w:jc w:val="both"/>
+        <w:rPr/>
       </w:pPr>
       <w:r>
         <w:rPr>
@@ -242,6 +462,7 @@
         <w:t>Análise de Complexidade:</w:t>
       </w:r>
       <w:r>
+        <w:rPr/>
         <w:t xml:space="preserve"> </w:t>
       </w:r>
       <w:r>
@@ -249,19 +470,18 @@
           <w:b/>
           <w:bCs/>
         </w:rPr>
-        <w:t>O(n!)</w:t>
-      </w:r>
-      <w:r>
-        <w:t>.</w:t>
-      </w:r>
-    </w:p>
-    <w:p>
-      <w:pPr>
+        <w:t>O(n!):</w:t>
+      </w:r>
+    </w:p>
+    <w:p>
+      <w:pPr>
+        <w:pStyle w:val="Normal"/>
         <w:numPr>
           <w:ilvl w:val="1"/>
           <w:numId w:val="1"/>
         </w:numPr>
         <w:jc w:val="both"/>
+        <w:rPr/>
       </w:pPr>
       <w:r>
         <w:rPr>
@@ -271,16 +491,19 @@
         <w:t>Comportamento Teórico:</w:t>
       </w:r>
       <w:r>
+        <w:rPr/>
         <w:t xml:space="preserve"> Apresenta um crescimento fatorial (exponencial). O número de permutações escala de maneira insustentável: para 10 cidades, são 3.628.800 permutações possíveis; para 26 cidades, esse número explode para 403.291.461.126.605.635.584.000.000 de operações.</w:t>
       </w:r>
     </w:p>
     <w:p>
       <w:pPr>
+        <w:pStyle w:val="Normal"/>
         <w:numPr>
           <w:ilvl w:val="1"/>
           <w:numId w:val="1"/>
         </w:numPr>
         <w:jc w:val="both"/>
+        <w:rPr/>
       </w:pPr>
       <w:r>
         <w:rPr>
@@ -290,24 +513,30 @@
         <w:t>Avaliação:</w:t>
       </w:r>
       <w:r>
+        <w:rPr/>
         <w:t xml:space="preserve"> Devido a essa complexidade, a abordagem torna-se inviável para instâncias com mais de 11 a 13 cidades.</w:t>
       </w:r>
     </w:p>
     <w:p>
       <w:pPr>
+        <w:pStyle w:val="Normal"/>
         <w:jc w:val="both"/>
-      </w:pPr>
-      <w:r>
-        <w:t>1.2. Algoritmo Heurístico (Aproximativo)</w:t>
-      </w:r>
-    </w:p>
-    <w:p>
-      <w:pPr>
+        <w:rPr/>
+      </w:pPr>
+      <w:r>
+        <w:rPr/>
+        <w:t>2. Algoritmo Heurístico (Aproximativo)</w:t>
+      </w:r>
+    </w:p>
+    <w:p>
+      <w:pPr>
+        <w:pStyle w:val="Normal"/>
         <w:numPr>
           <w:ilvl w:val="0"/>
           <w:numId w:val="2"/>
         </w:numPr>
         <w:jc w:val="both"/>
+        <w:rPr/>
       </w:pPr>
       <w:r>
         <w:rPr>
@@ -317,44 +546,41 @@
         <w:t>Estratégia e Implementação:</w:t>
       </w:r>
       <w:r>
-        <w:t xml:space="preserve"> Utiliza uma Árvore Geradora Mínima (MST) com a biblioteca </w:t>
-      </w:r>
-      <w:proofErr w:type="spellStart"/>
-      <w:r>
-        <w:t>SciPy</w:t>
-      </w:r>
-      <w:proofErr w:type="spellEnd"/>
-      <w:r>
-        <w:t>, seguida de uma busca em profundidade (DFS) para construir um ciclo hamiltoniano.</w:t>
-      </w:r>
-    </w:p>
-    <w:p>
-      <w:pPr>
+        <w:rPr/>
+        <w:t xml:space="preserve"> Utiliza uma Árvore Geradora Mínima (MST) com a biblioteca SciPy, seguida de uma busca em profundidade (DFS) para construir um ciclo hamiltoniano.</w:t>
+      </w:r>
+    </w:p>
+    <w:p>
+      <w:pPr>
+        <w:pStyle w:val="Normal"/>
         <w:numPr>
           <w:ilvl w:val="0"/>
           <w:numId w:val="2"/>
         </w:numPr>
         <w:jc w:val="both"/>
+        <w:rPr/>
       </w:pPr>
       <w:r>
         <w:rPr>
           <w:b/>
           <w:bCs/>
         </w:rPr>
-        <w:lastRenderedPageBreak/>
         <w:t>Garantia:</w:t>
       </w:r>
       <w:r>
+        <w:rPr/>
         <w:t xml:space="preserve"> Trata-se de um algoritmo 2-aproximado, garantindo uma solução que é, no máximo, 2 vezes pior que o resultado ótimo (ou seja, ≤ 2.0x).</w:t>
       </w:r>
     </w:p>
     <w:p>
       <w:pPr>
+        <w:pStyle w:val="Normal"/>
         <w:numPr>
           <w:ilvl w:val="0"/>
           <w:numId w:val="2"/>
         </w:numPr>
         <w:jc w:val="both"/>
+        <w:rPr/>
       </w:pPr>
       <w:r>
         <w:rPr>
@@ -364,6 +590,7 @@
         <w:t>Análise de Complexidade:</w:t>
       </w:r>
       <w:r>
+        <w:rPr/>
         <w:t xml:space="preserve"> </w:t>
       </w:r>
       <w:r>
@@ -374,24 +601,19 @@
         <w:t>O(n²)</w:t>
       </w:r>
       <w:r>
-        <w:t xml:space="preserve"> (composto também por passos </w:t>
-      </w:r>
-      <w:proofErr w:type="gramStart"/>
-      <w:r>
-        <w:t>O(</w:t>
-      </w:r>
-      <w:proofErr w:type="gramEnd"/>
-      <w:r>
-        <w:t>n log n)).</w:t>
-      </w:r>
-    </w:p>
-    <w:p>
-      <w:pPr>
+        <w:rPr/>
+        <w:t xml:space="preserve"> (composto também por passos O(n log n)):</w:t>
+      </w:r>
+    </w:p>
+    <w:p>
+      <w:pPr>
+        <w:pStyle w:val="Normal"/>
         <w:numPr>
           <w:ilvl w:val="1"/>
           <w:numId w:val="2"/>
         </w:numPr>
         <w:jc w:val="both"/>
+        <w:rPr/>
       </w:pPr>
       <w:r>
         <w:rPr>
@@ -401,16 +623,19 @@
         <w:t>Comportamento Teórico:</w:t>
       </w:r>
       <w:r>
-        <w:t xml:space="preserve"> Apresenta um crescimento polinomial, sendo muito mais tratável do que a busca exaustiva. Para 10 cidades, realiza apenas cerca de 100 operações; para 26 cidades, 676 operações.</w:t>
-      </w:r>
-    </w:p>
-    <w:p>
-      <w:pPr>
+        <w:rPr/>
+        <w:t xml:space="preserve"> Apresenta um crescimento polinomial, sendo mais tratável do que a busca exaustiva. Para 10 cidades, realiza apenas cerca de 100 operações; para 26 cidades, 676 operações.</w:t>
+      </w:r>
+    </w:p>
+    <w:p>
+      <w:pPr>
+        <w:pStyle w:val="Normal"/>
         <w:numPr>
           <w:ilvl w:val="1"/>
           <w:numId w:val="2"/>
         </w:numPr>
         <w:jc w:val="both"/>
+        <w:rPr/>
       </w:pPr>
       <w:r>
         <w:rPr>
@@ -420,91 +645,160 @@
         <w:t>Avaliação:</w:t>
       </w:r>
       <w:r>
+        <w:rPr/>
         <w:t xml:space="preserve"> É escalável para resolver instâncias maiores (milhares de cidades) em tempos da ordem de milissegundos.</w:t>
       </w:r>
     </w:p>
     <w:p>
       <w:pPr>
+        <w:pStyle w:val="Normal"/>
         <w:jc w:val="both"/>
-      </w:pPr>
-      <w:r>
-        <w:t xml:space="preserve">-------------------------------------------------------------------------------- </w:t>
-      </w:r>
-    </w:p>
-    <w:p>
-      <w:pPr>
+        <w:rPr/>
+      </w:pPr>
+      <w:r>
+        <w:rPr>
+          <w:b/>
+          <w:bCs/>
+        </w:rPr>
+        <w:t>Testes e Indicadores</w:t>
+      </w:r>
+    </w:p>
+    <w:p>
+      <w:pPr>
+        <w:pStyle w:val="Normal"/>
         <w:jc w:val="both"/>
-      </w:pPr>
-      <w:r>
-        <w:t>2. Testes e Indicadores Coletados</w:t>
-      </w:r>
-    </w:p>
-    <w:p>
-      <w:pPr>
-        <w:jc w:val="both"/>
-      </w:pPr>
-      <w:r>
+        <w:rPr/>
+      </w:pPr>
+      <w:r>
+        <w:rPr/>
         <w:t xml:space="preserve">Os testes avaliaram conjuntos contendo 5, 9, 10, 11, 12, 13 e um </w:t>
       </w:r>
-      <w:proofErr w:type="spellStart"/>
-      <w:r>
-        <w:t>dataset</w:t>
-      </w:r>
-      <w:proofErr w:type="spellEnd"/>
-      <w:r>
-        <w:t xml:space="preserve"> completo de 26 cidades. Os resultados de desempenho, incluindo o número de operações teóricas executadas, o custo e o </w:t>
-      </w:r>
-      <w:proofErr w:type="spellStart"/>
       <w:r>
         <w:rPr>
           <w:i/>
           <w:iCs/>
         </w:rPr>
+        <w:t>dataset</w:t>
+      </w:r>
+      <w:r>
+        <w:rPr/>
+        <w:t xml:space="preserve"> completo composto de distâncias rodoviárias entre todas as 26 capitais brasileiras (Macapá ficou de fora por não possuir acesso rodoviário). </w:t>
+      </w:r>
+    </w:p>
+    <w:p>
+      <w:pPr>
+        <w:pStyle w:val="Normal"/>
+        <w:jc w:val="both"/>
+        <w:rPr/>
+      </w:pPr>
+      <w:r>
+        <w:rPr/>
+        <w:t xml:space="preserve">Os resultados de desempenho, incluindo o número de operações teóricas executadas, o custo e o </w:t>
+      </w:r>
+      <w:r>
+        <w:rPr>
+          <w:i/>
+          <w:iCs/>
+        </w:rPr>
         <w:t>speedup</w:t>
       </w:r>
-      <w:proofErr w:type="spellEnd"/>
-      <w:r>
-        <w:t>, estão sumarizados na tabela abaixo:</w:t>
+      <w:r>
+        <w:rPr/>
+        <w:t>, estão sumarizados na Tabela 1:</w:t>
+      </w:r>
+    </w:p>
+    <w:p>
+      <w:pPr>
+        <w:pStyle w:val="Normal"/>
+        <w:jc w:val="both"/>
+        <w:rPr>
+          <w:sz w:val="20"/>
+          <w:szCs w:val="20"/>
+        </w:rPr>
+      </w:pPr>
+      <w:r>
+        <w:rPr>
+          <w:b/>
+          <w:bCs/>
+          <w:sz w:val="20"/>
+          <w:szCs w:val="20"/>
+        </w:rPr>
+        <w:t xml:space="preserve">Tabela 1. </w:t>
+      </w:r>
+      <w:r>
+        <w:rPr>
+          <w:sz w:val="20"/>
+          <w:szCs w:val="20"/>
+        </w:rPr>
+        <w:t xml:space="preserve"> Resultados de desempenho para diferentes tamanhos do </w:t>
+      </w:r>
+      <w:r>
+        <w:rPr>
+          <w:i/>
+          <w:iCs/>
+          <w:sz w:val="20"/>
+          <w:szCs w:val="20"/>
+        </w:rPr>
+        <w:t xml:space="preserve">dataset. </w:t>
+      </w:r>
+      <w:r>
+        <w:rPr>
+          <w:i w:val="false"/>
+          <w:iCs w:val="false"/>
+          <w:sz w:val="20"/>
+          <w:szCs w:val="20"/>
+        </w:rPr>
+        <w:t xml:space="preserve">Força Bruta  = FB e Aproximativo = A. </w:t>
+      </w:r>
+      <w:r>
+        <w:rPr>
+          <w:i w:val="false"/>
+          <w:iCs w:val="false"/>
+          <w:sz w:val="20"/>
+          <w:szCs w:val="20"/>
+        </w:rPr>
+        <w:t>Fonte: os autores, 2026.</w:t>
       </w:r>
     </w:p>
     <w:tbl>
       <w:tblPr>
-        <w:tblW w:w="0" w:type="auto"/>
+        <w:tblW w:w="8520" w:type="dxa"/>
         <w:jc w:val="center"/>
+        <w:tblInd w:w="0" w:type="dxa"/>
+        <w:tblLayout w:type="fixed"/>
         <w:tblCellMar>
           <w:top w:w="15" w:type="dxa"/>
           <w:left w:w="15" w:type="dxa"/>
           <w:bottom w:w="15" w:type="dxa"/>
           <w:right w:w="15" w:type="dxa"/>
         </w:tblCellMar>
-        <w:tblLook w:val="04A0" w:firstRow="1" w:lastRow="0" w:firstColumn="1" w:lastColumn="0" w:noHBand="0" w:noVBand="1"/>
+        <w:tblLook w:val="04a0" w:noHBand="0" w:noVBand="1" w:firstColumn="1" w:lastRow="0" w:lastColumn="0" w:firstRow="1"/>
       </w:tblPr>
       <w:tblGrid>
-        <w:gridCol w:w="559"/>
-        <w:gridCol w:w="2382"/>
-        <w:gridCol w:w="958"/>
-        <w:gridCol w:w="637"/>
-        <w:gridCol w:w="823"/>
-        <w:gridCol w:w="637"/>
-        <w:gridCol w:w="597"/>
-        <w:gridCol w:w="515"/>
-        <w:gridCol w:w="509"/>
-        <w:gridCol w:w="887"/>
+        <w:gridCol w:w="702"/>
+        <w:gridCol w:w="1070"/>
+        <w:gridCol w:w="914"/>
+        <w:gridCol w:w="1071"/>
+        <w:gridCol w:w="849"/>
+        <w:gridCol w:w="683"/>
+        <w:gridCol w:w="794"/>
+        <w:gridCol w:w="794"/>
+        <w:gridCol w:w="535"/>
+        <w:gridCol w:w="1108"/>
       </w:tblGrid>
       <w:tr>
-        <w:trPr>
-          <w:jc w:val="center"/>
-        </w:trPr>
-        <w:tc>
-          <w:tcPr>
-            <w:tcW w:w="0" w:type="auto"/>
+        <w:trPr/>
+        <w:tc>
+          <w:tcPr>
+            <w:tcW w:w="702" w:type="dxa"/>
             <w:tcBorders>
               <w:bottom w:val="single" w:sz="6" w:space="0" w:color="5E5E5E"/>
             </w:tcBorders>
-            <w:hideMark/>
-          </w:tcPr>
-          <w:p>
-            <w:pPr>
+          </w:tcPr>
+          <w:p>
+            <w:pPr>
+              <w:pStyle w:val="Normal"/>
+              <w:spacing w:before="0" w:after="160"/>
               <w:jc w:val="both"/>
               <w:rPr>
                 <w:b/>
@@ -526,22 +820,27 @@
         </w:tc>
         <w:tc>
           <w:tcPr>
-            <w:tcW w:w="0" w:type="auto"/>
+            <w:tcW w:w="1070" w:type="dxa"/>
             <w:tcBorders>
               <w:bottom w:val="single" w:sz="6" w:space="0" w:color="5E5E5E"/>
             </w:tcBorders>
-            <w:hideMark/>
-          </w:tcPr>
-          <w:p>
-            <w:pPr>
-              <w:jc w:val="both"/>
+          </w:tcPr>
+          <w:p>
+            <w:pPr>
+              <w:pStyle w:val="Normal"/>
+              <w:spacing w:before="0" w:after="0"/>
+              <w:jc w:val="both"/>
+              <w:rPr/>
+            </w:pPr>
+            <w:r>
               <w:rPr>
                 <w:b/>
                 <w:bCs/>
                 <w:sz w:val="16"/>
                 <w:szCs w:val="16"/>
               </w:rPr>
-            </w:pPr>
+              <w:t>Operaçõe</w:t>
+            </w:r>
             <w:r>
               <w:rPr>
                 <w:b/>
@@ -549,28 +848,25 @@
                 <w:sz w:val="16"/>
                 <w:szCs w:val="16"/>
               </w:rPr>
-              <w:t>Operações (Força Bruta)</w:t>
-            </w:r>
-          </w:p>
-        </w:tc>
-        <w:tc>
-          <w:tcPr>
-            <w:tcW w:w="0" w:type="auto"/>
-            <w:tcBorders>
-              <w:bottom w:val="single" w:sz="6" w:space="0" w:color="5E5E5E"/>
-            </w:tcBorders>
-            <w:hideMark/>
-          </w:tcPr>
-          <w:p>
-            <w:pPr>
-              <w:jc w:val="both"/>
+              <w:t xml:space="preserve">s </w:t>
+            </w:r>
+          </w:p>
+          <w:p>
+            <w:pPr>
+              <w:pStyle w:val="Normal"/>
+              <w:spacing w:before="0" w:after="0"/>
+              <w:jc w:val="both"/>
+              <w:rPr/>
+            </w:pPr>
+            <w:r>
               <w:rPr>
                 <w:b/>
                 <w:bCs/>
                 <w:sz w:val="16"/>
                 <w:szCs w:val="16"/>
               </w:rPr>
-            </w:pPr>
+              <w:t>(</w:t>
+            </w:r>
             <w:r>
               <w:rPr>
                 <w:b/>
@@ -578,107 +874,92 @@
                 <w:sz w:val="16"/>
                 <w:szCs w:val="16"/>
               </w:rPr>
-              <w:t>Operações (Aproximativo)</w:t>
-            </w:r>
-          </w:p>
-        </w:tc>
-        <w:tc>
-          <w:tcPr>
-            <w:tcW w:w="0" w:type="auto"/>
-            <w:tcBorders>
-              <w:bottom w:val="single" w:sz="6" w:space="0" w:color="5E5E5E"/>
-            </w:tcBorders>
-            <w:hideMark/>
-          </w:tcPr>
-          <w:p>
-            <w:pPr>
-              <w:jc w:val="both"/>
+              <w:t>FB</w:t>
+            </w:r>
+            <w:r>
               <w:rPr>
                 <w:b/>
                 <w:bCs/>
                 <w:sz w:val="16"/>
                 <w:szCs w:val="16"/>
               </w:rPr>
-            </w:pPr>
-            <w:r>
+              <w:t>)</w:t>
+            </w:r>
+          </w:p>
+        </w:tc>
+        <w:tc>
+          <w:tcPr>
+            <w:tcW w:w="914" w:type="dxa"/>
+            <w:tcBorders>
+              <w:bottom w:val="single" w:sz="6" w:space="0" w:color="5E5E5E"/>
+            </w:tcBorders>
+          </w:tcPr>
+          <w:p>
+            <w:pPr>
+              <w:pStyle w:val="Normal"/>
+              <w:spacing w:before="0" w:after="0"/>
+              <w:jc w:val="both"/>
               <w:rPr>
                 <w:b/>
                 <w:bCs/>
                 <w:sz w:val="16"/>
                 <w:szCs w:val="16"/>
               </w:rPr>
-              <w:t>Custo Ótimo (FB)</w:t>
-            </w:r>
-          </w:p>
-        </w:tc>
-        <w:tc>
-          <w:tcPr>
-            <w:tcW w:w="0" w:type="auto"/>
-            <w:tcBorders>
-              <w:bottom w:val="single" w:sz="6" w:space="0" w:color="5E5E5E"/>
-            </w:tcBorders>
-            <w:hideMark/>
-          </w:tcPr>
-          <w:p>
-            <w:pPr>
-              <w:jc w:val="both"/>
+            </w:pPr>
+            <w:r>
               <w:rPr>
                 <w:b/>
                 <w:bCs/>
                 <w:sz w:val="16"/>
                 <w:szCs w:val="16"/>
               </w:rPr>
-            </w:pPr>
-            <w:r>
+              <w:t>Operações</w:t>
+            </w:r>
+          </w:p>
+          <w:p>
+            <w:pPr>
+              <w:pStyle w:val="Normal"/>
+              <w:spacing w:before="0" w:after="0"/>
+              <w:jc w:val="both"/>
               <w:rPr>
                 <w:b/>
                 <w:bCs/>
                 <w:sz w:val="16"/>
                 <w:szCs w:val="16"/>
               </w:rPr>
-              <w:t>Tempo FB (s)</w:t>
-            </w:r>
-          </w:p>
-        </w:tc>
-        <w:tc>
-          <w:tcPr>
-            <w:tcW w:w="0" w:type="auto"/>
-            <w:tcBorders>
-              <w:bottom w:val="single" w:sz="6" w:space="0" w:color="5E5E5E"/>
-            </w:tcBorders>
-            <w:hideMark/>
-          </w:tcPr>
-          <w:p>
-            <w:pPr>
-              <w:jc w:val="both"/>
+            </w:pPr>
+            <w:r>
               <w:rPr>
                 <w:b/>
                 <w:bCs/>
                 <w:sz w:val="16"/>
                 <w:szCs w:val="16"/>
               </w:rPr>
-            </w:pPr>
-            <w:r>
-              <w:rPr>
+              <w:t>(A)</w:t>
+            </w:r>
+            <w:r>
+              <w:rPr>
+                <w:rStyle w:val="FootnoteReference"/>
                 <w:b/>
                 <w:bCs/>
                 <w:sz w:val="16"/>
                 <w:szCs w:val="16"/>
               </w:rPr>
-              <w:t>Custo Aprox. (Melhor)</w:t>
-            </w:r>
-          </w:p>
-        </w:tc>
-        <w:tc>
-          <w:tcPr>
-            <w:tcW w:w="0" w:type="auto"/>
+              <w:footnoteReference w:id="2"/>
+            </w:r>
+          </w:p>
+        </w:tc>
+        <w:tc>
+          <w:tcPr>
+            <w:tcW w:w="1071" w:type="dxa"/>
             <w:tcBorders>
               <w:bottom w:val="single" w:sz="6" w:space="0" w:color="5E5E5E"/>
             </w:tcBorders>
-            <w:hideMark/>
-          </w:tcPr>
-          <w:p>
-            <w:pPr>
+          </w:tcPr>
+          <w:p>
+            <w:pPr>
+              <w:pStyle w:val="Normal"/>
+              <w:spacing w:before="0" w:after="0"/>
               <w:jc w:val="both"/>
               <w:rPr>
                 <w:b/>
@@ -694,20 +975,13 @@
                 <w:sz w:val="16"/>
                 <w:szCs w:val="16"/>
               </w:rPr>
-              <w:t>Tempo Aprox. (s)</w:t>
-            </w:r>
-          </w:p>
-        </w:tc>
-        <w:tc>
-          <w:tcPr>
-            <w:tcW w:w="0" w:type="auto"/>
-            <w:tcBorders>
-              <w:bottom w:val="single" w:sz="6" w:space="0" w:color="5E5E5E"/>
-            </w:tcBorders>
-            <w:hideMark/>
-          </w:tcPr>
-          <w:p>
-            <w:pPr>
+              <w:t>Custo Ótimo</w:t>
+            </w:r>
+          </w:p>
+          <w:p>
+            <w:pPr>
+              <w:pStyle w:val="Normal"/>
+              <w:spacing w:before="0" w:after="0"/>
               <w:jc w:val="both"/>
               <w:rPr>
                 <w:b/>
@@ -723,28 +997,17 @@
                 <w:sz w:val="16"/>
                 <w:szCs w:val="16"/>
               </w:rPr>
-              <w:t>Desvio em relação ao ótimo</w:t>
-            </w:r>
-          </w:p>
-        </w:tc>
-        <w:tc>
-          <w:tcPr>
-            <w:tcW w:w="0" w:type="auto"/>
-            <w:tcBorders>
-              <w:bottom w:val="single" w:sz="6" w:space="0" w:color="5E5E5E"/>
-            </w:tcBorders>
-            <w:hideMark/>
-          </w:tcPr>
-          <w:p>
-            <w:pPr>
-              <w:jc w:val="both"/>
+              <w:t>(F</w:t>
+            </w:r>
+            <w:r>
               <w:rPr>
                 <w:b/>
                 <w:bCs/>
                 <w:sz w:val="16"/>
                 <w:szCs w:val="16"/>
               </w:rPr>
-            </w:pPr>
+              <w:t>B</w:t>
+            </w:r>
             <w:r>
               <w:rPr>
                 <w:b/>
@@ -752,38 +1015,46 @@
                 <w:sz w:val="16"/>
                 <w:szCs w:val="16"/>
               </w:rPr>
-              <w:t>Razão</w:t>
-            </w:r>
-          </w:p>
-        </w:tc>
-        <w:tc>
-          <w:tcPr>
-            <w:tcW w:w="0" w:type="auto"/>
+              <w:t>)</w:t>
+            </w:r>
+          </w:p>
+        </w:tc>
+        <w:tc>
+          <w:tcPr>
+            <w:tcW w:w="849" w:type="dxa"/>
             <w:tcBorders>
               <w:bottom w:val="single" w:sz="6" w:space="0" w:color="5E5E5E"/>
             </w:tcBorders>
-            <w:hideMark/>
-          </w:tcPr>
-          <w:p>
-            <w:pPr>
-              <w:jc w:val="both"/>
+          </w:tcPr>
+          <w:p>
+            <w:pPr>
+              <w:pStyle w:val="Normal"/>
+              <w:spacing w:before="0" w:after="0"/>
+              <w:jc w:val="both"/>
+              <w:rPr/>
+            </w:pPr>
+            <w:r>
               <w:rPr>
                 <w:b/>
                 <w:bCs/>
                 <w:sz w:val="16"/>
                 <w:szCs w:val="16"/>
               </w:rPr>
-            </w:pPr>
-            <w:r>
+              <w:t>Tempo (s)</w:t>
+            </w:r>
+          </w:p>
+          <w:p>
+            <w:pPr>
+              <w:pStyle w:val="Normal"/>
+              <w:spacing w:before="0" w:after="0"/>
+              <w:jc w:val="both"/>
               <w:rPr>
                 <w:b/>
                 <w:bCs/>
                 <w:sz w:val="16"/>
                 <w:szCs w:val="16"/>
               </w:rPr>
-              <w:t>Desempenho (</w:t>
-            </w:r>
-            <w:proofErr w:type="spellStart"/>
+            </w:pPr>
             <w:r>
               <w:rPr>
                 <w:b/>
@@ -791,9 +1062,8 @@
                 <w:sz w:val="16"/>
                 <w:szCs w:val="16"/>
               </w:rPr>
-              <w:t>Speedup</w:t>
-            </w:r>
-            <w:proofErr w:type="spellEnd"/>
+              <w:t>(F</w:t>
+            </w:r>
             <w:r>
               <w:rPr>
                 <w:b/>
@@ -801,25 +1071,277 @@
                 <w:sz w:val="16"/>
                 <w:szCs w:val="16"/>
               </w:rPr>
+              <w:t>B</w:t>
+            </w:r>
+            <w:r>
+              <w:rPr>
+                <w:b/>
+                <w:bCs/>
+                <w:sz w:val="16"/>
+                <w:szCs w:val="16"/>
+              </w:rPr>
+              <w:t>)</w:t>
+            </w:r>
+          </w:p>
+        </w:tc>
+        <w:tc>
+          <w:tcPr>
+            <w:tcW w:w="683" w:type="dxa"/>
+            <w:tcBorders>
+              <w:bottom w:val="single" w:sz="6" w:space="0" w:color="5E5E5E"/>
+            </w:tcBorders>
+          </w:tcPr>
+          <w:p>
+            <w:pPr>
+              <w:pStyle w:val="Normal"/>
+              <w:spacing w:before="0" w:after="0"/>
+              <w:jc w:val="both"/>
+              <w:rPr/>
+            </w:pPr>
+            <w:r>
+              <w:rPr>
+                <w:b/>
+                <w:bCs/>
+                <w:sz w:val="16"/>
+                <w:szCs w:val="16"/>
+              </w:rPr>
+              <w:t xml:space="preserve">Custo </w:t>
+            </w:r>
+          </w:p>
+          <w:p>
+            <w:pPr>
+              <w:pStyle w:val="Normal"/>
+              <w:spacing w:before="0" w:after="0"/>
+              <w:jc w:val="both"/>
+              <w:rPr/>
+            </w:pPr>
+            <w:r>
+              <w:rPr>
+                <w:b/>
+                <w:bCs/>
+                <w:sz w:val="16"/>
+                <w:szCs w:val="16"/>
+              </w:rPr>
+              <w:t xml:space="preserve">(A) </w:t>
+            </w:r>
+            <w:r>
+              <w:rPr>
+                <w:b/>
+                <w:bCs/>
+                <w:sz w:val="16"/>
+                <w:szCs w:val="16"/>
+              </w:rPr>
+              <w:t xml:space="preserve"> </w:t>
+            </w:r>
+          </w:p>
+          <w:p>
+            <w:pPr>
+              <w:pStyle w:val="Normal"/>
+              <w:spacing w:before="0" w:after="0"/>
+              <w:jc w:val="both"/>
+              <w:rPr/>
+            </w:pPr>
+            <w:r>
+              <w:rPr>
+                <w:b/>
+                <w:bCs/>
+                <w:sz w:val="16"/>
+                <w:szCs w:val="16"/>
+              </w:rPr>
+              <w:t xml:space="preserve">(Melhor </w:t>
+            </w:r>
+            <w:r>
+              <w:rPr>
+                <w:b/>
+                <w:bCs/>
+                <w:sz w:val="16"/>
+                <w:szCs w:val="16"/>
+              </w:rPr>
+              <w:t>caso</w:t>
+            </w:r>
+            <w:r>
+              <w:rPr>
+                <w:b/>
+                <w:bCs/>
+                <w:sz w:val="16"/>
+                <w:szCs w:val="16"/>
+              </w:rPr>
+              <w:t>)</w:t>
+            </w:r>
+          </w:p>
+        </w:tc>
+        <w:tc>
+          <w:tcPr>
+            <w:tcW w:w="794" w:type="dxa"/>
+            <w:tcBorders>
+              <w:bottom w:val="single" w:sz="6" w:space="0" w:color="5E5E5E"/>
+            </w:tcBorders>
+          </w:tcPr>
+          <w:p>
+            <w:pPr>
+              <w:pStyle w:val="Normal"/>
+              <w:spacing w:before="0" w:after="160"/>
+              <w:jc w:val="both"/>
+              <w:rPr>
+                <w:b/>
+                <w:bCs/>
+                <w:sz w:val="16"/>
+                <w:szCs w:val="16"/>
+              </w:rPr>
+            </w:pPr>
+            <w:r>
+              <w:rPr>
+                <w:b/>
+                <w:bCs/>
+                <w:sz w:val="16"/>
+                <w:szCs w:val="16"/>
+              </w:rPr>
+              <w:t xml:space="preserve">Tempo(s) </w:t>
+            </w:r>
+            <w:r>
+              <w:rPr>
+                <w:b/>
+                <w:bCs/>
+                <w:sz w:val="16"/>
+                <w:szCs w:val="16"/>
+              </w:rPr>
+              <w:t>(A)</w:t>
+            </w:r>
+            <w:r>
+              <w:rPr>
+                <w:b/>
+                <w:bCs/>
+                <w:sz w:val="16"/>
+                <w:szCs w:val="16"/>
+              </w:rPr>
+              <w:t xml:space="preserve"> </w:t>
+            </w:r>
+          </w:p>
+        </w:tc>
+        <w:tc>
+          <w:tcPr>
+            <w:tcW w:w="794" w:type="dxa"/>
+            <w:tcBorders>
+              <w:bottom w:val="single" w:sz="6" w:space="0" w:color="5E5E5E"/>
+            </w:tcBorders>
+          </w:tcPr>
+          <w:p>
+            <w:pPr>
+              <w:pStyle w:val="Normal"/>
+              <w:spacing w:before="0" w:after="160"/>
+              <w:jc w:val="both"/>
+              <w:rPr>
+                <w:b/>
+                <w:bCs/>
+                <w:sz w:val="16"/>
+                <w:szCs w:val="16"/>
+              </w:rPr>
+            </w:pPr>
+            <w:r>
+              <w:rPr>
+                <w:b/>
+                <w:bCs/>
+                <w:sz w:val="16"/>
+                <w:szCs w:val="16"/>
+              </w:rPr>
+              <w:t>Desvio em relação ao ótimo</w:t>
+            </w:r>
+          </w:p>
+        </w:tc>
+        <w:tc>
+          <w:tcPr>
+            <w:tcW w:w="535" w:type="dxa"/>
+            <w:tcBorders>
+              <w:bottom w:val="single" w:sz="6" w:space="0" w:color="5E5E5E"/>
+            </w:tcBorders>
+          </w:tcPr>
+          <w:p>
+            <w:pPr>
+              <w:pStyle w:val="Normal"/>
+              <w:spacing w:before="0" w:after="160"/>
+              <w:jc w:val="both"/>
+              <w:rPr>
+                <w:b/>
+                <w:bCs/>
+                <w:sz w:val="16"/>
+                <w:szCs w:val="16"/>
+              </w:rPr>
+            </w:pPr>
+            <w:r>
+              <w:rPr>
+                <w:b/>
+                <w:bCs/>
+                <w:sz w:val="16"/>
+                <w:szCs w:val="16"/>
+              </w:rPr>
+              <w:t>Razão</w:t>
+            </w:r>
+          </w:p>
+        </w:tc>
+        <w:tc>
+          <w:tcPr>
+            <w:tcW w:w="1108" w:type="dxa"/>
+            <w:tcBorders>
+              <w:bottom w:val="single" w:sz="6" w:space="0" w:color="5E5E5E"/>
+            </w:tcBorders>
+          </w:tcPr>
+          <w:p>
+            <w:pPr>
+              <w:pStyle w:val="Normal"/>
+              <w:spacing w:before="0" w:after="160"/>
+              <w:jc w:val="both"/>
+              <w:rPr>
+                <w:b/>
+                <w:bCs/>
+                <w:sz w:val="16"/>
+                <w:szCs w:val="16"/>
+              </w:rPr>
+            </w:pPr>
+            <w:r>
+              <w:rPr>
+                <w:b/>
+                <w:bCs/>
+                <w:sz w:val="16"/>
+                <w:szCs w:val="16"/>
+              </w:rPr>
+              <w:t>Desempenho (</w:t>
+            </w:r>
+            <w:r>
+              <w:rPr>
+                <w:b/>
+                <w:bCs/>
+                <w:i/>
+                <w:iCs/>
+                <w:sz w:val="16"/>
+                <w:szCs w:val="16"/>
+              </w:rPr>
+              <w:t>Speedup</w:t>
+            </w:r>
+            <w:r>
+              <w:rPr>
+                <w:b/>
+                <w:bCs/>
+                <w:sz w:val="16"/>
+                <w:szCs w:val="16"/>
+              </w:rPr>
               <w:t>)</w:t>
             </w:r>
           </w:p>
         </w:tc>
       </w:tr>
       <w:tr>
-        <w:trPr>
-          <w:jc w:val="center"/>
-        </w:trPr>
-        <w:tc>
-          <w:tcPr>
-            <w:tcW w:w="0" w:type="auto"/>
-            <w:tcBorders>
-              <w:bottom w:val="single" w:sz="6" w:space="0" w:color="37383B"/>
-            </w:tcBorders>
-            <w:hideMark/>
-          </w:tcPr>
-          <w:p>
-            <w:pPr>
+        <w:trPr/>
+        <w:tc>
+          <w:tcPr>
+            <w:tcW w:w="702" w:type="dxa"/>
+            <w:tcBorders>
+              <w:bottom w:val="single" w:sz="6" w:space="0" w:color="37383B"/>
+            </w:tcBorders>
+          </w:tcPr>
+          <w:p>
+            <w:pPr>
+              <w:pStyle w:val="Normal"/>
+              <w:spacing w:before="0" w:after="160"/>
               <w:jc w:val="both"/>
               <w:rPr>
                 <w:sz w:val="16"/>
@@ -839,14 +1361,15 @@
         </w:tc>
         <w:tc>
           <w:tcPr>
-            <w:tcW w:w="0" w:type="auto"/>
-            <w:tcBorders>
-              <w:bottom w:val="single" w:sz="6" w:space="0" w:color="37383B"/>
-            </w:tcBorders>
-            <w:hideMark/>
-          </w:tcPr>
-          <w:p>
-            <w:pPr>
+            <w:tcW w:w="1070" w:type="dxa"/>
+            <w:tcBorders>
+              <w:bottom w:val="single" w:sz="6" w:space="0" w:color="37383B"/>
+            </w:tcBorders>
+          </w:tcPr>
+          <w:p>
+            <w:pPr>
+              <w:pStyle w:val="Normal"/>
+              <w:spacing w:before="0" w:after="160"/>
               <w:jc w:val="both"/>
               <w:rPr>
                 <w:sz w:val="16"/>
@@ -864,14 +1387,15 @@
         </w:tc>
         <w:tc>
           <w:tcPr>
-            <w:tcW w:w="0" w:type="auto"/>
-            <w:tcBorders>
-              <w:bottom w:val="single" w:sz="6" w:space="0" w:color="37383B"/>
-            </w:tcBorders>
-            <w:hideMark/>
-          </w:tcPr>
-          <w:p>
-            <w:pPr>
+            <w:tcW w:w="914" w:type="dxa"/>
+            <w:tcBorders>
+              <w:bottom w:val="single" w:sz="6" w:space="0" w:color="37383B"/>
+            </w:tcBorders>
+          </w:tcPr>
+          <w:p>
+            <w:pPr>
+              <w:pStyle w:val="Normal"/>
+              <w:spacing w:before="0" w:after="160"/>
               <w:jc w:val="both"/>
               <w:rPr>
                 <w:sz w:val="16"/>
@@ -889,14 +1413,15 @@
         </w:tc>
         <w:tc>
           <w:tcPr>
-            <w:tcW w:w="0" w:type="auto"/>
-            <w:tcBorders>
-              <w:bottom w:val="single" w:sz="6" w:space="0" w:color="37383B"/>
-            </w:tcBorders>
-            <w:hideMark/>
-          </w:tcPr>
-          <w:p>
-            <w:pPr>
+            <w:tcW w:w="1071" w:type="dxa"/>
+            <w:tcBorders>
+              <w:bottom w:val="single" w:sz="6" w:space="0" w:color="37383B"/>
+            </w:tcBorders>
+          </w:tcPr>
+          <w:p>
+            <w:pPr>
+              <w:pStyle w:val="Normal"/>
+              <w:spacing w:before="0" w:after="160"/>
               <w:jc w:val="both"/>
               <w:rPr>
                 <w:sz w:val="16"/>
@@ -914,14 +1439,15 @@
         </w:tc>
         <w:tc>
           <w:tcPr>
-            <w:tcW w:w="0" w:type="auto"/>
-            <w:tcBorders>
-              <w:bottom w:val="single" w:sz="6" w:space="0" w:color="37383B"/>
-            </w:tcBorders>
-            <w:hideMark/>
-          </w:tcPr>
-          <w:p>
-            <w:pPr>
+            <w:tcW w:w="849" w:type="dxa"/>
+            <w:tcBorders>
+              <w:bottom w:val="single" w:sz="6" w:space="0" w:color="37383B"/>
+            </w:tcBorders>
+          </w:tcPr>
+          <w:p>
+            <w:pPr>
+              <w:pStyle w:val="Normal"/>
+              <w:spacing w:before="0" w:after="160"/>
               <w:jc w:val="both"/>
               <w:rPr>
                 <w:sz w:val="16"/>
@@ -939,14 +1465,15 @@
         </w:tc>
         <w:tc>
           <w:tcPr>
-            <w:tcW w:w="0" w:type="auto"/>
-            <w:tcBorders>
-              <w:bottom w:val="single" w:sz="6" w:space="0" w:color="37383B"/>
-            </w:tcBorders>
-            <w:hideMark/>
-          </w:tcPr>
-          <w:p>
-            <w:pPr>
+            <w:tcW w:w="683" w:type="dxa"/>
+            <w:tcBorders>
+              <w:bottom w:val="single" w:sz="6" w:space="0" w:color="37383B"/>
+            </w:tcBorders>
+          </w:tcPr>
+          <w:p>
+            <w:pPr>
+              <w:pStyle w:val="Normal"/>
+              <w:spacing w:before="0" w:after="160"/>
               <w:jc w:val="both"/>
               <w:rPr>
                 <w:sz w:val="16"/>
@@ -964,14 +1491,15 @@
         </w:tc>
         <w:tc>
           <w:tcPr>
-            <w:tcW w:w="0" w:type="auto"/>
-            <w:tcBorders>
-              <w:bottom w:val="single" w:sz="6" w:space="0" w:color="37383B"/>
-            </w:tcBorders>
-            <w:hideMark/>
-          </w:tcPr>
-          <w:p>
-            <w:pPr>
+            <w:tcW w:w="794" w:type="dxa"/>
+            <w:tcBorders>
+              <w:bottom w:val="single" w:sz="6" w:space="0" w:color="37383B"/>
+            </w:tcBorders>
+          </w:tcPr>
+          <w:p>
+            <w:pPr>
+              <w:pStyle w:val="Normal"/>
+              <w:spacing w:before="0" w:after="160"/>
               <w:jc w:val="both"/>
               <w:rPr>
                 <w:sz w:val="16"/>
@@ -989,14 +1517,15 @@
         </w:tc>
         <w:tc>
           <w:tcPr>
-            <w:tcW w:w="0" w:type="auto"/>
-            <w:tcBorders>
-              <w:bottom w:val="single" w:sz="6" w:space="0" w:color="37383B"/>
-            </w:tcBorders>
-            <w:hideMark/>
-          </w:tcPr>
-          <w:p>
-            <w:pPr>
+            <w:tcW w:w="794" w:type="dxa"/>
+            <w:tcBorders>
+              <w:bottom w:val="single" w:sz="6" w:space="0" w:color="37383B"/>
+            </w:tcBorders>
+          </w:tcPr>
+          <w:p>
+            <w:pPr>
+              <w:pStyle w:val="Normal"/>
+              <w:spacing w:before="0" w:after="160"/>
               <w:jc w:val="both"/>
               <w:rPr>
                 <w:sz w:val="16"/>
@@ -1014,14 +1543,15 @@
         </w:tc>
         <w:tc>
           <w:tcPr>
-            <w:tcW w:w="0" w:type="auto"/>
-            <w:tcBorders>
-              <w:bottom w:val="single" w:sz="6" w:space="0" w:color="37383B"/>
-            </w:tcBorders>
-            <w:hideMark/>
-          </w:tcPr>
-          <w:p>
-            <w:pPr>
+            <w:tcW w:w="535" w:type="dxa"/>
+            <w:tcBorders>
+              <w:bottom w:val="single" w:sz="6" w:space="0" w:color="37383B"/>
+            </w:tcBorders>
+          </w:tcPr>
+          <w:p>
+            <w:pPr>
+              <w:pStyle w:val="Normal"/>
+              <w:spacing w:before="0" w:after="160"/>
               <w:jc w:val="both"/>
               <w:rPr>
                 <w:sz w:val="16"/>
@@ -1039,14 +1569,15 @@
         </w:tc>
         <w:tc>
           <w:tcPr>
-            <w:tcW w:w="0" w:type="auto"/>
-            <w:tcBorders>
-              <w:bottom w:val="single" w:sz="6" w:space="0" w:color="37383B"/>
-            </w:tcBorders>
-            <w:hideMark/>
-          </w:tcPr>
-          <w:p>
-            <w:pPr>
+            <w:tcW w:w="1108" w:type="dxa"/>
+            <w:tcBorders>
+              <w:bottom w:val="single" w:sz="6" w:space="0" w:color="37383B"/>
+            </w:tcBorders>
+          </w:tcPr>
+          <w:p>
+            <w:pPr>
+              <w:pStyle w:val="Normal"/>
+              <w:spacing w:before="0" w:after="160"/>
               <w:jc w:val="both"/>
               <w:rPr>
                 <w:sz w:val="16"/>
@@ -1064,19 +1595,18 @@
         </w:tc>
       </w:tr>
       <w:tr>
-        <w:trPr>
-          <w:jc w:val="center"/>
-        </w:trPr>
-        <w:tc>
-          <w:tcPr>
-            <w:tcW w:w="0" w:type="auto"/>
-            <w:tcBorders>
-              <w:bottom w:val="single" w:sz="6" w:space="0" w:color="37383B"/>
-            </w:tcBorders>
-            <w:hideMark/>
-          </w:tcPr>
-          <w:p>
-            <w:pPr>
+        <w:trPr/>
+        <w:tc>
+          <w:tcPr>
+            <w:tcW w:w="702" w:type="dxa"/>
+            <w:tcBorders>
+              <w:bottom w:val="single" w:sz="6" w:space="0" w:color="37383B"/>
+            </w:tcBorders>
+          </w:tcPr>
+          <w:p>
+            <w:pPr>
+              <w:pStyle w:val="Normal"/>
+              <w:spacing w:before="0" w:after="160"/>
               <w:jc w:val="both"/>
               <w:rPr>
                 <w:sz w:val="16"/>
@@ -1096,14 +1626,15 @@
         </w:tc>
         <w:tc>
           <w:tcPr>
-            <w:tcW w:w="0" w:type="auto"/>
-            <w:tcBorders>
-              <w:bottom w:val="single" w:sz="6" w:space="0" w:color="37383B"/>
-            </w:tcBorders>
-            <w:hideMark/>
-          </w:tcPr>
-          <w:p>
-            <w:pPr>
+            <w:tcW w:w="1070" w:type="dxa"/>
+            <w:tcBorders>
+              <w:bottom w:val="single" w:sz="6" w:space="0" w:color="37383B"/>
+            </w:tcBorders>
+          </w:tcPr>
+          <w:p>
+            <w:pPr>
+              <w:pStyle w:val="Normal"/>
+              <w:spacing w:before="0" w:after="160"/>
               <w:jc w:val="both"/>
               <w:rPr>
                 <w:sz w:val="16"/>
@@ -1121,14 +1652,15 @@
         </w:tc>
         <w:tc>
           <w:tcPr>
-            <w:tcW w:w="0" w:type="auto"/>
-            <w:tcBorders>
-              <w:bottom w:val="single" w:sz="6" w:space="0" w:color="37383B"/>
-            </w:tcBorders>
-            <w:hideMark/>
-          </w:tcPr>
-          <w:p>
-            <w:pPr>
+            <w:tcW w:w="914" w:type="dxa"/>
+            <w:tcBorders>
+              <w:bottom w:val="single" w:sz="6" w:space="0" w:color="37383B"/>
+            </w:tcBorders>
+          </w:tcPr>
+          <w:p>
+            <w:pPr>
+              <w:pStyle w:val="Normal"/>
+              <w:spacing w:before="0" w:after="160"/>
               <w:jc w:val="both"/>
               <w:rPr>
                 <w:sz w:val="16"/>
@@ -1146,14 +1678,15 @@
         </w:tc>
         <w:tc>
           <w:tcPr>
-            <w:tcW w:w="0" w:type="auto"/>
-            <w:tcBorders>
-              <w:bottom w:val="single" w:sz="6" w:space="0" w:color="37383B"/>
-            </w:tcBorders>
-            <w:hideMark/>
-          </w:tcPr>
-          <w:p>
-            <w:pPr>
+            <w:tcW w:w="1071" w:type="dxa"/>
+            <w:tcBorders>
+              <w:bottom w:val="single" w:sz="6" w:space="0" w:color="37383B"/>
+            </w:tcBorders>
+          </w:tcPr>
+          <w:p>
+            <w:pPr>
+              <w:pStyle w:val="Normal"/>
+              <w:spacing w:before="0" w:after="160"/>
               <w:jc w:val="both"/>
               <w:rPr>
                 <w:sz w:val="16"/>
@@ -1171,14 +1704,15 @@
         </w:tc>
         <w:tc>
           <w:tcPr>
-            <w:tcW w:w="0" w:type="auto"/>
-            <w:tcBorders>
-              <w:bottom w:val="single" w:sz="6" w:space="0" w:color="37383B"/>
-            </w:tcBorders>
-            <w:hideMark/>
-          </w:tcPr>
-          <w:p>
-            <w:pPr>
+            <w:tcW w:w="849" w:type="dxa"/>
+            <w:tcBorders>
+              <w:bottom w:val="single" w:sz="6" w:space="0" w:color="37383B"/>
+            </w:tcBorders>
+          </w:tcPr>
+          <w:p>
+            <w:pPr>
+              <w:pStyle w:val="Normal"/>
+              <w:spacing w:before="0" w:after="160"/>
               <w:jc w:val="both"/>
               <w:rPr>
                 <w:sz w:val="16"/>
@@ -1196,14 +1730,15 @@
         </w:tc>
         <w:tc>
           <w:tcPr>
-            <w:tcW w:w="0" w:type="auto"/>
-            <w:tcBorders>
-              <w:bottom w:val="single" w:sz="6" w:space="0" w:color="37383B"/>
-            </w:tcBorders>
-            <w:hideMark/>
-          </w:tcPr>
-          <w:p>
-            <w:pPr>
+            <w:tcW w:w="683" w:type="dxa"/>
+            <w:tcBorders>
+              <w:bottom w:val="single" w:sz="6" w:space="0" w:color="37383B"/>
+            </w:tcBorders>
+          </w:tcPr>
+          <w:p>
+            <w:pPr>
+              <w:pStyle w:val="Normal"/>
+              <w:spacing w:before="0" w:after="160"/>
               <w:jc w:val="both"/>
               <w:rPr>
                 <w:sz w:val="16"/>
@@ -1221,14 +1756,15 @@
         </w:tc>
         <w:tc>
           <w:tcPr>
-            <w:tcW w:w="0" w:type="auto"/>
-            <w:tcBorders>
-              <w:bottom w:val="single" w:sz="6" w:space="0" w:color="37383B"/>
-            </w:tcBorders>
-            <w:hideMark/>
-          </w:tcPr>
-          <w:p>
-            <w:pPr>
+            <w:tcW w:w="794" w:type="dxa"/>
+            <w:tcBorders>
+              <w:bottom w:val="single" w:sz="6" w:space="0" w:color="37383B"/>
+            </w:tcBorders>
+          </w:tcPr>
+          <w:p>
+            <w:pPr>
+              <w:pStyle w:val="Normal"/>
+              <w:spacing w:before="0" w:after="160"/>
               <w:jc w:val="both"/>
               <w:rPr>
                 <w:sz w:val="16"/>
@@ -1246,14 +1782,15 @@
         </w:tc>
         <w:tc>
           <w:tcPr>
-            <w:tcW w:w="0" w:type="auto"/>
-            <w:tcBorders>
-              <w:bottom w:val="single" w:sz="6" w:space="0" w:color="37383B"/>
-            </w:tcBorders>
-            <w:hideMark/>
-          </w:tcPr>
-          <w:p>
-            <w:pPr>
+            <w:tcW w:w="794" w:type="dxa"/>
+            <w:tcBorders>
+              <w:bottom w:val="single" w:sz="6" w:space="0" w:color="37383B"/>
+            </w:tcBorders>
+          </w:tcPr>
+          <w:p>
+            <w:pPr>
+              <w:pStyle w:val="Normal"/>
+              <w:spacing w:before="0" w:after="160"/>
               <w:jc w:val="both"/>
               <w:rPr>
                 <w:sz w:val="16"/>
@@ -1271,14 +1808,15 @@
         </w:tc>
         <w:tc>
           <w:tcPr>
-            <w:tcW w:w="0" w:type="auto"/>
-            <w:tcBorders>
-              <w:bottom w:val="single" w:sz="6" w:space="0" w:color="37383B"/>
-            </w:tcBorders>
-            <w:hideMark/>
-          </w:tcPr>
-          <w:p>
-            <w:pPr>
+            <w:tcW w:w="535" w:type="dxa"/>
+            <w:tcBorders>
+              <w:bottom w:val="single" w:sz="6" w:space="0" w:color="37383B"/>
+            </w:tcBorders>
+          </w:tcPr>
+          <w:p>
+            <w:pPr>
+              <w:pStyle w:val="Normal"/>
+              <w:spacing w:before="0" w:after="160"/>
               <w:jc w:val="both"/>
               <w:rPr>
                 <w:sz w:val="16"/>
@@ -1296,14 +1834,15 @@
         </w:tc>
         <w:tc>
           <w:tcPr>
-            <w:tcW w:w="0" w:type="auto"/>
-            <w:tcBorders>
-              <w:bottom w:val="single" w:sz="6" w:space="0" w:color="37383B"/>
-            </w:tcBorders>
-            <w:hideMark/>
-          </w:tcPr>
-          <w:p>
-            <w:pPr>
+            <w:tcW w:w="1108" w:type="dxa"/>
+            <w:tcBorders>
+              <w:bottom w:val="single" w:sz="6" w:space="0" w:color="37383B"/>
+            </w:tcBorders>
+          </w:tcPr>
+          <w:p>
+            <w:pPr>
+              <w:pStyle w:val="Normal"/>
+              <w:spacing w:before="0" w:after="160"/>
               <w:jc w:val="both"/>
               <w:rPr>
                 <w:sz w:val="16"/>
@@ -1321,19 +1860,18 @@
         </w:tc>
       </w:tr>
       <w:tr>
-        <w:trPr>
-          <w:jc w:val="center"/>
-        </w:trPr>
-        <w:tc>
-          <w:tcPr>
-            <w:tcW w:w="0" w:type="auto"/>
-            <w:tcBorders>
-              <w:bottom w:val="single" w:sz="6" w:space="0" w:color="37383B"/>
-            </w:tcBorders>
-            <w:hideMark/>
-          </w:tcPr>
-          <w:p>
-            <w:pPr>
+        <w:trPr/>
+        <w:tc>
+          <w:tcPr>
+            <w:tcW w:w="702" w:type="dxa"/>
+            <w:tcBorders>
+              <w:bottom w:val="single" w:sz="6" w:space="0" w:color="37383B"/>
+            </w:tcBorders>
+          </w:tcPr>
+          <w:p>
+            <w:pPr>
+              <w:pStyle w:val="Normal"/>
+              <w:spacing w:before="0" w:after="160"/>
               <w:jc w:val="both"/>
               <w:rPr>
                 <w:sz w:val="16"/>
@@ -1353,14 +1891,15 @@
         </w:tc>
         <w:tc>
           <w:tcPr>
-            <w:tcW w:w="0" w:type="auto"/>
-            <w:tcBorders>
-              <w:bottom w:val="single" w:sz="6" w:space="0" w:color="37383B"/>
-            </w:tcBorders>
-            <w:hideMark/>
-          </w:tcPr>
-          <w:p>
-            <w:pPr>
+            <w:tcW w:w="1070" w:type="dxa"/>
+            <w:tcBorders>
+              <w:bottom w:val="single" w:sz="6" w:space="0" w:color="37383B"/>
+            </w:tcBorders>
+          </w:tcPr>
+          <w:p>
+            <w:pPr>
+              <w:pStyle w:val="Normal"/>
+              <w:spacing w:before="0" w:after="160"/>
               <w:jc w:val="both"/>
               <w:rPr>
                 <w:sz w:val="16"/>
@@ -1378,14 +1917,15 @@
         </w:tc>
         <w:tc>
           <w:tcPr>
-            <w:tcW w:w="0" w:type="auto"/>
-            <w:tcBorders>
-              <w:bottom w:val="single" w:sz="6" w:space="0" w:color="37383B"/>
-            </w:tcBorders>
-            <w:hideMark/>
-          </w:tcPr>
-          <w:p>
-            <w:pPr>
+            <w:tcW w:w="914" w:type="dxa"/>
+            <w:tcBorders>
+              <w:bottom w:val="single" w:sz="6" w:space="0" w:color="37383B"/>
+            </w:tcBorders>
+          </w:tcPr>
+          <w:p>
+            <w:pPr>
+              <w:pStyle w:val="Normal"/>
+              <w:spacing w:before="0" w:after="160"/>
               <w:jc w:val="both"/>
               <w:rPr>
                 <w:sz w:val="16"/>
@@ -1403,14 +1943,15 @@
         </w:tc>
         <w:tc>
           <w:tcPr>
-            <w:tcW w:w="0" w:type="auto"/>
-            <w:tcBorders>
-              <w:bottom w:val="single" w:sz="6" w:space="0" w:color="37383B"/>
-            </w:tcBorders>
-            <w:hideMark/>
-          </w:tcPr>
-          <w:p>
-            <w:pPr>
+            <w:tcW w:w="1071" w:type="dxa"/>
+            <w:tcBorders>
+              <w:bottom w:val="single" w:sz="6" w:space="0" w:color="37383B"/>
+            </w:tcBorders>
+          </w:tcPr>
+          <w:p>
+            <w:pPr>
+              <w:pStyle w:val="Normal"/>
+              <w:spacing w:before="0" w:after="160"/>
               <w:jc w:val="both"/>
               <w:rPr>
                 <w:sz w:val="16"/>
@@ -1428,14 +1969,15 @@
         </w:tc>
         <w:tc>
           <w:tcPr>
-            <w:tcW w:w="0" w:type="auto"/>
-            <w:tcBorders>
-              <w:bottom w:val="single" w:sz="6" w:space="0" w:color="37383B"/>
-            </w:tcBorders>
-            <w:hideMark/>
-          </w:tcPr>
-          <w:p>
-            <w:pPr>
+            <w:tcW w:w="849" w:type="dxa"/>
+            <w:tcBorders>
+              <w:bottom w:val="single" w:sz="6" w:space="0" w:color="37383B"/>
+            </w:tcBorders>
+          </w:tcPr>
+          <w:p>
+            <w:pPr>
+              <w:pStyle w:val="Normal"/>
+              <w:spacing w:before="0" w:after="160"/>
               <w:jc w:val="both"/>
               <w:rPr>
                 <w:sz w:val="16"/>
@@ -1453,14 +1995,15 @@
         </w:tc>
         <w:tc>
           <w:tcPr>
-            <w:tcW w:w="0" w:type="auto"/>
-            <w:tcBorders>
-              <w:bottom w:val="single" w:sz="6" w:space="0" w:color="37383B"/>
-            </w:tcBorders>
-            <w:hideMark/>
-          </w:tcPr>
-          <w:p>
-            <w:pPr>
+            <w:tcW w:w="683" w:type="dxa"/>
+            <w:tcBorders>
+              <w:bottom w:val="single" w:sz="6" w:space="0" w:color="37383B"/>
+            </w:tcBorders>
+          </w:tcPr>
+          <w:p>
+            <w:pPr>
+              <w:pStyle w:val="Normal"/>
+              <w:spacing w:before="0" w:after="160"/>
               <w:jc w:val="both"/>
               <w:rPr>
                 <w:sz w:val="16"/>
@@ -1478,14 +2021,15 @@
         </w:tc>
         <w:tc>
           <w:tcPr>
-            <w:tcW w:w="0" w:type="auto"/>
-            <w:tcBorders>
-              <w:bottom w:val="single" w:sz="6" w:space="0" w:color="37383B"/>
-            </w:tcBorders>
-            <w:hideMark/>
-          </w:tcPr>
-          <w:p>
-            <w:pPr>
+            <w:tcW w:w="794" w:type="dxa"/>
+            <w:tcBorders>
+              <w:bottom w:val="single" w:sz="6" w:space="0" w:color="37383B"/>
+            </w:tcBorders>
+          </w:tcPr>
+          <w:p>
+            <w:pPr>
+              <w:pStyle w:val="Normal"/>
+              <w:spacing w:before="0" w:after="160"/>
               <w:jc w:val="both"/>
               <w:rPr>
                 <w:sz w:val="16"/>
@@ -1503,14 +2047,15 @@
         </w:tc>
         <w:tc>
           <w:tcPr>
-            <w:tcW w:w="0" w:type="auto"/>
-            <w:tcBorders>
-              <w:bottom w:val="single" w:sz="6" w:space="0" w:color="37383B"/>
-            </w:tcBorders>
-            <w:hideMark/>
-          </w:tcPr>
-          <w:p>
-            <w:pPr>
+            <w:tcW w:w="794" w:type="dxa"/>
+            <w:tcBorders>
+              <w:bottom w:val="single" w:sz="6" w:space="0" w:color="37383B"/>
+            </w:tcBorders>
+          </w:tcPr>
+          <w:p>
+            <w:pPr>
+              <w:pStyle w:val="Normal"/>
+              <w:spacing w:before="0" w:after="160"/>
               <w:jc w:val="both"/>
               <w:rPr>
                 <w:sz w:val="16"/>
@@ -1528,14 +2073,15 @@
         </w:tc>
         <w:tc>
           <w:tcPr>
-            <w:tcW w:w="0" w:type="auto"/>
-            <w:tcBorders>
-              <w:bottom w:val="single" w:sz="6" w:space="0" w:color="37383B"/>
-            </w:tcBorders>
-            <w:hideMark/>
-          </w:tcPr>
-          <w:p>
-            <w:pPr>
+            <w:tcW w:w="535" w:type="dxa"/>
+            <w:tcBorders>
+              <w:bottom w:val="single" w:sz="6" w:space="0" w:color="37383B"/>
+            </w:tcBorders>
+          </w:tcPr>
+          <w:p>
+            <w:pPr>
+              <w:pStyle w:val="Normal"/>
+              <w:spacing w:before="0" w:after="160"/>
               <w:jc w:val="both"/>
               <w:rPr>
                 <w:sz w:val="16"/>
@@ -1553,14 +2099,15 @@
         </w:tc>
         <w:tc>
           <w:tcPr>
-            <w:tcW w:w="0" w:type="auto"/>
-            <w:tcBorders>
-              <w:bottom w:val="single" w:sz="6" w:space="0" w:color="37383B"/>
-            </w:tcBorders>
-            <w:hideMark/>
-          </w:tcPr>
-          <w:p>
-            <w:pPr>
+            <w:tcW w:w="1108" w:type="dxa"/>
+            <w:tcBorders>
+              <w:bottom w:val="single" w:sz="6" w:space="0" w:color="37383B"/>
+            </w:tcBorders>
+          </w:tcPr>
+          <w:p>
+            <w:pPr>
+              <w:pStyle w:val="Normal"/>
+              <w:spacing w:before="0" w:after="160"/>
               <w:jc w:val="both"/>
               <w:rPr>
                 <w:sz w:val="16"/>
@@ -1578,19 +2125,18 @@
         </w:tc>
       </w:tr>
       <w:tr>
-        <w:trPr>
-          <w:jc w:val="center"/>
-        </w:trPr>
-        <w:tc>
-          <w:tcPr>
-            <w:tcW w:w="0" w:type="auto"/>
-            <w:tcBorders>
-              <w:bottom w:val="single" w:sz="6" w:space="0" w:color="37383B"/>
-            </w:tcBorders>
-            <w:hideMark/>
-          </w:tcPr>
-          <w:p>
-            <w:pPr>
+        <w:trPr/>
+        <w:tc>
+          <w:tcPr>
+            <w:tcW w:w="702" w:type="dxa"/>
+            <w:tcBorders>
+              <w:bottom w:val="single" w:sz="6" w:space="0" w:color="37383B"/>
+            </w:tcBorders>
+          </w:tcPr>
+          <w:p>
+            <w:pPr>
+              <w:pStyle w:val="Normal"/>
+              <w:spacing w:before="0" w:after="160"/>
               <w:jc w:val="both"/>
               <w:rPr>
                 <w:sz w:val="16"/>
@@ -1610,14 +2156,15 @@
         </w:tc>
         <w:tc>
           <w:tcPr>
-            <w:tcW w:w="0" w:type="auto"/>
-            <w:tcBorders>
-              <w:bottom w:val="single" w:sz="6" w:space="0" w:color="37383B"/>
-            </w:tcBorders>
-            <w:hideMark/>
-          </w:tcPr>
-          <w:p>
-            <w:pPr>
+            <w:tcW w:w="1070" w:type="dxa"/>
+            <w:tcBorders>
+              <w:bottom w:val="single" w:sz="6" w:space="0" w:color="37383B"/>
+            </w:tcBorders>
+          </w:tcPr>
+          <w:p>
+            <w:pPr>
+              <w:pStyle w:val="Normal"/>
+              <w:spacing w:before="0" w:after="160"/>
               <w:jc w:val="both"/>
               <w:rPr>
                 <w:sz w:val="16"/>
@@ -1635,14 +2182,15 @@
         </w:tc>
         <w:tc>
           <w:tcPr>
-            <w:tcW w:w="0" w:type="auto"/>
-            <w:tcBorders>
-              <w:bottom w:val="single" w:sz="6" w:space="0" w:color="37383B"/>
-            </w:tcBorders>
-            <w:hideMark/>
-          </w:tcPr>
-          <w:p>
-            <w:pPr>
+            <w:tcW w:w="914" w:type="dxa"/>
+            <w:tcBorders>
+              <w:bottom w:val="single" w:sz="6" w:space="0" w:color="37383B"/>
+            </w:tcBorders>
+          </w:tcPr>
+          <w:p>
+            <w:pPr>
+              <w:pStyle w:val="Normal"/>
+              <w:spacing w:before="0" w:after="160"/>
               <w:jc w:val="both"/>
               <w:rPr>
                 <w:sz w:val="16"/>
@@ -1660,14 +2208,15 @@
         </w:tc>
         <w:tc>
           <w:tcPr>
-            <w:tcW w:w="0" w:type="auto"/>
-            <w:tcBorders>
-              <w:bottom w:val="single" w:sz="6" w:space="0" w:color="37383B"/>
-            </w:tcBorders>
-            <w:hideMark/>
-          </w:tcPr>
-          <w:p>
-            <w:pPr>
+            <w:tcW w:w="1071" w:type="dxa"/>
+            <w:tcBorders>
+              <w:bottom w:val="single" w:sz="6" w:space="0" w:color="37383B"/>
+            </w:tcBorders>
+          </w:tcPr>
+          <w:p>
+            <w:pPr>
+              <w:pStyle w:val="Normal"/>
+              <w:spacing w:before="0" w:after="160"/>
               <w:jc w:val="both"/>
               <w:rPr>
                 <w:sz w:val="16"/>
@@ -1685,14 +2234,15 @@
         </w:tc>
         <w:tc>
           <w:tcPr>
-            <w:tcW w:w="0" w:type="auto"/>
-            <w:tcBorders>
-              <w:bottom w:val="single" w:sz="6" w:space="0" w:color="37383B"/>
-            </w:tcBorders>
-            <w:hideMark/>
-          </w:tcPr>
-          <w:p>
-            <w:pPr>
+            <w:tcW w:w="849" w:type="dxa"/>
+            <w:tcBorders>
+              <w:bottom w:val="single" w:sz="6" w:space="0" w:color="37383B"/>
+            </w:tcBorders>
+          </w:tcPr>
+          <w:p>
+            <w:pPr>
+              <w:pStyle w:val="Normal"/>
+              <w:spacing w:before="0" w:after="160"/>
               <w:jc w:val="both"/>
               <w:rPr>
                 <w:sz w:val="16"/>
@@ -1710,14 +2260,15 @@
         </w:tc>
         <w:tc>
           <w:tcPr>
-            <w:tcW w:w="0" w:type="auto"/>
-            <w:tcBorders>
-              <w:bottom w:val="single" w:sz="6" w:space="0" w:color="37383B"/>
-            </w:tcBorders>
-            <w:hideMark/>
-          </w:tcPr>
-          <w:p>
-            <w:pPr>
+            <w:tcW w:w="683" w:type="dxa"/>
+            <w:tcBorders>
+              <w:bottom w:val="single" w:sz="6" w:space="0" w:color="37383B"/>
+            </w:tcBorders>
+          </w:tcPr>
+          <w:p>
+            <w:pPr>
+              <w:pStyle w:val="Normal"/>
+              <w:spacing w:before="0" w:after="160"/>
               <w:jc w:val="both"/>
               <w:rPr>
                 <w:sz w:val="16"/>
@@ -1735,14 +2286,15 @@
         </w:tc>
         <w:tc>
           <w:tcPr>
-            <w:tcW w:w="0" w:type="auto"/>
-            <w:tcBorders>
-              <w:bottom w:val="single" w:sz="6" w:space="0" w:color="37383B"/>
-            </w:tcBorders>
-            <w:hideMark/>
-          </w:tcPr>
-          <w:p>
-            <w:pPr>
+            <w:tcW w:w="794" w:type="dxa"/>
+            <w:tcBorders>
+              <w:bottom w:val="single" w:sz="6" w:space="0" w:color="37383B"/>
+            </w:tcBorders>
+          </w:tcPr>
+          <w:p>
+            <w:pPr>
+              <w:pStyle w:val="Normal"/>
+              <w:spacing w:before="0" w:after="160"/>
               <w:jc w:val="both"/>
               <w:rPr>
                 <w:sz w:val="16"/>
@@ -1760,14 +2312,15 @@
         </w:tc>
         <w:tc>
           <w:tcPr>
-            <w:tcW w:w="0" w:type="auto"/>
-            <w:tcBorders>
-              <w:bottom w:val="single" w:sz="6" w:space="0" w:color="37383B"/>
-            </w:tcBorders>
-            <w:hideMark/>
-          </w:tcPr>
-          <w:p>
-            <w:pPr>
+            <w:tcW w:w="794" w:type="dxa"/>
+            <w:tcBorders>
+              <w:bottom w:val="single" w:sz="6" w:space="0" w:color="37383B"/>
+            </w:tcBorders>
+          </w:tcPr>
+          <w:p>
+            <w:pPr>
+              <w:pStyle w:val="Normal"/>
+              <w:spacing w:before="0" w:after="160"/>
               <w:jc w:val="both"/>
               <w:rPr>
                 <w:sz w:val="16"/>
@@ -1785,14 +2338,15 @@
         </w:tc>
         <w:tc>
           <w:tcPr>
-            <w:tcW w:w="0" w:type="auto"/>
-            <w:tcBorders>
-              <w:bottom w:val="single" w:sz="6" w:space="0" w:color="37383B"/>
-            </w:tcBorders>
-            <w:hideMark/>
-          </w:tcPr>
-          <w:p>
-            <w:pPr>
+            <w:tcW w:w="535" w:type="dxa"/>
+            <w:tcBorders>
+              <w:bottom w:val="single" w:sz="6" w:space="0" w:color="37383B"/>
+            </w:tcBorders>
+          </w:tcPr>
+          <w:p>
+            <w:pPr>
+              <w:pStyle w:val="Normal"/>
+              <w:spacing w:before="0" w:after="160"/>
               <w:jc w:val="both"/>
               <w:rPr>
                 <w:sz w:val="16"/>
@@ -1810,14 +2364,15 @@
         </w:tc>
         <w:tc>
           <w:tcPr>
-            <w:tcW w:w="0" w:type="auto"/>
-            <w:tcBorders>
-              <w:bottom w:val="single" w:sz="6" w:space="0" w:color="37383B"/>
-            </w:tcBorders>
-            <w:hideMark/>
-          </w:tcPr>
-          <w:p>
-            <w:pPr>
+            <w:tcW w:w="1108" w:type="dxa"/>
+            <w:tcBorders>
+              <w:bottom w:val="single" w:sz="6" w:space="0" w:color="37383B"/>
+            </w:tcBorders>
+          </w:tcPr>
+          <w:p>
+            <w:pPr>
+              <w:pStyle w:val="Normal"/>
+              <w:spacing w:before="0" w:after="160"/>
               <w:jc w:val="both"/>
               <w:rPr>
                 <w:sz w:val="16"/>
@@ -1835,19 +2390,18 @@
         </w:tc>
       </w:tr>
       <w:tr>
-        <w:trPr>
-          <w:jc w:val="center"/>
-        </w:trPr>
-        <w:tc>
-          <w:tcPr>
-            <w:tcW w:w="0" w:type="auto"/>
-            <w:tcBorders>
-              <w:bottom w:val="single" w:sz="6" w:space="0" w:color="37383B"/>
-            </w:tcBorders>
-            <w:hideMark/>
-          </w:tcPr>
-          <w:p>
-            <w:pPr>
+        <w:trPr/>
+        <w:tc>
+          <w:tcPr>
+            <w:tcW w:w="702" w:type="dxa"/>
+            <w:tcBorders>
+              <w:bottom w:val="single" w:sz="6" w:space="0" w:color="37383B"/>
+            </w:tcBorders>
+          </w:tcPr>
+          <w:p>
+            <w:pPr>
+              <w:pStyle w:val="Normal"/>
+              <w:spacing w:before="0" w:after="160"/>
               <w:jc w:val="both"/>
               <w:rPr>
                 <w:sz w:val="16"/>
@@ -1867,14 +2421,15 @@
         </w:tc>
         <w:tc>
           <w:tcPr>
-            <w:tcW w:w="0" w:type="auto"/>
-            <w:tcBorders>
-              <w:bottom w:val="single" w:sz="6" w:space="0" w:color="37383B"/>
-            </w:tcBorders>
-            <w:hideMark/>
-          </w:tcPr>
-          <w:p>
-            <w:pPr>
+            <w:tcW w:w="1070" w:type="dxa"/>
+            <w:tcBorders>
+              <w:bottom w:val="single" w:sz="6" w:space="0" w:color="37383B"/>
+            </w:tcBorders>
+          </w:tcPr>
+          <w:p>
+            <w:pPr>
+              <w:pStyle w:val="Normal"/>
+              <w:spacing w:before="0" w:after="160"/>
               <w:jc w:val="both"/>
               <w:rPr>
                 <w:sz w:val="16"/>
@@ -1892,14 +2447,15 @@
         </w:tc>
         <w:tc>
           <w:tcPr>
-            <w:tcW w:w="0" w:type="auto"/>
-            <w:tcBorders>
-              <w:bottom w:val="single" w:sz="6" w:space="0" w:color="37383B"/>
-            </w:tcBorders>
-            <w:hideMark/>
-          </w:tcPr>
-          <w:p>
-            <w:pPr>
+            <w:tcW w:w="914" w:type="dxa"/>
+            <w:tcBorders>
+              <w:bottom w:val="single" w:sz="6" w:space="0" w:color="37383B"/>
+            </w:tcBorders>
+          </w:tcPr>
+          <w:p>
+            <w:pPr>
+              <w:pStyle w:val="Normal"/>
+              <w:spacing w:before="0" w:after="160"/>
               <w:jc w:val="both"/>
               <w:rPr>
                 <w:sz w:val="16"/>
@@ -1917,14 +2473,15 @@
         </w:tc>
         <w:tc>
           <w:tcPr>
-            <w:tcW w:w="0" w:type="auto"/>
-            <w:tcBorders>
-              <w:bottom w:val="single" w:sz="6" w:space="0" w:color="37383B"/>
-            </w:tcBorders>
-            <w:hideMark/>
-          </w:tcPr>
-          <w:p>
-            <w:pPr>
+            <w:tcW w:w="1071" w:type="dxa"/>
+            <w:tcBorders>
+              <w:bottom w:val="single" w:sz="6" w:space="0" w:color="37383B"/>
+            </w:tcBorders>
+          </w:tcPr>
+          <w:p>
+            <w:pPr>
+              <w:pStyle w:val="Normal"/>
+              <w:spacing w:before="0" w:after="160"/>
               <w:jc w:val="both"/>
               <w:rPr>
                 <w:sz w:val="16"/>
@@ -1942,14 +2499,15 @@
         </w:tc>
         <w:tc>
           <w:tcPr>
-            <w:tcW w:w="0" w:type="auto"/>
-            <w:tcBorders>
-              <w:bottom w:val="single" w:sz="6" w:space="0" w:color="37383B"/>
-            </w:tcBorders>
-            <w:hideMark/>
-          </w:tcPr>
-          <w:p>
-            <w:pPr>
+            <w:tcW w:w="849" w:type="dxa"/>
+            <w:tcBorders>
+              <w:bottom w:val="single" w:sz="6" w:space="0" w:color="37383B"/>
+            </w:tcBorders>
+          </w:tcPr>
+          <w:p>
+            <w:pPr>
+              <w:pStyle w:val="Normal"/>
+              <w:spacing w:before="0" w:after="160"/>
               <w:jc w:val="both"/>
               <w:rPr>
                 <w:sz w:val="16"/>
@@ -1967,14 +2525,15 @@
         </w:tc>
         <w:tc>
           <w:tcPr>
-            <w:tcW w:w="0" w:type="auto"/>
-            <w:tcBorders>
-              <w:bottom w:val="single" w:sz="6" w:space="0" w:color="37383B"/>
-            </w:tcBorders>
-            <w:hideMark/>
-          </w:tcPr>
-          <w:p>
-            <w:pPr>
+            <w:tcW w:w="683" w:type="dxa"/>
+            <w:tcBorders>
+              <w:bottom w:val="single" w:sz="6" w:space="0" w:color="37383B"/>
+            </w:tcBorders>
+          </w:tcPr>
+          <w:p>
+            <w:pPr>
+              <w:pStyle w:val="Normal"/>
+              <w:spacing w:before="0" w:after="160"/>
               <w:jc w:val="both"/>
               <w:rPr>
                 <w:sz w:val="16"/>
@@ -1992,14 +2551,15 @@
         </w:tc>
         <w:tc>
           <w:tcPr>
-            <w:tcW w:w="0" w:type="auto"/>
-            <w:tcBorders>
-              <w:bottom w:val="single" w:sz="6" w:space="0" w:color="37383B"/>
-            </w:tcBorders>
-            <w:hideMark/>
-          </w:tcPr>
-          <w:p>
-            <w:pPr>
+            <w:tcW w:w="794" w:type="dxa"/>
+            <w:tcBorders>
+              <w:bottom w:val="single" w:sz="6" w:space="0" w:color="37383B"/>
+            </w:tcBorders>
+          </w:tcPr>
+          <w:p>
+            <w:pPr>
+              <w:pStyle w:val="Normal"/>
+              <w:spacing w:before="0" w:after="160"/>
               <w:jc w:val="both"/>
               <w:rPr>
                 <w:sz w:val="16"/>
@@ -2017,14 +2577,15 @@
         </w:tc>
         <w:tc>
           <w:tcPr>
-            <w:tcW w:w="0" w:type="auto"/>
-            <w:tcBorders>
-              <w:bottom w:val="single" w:sz="6" w:space="0" w:color="37383B"/>
-            </w:tcBorders>
-            <w:hideMark/>
-          </w:tcPr>
-          <w:p>
-            <w:pPr>
+            <w:tcW w:w="794" w:type="dxa"/>
+            <w:tcBorders>
+              <w:bottom w:val="single" w:sz="6" w:space="0" w:color="37383B"/>
+            </w:tcBorders>
+          </w:tcPr>
+          <w:p>
+            <w:pPr>
+              <w:pStyle w:val="Normal"/>
+              <w:spacing w:before="0" w:after="160"/>
               <w:jc w:val="both"/>
               <w:rPr>
                 <w:sz w:val="16"/>
@@ -2042,14 +2603,15 @@
         </w:tc>
         <w:tc>
           <w:tcPr>
-            <w:tcW w:w="0" w:type="auto"/>
-            <w:tcBorders>
-              <w:bottom w:val="single" w:sz="6" w:space="0" w:color="37383B"/>
-            </w:tcBorders>
-            <w:hideMark/>
-          </w:tcPr>
-          <w:p>
-            <w:pPr>
+            <w:tcW w:w="535" w:type="dxa"/>
+            <w:tcBorders>
+              <w:bottom w:val="single" w:sz="6" w:space="0" w:color="37383B"/>
+            </w:tcBorders>
+          </w:tcPr>
+          <w:p>
+            <w:pPr>
+              <w:pStyle w:val="Normal"/>
+              <w:spacing w:before="0" w:after="160"/>
               <w:jc w:val="both"/>
               <w:rPr>
                 <w:sz w:val="16"/>
@@ -2067,14 +2629,15 @@
         </w:tc>
         <w:tc>
           <w:tcPr>
-            <w:tcW w:w="0" w:type="auto"/>
-            <w:tcBorders>
-              <w:bottom w:val="single" w:sz="6" w:space="0" w:color="37383B"/>
-            </w:tcBorders>
-            <w:hideMark/>
-          </w:tcPr>
-          <w:p>
-            <w:pPr>
+            <w:tcW w:w="1108" w:type="dxa"/>
+            <w:tcBorders>
+              <w:bottom w:val="single" w:sz="6" w:space="0" w:color="37383B"/>
+            </w:tcBorders>
+          </w:tcPr>
+          <w:p>
+            <w:pPr>
+              <w:pStyle w:val="Normal"/>
+              <w:spacing w:before="0" w:after="160"/>
               <w:jc w:val="both"/>
               <w:rPr>
                 <w:sz w:val="16"/>
@@ -2092,19 +2655,18 @@
         </w:tc>
       </w:tr>
       <w:tr>
-        <w:trPr>
-          <w:jc w:val="center"/>
-        </w:trPr>
-        <w:tc>
-          <w:tcPr>
-            <w:tcW w:w="0" w:type="auto"/>
-            <w:tcBorders>
-              <w:bottom w:val="single" w:sz="6" w:space="0" w:color="37383B"/>
-            </w:tcBorders>
-            <w:hideMark/>
-          </w:tcPr>
-          <w:p>
-            <w:pPr>
+        <w:trPr/>
+        <w:tc>
+          <w:tcPr>
+            <w:tcW w:w="702" w:type="dxa"/>
+            <w:tcBorders>
+              <w:bottom w:val="single" w:sz="6" w:space="0" w:color="37383B"/>
+            </w:tcBorders>
+          </w:tcPr>
+          <w:p>
+            <w:pPr>
+              <w:pStyle w:val="Normal"/>
+              <w:spacing w:before="0" w:after="160"/>
               <w:jc w:val="both"/>
               <w:rPr>
                 <w:sz w:val="16"/>
@@ -2124,14 +2686,15 @@
         </w:tc>
         <w:tc>
           <w:tcPr>
-            <w:tcW w:w="0" w:type="auto"/>
-            <w:tcBorders>
-              <w:bottom w:val="single" w:sz="6" w:space="0" w:color="37383B"/>
-            </w:tcBorders>
-            <w:hideMark/>
-          </w:tcPr>
-          <w:p>
-            <w:pPr>
+            <w:tcW w:w="1070" w:type="dxa"/>
+            <w:tcBorders>
+              <w:bottom w:val="single" w:sz="6" w:space="0" w:color="37383B"/>
+            </w:tcBorders>
+          </w:tcPr>
+          <w:p>
+            <w:pPr>
+              <w:pStyle w:val="Normal"/>
+              <w:spacing w:before="0" w:after="160"/>
               <w:jc w:val="both"/>
               <w:rPr>
                 <w:sz w:val="16"/>
@@ -2149,14 +2712,15 @@
         </w:tc>
         <w:tc>
           <w:tcPr>
-            <w:tcW w:w="0" w:type="auto"/>
-            <w:tcBorders>
-              <w:bottom w:val="single" w:sz="6" w:space="0" w:color="37383B"/>
-            </w:tcBorders>
-            <w:hideMark/>
-          </w:tcPr>
-          <w:p>
-            <w:pPr>
+            <w:tcW w:w="914" w:type="dxa"/>
+            <w:tcBorders>
+              <w:bottom w:val="single" w:sz="6" w:space="0" w:color="37383B"/>
+            </w:tcBorders>
+          </w:tcPr>
+          <w:p>
+            <w:pPr>
+              <w:pStyle w:val="Normal"/>
+              <w:spacing w:before="0" w:after="160"/>
               <w:jc w:val="both"/>
               <w:rPr>
                 <w:sz w:val="16"/>
@@ -2174,14 +2738,15 @@
         </w:tc>
         <w:tc>
           <w:tcPr>
-            <w:tcW w:w="0" w:type="auto"/>
-            <w:tcBorders>
-              <w:bottom w:val="single" w:sz="6" w:space="0" w:color="37383B"/>
-            </w:tcBorders>
-            <w:hideMark/>
-          </w:tcPr>
-          <w:p>
-            <w:pPr>
+            <w:tcW w:w="1071" w:type="dxa"/>
+            <w:tcBorders>
+              <w:bottom w:val="single" w:sz="6" w:space="0" w:color="37383B"/>
+            </w:tcBorders>
+          </w:tcPr>
+          <w:p>
+            <w:pPr>
+              <w:pStyle w:val="Normal"/>
+              <w:spacing w:before="0" w:after="160"/>
               <w:jc w:val="both"/>
               <w:rPr>
                 <w:sz w:val="16"/>
@@ -2199,14 +2764,15 @@
         </w:tc>
         <w:tc>
           <w:tcPr>
-            <w:tcW w:w="0" w:type="auto"/>
-            <w:tcBorders>
-              <w:bottom w:val="single" w:sz="6" w:space="0" w:color="37383B"/>
-            </w:tcBorders>
-            <w:hideMark/>
-          </w:tcPr>
-          <w:p>
-            <w:pPr>
+            <w:tcW w:w="849" w:type="dxa"/>
+            <w:tcBorders>
+              <w:bottom w:val="single" w:sz="6" w:space="0" w:color="37383B"/>
+            </w:tcBorders>
+          </w:tcPr>
+          <w:p>
+            <w:pPr>
+              <w:pStyle w:val="Normal"/>
+              <w:spacing w:before="0" w:after="160"/>
               <w:jc w:val="both"/>
               <w:rPr>
                 <w:sz w:val="16"/>
@@ -2224,14 +2790,15 @@
         </w:tc>
         <w:tc>
           <w:tcPr>
-            <w:tcW w:w="0" w:type="auto"/>
-            <w:tcBorders>
-              <w:bottom w:val="single" w:sz="6" w:space="0" w:color="37383B"/>
-            </w:tcBorders>
-            <w:hideMark/>
-          </w:tcPr>
-          <w:p>
-            <w:pPr>
+            <w:tcW w:w="683" w:type="dxa"/>
+            <w:tcBorders>
+              <w:bottom w:val="single" w:sz="6" w:space="0" w:color="37383B"/>
+            </w:tcBorders>
+          </w:tcPr>
+          <w:p>
+            <w:pPr>
+              <w:pStyle w:val="Normal"/>
+              <w:spacing w:before="0" w:after="160"/>
               <w:jc w:val="both"/>
               <w:rPr>
                 <w:sz w:val="16"/>
@@ -2249,14 +2816,15 @@
         </w:tc>
         <w:tc>
           <w:tcPr>
-            <w:tcW w:w="0" w:type="auto"/>
-            <w:tcBorders>
-              <w:bottom w:val="single" w:sz="6" w:space="0" w:color="37383B"/>
-            </w:tcBorders>
-            <w:hideMark/>
-          </w:tcPr>
-          <w:p>
-            <w:pPr>
+            <w:tcW w:w="794" w:type="dxa"/>
+            <w:tcBorders>
+              <w:bottom w:val="single" w:sz="6" w:space="0" w:color="37383B"/>
+            </w:tcBorders>
+          </w:tcPr>
+          <w:p>
+            <w:pPr>
+              <w:pStyle w:val="Normal"/>
+              <w:spacing w:before="0" w:after="160"/>
               <w:jc w:val="both"/>
               <w:rPr>
                 <w:sz w:val="16"/>
@@ -2274,14 +2842,15 @@
         </w:tc>
         <w:tc>
           <w:tcPr>
-            <w:tcW w:w="0" w:type="auto"/>
-            <w:tcBorders>
-              <w:bottom w:val="single" w:sz="6" w:space="0" w:color="37383B"/>
-            </w:tcBorders>
-            <w:hideMark/>
-          </w:tcPr>
-          <w:p>
-            <w:pPr>
+            <w:tcW w:w="794" w:type="dxa"/>
+            <w:tcBorders>
+              <w:bottom w:val="single" w:sz="6" w:space="0" w:color="37383B"/>
+            </w:tcBorders>
+          </w:tcPr>
+          <w:p>
+            <w:pPr>
+              <w:pStyle w:val="Normal"/>
+              <w:spacing w:before="0" w:after="160"/>
               <w:jc w:val="both"/>
               <w:rPr>
                 <w:sz w:val="16"/>
@@ -2299,14 +2868,15 @@
         </w:tc>
         <w:tc>
           <w:tcPr>
-            <w:tcW w:w="0" w:type="auto"/>
-            <w:tcBorders>
-              <w:bottom w:val="single" w:sz="6" w:space="0" w:color="37383B"/>
-            </w:tcBorders>
-            <w:hideMark/>
-          </w:tcPr>
-          <w:p>
-            <w:pPr>
+            <w:tcW w:w="535" w:type="dxa"/>
+            <w:tcBorders>
+              <w:bottom w:val="single" w:sz="6" w:space="0" w:color="37383B"/>
+            </w:tcBorders>
+          </w:tcPr>
+          <w:p>
+            <w:pPr>
+              <w:pStyle w:val="Normal"/>
+              <w:spacing w:before="0" w:after="160"/>
               <w:jc w:val="both"/>
               <w:rPr>
                 <w:sz w:val="16"/>
@@ -2324,14 +2894,15 @@
         </w:tc>
         <w:tc>
           <w:tcPr>
-            <w:tcW w:w="0" w:type="auto"/>
-            <w:tcBorders>
-              <w:bottom w:val="single" w:sz="6" w:space="0" w:color="37383B"/>
-            </w:tcBorders>
-            <w:hideMark/>
-          </w:tcPr>
-          <w:p>
-            <w:pPr>
+            <w:tcW w:w="1108" w:type="dxa"/>
+            <w:tcBorders>
+              <w:bottom w:val="single" w:sz="6" w:space="0" w:color="37383B"/>
+            </w:tcBorders>
+          </w:tcPr>
+          <w:p>
+            <w:pPr>
+              <w:pStyle w:val="Normal"/>
+              <w:spacing w:before="0" w:after="160"/>
               <w:jc w:val="both"/>
               <w:rPr>
                 <w:sz w:val="16"/>
@@ -2349,19 +2920,18 @@
         </w:tc>
       </w:tr>
       <w:tr>
-        <w:trPr>
-          <w:jc w:val="center"/>
-        </w:trPr>
-        <w:tc>
-          <w:tcPr>
-            <w:tcW w:w="0" w:type="auto"/>
-            <w:tcBorders>
-              <w:bottom w:val="single" w:sz="6" w:space="0" w:color="37383B"/>
-            </w:tcBorders>
-            <w:hideMark/>
-          </w:tcPr>
-          <w:p>
-            <w:pPr>
+        <w:trPr/>
+        <w:tc>
+          <w:tcPr>
+            <w:tcW w:w="702" w:type="dxa"/>
+            <w:tcBorders>
+              <w:bottom w:val="single" w:sz="6" w:space="0" w:color="37383B"/>
+            </w:tcBorders>
+          </w:tcPr>
+          <w:p>
+            <w:pPr>
+              <w:pStyle w:val="Normal"/>
+              <w:spacing w:before="0" w:after="160"/>
               <w:jc w:val="both"/>
               <w:rPr>
                 <w:sz w:val="16"/>
@@ -2381,14 +2951,15 @@
         </w:tc>
         <w:tc>
           <w:tcPr>
-            <w:tcW w:w="0" w:type="auto"/>
-            <w:tcBorders>
-              <w:bottom w:val="single" w:sz="6" w:space="0" w:color="37383B"/>
-            </w:tcBorders>
-            <w:hideMark/>
-          </w:tcPr>
-          <w:p>
-            <w:pPr>
+            <w:tcW w:w="1070" w:type="dxa"/>
+            <w:tcBorders>
+              <w:bottom w:val="single" w:sz="6" w:space="0" w:color="37383B"/>
+            </w:tcBorders>
+          </w:tcPr>
+          <w:p>
+            <w:pPr>
+              <w:pStyle w:val="Normal"/>
+              <w:spacing w:before="0" w:after="160"/>
               <w:jc w:val="both"/>
               <w:rPr>
                 <w:sz w:val="16"/>
@@ -2406,14 +2977,15 @@
         </w:tc>
         <w:tc>
           <w:tcPr>
-            <w:tcW w:w="0" w:type="auto"/>
-            <w:tcBorders>
-              <w:bottom w:val="single" w:sz="6" w:space="0" w:color="37383B"/>
-            </w:tcBorders>
-            <w:hideMark/>
-          </w:tcPr>
-          <w:p>
-            <w:pPr>
+            <w:tcW w:w="914" w:type="dxa"/>
+            <w:tcBorders>
+              <w:bottom w:val="single" w:sz="6" w:space="0" w:color="37383B"/>
+            </w:tcBorders>
+          </w:tcPr>
+          <w:p>
+            <w:pPr>
+              <w:pStyle w:val="Normal"/>
+              <w:spacing w:before="0" w:after="160"/>
               <w:jc w:val="both"/>
               <w:rPr>
                 <w:sz w:val="16"/>
@@ -2431,14 +3003,15 @@
         </w:tc>
         <w:tc>
           <w:tcPr>
-            <w:tcW w:w="0" w:type="auto"/>
-            <w:tcBorders>
-              <w:bottom w:val="single" w:sz="6" w:space="0" w:color="37383B"/>
-            </w:tcBorders>
-            <w:hideMark/>
-          </w:tcPr>
-          <w:p>
-            <w:pPr>
+            <w:tcW w:w="1071" w:type="dxa"/>
+            <w:tcBorders>
+              <w:bottom w:val="single" w:sz="6" w:space="0" w:color="37383B"/>
+            </w:tcBorders>
+          </w:tcPr>
+          <w:p>
+            <w:pPr>
+              <w:pStyle w:val="Normal"/>
+              <w:spacing w:before="0" w:after="160"/>
               <w:jc w:val="both"/>
               <w:rPr>
                 <w:sz w:val="16"/>
@@ -2458,14 +3031,15 @@
         </w:tc>
         <w:tc>
           <w:tcPr>
-            <w:tcW w:w="0" w:type="auto"/>
-            <w:tcBorders>
-              <w:bottom w:val="single" w:sz="6" w:space="0" w:color="37383B"/>
-            </w:tcBorders>
-            <w:hideMark/>
-          </w:tcPr>
-          <w:p>
-            <w:pPr>
+            <w:tcW w:w="849" w:type="dxa"/>
+            <w:tcBorders>
+              <w:bottom w:val="single" w:sz="6" w:space="0" w:color="37383B"/>
+            </w:tcBorders>
+          </w:tcPr>
+          <w:p>
+            <w:pPr>
+              <w:pStyle w:val="Normal"/>
+              <w:spacing w:before="0" w:after="160"/>
               <w:jc w:val="both"/>
               <w:rPr>
                 <w:sz w:val="16"/>
@@ -2483,14 +3057,15 @@
         </w:tc>
         <w:tc>
           <w:tcPr>
-            <w:tcW w:w="0" w:type="auto"/>
-            <w:tcBorders>
-              <w:bottom w:val="single" w:sz="6" w:space="0" w:color="37383B"/>
-            </w:tcBorders>
-            <w:hideMark/>
-          </w:tcPr>
-          <w:p>
-            <w:pPr>
+            <w:tcW w:w="683" w:type="dxa"/>
+            <w:tcBorders>
+              <w:bottom w:val="single" w:sz="6" w:space="0" w:color="37383B"/>
+            </w:tcBorders>
+          </w:tcPr>
+          <w:p>
+            <w:pPr>
+              <w:pStyle w:val="Normal"/>
+              <w:spacing w:before="0" w:after="160"/>
               <w:jc w:val="both"/>
               <w:rPr>
                 <w:sz w:val="16"/>
@@ -2508,14 +3083,15 @@
         </w:tc>
         <w:tc>
           <w:tcPr>
-            <w:tcW w:w="0" w:type="auto"/>
-            <w:tcBorders>
-              <w:bottom w:val="single" w:sz="6" w:space="0" w:color="37383B"/>
-            </w:tcBorders>
-            <w:hideMark/>
-          </w:tcPr>
-          <w:p>
-            <w:pPr>
+            <w:tcW w:w="794" w:type="dxa"/>
+            <w:tcBorders>
+              <w:bottom w:val="single" w:sz="6" w:space="0" w:color="37383B"/>
+            </w:tcBorders>
+          </w:tcPr>
+          <w:p>
+            <w:pPr>
+              <w:pStyle w:val="Normal"/>
+              <w:spacing w:before="0" w:after="160"/>
               <w:jc w:val="both"/>
               <w:rPr>
                 <w:sz w:val="16"/>
@@ -2533,14 +3109,15 @@
         </w:tc>
         <w:tc>
           <w:tcPr>
-            <w:tcW w:w="0" w:type="auto"/>
-            <w:tcBorders>
-              <w:bottom w:val="single" w:sz="6" w:space="0" w:color="37383B"/>
-            </w:tcBorders>
-            <w:hideMark/>
-          </w:tcPr>
-          <w:p>
-            <w:pPr>
+            <w:tcW w:w="794" w:type="dxa"/>
+            <w:tcBorders>
+              <w:bottom w:val="single" w:sz="6" w:space="0" w:color="37383B"/>
+            </w:tcBorders>
+          </w:tcPr>
+          <w:p>
+            <w:pPr>
+              <w:pStyle w:val="Normal"/>
+              <w:spacing w:before="0" w:after="160"/>
               <w:jc w:val="both"/>
               <w:rPr>
                 <w:sz w:val="16"/>
@@ -2558,14 +3135,15 @@
         </w:tc>
         <w:tc>
           <w:tcPr>
-            <w:tcW w:w="0" w:type="auto"/>
-            <w:tcBorders>
-              <w:bottom w:val="single" w:sz="6" w:space="0" w:color="37383B"/>
-            </w:tcBorders>
-            <w:hideMark/>
-          </w:tcPr>
-          <w:p>
-            <w:pPr>
+            <w:tcW w:w="535" w:type="dxa"/>
+            <w:tcBorders>
+              <w:bottom w:val="single" w:sz="6" w:space="0" w:color="37383B"/>
+            </w:tcBorders>
+          </w:tcPr>
+          <w:p>
+            <w:pPr>
+              <w:pStyle w:val="Normal"/>
+              <w:spacing w:before="0" w:after="160"/>
               <w:jc w:val="both"/>
               <w:rPr>
                 <w:sz w:val="16"/>
@@ -2583,14 +3161,15 @@
         </w:tc>
         <w:tc>
           <w:tcPr>
-            <w:tcW w:w="0" w:type="auto"/>
-            <w:tcBorders>
-              <w:bottom w:val="single" w:sz="6" w:space="0" w:color="37383B"/>
-            </w:tcBorders>
-            <w:hideMark/>
-          </w:tcPr>
-          <w:p>
-            <w:pPr>
+            <w:tcW w:w="1108" w:type="dxa"/>
+            <w:tcBorders>
+              <w:bottom w:val="single" w:sz="6" w:space="0" w:color="37383B"/>
+            </w:tcBorders>
+          </w:tcPr>
+          <w:p>
+            <w:pPr>
+              <w:pStyle w:val="Normal"/>
+              <w:spacing w:before="0" w:after="160"/>
               <w:jc w:val="both"/>
               <w:rPr>
                 <w:sz w:val="16"/>
@@ -2610,78 +3189,68 @@
     </w:tbl>
     <w:p>
       <w:pPr>
+        <w:pStyle w:val="Normal"/>
         <w:jc w:val="both"/>
-      </w:pPr>
-      <w:r>
-        <w:rPr>
+        <w:rPr>
+          <w:i/>
           <w:i/>
           <w:iCs/>
         </w:rPr>
-        <w:t>Fontes da Tabela: Operações; Demais Indicadores.</w:t>
-      </w:r>
-    </w:p>
-    <w:p>
-      <w:pPr>
-        <w:jc w:val="both"/>
       </w:pPr>
       <w:r>
         <w:rPr>
           <w:i/>
           <w:iCs/>
         </w:rPr>
-        <w:t>Nota sobre Variância e Média:</w:t>
-      </w:r>
-      <w:r>
-        <w:t xml:space="preserve"> O algoritmo aproximativo foi executado testando múltiplos nós iniciais. Na instância de 26 cidades, o melhor custo foi 2.361.634, o pior atingiu 3.072.529, com uma média de 2.759.594,11 e tempo médio por execução de aproximadamente 0,005s.</w:t>
-      </w:r>
-    </w:p>
-    <w:p>
-      <w:pPr>
+      </w:r>
+    </w:p>
+    <w:p>
+      <w:pPr>
+        <w:pStyle w:val="Normal"/>
         <w:jc w:val="both"/>
-      </w:pPr>
-      <w:r>
-        <w:lastRenderedPageBreak/>
-        <w:t xml:space="preserve">-------------------------------------------------------------------------------- </w:t>
-      </w:r>
-    </w:p>
-    <w:p>
-      <w:pPr>
+        <w:rPr>
+          <w:b/>
+          <w:bCs/>
+        </w:rPr>
+      </w:pPr>
+      <w:r>
+        <w:rPr>
+          <w:b/>
+          <w:bCs/>
+        </w:rPr>
+        <w:t>Análise dos resultados</w:t>
+      </w:r>
+    </w:p>
+    <w:p>
+      <w:pPr>
+        <w:pStyle w:val="Normal"/>
         <w:jc w:val="both"/>
-      </w:pPr>
-      <w:r>
-        <w:t>3. Avaliação dos Resultados e Trade-</w:t>
-      </w:r>
-      <w:proofErr w:type="spellStart"/>
-      <w:r>
-        <w:t>offs</w:t>
-      </w:r>
-      <w:proofErr w:type="spellEnd"/>
-    </w:p>
-    <w:p>
-      <w:pPr>
-        <w:jc w:val="both"/>
-      </w:pPr>
-      <w:r>
+        <w:rPr/>
+      </w:pPr>
+      <w:r>
+        <w:rPr/>
         <w:t>A partir dos dados coletados, evidencia-se a relação de compromisso entre tempo e precisão:</w:t>
       </w:r>
     </w:p>
     <w:p>
       <w:pPr>
+        <w:pStyle w:val="Normal"/>
         <w:numPr>
           <w:ilvl w:val="0"/>
           <w:numId w:val="3"/>
         </w:numPr>
         <w:jc w:val="both"/>
-      </w:pPr>
-      <w:proofErr w:type="spellStart"/>
+        <w:rPr/>
+      </w:pPr>
       <w:r>
         <w:rPr>
           <w:b/>
           <w:bCs/>
+          <w:i/>
+          <w:iCs/>
         </w:rPr>
         <w:t>Datasets</w:t>
       </w:r>
-      <w:proofErr w:type="spellEnd"/>
       <w:r>
         <w:rPr>
           <w:b/>
@@ -2690,26 +3259,29 @@
         <w:t xml:space="preserve"> Pequenos (n ≤ 12 cidades):</w:t>
       </w:r>
       <w:r>
-        <w:t xml:space="preserve"> A Força Bruta é recomendada quando se precisa da solução exata, pois encontra a resposta rigorosamente ótima com tempos aceitáveis (variando de frações de milissegundo até cerca de 15 segundos para 11 cidades). Na menor instância (5 cidades), a Força Bruta chegou a ser mais veloz que a abordagem heurística.</w:t>
-      </w:r>
-    </w:p>
-    <w:p>
-      <w:pPr>
+        <w:rPr/>
+        <w:t xml:space="preserve"> A Força Bruta é recomendada quando se precisa da solução exata, pois encontra a resposta rigorosamente ótima com tempos aceitáveis (variando de frações de milissegundo até cerca de 15 segundos para 11 cidades). Na menor instância (5 cidades), a Força Bruta chegou a ser mais veloz que o Aproximativo.</w:t>
+      </w:r>
+    </w:p>
+    <w:p>
+      <w:pPr>
+        <w:pStyle w:val="Normal"/>
         <w:numPr>
           <w:ilvl w:val="0"/>
           <w:numId w:val="3"/>
         </w:numPr>
         <w:jc w:val="both"/>
-      </w:pPr>
-      <w:proofErr w:type="spellStart"/>
+        <w:rPr/>
+      </w:pPr>
       <w:r>
         <w:rPr>
           <w:b/>
           <w:bCs/>
+          <w:i/>
+          <w:iCs/>
         </w:rPr>
         <w:t>Datasets</w:t>
       </w:r>
-      <w:proofErr w:type="spellEnd"/>
       <w:r>
         <w:rPr>
           <w:b/>
@@ -2718,24 +3290,73 @@
         <w:t xml:space="preserve"> Grandes (Velocidade Crítica):</w:t>
       </w:r>
       <w:r>
+        <w:rPr/>
         <w:t xml:space="preserve"> A partir de 12 e 13 cidades, o tempo da Força Bruta explode (368 segundos e 2.980 segundos, respectivamente). Para o </w:t>
       </w:r>
-      <w:proofErr w:type="spellStart"/>
-      <w:r>
+      <w:r>
+        <w:rPr>
+          <w:i/>
+          <w:iCs/>
+        </w:rPr>
         <w:t>dataset</w:t>
       </w:r>
-      <w:proofErr w:type="spellEnd"/>
-      <w:r>
+      <w:r>
+        <w:rPr/>
         <w:t xml:space="preserve"> de 26 cidades, o algoritmo exato mostrou-se completamente inviável. Nesses casos, o algoritmo Aproximativo ofereceu uma solução extremamente rápida (menos de 0,14 segundos para 26 cidades).</w:t>
       </w:r>
     </w:p>
     <w:p>
       <w:pPr>
+        <w:pStyle w:val="Normal"/>
+        <w:jc w:val="both"/>
+        <w:rPr/>
+      </w:pPr>
+      <w:r>
+        <w:rPr/>
+        <w:t>O custo viável do algoritmo de força bruta para</w:t>
+      </w:r>
+      <w:r>
+        <w:rPr>
+          <w:i/>
+          <w:iCs/>
+        </w:rPr>
+        <w:t xml:space="preserve"> datasets</w:t>
+      </w:r>
+      <w:r>
+        <w:rPr>
+          <w:i w:val="false"/>
+          <w:iCs w:val="false"/>
+        </w:rPr>
+        <w:t xml:space="preserve"> pequenos e inviável para</w:t>
+      </w:r>
+      <w:r>
+        <w:rPr>
+          <w:i/>
+          <w:iCs/>
+        </w:rPr>
+        <w:t xml:space="preserve"> datasets</w:t>
+      </w:r>
+      <w:r>
+        <w:rPr>
+          <w:i w:val="false"/>
+          <w:iCs w:val="false"/>
+        </w:rPr>
+        <w:t xml:space="preserve"> grandes resultado neste presente trabalho vai de encontro </w:t>
+      </w:r>
+      <w:r>
+        <w:rPr/>
+        <w:t>aos resultados de Naher (2011). Para o autor, o processamento do algoritmo de força bruta de um único percurso leva cerca de um milissegundo enquanto que um percurso com 16 cidades levaria cerca de 20 anos para resolver um Problema do Caixeiro Viajante. Ademais, tempos de execução que não excedam uma hora só são possíveis para problemas com, no máximo, 10 cidades (NAHER, 2011). Os resultados do autor de no máximo 10 cidades são similares aos resultados do presente estudo os quais consideraram que o algoritmo de força bruta deixa de ser recomendado a partir de 13.</w:t>
+      </w:r>
+    </w:p>
+    <w:p>
+      <w:pPr>
+        <w:pStyle w:val="Normal"/>
         <w:numPr>
           <w:ilvl w:val="0"/>
           <w:numId w:val="3"/>
         </w:numPr>
         <w:jc w:val="both"/>
+        <w:rPr/>
       </w:pPr>
       <w:r>
         <w:rPr>
@@ -2745,12 +3366,15 @@
         <w:t>Qualidade da Solução Heurística:</w:t>
       </w:r>
       <w:r>
-        <w:t xml:space="preserve"> A garantia teórica de que a heurística entregaria um custo, no máximo, 2x maior que o ótimo foi confirmada. O pior desvio ocorreu no cenário de 11 cidades (24,26% pior que o ótimo, ou razão de 1.2426x), demonstrando uma perda de qualidade considerada pequena diante do enorme ganho de velocidade.</w:t>
-      </w:r>
-    </w:p>
-    <w:p>
-      <w:pPr>
+        <w:rPr/>
+        <w:t xml:space="preserve"> A garantia teórica de que a heurística entregaria um custo, no máximo, 2x maior que o ótimo foi corroborada com Soto (1999). O pior desvio ocorreu no cenário de 11 cidades (24,26% pior que o ótimo, ou razão de 1.2426x), demonstrando uma perda de qualidade considerada pequena diante do enorme ganho de velocidade.</w:t>
+      </w:r>
+    </w:p>
+    <w:p>
+      <w:pPr>
+        <w:pStyle w:val="Normal"/>
         <w:jc w:val="both"/>
+        <w:rPr/>
       </w:pPr>
       <w:r>
         <w:rPr>
@@ -2760,66 +3384,237 @@
         <w:t>Aplicações Práticas:</w:t>
       </w:r>
       <w:r>
+        <w:rPr/>
         <w:t xml:space="preserve"> Conforme a documentação, soluções eficientes para o PCV (como a heurística avaliada) são fundamentais em áreas como logística e roteamento de entrega, otimização de rotas turísticas, sequenciamento de genoma e planejamento de circuitos integrados.</w:t>
       </w:r>
     </w:p>
     <w:p>
       <w:pPr>
+        <w:pStyle w:val="Normal"/>
         <w:jc w:val="both"/>
-      </w:pPr>
-      <w:r>
-        <w:t>4. Conclusão</w:t>
-      </w:r>
-    </w:p>
-    <w:p>
-      <w:pPr>
-        <w:jc w:val="both"/>
-      </w:pPr>
-      <w:r>
-        <w:t xml:space="preserve">Os experimentos validaram na prática a teoria da complexidade. A notação </w:t>
-      </w:r>
-      <w:r>
         <w:rPr>
           <w:b/>
           <w:bCs/>
         </w:rPr>
-        <w:t>O(n!)</w:t>
-      </w:r>
-      <w:r>
-        <w:t xml:space="preserve"> e sua explosão de operações demonstram claramente por que a Força Bruta se torna impraticável conforme os dados aumentam, inviabilizando testes com 26 cidades. Por outro lado, a complexidade polinomial </w:t>
-      </w:r>
+      </w:pPr>
       <w:r>
         <w:rPr>
           <w:b/>
           <w:bCs/>
         </w:rPr>
+        <w:t>Conclusão</w:t>
+      </w:r>
+    </w:p>
+    <w:p>
+      <w:pPr>
+        <w:pStyle w:val="Normal"/>
+        <w:jc w:val="both"/>
+        <w:rPr/>
+      </w:pPr>
+      <w:r>
+        <w:rPr/>
+        <w:t xml:space="preserve">Os experimentos validaram na prática a teoria da complexidade. A notação </w:t>
+      </w:r>
+      <w:r>
+        <w:rPr>
+          <w:b/>
+          <w:bCs/>
+        </w:rPr>
+        <w:t>O(n!)</w:t>
+      </w:r>
+      <w:r>
+        <w:rPr/>
+        <w:t xml:space="preserve"> e sua explosão de operações demonstram claramente por que o algoritmo de Força Bruta se torna impraticável conforme os dados aumentam, inviabilizando testes com 26 cidades. Por outro lado, a complexidade polinomial </w:t>
+      </w:r>
+      <w:r>
+        <w:rPr>
+          <w:b/>
+          <w:bCs/>
+        </w:rPr>
         <w:t>O(n²)</w:t>
       </w:r>
       <w:r>
-        <w:t>, com número de operações drasticamente menor, torna a heurística altamente escalável. Diante dos indicadores obtidos, conclui-se que o algoritmo aproximativo entrega uma excelente relação custo-benefício para problemas reais, substituindo a espera impraticável por soluções rápidas e com desvios toleráveis.</w:t>
-      </w:r>
-    </w:p>
-    <w:p>
-      <w:pPr>
+        <w:rPr/>
+        <w:t>, com número de operações drasticamente menor, torna o algoritmo Aproximativo altamente escalável. Diante dos indicadores obtidos, conclui-se que abordagens heurísticas entregam uma excelente relação custo-benefício para problemas reais.</w:t>
+      </w:r>
+    </w:p>
+    <w:p>
+      <w:pPr>
+        <w:pStyle w:val="Normal"/>
         <w:jc w:val="both"/>
-      </w:pPr>
+        <w:rPr/>
+      </w:pPr>
+      <w:r>
+        <w:rPr>
+          <w:b/>
+          <w:bCs/>
+        </w:rPr>
+        <w:t>Referências</w:t>
+      </w:r>
+    </w:p>
+    <w:p>
+      <w:pPr>
+        <w:pStyle w:val="Normal"/>
+        <w:jc w:val="both"/>
+        <w:rPr/>
+      </w:pPr>
+      <w:r>
+        <w:rPr/>
+        <w:t xml:space="preserve">NÄHER, S. </w:t>
+      </w:r>
+      <w:r>
+        <w:rPr>
+          <w:b/>
+          <w:bCs/>
+        </w:rPr>
+        <w:t>The Travelling Salesman Problem.</w:t>
+      </w:r>
+      <w:r>
+        <w:rPr/>
+        <w:t xml:space="preserve"> In: VÖCKING, B. et al. (Ed.). Algorithms Unplugged. Berlin: Springer, 2011. Disponível em: https://doi.org/10.1007/978-3-642-15328-0_40.</w:t>
+      </w:r>
+    </w:p>
+    <w:p>
+      <w:pPr>
+        <w:pStyle w:val="Normal"/>
+        <w:jc w:val="both"/>
+        <w:rPr/>
+      </w:pPr>
+      <w:r>
+        <w:rPr/>
+        <w:t xml:space="preserve">PEER, D.; WIGDERSON, A. </w:t>
+      </w:r>
+      <w:r>
+        <w:rPr>
+          <w:b/>
+          <w:bCs/>
+        </w:rPr>
+        <w:t>On Minimum Spanning Trees</w:t>
+      </w:r>
+      <w:r>
+        <w:rPr/>
+        <w:t>. [S. l.: s. n.], 1998. Disponível em: https://www.math.ias.edu/~avi/STUDENTS/dpthesis.pdf. Acesso em: 26 abr. 2026.</w:t>
+      </w:r>
+    </w:p>
+    <w:p>
+      <w:pPr>
+        <w:pStyle w:val="Normal"/>
+        <w:jc w:val="both"/>
+        <w:rPr/>
+      </w:pPr>
+      <w:r>
+        <w:rPr/>
+        <w:t xml:space="preserve">SOTO, A. R. P. </w:t>
+      </w:r>
+      <w:r>
+        <w:rPr>
+          <w:b/>
+          <w:bCs/>
+        </w:rPr>
+        <w:t xml:space="preserve">Algoritmos Aproximativos para o Problema do Caixeiro Viajante </w:t>
+      </w:r>
+      <w:r>
+        <w:rPr/>
+        <w:t>[Rio de Janeiro] 1999 XII, 87 pp., 29.7 em, (COPPE/UFRJ, M.Sc., Engenharia de Sistemas e Computação, 1999) Tese - Universidade Federal do Rio de Janeiro, COPPE. Disponível em: https://pesc.coppe.ufrj.br/uploadfile/publicacao/775.pdf. Acesso em: 26 abr. 2026.</w:t>
+      </w:r>
+    </w:p>
+    <w:p>
+      <w:pPr>
+        <w:pStyle w:val="Normal"/>
+        <w:spacing w:before="0" w:after="160"/>
+        <w:jc w:val="both"/>
+        <w:rPr/>
+      </w:pPr>
+      <w:r>
+        <w:rPr/>
+        <w:t xml:space="preserve">WU, B. Y.; CHAO, K. </w:t>
+      </w:r>
+      <w:r>
+        <w:rPr>
+          <w:b/>
+          <w:bCs/>
+        </w:rPr>
+        <w:t>Spanning trees and optimization problems</w:t>
+      </w:r>
+      <w:r>
+        <w:rPr/>
+        <w:t>. Boca Raton, FL: Chapman &amp; Hall/CRC Press, 2004.</w:t>
+      </w:r>
     </w:p>
     <w:sectPr>
+      <w:footnotePr>
+        <w:numFmt w:val="decimal"/>
+      </w:footnotePr>
+      <w:type w:val="nextPage"/>
       <w:pgSz w:w="11906" w:h="16838"/>
-      <w:pgMar w:top="1417" w:right="1701" w:bottom="1417" w:left="1701" w:header="708" w:footer="708" w:gutter="0"/>
-      <w:cols w:space="708"/>
-      <w:docGrid w:linePitch="360"/>
+      <w:pgMar w:left="1701" w:right="1701" w:gutter="0" w:header="0" w:top="1417" w:footer="0" w:bottom="1417"/>
+      <w:pgNumType w:fmt="decimal"/>
+      <w:formProt w:val="false"/>
+      <w:textDirection w:val="lrTb"/>
+      <w:docGrid w:type="default" w:linePitch="360" w:charSpace="0"/>
     </w:sectPr>
   </w:body>
 </w:document>
 </file>
 
+<file path=word/footnotes.xml><?xml version="1.0" encoding="utf-8"?>
+<w:footnotes xmlns:o="urn:schemas-microsoft-com:office:office" xmlns:r="http://schemas.openxmlformats.org/officeDocument/2006/relationships" xmlns:v="urn:schemas-microsoft-com:vml" xmlns:w="http://schemas.openxmlformats.org/wordprocessingml/2006/main" xmlns:w10="urn:schemas-microsoft-com:office:word" xmlns:wp="http://schemas.openxmlformats.org/drawingml/2006/wordprocessingDrawing" xmlns:wps="http://schemas.microsoft.com/office/word/2010/wordprocessingShape" xmlns:wpg="http://schemas.microsoft.com/office/word/2010/wordprocessingGroup" xmlns:mc="http://schemas.openxmlformats.org/markup-compatibility/2006" xmlns:wp14="http://schemas.microsoft.com/office/word/2010/wordprocessingDrawing" xmlns:w14="http://schemas.microsoft.com/office/word/2010/wordml" xmlns:w15="http://schemas.microsoft.com/office/word/2012/wordml" mc:Ignorable="w14 wp14 w15">
+  <w:footnote w:id="0" w:type="separator">
+    <w:p>
+      <w:pPr>
+        <w:rPr>
+          <w:sz w:val="12"/>
+        </w:rPr>
+      </w:pPr>
+      <w:r>
+        <w:separator/>
+      </w:r>
+    </w:p>
+  </w:footnote>
+  <w:footnote w:id="1" w:type="continuationSeparator">
+    <w:p>
+      <w:pPr>
+        <w:rPr>
+          <w:sz w:val="12"/>
+        </w:rPr>
+      </w:pPr>
+      <w:r>
+        <w:continuationSeparator/>
+      </w:r>
+    </w:p>
+  </w:footnote>
+  <w:footnote w:id="2">
+    <w:p>
+      <w:pPr>
+        <w:pStyle w:val="FootnoteText"/>
+        <w:suppressLineNumbers/>
+        <w:spacing w:before="0" w:after="160"/>
+        <w:ind w:hanging="340" w:left="340"/>
+        <w:rPr/>
+      </w:pPr>
+      <w:r>
+        <w:rPr>
+          <w:rStyle w:val="FootnoteCharacters"/>
+        </w:rPr>
+        <w:footnoteRef/>
+      </w:r>
+      <w:r>
+        <w:rPr/>
+        <w:tab/>
+        <w:t xml:space="preserve"> </w:t>
+      </w:r>
+      <w:r>
+        <w:rPr/>
+        <w:t>Nota sobre Variância e Média: O algoritmo aproximativo foi executado testando múltiplos nós iniciais. Na instância de 26 cidades, o melhor custo foi 2.361.634, o pior atingiu 3.072.529, com uma média de 2.759.594,11 e tempo médio por execução de aproximadamente 0,005s.</w:t>
+      </w:r>
+    </w:p>
+  </w:footnote>
+</w:footnotes>
+</file>
+
 <file path=word/numbering.xml><?xml version="1.0" encoding="utf-8"?>
-<w:numbering xmlns:wpc="http://schemas.microsoft.com/office/word/2010/wordprocessingCanvas" xmlns:cx="http://schemas.microsoft.com/office/drawing/2014/chartex" xmlns:cx1="http://schemas.microsoft.com/office/drawing/2015/9/8/chartex" xmlns:cx2="http://schemas.microsoft.com/office/drawing/2015/10/21/chartex" xmlns:cx3="http://schemas.microsoft.com/office/drawing/2016/5/9/chartex" xmlns:cx4="http://schemas.microsoft.com/office/drawing/2016/5/10/chartex" xmlns:cx5="http://schemas.microsoft.com/office/drawing/2016/5/11/chartex" xmlns:cx6="http://schemas.microsoft.com/office/drawing/2016/5/12/chartex" xmlns:cx7="http://schemas.microsoft.com/office/drawing/2016/5/13/chartex" xmlns:cx8="http://schemas.microsoft.com/office/drawing/2016/5/14/chartex" xmlns:mc="http://schemas.openxmlformats.org/markup-compatibility/2006" xmlns:aink="http://schemas.microsoft.com/office/drawing/2016/ink" xmlns:am3d="http://schemas.microsoft.com/office/drawing/2017/model3d" xmlns:o="urn:schemas-microsoft-com:office:office" xmlns:oel="http://schemas.microsoft.com/office/2019/extlst" xmlns:r="http://schemas.openxmlformats.org/officeDocument/2006/relationships" xmlns:m="http://schemas.openxmlformats.org/officeDocument/2006/math" xmlns:v="urn:schemas-microsoft-com:vml" xmlns:wp14="http://schemas.microsoft.com/office/word/2010/wordprocessingDrawing" xmlns:wp="http://schemas.openxmlformats.org/drawingml/2006/wordprocessingDrawing" xmlns:w10="urn:schemas-microsoft-com:office:word" xmlns:w="http://schemas.openxmlformats.org/wordprocessingml/2006/main" xmlns:w14="http://schemas.microsoft.com/office/word/2010/wordml" xmlns:w15="http://schemas.microsoft.com/office/word/2012/wordml" xmlns:w16cex="http://schemas.microsoft.com/office/word/2018/wordml/cex" xmlns:w16cid="http://schemas.microsoft.com/office/word/2016/wordml/cid" xmlns:w16="http://schemas.microsoft.com/office/word/2018/wordml" xmlns:w16du="http://schemas.microsoft.com/office/word/2023/wordml/word16du" xmlns:w16sdtdh="http://schemas.microsoft.com/office/word/2020/wordml/sdtdatahash" xmlns:w16sdtfl="http://schemas.microsoft.com/office/word/2024/wordml/sdtformatlock" xmlns:w16se="http://schemas.microsoft.com/office/word/2015/wordml/symex" xmlns:wpg="http://schemas.microsoft.com/office/word/2010/wordprocessingGroup" xmlns:wpi="http://schemas.microsoft.com/office/word/2010/wordprocessingInk" xmlns:wne="http://schemas.microsoft.com/office/word/2006/wordml" xmlns:wps="http://schemas.microsoft.com/office/word/2010/wordprocessingShape" mc:Ignorable="w14 w15 w16se w16cid w16 w16cex w16sdtdh w16sdtfl w16du wp14">
-  <w:abstractNum w:abstractNumId="0" w15:restartNumberingAfterBreak="0">
-    <w:nsid w:val="092334D5"/>
-    <w:multiLevelType w:val="multilevel"/>
-    <w:tmpl w:val="353A3EFE"/>
+<w:numbering xmlns:w="http://schemas.openxmlformats.org/wordprocessingml/2006/main" xmlns:o="urn:schemas-microsoft-com:office:office" xmlns:r="http://schemas.openxmlformats.org/officeDocument/2006/relationships" xmlns:v="urn:schemas-microsoft-com:vml" xmlns:mc="http://schemas.openxmlformats.org/markup-compatibility/2006" xmlns:w14="http://schemas.microsoft.com/office/word/2010/wordml" mc:Ignorable="w14">
+  <w:abstractNum w:abstractNumId="1">
     <w:lvl w:ilvl="0">
       <w:start w:val="1"/>
       <w:numFmt w:val="bullet"/>
@@ -2832,7 +3627,7 @@
         <w:ind w:left="720" w:hanging="360"/>
       </w:pPr>
       <w:rPr>
-        <w:rFonts w:ascii="Symbol" w:hAnsi="Symbol" w:hint="default"/>
+        <w:rFonts w:ascii="Symbol" w:hAnsi="Symbol" w:cs="Symbol" w:hint="default"/>
         <w:sz w:val="20"/>
       </w:rPr>
     </w:lvl>
@@ -2848,11 +3643,11 @@
         <w:ind w:left="1440" w:hanging="360"/>
       </w:pPr>
       <w:rPr>
-        <w:rFonts w:ascii="Courier New" w:hAnsi="Courier New" w:hint="default"/>
+        <w:rFonts w:ascii="Courier New" w:hAnsi="Courier New" w:cs="Courier New" w:hint="default"/>
         <w:sz w:val="20"/>
       </w:rPr>
     </w:lvl>
-    <w:lvl w:ilvl="2" w:tentative="1">
+    <w:lvl w:ilvl="2">
       <w:start w:val="1"/>
       <w:numFmt w:val="bullet"/>
       <w:lvlText w:val=""/>
@@ -2864,11 +3659,11 @@
         <w:ind w:left="2160" w:hanging="360"/>
       </w:pPr>
       <w:rPr>
-        <w:rFonts w:ascii="Wingdings" w:hAnsi="Wingdings" w:hint="default"/>
+        <w:rFonts w:ascii="Wingdings" w:hAnsi="Wingdings" w:cs="Wingdings" w:hint="default"/>
         <w:sz w:val="20"/>
       </w:rPr>
     </w:lvl>
-    <w:lvl w:ilvl="3" w:tentative="1">
+    <w:lvl w:ilvl="3">
       <w:start w:val="1"/>
       <w:numFmt w:val="bullet"/>
       <w:lvlText w:val=""/>
@@ -2880,11 +3675,11 @@
         <w:ind w:left="2880" w:hanging="360"/>
       </w:pPr>
       <w:rPr>
-        <w:rFonts w:ascii="Wingdings" w:hAnsi="Wingdings" w:hint="default"/>
+        <w:rFonts w:ascii="Wingdings" w:hAnsi="Wingdings" w:cs="Wingdings" w:hint="default"/>
         <w:sz w:val="20"/>
       </w:rPr>
     </w:lvl>
-    <w:lvl w:ilvl="4" w:tentative="1">
+    <w:lvl w:ilvl="4">
       <w:start w:val="1"/>
       <w:numFmt w:val="bullet"/>
       <w:lvlText w:val=""/>
@@ -2896,11 +3691,11 @@
         <w:ind w:left="3600" w:hanging="360"/>
       </w:pPr>
       <w:rPr>
-        <w:rFonts w:ascii="Wingdings" w:hAnsi="Wingdings" w:hint="default"/>
+        <w:rFonts w:ascii="Wingdings" w:hAnsi="Wingdings" w:cs="Wingdings" w:hint="default"/>
         <w:sz w:val="20"/>
       </w:rPr>
     </w:lvl>
-    <w:lvl w:ilvl="5" w:tentative="1">
+    <w:lvl w:ilvl="5">
       <w:start w:val="1"/>
       <w:numFmt w:val="bullet"/>
       <w:lvlText w:val=""/>
@@ -2912,11 +3707,11 @@
         <w:ind w:left="4320" w:hanging="360"/>
       </w:pPr>
       <w:rPr>
-        <w:rFonts w:ascii="Wingdings" w:hAnsi="Wingdings" w:hint="default"/>
+        <w:rFonts w:ascii="Wingdings" w:hAnsi="Wingdings" w:cs="Wingdings" w:hint="default"/>
         <w:sz w:val="20"/>
       </w:rPr>
     </w:lvl>
-    <w:lvl w:ilvl="6" w:tentative="1">
+    <w:lvl w:ilvl="6">
       <w:start w:val="1"/>
       <w:numFmt w:val="bullet"/>
       <w:lvlText w:val=""/>
@@ -2928,11 +3723,11 @@
         <w:ind w:left="5040" w:hanging="360"/>
       </w:pPr>
       <w:rPr>
-        <w:rFonts w:ascii="Wingdings" w:hAnsi="Wingdings" w:hint="default"/>
+        <w:rFonts w:ascii="Wingdings" w:hAnsi="Wingdings" w:cs="Wingdings" w:hint="default"/>
         <w:sz w:val="20"/>
       </w:rPr>
     </w:lvl>
-    <w:lvl w:ilvl="7" w:tentative="1">
+    <w:lvl w:ilvl="7">
       <w:start w:val="1"/>
       <w:numFmt w:val="bullet"/>
       <w:lvlText w:val=""/>
@@ -2944,11 +3739,11 @@
         <w:ind w:left="5760" w:hanging="360"/>
       </w:pPr>
       <w:rPr>
-        <w:rFonts w:ascii="Wingdings" w:hAnsi="Wingdings" w:hint="default"/>
+        <w:rFonts w:ascii="Wingdings" w:hAnsi="Wingdings" w:cs="Wingdings" w:hint="default"/>
         <w:sz w:val="20"/>
       </w:rPr>
     </w:lvl>
-    <w:lvl w:ilvl="8" w:tentative="1">
+    <w:lvl w:ilvl="8">
       <w:start w:val="1"/>
       <w:numFmt w:val="bullet"/>
       <w:lvlText w:val=""/>
@@ -2960,15 +3755,12 @@
         <w:ind w:left="6480" w:hanging="360"/>
       </w:pPr>
       <w:rPr>
-        <w:rFonts w:ascii="Wingdings" w:hAnsi="Wingdings" w:hint="default"/>
+        <w:rFonts w:ascii="Wingdings" w:hAnsi="Wingdings" w:cs="Wingdings" w:hint="default"/>
         <w:sz w:val="20"/>
       </w:rPr>
     </w:lvl>
   </w:abstractNum>
-  <w:abstractNum w:abstractNumId="1" w15:restartNumberingAfterBreak="0">
-    <w:nsid w:val="12B72B29"/>
-    <w:multiLevelType w:val="multilevel"/>
-    <w:tmpl w:val="EC7A8902"/>
+  <w:abstractNum w:abstractNumId="2">
     <w:lvl w:ilvl="0">
       <w:start w:val="1"/>
       <w:numFmt w:val="bullet"/>
@@ -2981,7 +3773,7 @@
         <w:ind w:left="720" w:hanging="360"/>
       </w:pPr>
       <w:rPr>
-        <w:rFonts w:ascii="Symbol" w:hAnsi="Symbol" w:hint="default"/>
+        <w:rFonts w:ascii="Symbol" w:hAnsi="Symbol" w:cs="Symbol" w:hint="default"/>
         <w:sz w:val="20"/>
       </w:rPr>
     </w:lvl>
@@ -2997,11 +3789,11 @@
         <w:ind w:left="1440" w:hanging="360"/>
       </w:pPr>
       <w:rPr>
-        <w:rFonts w:ascii="Courier New" w:hAnsi="Courier New" w:hint="default"/>
+        <w:rFonts w:ascii="Courier New" w:hAnsi="Courier New" w:cs="Courier New" w:hint="default"/>
         <w:sz w:val="20"/>
       </w:rPr>
     </w:lvl>
-    <w:lvl w:ilvl="2" w:tentative="1">
+    <w:lvl w:ilvl="2">
       <w:start w:val="1"/>
       <w:numFmt w:val="bullet"/>
       <w:lvlText w:val=""/>
@@ -3013,11 +3805,11 @@
         <w:ind w:left="2160" w:hanging="360"/>
       </w:pPr>
       <w:rPr>
-        <w:rFonts w:ascii="Wingdings" w:hAnsi="Wingdings" w:hint="default"/>
+        <w:rFonts w:ascii="Wingdings" w:hAnsi="Wingdings" w:cs="Wingdings" w:hint="default"/>
         <w:sz w:val="20"/>
       </w:rPr>
     </w:lvl>
-    <w:lvl w:ilvl="3" w:tentative="1">
+    <w:lvl w:ilvl="3">
       <w:start w:val="1"/>
       <w:numFmt w:val="bullet"/>
       <w:lvlText w:val=""/>
@@ -3029,11 +3821,11 @@
         <w:ind w:left="2880" w:hanging="360"/>
       </w:pPr>
       <w:rPr>
-        <w:rFonts w:ascii="Wingdings" w:hAnsi="Wingdings" w:hint="default"/>
+        <w:rFonts w:ascii="Wingdings" w:hAnsi="Wingdings" w:cs="Wingdings" w:hint="default"/>
         <w:sz w:val="20"/>
       </w:rPr>
     </w:lvl>
-    <w:lvl w:ilvl="4" w:tentative="1">
+    <w:lvl w:ilvl="4">
       <w:start w:val="1"/>
       <w:numFmt w:val="bullet"/>
       <w:lvlText w:val=""/>
@@ -3045,11 +3837,11 @@
         <w:ind w:left="3600" w:hanging="360"/>
       </w:pPr>
       <w:rPr>
-        <w:rFonts w:ascii="Wingdings" w:hAnsi="Wingdings" w:hint="default"/>
+        <w:rFonts w:ascii="Wingdings" w:hAnsi="Wingdings" w:cs="Wingdings" w:hint="default"/>
         <w:sz w:val="20"/>
       </w:rPr>
     </w:lvl>
-    <w:lvl w:ilvl="5" w:tentative="1">
+    <w:lvl w:ilvl="5">
       <w:start w:val="1"/>
       <w:numFmt w:val="bullet"/>
       <w:lvlText w:val=""/>
@@ -3061,11 +3853,11 @@
         <w:ind w:left="4320" w:hanging="360"/>
       </w:pPr>
       <w:rPr>
-        <w:rFonts w:ascii="Wingdings" w:hAnsi="Wingdings" w:hint="default"/>
+        <w:rFonts w:ascii="Wingdings" w:hAnsi="Wingdings" w:cs="Wingdings" w:hint="default"/>
         <w:sz w:val="20"/>
       </w:rPr>
     </w:lvl>
-    <w:lvl w:ilvl="6" w:tentative="1">
+    <w:lvl w:ilvl="6">
       <w:start w:val="1"/>
       <w:numFmt w:val="bullet"/>
       <w:lvlText w:val=""/>
@@ -3077,11 +3869,11 @@
         <w:ind w:left="5040" w:hanging="360"/>
       </w:pPr>
       <w:rPr>
-        <w:rFonts w:ascii="Wingdings" w:hAnsi="Wingdings" w:hint="default"/>
+        <w:rFonts w:ascii="Wingdings" w:hAnsi="Wingdings" w:cs="Wingdings" w:hint="default"/>
         <w:sz w:val="20"/>
       </w:rPr>
     </w:lvl>
-    <w:lvl w:ilvl="7" w:tentative="1">
+    <w:lvl w:ilvl="7">
       <w:start w:val="1"/>
       <w:numFmt w:val="bullet"/>
       <w:lvlText w:val=""/>
@@ -3093,11 +3885,11 @@
         <w:ind w:left="5760" w:hanging="360"/>
       </w:pPr>
       <w:rPr>
-        <w:rFonts w:ascii="Wingdings" w:hAnsi="Wingdings" w:hint="default"/>
+        <w:rFonts w:ascii="Wingdings" w:hAnsi="Wingdings" w:cs="Wingdings" w:hint="default"/>
         <w:sz w:val="20"/>
       </w:rPr>
     </w:lvl>
-    <w:lvl w:ilvl="8" w:tentative="1">
+    <w:lvl w:ilvl="8">
       <w:start w:val="1"/>
       <w:numFmt w:val="bullet"/>
       <w:lvlText w:val=""/>
@@ -3109,15 +3901,12 @@
         <w:ind w:left="6480" w:hanging="360"/>
       </w:pPr>
       <w:rPr>
-        <w:rFonts w:ascii="Wingdings" w:hAnsi="Wingdings" w:hint="default"/>
+        <w:rFonts w:ascii="Wingdings" w:hAnsi="Wingdings" w:cs="Wingdings" w:hint="default"/>
         <w:sz w:val="20"/>
       </w:rPr>
     </w:lvl>
   </w:abstractNum>
-  <w:abstractNum w:abstractNumId="2" w15:restartNumberingAfterBreak="0">
-    <w:nsid w:val="7B316976"/>
-    <w:multiLevelType w:val="multilevel"/>
-    <w:tmpl w:val="48E8662C"/>
+  <w:abstractNum w:abstractNumId="3">
     <w:lvl w:ilvl="0">
       <w:start w:val="1"/>
       <w:numFmt w:val="decimal"/>
@@ -3129,8 +3918,9 @@
         </w:tabs>
         <w:ind w:left="720" w:hanging="360"/>
       </w:pPr>
+      <w:rPr/>
     </w:lvl>
-    <w:lvl w:ilvl="1" w:tentative="1">
+    <w:lvl w:ilvl="1">
       <w:start w:val="1"/>
       <w:numFmt w:val="decimal"/>
       <w:lvlText w:val="%2."/>
@@ -3141,8 +3931,9 @@
         </w:tabs>
         <w:ind w:left="1440" w:hanging="360"/>
       </w:pPr>
+      <w:rPr/>
     </w:lvl>
-    <w:lvl w:ilvl="2" w:tentative="1">
+    <w:lvl w:ilvl="2">
       <w:start w:val="1"/>
       <w:numFmt w:val="decimal"/>
       <w:lvlText w:val="%3."/>
@@ -3153,8 +3944,9 @@
         </w:tabs>
         <w:ind w:left="2160" w:hanging="360"/>
       </w:pPr>
+      <w:rPr/>
     </w:lvl>
-    <w:lvl w:ilvl="3" w:tentative="1">
+    <w:lvl w:ilvl="3">
       <w:start w:val="1"/>
       <w:numFmt w:val="decimal"/>
       <w:lvlText w:val="%4."/>
@@ -3165,8 +3957,9 @@
         </w:tabs>
         <w:ind w:left="2880" w:hanging="360"/>
       </w:pPr>
+      <w:rPr/>
     </w:lvl>
-    <w:lvl w:ilvl="4" w:tentative="1">
+    <w:lvl w:ilvl="4">
       <w:start w:val="1"/>
       <w:numFmt w:val="decimal"/>
       <w:lvlText w:val="%5."/>
@@ -3177,8 +3970,9 @@
         </w:tabs>
         <w:ind w:left="3600" w:hanging="360"/>
       </w:pPr>
+      <w:rPr/>
     </w:lvl>
-    <w:lvl w:ilvl="5" w:tentative="1">
+    <w:lvl w:ilvl="5">
       <w:start w:val="1"/>
       <w:numFmt w:val="decimal"/>
       <w:lvlText w:val="%6."/>
@@ -3189,8 +3983,9 @@
         </w:tabs>
         <w:ind w:left="4320" w:hanging="360"/>
       </w:pPr>
+      <w:rPr/>
     </w:lvl>
-    <w:lvl w:ilvl="6" w:tentative="1">
+    <w:lvl w:ilvl="6">
       <w:start w:val="1"/>
       <w:numFmt w:val="decimal"/>
       <w:lvlText w:val="%7."/>
@@ -3201,8 +3996,9 @@
         </w:tabs>
         <w:ind w:left="5040" w:hanging="360"/>
       </w:pPr>
+      <w:rPr/>
     </w:lvl>
-    <w:lvl w:ilvl="7" w:tentative="1">
+    <w:lvl w:ilvl="7">
       <w:start w:val="1"/>
       <w:numFmt w:val="decimal"/>
       <w:lvlText w:val="%8."/>
@@ -3213,8 +4009,9 @@
         </w:tabs>
         <w:ind w:left="5760" w:hanging="360"/>
       </w:pPr>
+      <w:rPr/>
     </w:lvl>
-    <w:lvl w:ilvl="8" w:tentative="1">
+    <w:lvl w:ilvl="8">
       <w:start w:val="1"/>
       <w:numFmt w:val="decimal"/>
       <w:lvlText w:val="%9."/>
@@ -3225,26 +4022,149 @@
         </w:tabs>
         <w:ind w:left="6480" w:hanging="360"/>
       </w:pPr>
+      <w:rPr/>
     </w:lvl>
   </w:abstractNum>
-  <w:num w:numId="1" w16cid:durableId="2082603588">
-    <w:abstractNumId w:val="0"/>
-  </w:num>
-  <w:num w:numId="2" w16cid:durableId="1316764727">
+  <w:abstractNum w:abstractNumId="4">
+    <w:lvl w:ilvl="0">
+      <w:start w:val="1"/>
+      <w:numFmt w:val="none"/>
+      <w:suff w:val="nothing"/>
+      <w:lvlText w:val=""/>
+      <w:lvlJc w:val="left"/>
+      <w:pPr>
+        <w:tabs>
+          <w:tab w:val="num" w:pos="0"/>
+        </w:tabs>
+        <w:ind w:left="0" w:hanging="0"/>
+      </w:pPr>
+    </w:lvl>
+    <w:lvl w:ilvl="1">
+      <w:start w:val="1"/>
+      <w:numFmt w:val="none"/>
+      <w:suff w:val="nothing"/>
+      <w:lvlText w:val=""/>
+      <w:lvlJc w:val="left"/>
+      <w:pPr>
+        <w:tabs>
+          <w:tab w:val="num" w:pos="0"/>
+        </w:tabs>
+        <w:ind w:left="0" w:hanging="0"/>
+      </w:pPr>
+    </w:lvl>
+    <w:lvl w:ilvl="2">
+      <w:start w:val="1"/>
+      <w:numFmt w:val="none"/>
+      <w:suff w:val="nothing"/>
+      <w:lvlText w:val=""/>
+      <w:lvlJc w:val="left"/>
+      <w:pPr>
+        <w:tabs>
+          <w:tab w:val="num" w:pos="0"/>
+        </w:tabs>
+        <w:ind w:left="0" w:hanging="0"/>
+      </w:pPr>
+    </w:lvl>
+    <w:lvl w:ilvl="3">
+      <w:start w:val="1"/>
+      <w:numFmt w:val="none"/>
+      <w:suff w:val="nothing"/>
+      <w:lvlText w:val=""/>
+      <w:lvlJc w:val="left"/>
+      <w:pPr>
+        <w:tabs>
+          <w:tab w:val="num" w:pos="0"/>
+        </w:tabs>
+        <w:ind w:left="0" w:hanging="0"/>
+      </w:pPr>
+    </w:lvl>
+    <w:lvl w:ilvl="4">
+      <w:start w:val="1"/>
+      <w:numFmt w:val="none"/>
+      <w:suff w:val="nothing"/>
+      <w:lvlText w:val=""/>
+      <w:lvlJc w:val="left"/>
+      <w:pPr>
+        <w:tabs>
+          <w:tab w:val="num" w:pos="0"/>
+        </w:tabs>
+        <w:ind w:left="0" w:hanging="0"/>
+      </w:pPr>
+    </w:lvl>
+    <w:lvl w:ilvl="5">
+      <w:start w:val="1"/>
+      <w:numFmt w:val="none"/>
+      <w:suff w:val="nothing"/>
+      <w:lvlText w:val=""/>
+      <w:lvlJc w:val="left"/>
+      <w:pPr>
+        <w:tabs>
+          <w:tab w:val="num" w:pos="0"/>
+        </w:tabs>
+        <w:ind w:left="0" w:hanging="0"/>
+      </w:pPr>
+    </w:lvl>
+    <w:lvl w:ilvl="6">
+      <w:start w:val="1"/>
+      <w:numFmt w:val="none"/>
+      <w:suff w:val="nothing"/>
+      <w:lvlText w:val=""/>
+      <w:lvlJc w:val="left"/>
+      <w:pPr>
+        <w:tabs>
+          <w:tab w:val="num" w:pos="0"/>
+        </w:tabs>
+        <w:ind w:left="0" w:hanging="0"/>
+      </w:pPr>
+    </w:lvl>
+    <w:lvl w:ilvl="7">
+      <w:start w:val="1"/>
+      <w:numFmt w:val="none"/>
+      <w:suff w:val="nothing"/>
+      <w:lvlText w:val=""/>
+      <w:lvlJc w:val="left"/>
+      <w:pPr>
+        <w:tabs>
+          <w:tab w:val="num" w:pos="0"/>
+        </w:tabs>
+        <w:ind w:left="0" w:hanging="0"/>
+      </w:pPr>
+    </w:lvl>
+    <w:lvl w:ilvl="8">
+      <w:start w:val="1"/>
+      <w:numFmt w:val="none"/>
+      <w:suff w:val="nothing"/>
+      <w:lvlText w:val=""/>
+      <w:lvlJc w:val="left"/>
+      <w:pPr>
+        <w:tabs>
+          <w:tab w:val="num" w:pos="0"/>
+        </w:tabs>
+        <w:ind w:left="0" w:hanging="0"/>
+      </w:pPr>
+    </w:lvl>
+  </w:abstractNum>
+  <w:num w:numId="1">
     <w:abstractNumId w:val="1"/>
   </w:num>
-  <w:num w:numId="3" w16cid:durableId="227769435">
+  <w:num w:numId="2">
     <w:abstractNumId w:val="2"/>
+  </w:num>
+  <w:num w:numId="3">
+    <w:abstractNumId w:val="3"/>
+  </w:num>
+  <w:num w:numId="4">
+    <w:abstractNumId w:val="4"/>
   </w:num>
 </w:numbering>
 </file>
 
 <file path=word/styles.xml><?xml version="1.0" encoding="utf-8"?>
-<w:styles xmlns:mc="http://schemas.openxmlformats.org/markup-compatibility/2006" xmlns:r="http://schemas.openxmlformats.org/officeDocument/2006/relationships" xmlns:w="http://schemas.openxmlformats.org/wordprocessingml/2006/main" xmlns:w14="http://schemas.microsoft.com/office/word/2010/wordml" xmlns:w15="http://schemas.microsoft.com/office/word/2012/wordml" xmlns:w16cex="http://schemas.microsoft.com/office/word/2018/wordml/cex" xmlns:w16cid="http://schemas.microsoft.com/office/word/2016/wordml/cid" xmlns:w16="http://schemas.microsoft.com/office/word/2018/wordml" xmlns:w16du="http://schemas.microsoft.com/office/word/2023/wordml/word16du" xmlns:w16sdtdh="http://schemas.microsoft.com/office/word/2020/wordml/sdtdatahash" xmlns:w16sdtfl="http://schemas.microsoft.com/office/word/2024/wordml/sdtformatlock" xmlns:w16se="http://schemas.microsoft.com/office/word/2015/wordml/symex" mc:Ignorable="w14 w15 w16se w16cid w16 w16cex w16sdtdh w16sdtfl w16du">
+<w:styles xmlns:w="http://schemas.openxmlformats.org/wordprocessingml/2006/main" xmlns:w14="http://schemas.microsoft.com/office/word/2010/wordml" xmlns:mc="http://schemas.openxmlformats.org/markup-compatibility/2006" mc:Ignorable="w14">
   <w:docDefaults>
     <w:rPrDefault>
       <w:rPr>
-        <w:rFonts w:asciiTheme="minorHAnsi" w:eastAsiaTheme="minorHAnsi" w:hAnsiTheme="minorHAnsi" w:cstheme="minorBidi"/>
+        <w:rFonts w:ascii="Aptos" w:hAnsi="Aptos" w:eastAsia="Aptos" w:cs="" w:asciiTheme="minorHAnsi" w:cstheme="minorBidi" w:eastAsiaTheme="minorHAnsi" w:hAnsiTheme="minorHAnsi"/>
         <w:kern w:val="2"/>
         <w:sz w:val="24"/>
         <w:szCs w:val="24"/>
@@ -3254,21 +4174,21 @@
     </w:rPrDefault>
     <w:pPrDefault>
       <w:pPr>
-        <w:spacing w:after="160" w:line="278" w:lineRule="auto"/>
+        <w:suppressAutoHyphens w:val="true"/>
       </w:pPr>
     </w:pPrDefault>
   </w:docDefaults>
   <w:latentStyles w:defLockedState="0" w:defUIPriority="99" w:defSemiHidden="0" w:defUnhideWhenUsed="0" w:defQFormat="0" w:count="376">
     <w:lsdException w:name="Normal" w:uiPriority="0" w:qFormat="1"/>
     <w:lsdException w:name="heading 1" w:uiPriority="9" w:qFormat="1"/>
-    <w:lsdException w:name="heading 2" w:semiHidden="1" w:uiPriority="9" w:unhideWhenUsed="1" w:qFormat="1"/>
-    <w:lsdException w:name="heading 3" w:semiHidden="1" w:uiPriority="9" w:unhideWhenUsed="1" w:qFormat="1"/>
-    <w:lsdException w:name="heading 4" w:semiHidden="1" w:uiPriority="9" w:unhideWhenUsed="1" w:qFormat="1"/>
-    <w:lsdException w:name="heading 5" w:semiHidden="1" w:uiPriority="9" w:unhideWhenUsed="1" w:qFormat="1"/>
-    <w:lsdException w:name="heading 6" w:semiHidden="1" w:uiPriority="9" w:unhideWhenUsed="1" w:qFormat="1"/>
-    <w:lsdException w:name="heading 7" w:semiHidden="1" w:uiPriority="9" w:unhideWhenUsed="1" w:qFormat="1"/>
-    <w:lsdException w:name="heading 8" w:semiHidden="1" w:uiPriority="9" w:unhideWhenUsed="1" w:qFormat="1"/>
-    <w:lsdException w:name="heading 9" w:semiHidden="1" w:uiPriority="9" w:unhideWhenUsed="1" w:qFormat="1"/>
+    <w:lsdException w:name="heading 2" w:uiPriority="9" w:semiHidden="1" w:unhideWhenUsed="1" w:qFormat="1"/>
+    <w:lsdException w:name="heading 3" w:uiPriority="9" w:semiHidden="1" w:unhideWhenUsed="1" w:qFormat="1"/>
+    <w:lsdException w:name="heading 4" w:uiPriority="9" w:semiHidden="1" w:unhideWhenUsed="1" w:qFormat="1"/>
+    <w:lsdException w:name="heading 5" w:uiPriority="9" w:semiHidden="1" w:unhideWhenUsed="1" w:qFormat="1"/>
+    <w:lsdException w:name="heading 6" w:uiPriority="9" w:semiHidden="1" w:unhideWhenUsed="1" w:qFormat="1"/>
+    <w:lsdException w:name="heading 7" w:uiPriority="9" w:semiHidden="1" w:unhideWhenUsed="1" w:qFormat="1"/>
+    <w:lsdException w:name="heading 8" w:uiPriority="9" w:semiHidden="1" w:unhideWhenUsed="1" w:qFormat="1"/>
+    <w:lsdException w:name="heading 9" w:uiPriority="9" w:semiHidden="1" w:unhideWhenUsed="1" w:qFormat="1"/>
     <w:lsdException w:name="index 1" w:semiHidden="1" w:unhideWhenUsed="1"/>
     <w:lsdException w:name="index 2" w:semiHidden="1" w:unhideWhenUsed="1"/>
     <w:lsdException w:name="index 3" w:semiHidden="1" w:unhideWhenUsed="1"/>
@@ -3278,22 +4198,22 @@
     <w:lsdException w:name="index 7" w:semiHidden="1" w:unhideWhenUsed="1"/>
     <w:lsdException w:name="index 8" w:semiHidden="1" w:unhideWhenUsed="1"/>
     <w:lsdException w:name="index 9" w:semiHidden="1" w:unhideWhenUsed="1"/>
-    <w:lsdException w:name="toc 1" w:semiHidden="1" w:uiPriority="39" w:unhideWhenUsed="1"/>
-    <w:lsdException w:name="toc 2" w:semiHidden="1" w:uiPriority="39" w:unhideWhenUsed="1"/>
-    <w:lsdException w:name="toc 3" w:semiHidden="1" w:uiPriority="39" w:unhideWhenUsed="1"/>
-    <w:lsdException w:name="toc 4" w:semiHidden="1" w:uiPriority="39" w:unhideWhenUsed="1"/>
-    <w:lsdException w:name="toc 5" w:semiHidden="1" w:uiPriority="39" w:unhideWhenUsed="1"/>
-    <w:lsdException w:name="toc 6" w:semiHidden="1" w:uiPriority="39" w:unhideWhenUsed="1"/>
-    <w:lsdException w:name="toc 7" w:semiHidden="1" w:uiPriority="39" w:unhideWhenUsed="1"/>
-    <w:lsdException w:name="toc 8" w:semiHidden="1" w:uiPriority="39" w:unhideWhenUsed="1"/>
-    <w:lsdException w:name="toc 9" w:semiHidden="1" w:uiPriority="39" w:unhideWhenUsed="1"/>
+    <w:lsdException w:name="toc 1" w:uiPriority="39" w:semiHidden="1" w:unhideWhenUsed="1"/>
+    <w:lsdException w:name="toc 2" w:uiPriority="39" w:semiHidden="1" w:unhideWhenUsed="1"/>
+    <w:lsdException w:name="toc 3" w:uiPriority="39" w:semiHidden="1" w:unhideWhenUsed="1"/>
+    <w:lsdException w:name="toc 4" w:uiPriority="39" w:semiHidden="1" w:unhideWhenUsed="1"/>
+    <w:lsdException w:name="toc 5" w:uiPriority="39" w:semiHidden="1" w:unhideWhenUsed="1"/>
+    <w:lsdException w:name="toc 6" w:uiPriority="39" w:semiHidden="1" w:unhideWhenUsed="1"/>
+    <w:lsdException w:name="toc 7" w:uiPriority="39" w:semiHidden="1" w:unhideWhenUsed="1"/>
+    <w:lsdException w:name="toc 8" w:uiPriority="39" w:semiHidden="1" w:unhideWhenUsed="1"/>
+    <w:lsdException w:name="toc 9" w:uiPriority="39" w:semiHidden="1" w:unhideWhenUsed="1"/>
     <w:lsdException w:name="Normal Indent" w:semiHidden="1" w:unhideWhenUsed="1"/>
     <w:lsdException w:name="footnote text" w:semiHidden="1" w:unhideWhenUsed="1"/>
     <w:lsdException w:name="annotation text" w:semiHidden="1" w:unhideWhenUsed="1"/>
     <w:lsdException w:name="header" w:semiHidden="1" w:unhideWhenUsed="1"/>
     <w:lsdException w:name="footer" w:semiHidden="1" w:unhideWhenUsed="1"/>
     <w:lsdException w:name="index heading" w:semiHidden="1" w:unhideWhenUsed="1"/>
-    <w:lsdException w:name="caption" w:semiHidden="1" w:uiPriority="35" w:unhideWhenUsed="1" w:qFormat="1"/>
+    <w:lsdException w:name="caption" w:uiPriority="35" w:semiHidden="1" w:unhideWhenUsed="1" w:qFormat="1"/>
     <w:lsdException w:name="table of figures" w:semiHidden="1" w:unhideWhenUsed="1"/>
     <w:lsdException w:name="envelope address" w:semiHidden="1" w:unhideWhenUsed="1"/>
     <w:lsdException w:name="envelope return" w:semiHidden="1" w:unhideWhenUsed="1"/>
@@ -3324,7 +4244,7 @@
     <w:lsdException w:name="Title" w:uiPriority="10" w:qFormat="1"/>
     <w:lsdException w:name="Closing" w:semiHidden="1" w:unhideWhenUsed="1"/>
     <w:lsdException w:name="Signature" w:semiHidden="1" w:unhideWhenUsed="1"/>
-    <w:lsdException w:name="Default Paragraph Font" w:semiHidden="1" w:uiPriority="1" w:unhideWhenUsed="1"/>
+    <w:lsdException w:name="Default Paragraph Font" w:uiPriority="1" w:semiHidden="1" w:unhideWhenUsed="1"/>
     <w:lsdException w:name="Body Text" w:semiHidden="1" w:unhideWhenUsed="1"/>
     <w:lsdException w:name="Body Text Indent" w:semiHidden="1" w:unhideWhenUsed="1"/>
     <w:lsdException w:name="List Continue" w:semiHidden="1" w:unhideWhenUsed="1"/>
@@ -3524,8 +4444,8 @@
     <w:lsdException w:name="Subtle Reference" w:uiPriority="31" w:qFormat="1"/>
     <w:lsdException w:name="Intense Reference" w:uiPriority="32" w:qFormat="1"/>
     <w:lsdException w:name="Book Title" w:uiPriority="33" w:qFormat="1"/>
-    <w:lsdException w:name="Bibliography" w:semiHidden="1" w:uiPriority="37" w:unhideWhenUsed="1"/>
-    <w:lsdException w:name="TOC Heading" w:semiHidden="1" w:uiPriority="39" w:unhideWhenUsed="1" w:qFormat="1"/>
+    <w:lsdException w:name="Bibliography" w:uiPriority="37" w:semiHidden="1" w:unhideWhenUsed="1"/>
+    <w:lsdException w:name="TOC Heading" w:uiPriority="39" w:semiHidden="1" w:unhideWhenUsed="1" w:qFormat="1"/>
     <w:lsdException w:name="Plain Table 1" w:uiPriority="41"/>
     <w:lsdException w:name="Plain Table 2" w:uiPriority="42"/>
     <w:lsdException w:name="Plain Table 3" w:uiPriority="43"/>
@@ -3636,33 +4556,49 @@
     <w:lsdException w:name="Unresolved Mention" w:semiHidden="1" w:unhideWhenUsed="1"/>
     <w:lsdException w:name="Smart Link" w:semiHidden="1" w:unhideWhenUsed="1"/>
   </w:latentStyles>
-  <w:style w:type="paragraph" w:default="1" w:styleId="Normal">
+  <w:style w:type="paragraph" w:styleId="Normal" w:default="1">
     <w:name w:val="Normal"/>
     <w:qFormat/>
+    <w:pPr>
+      <w:widowControl/>
+      <w:suppressAutoHyphens w:val="true"/>
+      <w:bidi w:val="0"/>
+      <w:spacing w:lineRule="auto" w:line="276" w:before="0" w:after="160"/>
+      <w:jc w:val="left"/>
+    </w:pPr>
+    <w:rPr>
+      <w:rFonts w:ascii="Aptos" w:hAnsi="Aptos" w:eastAsia="Aptos" w:cs="" w:asciiTheme="minorHAnsi" w:cstheme="minorBidi" w:eastAsiaTheme="minorHAnsi" w:hAnsiTheme="minorHAnsi"/>
+      <w:color w:val="auto"/>
+      <w:kern w:val="2"/>
+      <w:sz w:val="24"/>
+      <w:szCs w:val="24"/>
+      <w:lang w:val="pt-BR" w:eastAsia="en-US" w:bidi="ar-SA"/>
+      <w14:ligatures w14:val="standardContextual"/>
+    </w:rPr>
   </w:style>
-  <w:style w:type="paragraph" w:styleId="Ttulo1">
-    <w:name w:val="heading 1"/>
+  <w:style w:type="paragraph" w:styleId="Heading1">
+    <w:name w:val="Heading 1"/>
     <w:basedOn w:val="Normal"/>
     <w:next w:val="Normal"/>
     <w:link w:val="Ttulo1Char"/>
     <w:uiPriority w:val="9"/>
     <w:qFormat/>
-    <w:rsid w:val="009E184E"/>
+    <w:rsid w:val="009e184e"/>
     <w:pPr>
-      <w:keepNext/>
+      <w:keepNext w:val="true"/>
       <w:keepLines/>
       <w:spacing w:before="360" w:after="80"/>
       <w:outlineLvl w:val="0"/>
     </w:pPr>
     <w:rPr>
-      <w:rFonts w:asciiTheme="majorHAnsi" w:eastAsiaTheme="majorEastAsia" w:hAnsiTheme="majorHAnsi" w:cstheme="majorBidi"/>
-      <w:color w:val="0F4761" w:themeColor="accent1" w:themeShade="BF"/>
+      <w:rFonts w:ascii="Aptos Display" w:hAnsi="Aptos Display" w:eastAsia="" w:cs="" w:asciiTheme="majorHAnsi" w:cstheme="majorBidi" w:eastAsiaTheme="majorEastAsia" w:hAnsiTheme="majorHAnsi"/>
+      <w:color w:themeColor="accent1" w:themeShade="bf" w:val="0F4761"/>
       <w:sz w:val="40"/>
       <w:szCs w:val="40"/>
     </w:rPr>
   </w:style>
-  <w:style w:type="paragraph" w:styleId="Ttulo2">
-    <w:name w:val="heading 2"/>
+  <w:style w:type="paragraph" w:styleId="Heading2">
+    <w:name w:val="Heading 2"/>
     <w:basedOn w:val="Normal"/>
     <w:next w:val="Normal"/>
     <w:link w:val="Ttulo2Char"/>
@@ -3670,22 +4606,22 @@
     <w:semiHidden/>
     <w:unhideWhenUsed/>
     <w:qFormat/>
-    <w:rsid w:val="009E184E"/>
+    <w:rsid w:val="009e184e"/>
     <w:pPr>
-      <w:keepNext/>
+      <w:keepNext w:val="true"/>
       <w:keepLines/>
       <w:spacing w:before="160" w:after="80"/>
       <w:outlineLvl w:val="1"/>
     </w:pPr>
     <w:rPr>
-      <w:rFonts w:asciiTheme="majorHAnsi" w:eastAsiaTheme="majorEastAsia" w:hAnsiTheme="majorHAnsi" w:cstheme="majorBidi"/>
-      <w:color w:val="0F4761" w:themeColor="accent1" w:themeShade="BF"/>
+      <w:rFonts w:ascii="Aptos Display" w:hAnsi="Aptos Display" w:eastAsia="" w:cs="" w:asciiTheme="majorHAnsi" w:cstheme="majorBidi" w:eastAsiaTheme="majorEastAsia" w:hAnsiTheme="majorHAnsi"/>
+      <w:color w:themeColor="accent1" w:themeShade="bf" w:val="0F4761"/>
       <w:sz w:val="32"/>
       <w:szCs w:val="32"/>
     </w:rPr>
   </w:style>
-  <w:style w:type="paragraph" w:styleId="Ttulo3">
-    <w:name w:val="heading 3"/>
+  <w:style w:type="paragraph" w:styleId="Heading3">
+    <w:name w:val="Heading 3"/>
     <w:basedOn w:val="Normal"/>
     <w:next w:val="Normal"/>
     <w:link w:val="Ttulo3Char"/>
@@ -3693,22 +4629,22 @@
     <w:semiHidden/>
     <w:unhideWhenUsed/>
     <w:qFormat/>
-    <w:rsid w:val="009E184E"/>
+    <w:rsid w:val="009e184e"/>
     <w:pPr>
-      <w:keepNext/>
+      <w:keepNext w:val="true"/>
       <w:keepLines/>
       <w:spacing w:before="160" w:after="80"/>
       <w:outlineLvl w:val="2"/>
     </w:pPr>
     <w:rPr>
-      <w:rFonts w:eastAsiaTheme="majorEastAsia" w:cstheme="majorBidi"/>
-      <w:color w:val="0F4761" w:themeColor="accent1" w:themeShade="BF"/>
+      <w:rFonts w:eastAsia="" w:cs="" w:cstheme="majorBidi" w:eastAsiaTheme="majorEastAsia"/>
+      <w:color w:themeColor="accent1" w:themeShade="bf" w:val="0F4761"/>
       <w:sz w:val="28"/>
       <w:szCs w:val="28"/>
     </w:rPr>
   </w:style>
-  <w:style w:type="paragraph" w:styleId="Ttulo4">
-    <w:name w:val="heading 4"/>
+  <w:style w:type="paragraph" w:styleId="Heading4">
+    <w:name w:val="Heading 4"/>
     <w:basedOn w:val="Normal"/>
     <w:next w:val="Normal"/>
     <w:link w:val="Ttulo4Char"/>
@@ -3716,22 +4652,22 @@
     <w:semiHidden/>
     <w:unhideWhenUsed/>
     <w:qFormat/>
-    <w:rsid w:val="009E184E"/>
+    <w:rsid w:val="009e184e"/>
     <w:pPr>
-      <w:keepNext/>
+      <w:keepNext w:val="true"/>
       <w:keepLines/>
       <w:spacing w:before="80" w:after="40"/>
       <w:outlineLvl w:val="3"/>
     </w:pPr>
     <w:rPr>
-      <w:rFonts w:eastAsiaTheme="majorEastAsia" w:cstheme="majorBidi"/>
+      <w:rFonts w:eastAsia="" w:cs="" w:cstheme="majorBidi" w:eastAsiaTheme="majorEastAsia"/>
       <w:i/>
       <w:iCs/>
-      <w:color w:val="0F4761" w:themeColor="accent1" w:themeShade="BF"/>
+      <w:color w:themeColor="accent1" w:themeShade="bf" w:val="0F4761"/>
     </w:rPr>
   </w:style>
-  <w:style w:type="paragraph" w:styleId="Ttulo5">
-    <w:name w:val="heading 5"/>
+  <w:style w:type="paragraph" w:styleId="Heading5">
+    <w:name w:val="Heading 5"/>
     <w:basedOn w:val="Normal"/>
     <w:next w:val="Normal"/>
     <w:link w:val="Ttulo5Char"/>
@@ -3739,20 +4675,20 @@
     <w:semiHidden/>
     <w:unhideWhenUsed/>
     <w:qFormat/>
-    <w:rsid w:val="009E184E"/>
+    <w:rsid w:val="009e184e"/>
     <w:pPr>
-      <w:keepNext/>
+      <w:keepNext w:val="true"/>
       <w:keepLines/>
       <w:spacing w:before="80" w:after="40"/>
       <w:outlineLvl w:val="4"/>
     </w:pPr>
     <w:rPr>
-      <w:rFonts w:eastAsiaTheme="majorEastAsia" w:cstheme="majorBidi"/>
-      <w:color w:val="0F4761" w:themeColor="accent1" w:themeShade="BF"/>
+      <w:rFonts w:eastAsia="" w:cs="" w:cstheme="majorBidi" w:eastAsiaTheme="majorEastAsia"/>
+      <w:color w:themeColor="accent1" w:themeShade="bf" w:val="0F4761"/>
     </w:rPr>
   </w:style>
-  <w:style w:type="paragraph" w:styleId="Ttulo6">
-    <w:name w:val="heading 6"/>
+  <w:style w:type="paragraph" w:styleId="Heading6">
+    <w:name w:val="Heading 6"/>
     <w:basedOn w:val="Normal"/>
     <w:next w:val="Normal"/>
     <w:link w:val="Ttulo6Char"/>
@@ -3760,22 +4696,22 @@
     <w:semiHidden/>
     <w:unhideWhenUsed/>
     <w:qFormat/>
-    <w:rsid w:val="009E184E"/>
+    <w:rsid w:val="009e184e"/>
     <w:pPr>
-      <w:keepNext/>
+      <w:keepNext w:val="true"/>
       <w:keepLines/>
       <w:spacing w:before="40" w:after="0"/>
       <w:outlineLvl w:val="5"/>
     </w:pPr>
     <w:rPr>
-      <w:rFonts w:eastAsiaTheme="majorEastAsia" w:cstheme="majorBidi"/>
+      <w:rFonts w:eastAsia="" w:cs="" w:cstheme="majorBidi" w:eastAsiaTheme="majorEastAsia"/>
       <w:i/>
       <w:iCs/>
-      <w:color w:val="595959" w:themeColor="text1" w:themeTint="A6"/>
+      <w:color w:themeColor="text1" w:themeTint="a6" w:val="595959"/>
     </w:rPr>
   </w:style>
-  <w:style w:type="paragraph" w:styleId="Ttulo7">
-    <w:name w:val="heading 7"/>
+  <w:style w:type="paragraph" w:styleId="Heading7">
+    <w:name w:val="Heading 7"/>
     <w:basedOn w:val="Normal"/>
     <w:next w:val="Normal"/>
     <w:link w:val="Ttulo7Char"/>
@@ -3783,20 +4719,20 @@
     <w:semiHidden/>
     <w:unhideWhenUsed/>
     <w:qFormat/>
-    <w:rsid w:val="009E184E"/>
+    <w:rsid w:val="009e184e"/>
     <w:pPr>
-      <w:keepNext/>
+      <w:keepNext w:val="true"/>
       <w:keepLines/>
       <w:spacing w:before="40" w:after="0"/>
       <w:outlineLvl w:val="6"/>
     </w:pPr>
     <w:rPr>
-      <w:rFonts w:eastAsiaTheme="majorEastAsia" w:cstheme="majorBidi"/>
-      <w:color w:val="595959" w:themeColor="text1" w:themeTint="A6"/>
+      <w:rFonts w:eastAsia="" w:cs="" w:cstheme="majorBidi" w:eastAsiaTheme="majorEastAsia"/>
+      <w:color w:themeColor="text1" w:themeTint="a6" w:val="595959"/>
     </w:rPr>
   </w:style>
-  <w:style w:type="paragraph" w:styleId="Ttulo8">
-    <w:name w:val="heading 8"/>
+  <w:style w:type="paragraph" w:styleId="Heading8">
+    <w:name w:val="Heading 8"/>
     <w:basedOn w:val="Normal"/>
     <w:next w:val="Normal"/>
     <w:link w:val="Ttulo8Char"/>
@@ -3804,22 +4740,22 @@
     <w:semiHidden/>
     <w:unhideWhenUsed/>
     <w:qFormat/>
-    <w:rsid w:val="009E184E"/>
+    <w:rsid w:val="009e184e"/>
     <w:pPr>
-      <w:keepNext/>
+      <w:keepNext w:val="true"/>
       <w:keepLines/>
-      <w:spacing w:after="0"/>
+      <w:spacing w:before="0" w:after="0"/>
       <w:outlineLvl w:val="7"/>
     </w:pPr>
     <w:rPr>
-      <w:rFonts w:eastAsiaTheme="majorEastAsia" w:cstheme="majorBidi"/>
+      <w:rFonts w:eastAsia="" w:cs="" w:cstheme="majorBidi" w:eastAsiaTheme="majorEastAsia"/>
       <w:i/>
       <w:iCs/>
-      <w:color w:val="272727" w:themeColor="text1" w:themeTint="D8"/>
+      <w:color w:themeColor="text1" w:themeTint="d8" w:val="272727"/>
     </w:rPr>
   </w:style>
-  <w:style w:type="paragraph" w:styleId="Ttulo9">
-    <w:name w:val="heading 9"/>
+  <w:style w:type="paragraph" w:styleId="Heading9">
+    <w:name w:val="Heading 9"/>
     <w:basedOn w:val="Normal"/>
     <w:next w:val="Normal"/>
     <w:link w:val="Ttulo9Char"/>
@@ -3827,22 +4763,449 @@
     <w:semiHidden/>
     <w:unhideWhenUsed/>
     <w:qFormat/>
-    <w:rsid w:val="009E184E"/>
+    <w:rsid w:val="009e184e"/>
     <w:pPr>
-      <w:keepNext/>
+      <w:keepNext w:val="true"/>
       <w:keepLines/>
-      <w:spacing w:after="0"/>
+      <w:spacing w:before="0" w:after="0"/>
       <w:outlineLvl w:val="8"/>
     </w:pPr>
     <w:rPr>
-      <w:rFonts w:eastAsiaTheme="majorEastAsia" w:cstheme="majorBidi"/>
-      <w:color w:val="272727" w:themeColor="text1" w:themeTint="D8"/>
+      <w:rFonts w:eastAsia="" w:cs="" w:cstheme="majorBidi" w:eastAsiaTheme="majorEastAsia"/>
+      <w:color w:themeColor="text1" w:themeTint="d8" w:val="272727"/>
     </w:rPr>
   </w:style>
-  <w:style w:type="character" w:default="1" w:styleId="Fontepargpadro">
+  <w:style w:type="character" w:styleId="DefaultParagraphFont" w:default="1">
     <w:name w:val="Default Paragraph Font"/>
     <w:uiPriority w:val="1"/>
     <w:unhideWhenUsed/>
+    <w:qFormat/>
+    <w:rPr/>
+  </w:style>
+  <w:style w:type="character" w:styleId="Ttulo1Char" w:customStyle="1">
+    <w:name w:val="Título 1 Char"/>
+    <w:basedOn w:val="DefaultParagraphFont"/>
+    <w:link w:val="Heading1"/>
+    <w:uiPriority w:val="9"/>
+    <w:qFormat/>
+    <w:rsid w:val="009e184e"/>
+    <w:rPr>
+      <w:rFonts w:ascii="Aptos Display" w:hAnsi="Aptos Display" w:eastAsia="" w:cs="" w:asciiTheme="majorHAnsi" w:cstheme="majorBidi" w:eastAsiaTheme="majorEastAsia" w:hAnsiTheme="majorHAnsi"/>
+      <w:color w:themeColor="accent1" w:themeShade="bf" w:val="0F4761"/>
+      <w:sz w:val="40"/>
+      <w:szCs w:val="40"/>
+    </w:rPr>
+  </w:style>
+  <w:style w:type="character" w:styleId="Ttulo2Char" w:customStyle="1">
+    <w:name w:val="Título 2 Char"/>
+    <w:basedOn w:val="DefaultParagraphFont"/>
+    <w:link w:val="Heading2"/>
+    <w:uiPriority w:val="9"/>
+    <w:semiHidden/>
+    <w:qFormat/>
+    <w:rsid w:val="009e184e"/>
+    <w:rPr>
+      <w:rFonts w:ascii="Aptos Display" w:hAnsi="Aptos Display" w:eastAsia="" w:cs="" w:asciiTheme="majorHAnsi" w:cstheme="majorBidi" w:eastAsiaTheme="majorEastAsia" w:hAnsiTheme="majorHAnsi"/>
+      <w:color w:themeColor="accent1" w:themeShade="bf" w:val="0F4761"/>
+      <w:sz w:val="32"/>
+      <w:szCs w:val="32"/>
+    </w:rPr>
+  </w:style>
+  <w:style w:type="character" w:styleId="Ttulo3Char" w:customStyle="1">
+    <w:name w:val="Título 3 Char"/>
+    <w:basedOn w:val="DefaultParagraphFont"/>
+    <w:link w:val="Heading3"/>
+    <w:uiPriority w:val="9"/>
+    <w:semiHidden/>
+    <w:qFormat/>
+    <w:rsid w:val="009e184e"/>
+    <w:rPr>
+      <w:rFonts w:eastAsia="" w:cs="" w:cstheme="majorBidi" w:eastAsiaTheme="majorEastAsia"/>
+      <w:color w:themeColor="accent1" w:themeShade="bf" w:val="0F4761"/>
+      <w:sz w:val="28"/>
+      <w:szCs w:val="28"/>
+    </w:rPr>
+  </w:style>
+  <w:style w:type="character" w:styleId="Ttulo4Char" w:customStyle="1">
+    <w:name w:val="Título 4 Char"/>
+    <w:basedOn w:val="DefaultParagraphFont"/>
+    <w:link w:val="Heading4"/>
+    <w:uiPriority w:val="9"/>
+    <w:semiHidden/>
+    <w:qFormat/>
+    <w:rsid w:val="009e184e"/>
+    <w:rPr>
+      <w:rFonts w:eastAsia="" w:cs="" w:cstheme="majorBidi" w:eastAsiaTheme="majorEastAsia"/>
+      <w:i/>
+      <w:iCs/>
+      <w:color w:themeColor="accent1" w:themeShade="bf" w:val="0F4761"/>
+    </w:rPr>
+  </w:style>
+  <w:style w:type="character" w:styleId="Ttulo5Char" w:customStyle="1">
+    <w:name w:val="Título 5 Char"/>
+    <w:basedOn w:val="DefaultParagraphFont"/>
+    <w:link w:val="Heading5"/>
+    <w:uiPriority w:val="9"/>
+    <w:semiHidden/>
+    <w:qFormat/>
+    <w:rsid w:val="009e184e"/>
+    <w:rPr>
+      <w:rFonts w:eastAsia="" w:cs="" w:cstheme="majorBidi" w:eastAsiaTheme="majorEastAsia"/>
+      <w:color w:themeColor="accent1" w:themeShade="bf" w:val="0F4761"/>
+    </w:rPr>
+  </w:style>
+  <w:style w:type="character" w:styleId="Ttulo6Char" w:customStyle="1">
+    <w:name w:val="Título 6 Char"/>
+    <w:basedOn w:val="DefaultParagraphFont"/>
+    <w:link w:val="Heading6"/>
+    <w:uiPriority w:val="9"/>
+    <w:semiHidden/>
+    <w:qFormat/>
+    <w:rsid w:val="009e184e"/>
+    <w:rPr>
+      <w:rFonts w:eastAsia="" w:cs="" w:cstheme="majorBidi" w:eastAsiaTheme="majorEastAsia"/>
+      <w:i/>
+      <w:iCs/>
+      <w:color w:themeColor="text1" w:themeTint="a6" w:val="595959"/>
+    </w:rPr>
+  </w:style>
+  <w:style w:type="character" w:styleId="Ttulo7Char" w:customStyle="1">
+    <w:name w:val="Título 7 Char"/>
+    <w:basedOn w:val="DefaultParagraphFont"/>
+    <w:link w:val="Heading7"/>
+    <w:uiPriority w:val="9"/>
+    <w:semiHidden/>
+    <w:qFormat/>
+    <w:rsid w:val="009e184e"/>
+    <w:rPr>
+      <w:rFonts w:eastAsia="" w:cs="" w:cstheme="majorBidi" w:eastAsiaTheme="majorEastAsia"/>
+      <w:color w:themeColor="text1" w:themeTint="a6" w:val="595959"/>
+    </w:rPr>
+  </w:style>
+  <w:style w:type="character" w:styleId="Ttulo8Char" w:customStyle="1">
+    <w:name w:val="Título 8 Char"/>
+    <w:basedOn w:val="DefaultParagraphFont"/>
+    <w:link w:val="Heading8"/>
+    <w:uiPriority w:val="9"/>
+    <w:semiHidden/>
+    <w:qFormat/>
+    <w:rsid w:val="009e184e"/>
+    <w:rPr>
+      <w:rFonts w:eastAsia="" w:cs="" w:cstheme="majorBidi" w:eastAsiaTheme="majorEastAsia"/>
+      <w:i/>
+      <w:iCs/>
+      <w:color w:themeColor="text1" w:themeTint="d8" w:val="272727"/>
+    </w:rPr>
+  </w:style>
+  <w:style w:type="character" w:styleId="Ttulo9Char" w:customStyle="1">
+    <w:name w:val="Título 9 Char"/>
+    <w:basedOn w:val="DefaultParagraphFont"/>
+    <w:link w:val="Heading9"/>
+    <w:uiPriority w:val="9"/>
+    <w:semiHidden/>
+    <w:qFormat/>
+    <w:rsid w:val="009e184e"/>
+    <w:rPr>
+      <w:rFonts w:eastAsia="" w:cs="" w:cstheme="majorBidi" w:eastAsiaTheme="majorEastAsia"/>
+      <w:color w:themeColor="text1" w:themeTint="d8" w:val="272727"/>
+    </w:rPr>
+  </w:style>
+  <w:style w:type="character" w:styleId="TtuloChar" w:customStyle="1">
+    <w:name w:val="Título Char"/>
+    <w:basedOn w:val="DefaultParagraphFont"/>
+    <w:link w:val="Title"/>
+    <w:uiPriority w:val="10"/>
+    <w:qFormat/>
+    <w:rsid w:val="009e184e"/>
+    <w:rPr>
+      <w:rFonts w:ascii="Aptos Display" w:hAnsi="Aptos Display" w:eastAsia="" w:cs="" w:asciiTheme="majorHAnsi" w:cstheme="majorBidi" w:eastAsiaTheme="majorEastAsia" w:hAnsiTheme="majorHAnsi"/>
+      <w:spacing w:val="-10"/>
+      <w:kern w:val="2"/>
+      <w:sz w:val="56"/>
+      <w:szCs w:val="56"/>
+    </w:rPr>
+  </w:style>
+  <w:style w:type="character" w:styleId="SubttuloChar" w:customStyle="1">
+    <w:name w:val="Subtítulo Char"/>
+    <w:basedOn w:val="DefaultParagraphFont"/>
+    <w:link w:val="Subtitle"/>
+    <w:uiPriority w:val="11"/>
+    <w:qFormat/>
+    <w:rsid w:val="009e184e"/>
+    <w:rPr>
+      <w:rFonts w:eastAsia="" w:cs="" w:cstheme="majorBidi" w:eastAsiaTheme="majorEastAsia"/>
+      <w:color w:themeColor="text1" w:themeTint="a6" w:val="595959"/>
+      <w:spacing w:val="15"/>
+      <w:sz w:val="28"/>
+      <w:szCs w:val="28"/>
+    </w:rPr>
+  </w:style>
+  <w:style w:type="character" w:styleId="CitaoChar" w:customStyle="1">
+    <w:name w:val="Citação Char"/>
+    <w:basedOn w:val="DefaultParagraphFont"/>
+    <w:link w:val="Quote"/>
+    <w:uiPriority w:val="29"/>
+    <w:qFormat/>
+    <w:rsid w:val="009e184e"/>
+    <w:rPr>
+      <w:i/>
+      <w:iCs/>
+      <w:color w:themeColor="text1" w:themeTint="bf" w:val="404040"/>
+    </w:rPr>
+  </w:style>
+  <w:style w:type="character" w:styleId="IntenseEmphasis">
+    <w:name w:val="Intense Emphasis"/>
+    <w:basedOn w:val="DefaultParagraphFont"/>
+    <w:uiPriority w:val="21"/>
+    <w:qFormat/>
+    <w:rsid w:val="009e184e"/>
+    <w:rPr>
+      <w:i/>
+      <w:iCs/>
+      <w:color w:themeColor="accent1" w:themeShade="bf" w:val="0F4761"/>
+    </w:rPr>
+  </w:style>
+  <w:style w:type="character" w:styleId="CitaoIntensaChar" w:customStyle="1">
+    <w:name w:val="Citação Intensa Char"/>
+    <w:basedOn w:val="DefaultParagraphFont"/>
+    <w:link w:val="IntenseQuote"/>
+    <w:uiPriority w:val="30"/>
+    <w:qFormat/>
+    <w:rsid w:val="009e184e"/>
+    <w:rPr>
+      <w:i/>
+      <w:iCs/>
+      <w:color w:themeColor="accent1" w:themeShade="bf" w:val="0F4761"/>
+    </w:rPr>
+  </w:style>
+  <w:style w:type="character" w:styleId="IntenseReference">
+    <w:name w:val="Intense Reference"/>
+    <w:basedOn w:val="DefaultParagraphFont"/>
+    <w:uiPriority w:val="32"/>
+    <w:qFormat/>
+    <w:rsid w:val="009e184e"/>
+    <w:rPr>
+      <w:b/>
+      <w:bCs/>
+      <w:smallCaps/>
+      <w:color w:themeColor="accent1" w:themeShade="bf" w:val="0F4761"/>
+      <w:spacing w:val="5"/>
+    </w:rPr>
+  </w:style>
+  <w:style w:type="character" w:styleId="FootnoteCharacters">
+    <w:name w:val="Footnote Characters"/>
+    <w:qFormat/>
+    <w:rPr>
+      <w:vertAlign w:val="superscript"/>
+    </w:rPr>
+  </w:style>
+  <w:style w:type="character" w:styleId="FootnoteReference">
+    <w:name w:val="Footnote Reference"/>
+    <w:rPr>
+      <w:vertAlign w:val="superscript"/>
+    </w:rPr>
+  </w:style>
+  <w:style w:type="character" w:styleId="EndnoteCharacters">
+    <w:name w:val="Endnote Characters"/>
+    <w:qFormat/>
+    <w:rPr/>
+  </w:style>
+  <w:style w:type="character" w:styleId="EndnoteReference">
+    <w:name w:val="Endnote Reference"/>
+    <w:rPr>
+      <w:vertAlign w:val="superscript"/>
+    </w:rPr>
+  </w:style>
+  <w:style w:type="paragraph" w:styleId="Heading">
+    <w:name w:val="Heading"/>
+    <w:basedOn w:val="Normal"/>
+    <w:next w:val="BodyText"/>
+    <w:qFormat/>
+    <w:pPr>
+      <w:keepNext w:val="true"/>
+      <w:spacing w:before="240" w:after="120"/>
+    </w:pPr>
+    <w:rPr>
+      <w:rFonts w:ascii="Liberation Sans" w:hAnsi="Liberation Sans" w:eastAsia="Noto Sans CJK SC" w:cs="Noto Sans Devanagari"/>
+      <w:sz w:val="28"/>
+      <w:szCs w:val="28"/>
+    </w:rPr>
+  </w:style>
+  <w:style w:type="paragraph" w:styleId="BodyText">
+    <w:name w:val="Body Text"/>
+    <w:basedOn w:val="Normal"/>
+    <w:pPr>
+      <w:spacing w:lineRule="auto" w:line="276" w:before="0" w:after="140"/>
+    </w:pPr>
+    <w:rPr/>
+  </w:style>
+  <w:style w:type="paragraph" w:styleId="List">
+    <w:name w:val="List"/>
+    <w:basedOn w:val="BodyText"/>
+    <w:pPr/>
+    <w:rPr>
+      <w:rFonts w:cs="Noto Sans Devanagari"/>
+    </w:rPr>
+  </w:style>
+  <w:style w:type="paragraph" w:styleId="Caption">
+    <w:name w:val="Caption"/>
+    <w:basedOn w:val="Normal"/>
+    <w:qFormat/>
+    <w:pPr>
+      <w:suppressLineNumbers/>
+      <w:spacing w:before="120" w:after="120"/>
+    </w:pPr>
+    <w:rPr>
+      <w:rFonts w:cs="Noto Sans Devanagari"/>
+      <w:i/>
+      <w:iCs/>
+      <w:sz w:val="24"/>
+      <w:szCs w:val="24"/>
+    </w:rPr>
+  </w:style>
+  <w:style w:type="paragraph" w:styleId="Index">
+    <w:name w:val="Index"/>
+    <w:basedOn w:val="Normal"/>
+    <w:qFormat/>
+    <w:pPr>
+      <w:suppressLineNumbers/>
+    </w:pPr>
+    <w:rPr>
+      <w:rFonts w:cs="Noto Sans Devanagari"/>
+    </w:rPr>
+  </w:style>
+  <w:style w:type="paragraph" w:styleId="Title">
+    <w:name w:val="Title"/>
+    <w:basedOn w:val="Normal"/>
+    <w:next w:val="Normal"/>
+    <w:link w:val="TtuloChar"/>
+    <w:uiPriority w:val="10"/>
+    <w:qFormat/>
+    <w:rsid w:val="009e184e"/>
+    <w:pPr>
+      <w:spacing w:lineRule="auto" w:line="240" w:before="0" w:after="80"/>
+      <w:contextualSpacing/>
+    </w:pPr>
+    <w:rPr>
+      <w:rFonts w:ascii="Aptos Display" w:hAnsi="Aptos Display" w:eastAsia="" w:cs="" w:asciiTheme="majorHAnsi" w:cstheme="majorBidi" w:eastAsiaTheme="majorEastAsia" w:hAnsiTheme="majorHAnsi"/>
+      <w:spacing w:val="-10"/>
+      <w:kern w:val="2"/>
+      <w:sz w:val="56"/>
+      <w:szCs w:val="56"/>
+    </w:rPr>
+  </w:style>
+  <w:style w:type="paragraph" w:styleId="Subtitle">
+    <w:name w:val="Subtitle"/>
+    <w:basedOn w:val="Normal"/>
+    <w:next w:val="Normal"/>
+    <w:link w:val="SubttuloChar"/>
+    <w:uiPriority w:val="11"/>
+    <w:qFormat/>
+    <w:rsid w:val="009e184e"/>
+    <w:pPr/>
+    <w:rPr>
+      <w:rFonts w:eastAsia="" w:cs="" w:cstheme="majorBidi" w:eastAsiaTheme="majorEastAsia"/>
+      <w:color w:themeColor="text1" w:themeTint="a6" w:val="595959"/>
+      <w:spacing w:val="15"/>
+      <w:sz w:val="28"/>
+      <w:szCs w:val="28"/>
+    </w:rPr>
+  </w:style>
+  <w:style w:type="paragraph" w:styleId="Quote">
+    <w:name w:val="Quote"/>
+    <w:basedOn w:val="Normal"/>
+    <w:next w:val="Normal"/>
+    <w:link w:val="CitaoChar"/>
+    <w:uiPriority w:val="29"/>
+    <w:qFormat/>
+    <w:rsid w:val="009e184e"/>
+    <w:pPr>
+      <w:spacing w:before="160" w:after="160"/>
+      <w:jc w:val="center"/>
+    </w:pPr>
+    <w:rPr>
+      <w:i/>
+      <w:iCs/>
+      <w:color w:themeColor="text1" w:themeTint="bf" w:val="404040"/>
+    </w:rPr>
+  </w:style>
+  <w:style w:type="paragraph" w:styleId="ListParagraph">
+    <w:name w:val="List Paragraph"/>
+    <w:basedOn w:val="Normal"/>
+    <w:uiPriority w:val="34"/>
+    <w:qFormat/>
+    <w:rsid w:val="009e184e"/>
+    <w:pPr>
+      <w:spacing w:before="0" w:after="160"/>
+      <w:ind w:left="720"/>
+      <w:contextualSpacing/>
+    </w:pPr>
+    <w:rPr/>
+  </w:style>
+  <w:style w:type="paragraph" w:styleId="IntenseQuote">
+    <w:name w:val="Intense Quote"/>
+    <w:basedOn w:val="Normal"/>
+    <w:next w:val="Normal"/>
+    <w:link w:val="CitaoIntensaChar"/>
+    <w:uiPriority w:val="30"/>
+    <w:qFormat/>
+    <w:rsid w:val="009e184e"/>
+    <w:pPr>
+      <w:pBdr>
+        <w:top w:val="single" w:sz="4" w:space="10" w:color="0F4761" w:themeColor="accent1" w:themeShade="bf"/>
+        <w:bottom w:val="single" w:sz="4" w:space="10" w:color="0F4761" w:themeColor="accent1" w:themeShade="bf"/>
+      </w:pBdr>
+      <w:spacing w:before="360" w:after="360"/>
+      <w:ind w:left="864" w:right="864"/>
+      <w:jc w:val="center"/>
+    </w:pPr>
+    <w:rPr>
+      <w:i/>
+      <w:iCs/>
+      <w:color w:themeColor="accent1" w:themeShade="bf" w:val="0F4761"/>
+    </w:rPr>
+  </w:style>
+  <w:style w:type="paragraph" w:styleId="FootnoteText">
+    <w:name w:val="Footnote Text"/>
+    <w:basedOn w:val="Normal"/>
+    <w:pPr>
+      <w:suppressLineNumbers/>
+      <w:ind w:hanging="340" w:left="340"/>
+    </w:pPr>
+    <w:rPr>
+      <w:sz w:val="20"/>
+      <w:szCs w:val="20"/>
+    </w:rPr>
+  </w:style>
+  <w:style w:type="paragraph" w:styleId="TableContents">
+    <w:name w:val="Table Contents"/>
+    <w:basedOn w:val="Normal"/>
+    <w:qFormat/>
+    <w:pPr>
+      <w:widowControl w:val="false"/>
+      <w:suppressLineNumbers/>
+    </w:pPr>
+    <w:rPr/>
+  </w:style>
+  <w:style w:type="paragraph" w:styleId="TableHeading">
+    <w:name w:val="Table Heading"/>
+    <w:basedOn w:val="TableContents"/>
+    <w:qFormat/>
+    <w:pPr>
+      <w:suppressLineNumbers/>
+      <w:jc w:val="center"/>
+    </w:pPr>
+    <w:rPr>
+      <w:b/>
+      <w:bCs/>
+    </w:rPr>
+  </w:style>
+  <w:style w:type="numbering" w:styleId="NoList" w:default="1">
+    <w:name w:val="No List"/>
+    <w:uiPriority w:val="99"/>
+    <w:semiHidden/>
+    <w:unhideWhenUsed/>
+    <w:qFormat/>
   </w:style>
   <w:style w:type="table" w:default="1" w:styleId="Tabelanormal">
     <w:name w:val="Normal Table"/>
@@ -3850,7 +5213,6 @@
     <w:semiHidden/>
     <w:unhideWhenUsed/>
     <w:tblPr>
-      <w:tblInd w:w="0" w:type="dxa"/>
       <w:tblCellMar>
         <w:top w:w="0" w:type="dxa"/>
         <w:left w:w="108" w:type="dxa"/>
@@ -3859,495 +5221,101 @@
       </w:tblCellMar>
     </w:tblPr>
   </w:style>
-  <w:style w:type="numbering" w:default="1" w:styleId="Semlista">
-    <w:name w:val="No List"/>
-    <w:uiPriority w:val="99"/>
-    <w:semiHidden/>
-    <w:unhideWhenUsed/>
-  </w:style>
-  <w:style w:type="character" w:customStyle="1" w:styleId="Ttulo1Char">
-    <w:name w:val="Título 1 Char"/>
-    <w:basedOn w:val="Fontepargpadro"/>
-    <w:link w:val="Ttulo1"/>
-    <w:uiPriority w:val="9"/>
-    <w:rsid w:val="009E184E"/>
-    <w:rPr>
-      <w:rFonts w:asciiTheme="majorHAnsi" w:eastAsiaTheme="majorEastAsia" w:hAnsiTheme="majorHAnsi" w:cstheme="majorBidi"/>
-      <w:color w:val="0F4761" w:themeColor="accent1" w:themeShade="BF"/>
-      <w:sz w:val="40"/>
-      <w:szCs w:val="40"/>
-    </w:rPr>
-  </w:style>
-  <w:style w:type="character" w:customStyle="1" w:styleId="Ttulo2Char">
-    <w:name w:val="Título 2 Char"/>
-    <w:basedOn w:val="Fontepargpadro"/>
-    <w:link w:val="Ttulo2"/>
-    <w:uiPriority w:val="9"/>
-    <w:semiHidden/>
-    <w:rsid w:val="009E184E"/>
-    <w:rPr>
-      <w:rFonts w:asciiTheme="majorHAnsi" w:eastAsiaTheme="majorEastAsia" w:hAnsiTheme="majorHAnsi" w:cstheme="majorBidi"/>
-      <w:color w:val="0F4761" w:themeColor="accent1" w:themeShade="BF"/>
-      <w:sz w:val="32"/>
-      <w:szCs w:val="32"/>
-    </w:rPr>
-  </w:style>
-  <w:style w:type="character" w:customStyle="1" w:styleId="Ttulo3Char">
-    <w:name w:val="Título 3 Char"/>
-    <w:basedOn w:val="Fontepargpadro"/>
-    <w:link w:val="Ttulo3"/>
-    <w:uiPriority w:val="9"/>
-    <w:semiHidden/>
-    <w:rsid w:val="009E184E"/>
-    <w:rPr>
-      <w:rFonts w:eastAsiaTheme="majorEastAsia" w:cstheme="majorBidi"/>
-      <w:color w:val="0F4761" w:themeColor="accent1" w:themeShade="BF"/>
-      <w:sz w:val="28"/>
-      <w:szCs w:val="28"/>
-    </w:rPr>
-  </w:style>
-  <w:style w:type="character" w:customStyle="1" w:styleId="Ttulo4Char">
-    <w:name w:val="Título 4 Char"/>
-    <w:basedOn w:val="Fontepargpadro"/>
-    <w:link w:val="Ttulo4"/>
-    <w:uiPriority w:val="9"/>
-    <w:semiHidden/>
-    <w:rsid w:val="009E184E"/>
-    <w:rPr>
-      <w:rFonts w:eastAsiaTheme="majorEastAsia" w:cstheme="majorBidi"/>
-      <w:i/>
-      <w:iCs/>
-      <w:color w:val="0F4761" w:themeColor="accent1" w:themeShade="BF"/>
-    </w:rPr>
-  </w:style>
-  <w:style w:type="character" w:customStyle="1" w:styleId="Ttulo5Char">
-    <w:name w:val="Título 5 Char"/>
-    <w:basedOn w:val="Fontepargpadro"/>
-    <w:link w:val="Ttulo5"/>
-    <w:uiPriority w:val="9"/>
-    <w:semiHidden/>
-    <w:rsid w:val="009E184E"/>
-    <w:rPr>
-      <w:rFonts w:eastAsiaTheme="majorEastAsia" w:cstheme="majorBidi"/>
-      <w:color w:val="0F4761" w:themeColor="accent1" w:themeShade="BF"/>
-    </w:rPr>
-  </w:style>
-  <w:style w:type="character" w:customStyle="1" w:styleId="Ttulo6Char">
-    <w:name w:val="Título 6 Char"/>
-    <w:basedOn w:val="Fontepargpadro"/>
-    <w:link w:val="Ttulo6"/>
-    <w:uiPriority w:val="9"/>
-    <w:semiHidden/>
-    <w:rsid w:val="009E184E"/>
-    <w:rPr>
-      <w:rFonts w:eastAsiaTheme="majorEastAsia" w:cstheme="majorBidi"/>
-      <w:i/>
-      <w:iCs/>
-      <w:color w:val="595959" w:themeColor="text1" w:themeTint="A6"/>
-    </w:rPr>
-  </w:style>
-  <w:style w:type="character" w:customStyle="1" w:styleId="Ttulo7Char">
-    <w:name w:val="Título 7 Char"/>
-    <w:basedOn w:val="Fontepargpadro"/>
-    <w:link w:val="Ttulo7"/>
-    <w:uiPriority w:val="9"/>
-    <w:semiHidden/>
-    <w:rsid w:val="009E184E"/>
-    <w:rPr>
-      <w:rFonts w:eastAsiaTheme="majorEastAsia" w:cstheme="majorBidi"/>
-      <w:color w:val="595959" w:themeColor="text1" w:themeTint="A6"/>
-    </w:rPr>
-  </w:style>
-  <w:style w:type="character" w:customStyle="1" w:styleId="Ttulo8Char">
-    <w:name w:val="Título 8 Char"/>
-    <w:basedOn w:val="Fontepargpadro"/>
-    <w:link w:val="Ttulo8"/>
-    <w:uiPriority w:val="9"/>
-    <w:semiHidden/>
-    <w:rsid w:val="009E184E"/>
-    <w:rPr>
-      <w:rFonts w:eastAsiaTheme="majorEastAsia" w:cstheme="majorBidi"/>
-      <w:i/>
-      <w:iCs/>
-      <w:color w:val="272727" w:themeColor="text1" w:themeTint="D8"/>
-    </w:rPr>
-  </w:style>
-  <w:style w:type="character" w:customStyle="1" w:styleId="Ttulo9Char">
-    <w:name w:val="Título 9 Char"/>
-    <w:basedOn w:val="Fontepargpadro"/>
-    <w:link w:val="Ttulo9"/>
-    <w:uiPriority w:val="9"/>
-    <w:semiHidden/>
-    <w:rsid w:val="009E184E"/>
-    <w:rPr>
-      <w:rFonts w:eastAsiaTheme="majorEastAsia" w:cstheme="majorBidi"/>
-      <w:color w:val="272727" w:themeColor="text1" w:themeTint="D8"/>
-    </w:rPr>
-  </w:style>
-  <w:style w:type="paragraph" w:styleId="Ttulo">
-    <w:name w:val="Title"/>
-    <w:basedOn w:val="Normal"/>
-    <w:next w:val="Normal"/>
-    <w:link w:val="TtuloChar"/>
-    <w:uiPriority w:val="10"/>
-    <w:qFormat/>
-    <w:rsid w:val="009E184E"/>
-    <w:pPr>
-      <w:spacing w:after="80" w:line="240" w:lineRule="auto"/>
-      <w:contextualSpacing/>
-    </w:pPr>
-    <w:rPr>
-      <w:rFonts w:asciiTheme="majorHAnsi" w:eastAsiaTheme="majorEastAsia" w:hAnsiTheme="majorHAnsi" w:cstheme="majorBidi"/>
-      <w:spacing w:val="-10"/>
-      <w:kern w:val="28"/>
-      <w:sz w:val="56"/>
-      <w:szCs w:val="56"/>
-    </w:rPr>
-  </w:style>
-  <w:style w:type="character" w:customStyle="1" w:styleId="TtuloChar">
-    <w:name w:val="Título Char"/>
-    <w:basedOn w:val="Fontepargpadro"/>
-    <w:link w:val="Ttulo"/>
-    <w:uiPriority w:val="10"/>
-    <w:rsid w:val="009E184E"/>
-    <w:rPr>
-      <w:rFonts w:asciiTheme="majorHAnsi" w:eastAsiaTheme="majorEastAsia" w:hAnsiTheme="majorHAnsi" w:cstheme="majorBidi"/>
-      <w:spacing w:val="-10"/>
-      <w:kern w:val="28"/>
-      <w:sz w:val="56"/>
-      <w:szCs w:val="56"/>
-    </w:rPr>
-  </w:style>
-  <w:style w:type="paragraph" w:styleId="Subttulo">
-    <w:name w:val="Subtitle"/>
-    <w:basedOn w:val="Normal"/>
-    <w:next w:val="Normal"/>
-    <w:link w:val="SubttuloChar"/>
-    <w:uiPriority w:val="11"/>
-    <w:qFormat/>
-    <w:rsid w:val="009E184E"/>
-    <w:pPr>
-      <w:numPr>
-        <w:ilvl w:val="1"/>
-      </w:numPr>
-    </w:pPr>
-    <w:rPr>
-      <w:rFonts w:eastAsiaTheme="majorEastAsia" w:cstheme="majorBidi"/>
-      <w:color w:val="595959" w:themeColor="text1" w:themeTint="A6"/>
-      <w:spacing w:val="15"/>
-      <w:sz w:val="28"/>
-      <w:szCs w:val="28"/>
-    </w:rPr>
-  </w:style>
-  <w:style w:type="character" w:customStyle="1" w:styleId="SubttuloChar">
-    <w:name w:val="Subtítulo Char"/>
-    <w:basedOn w:val="Fontepargpadro"/>
-    <w:link w:val="Subttulo"/>
-    <w:uiPriority w:val="11"/>
-    <w:rsid w:val="009E184E"/>
-    <w:rPr>
-      <w:rFonts w:eastAsiaTheme="majorEastAsia" w:cstheme="majorBidi"/>
-      <w:color w:val="595959" w:themeColor="text1" w:themeTint="A6"/>
-      <w:spacing w:val="15"/>
-      <w:sz w:val="28"/>
-      <w:szCs w:val="28"/>
-    </w:rPr>
-  </w:style>
-  <w:style w:type="paragraph" w:styleId="Citao">
-    <w:name w:val="Quote"/>
-    <w:basedOn w:val="Normal"/>
-    <w:next w:val="Normal"/>
-    <w:link w:val="CitaoChar"/>
-    <w:uiPriority w:val="29"/>
-    <w:qFormat/>
-    <w:rsid w:val="009E184E"/>
-    <w:pPr>
-      <w:spacing w:before="160"/>
-      <w:jc w:val="center"/>
-    </w:pPr>
-    <w:rPr>
-      <w:i/>
-      <w:iCs/>
-      <w:color w:val="404040" w:themeColor="text1" w:themeTint="BF"/>
-    </w:rPr>
-  </w:style>
-  <w:style w:type="character" w:customStyle="1" w:styleId="CitaoChar">
-    <w:name w:val="Citação Char"/>
-    <w:basedOn w:val="Fontepargpadro"/>
-    <w:link w:val="Citao"/>
-    <w:uiPriority w:val="29"/>
-    <w:rsid w:val="009E184E"/>
-    <w:rPr>
-      <w:i/>
-      <w:iCs/>
-      <w:color w:val="404040" w:themeColor="text1" w:themeTint="BF"/>
-    </w:rPr>
-  </w:style>
-  <w:style w:type="paragraph" w:styleId="PargrafodaLista">
-    <w:name w:val="List Paragraph"/>
-    <w:basedOn w:val="Normal"/>
-    <w:uiPriority w:val="34"/>
-    <w:qFormat/>
-    <w:rsid w:val="009E184E"/>
-    <w:pPr>
-      <w:ind w:left="720"/>
-      <w:contextualSpacing/>
-    </w:pPr>
-  </w:style>
-  <w:style w:type="character" w:styleId="nfaseIntensa">
-    <w:name w:val="Intense Emphasis"/>
-    <w:basedOn w:val="Fontepargpadro"/>
-    <w:uiPriority w:val="21"/>
-    <w:qFormat/>
-    <w:rsid w:val="009E184E"/>
-    <w:rPr>
-      <w:i/>
-      <w:iCs/>
-      <w:color w:val="0F4761" w:themeColor="accent1" w:themeShade="BF"/>
-    </w:rPr>
-  </w:style>
-  <w:style w:type="paragraph" w:styleId="CitaoIntensa">
-    <w:name w:val="Intense Quote"/>
-    <w:basedOn w:val="Normal"/>
-    <w:next w:val="Normal"/>
-    <w:link w:val="CitaoIntensaChar"/>
-    <w:uiPriority w:val="30"/>
-    <w:qFormat/>
-    <w:rsid w:val="009E184E"/>
-    <w:pPr>
-      <w:pBdr>
-        <w:top w:val="single" w:sz="4" w:space="10" w:color="0F4761" w:themeColor="accent1" w:themeShade="BF"/>
-        <w:bottom w:val="single" w:sz="4" w:space="10" w:color="0F4761" w:themeColor="accent1" w:themeShade="BF"/>
-      </w:pBdr>
-      <w:spacing w:before="360" w:after="360"/>
-      <w:ind w:left="864" w:right="864"/>
-      <w:jc w:val="center"/>
-    </w:pPr>
-    <w:rPr>
-      <w:i/>
-      <w:iCs/>
-      <w:color w:val="0F4761" w:themeColor="accent1" w:themeShade="BF"/>
-    </w:rPr>
-  </w:style>
-  <w:style w:type="character" w:customStyle="1" w:styleId="CitaoIntensaChar">
-    <w:name w:val="Citação Intensa Char"/>
-    <w:basedOn w:val="Fontepargpadro"/>
-    <w:link w:val="CitaoIntensa"/>
-    <w:uiPriority w:val="30"/>
-    <w:rsid w:val="009E184E"/>
-    <w:rPr>
-      <w:i/>
-      <w:iCs/>
-      <w:color w:val="0F4761" w:themeColor="accent1" w:themeShade="BF"/>
-    </w:rPr>
-  </w:style>
-  <w:style w:type="character" w:styleId="RefernciaIntensa">
-    <w:name w:val="Intense Reference"/>
-    <w:basedOn w:val="Fontepargpadro"/>
-    <w:uiPriority w:val="32"/>
-    <w:qFormat/>
-    <w:rsid w:val="009E184E"/>
-    <w:rPr>
-      <w:b/>
-      <w:bCs/>
-      <w:smallCaps/>
-      <w:color w:val="0F4761" w:themeColor="accent1" w:themeShade="BF"/>
-      <w:spacing w:val="5"/>
-    </w:rPr>
-  </w:style>
 </w:styles>
 </file>
 
 <file path=word/theme/theme1.xml><?xml version="1.0" encoding="utf-8"?>
-<a:theme xmlns:a="http://schemas.openxmlformats.org/drawingml/2006/main" name="Tema do Office">
+<a:theme xmlns:a="http://schemas.openxmlformats.org/drawingml/2006/main" xmlns:r="http://schemas.openxmlformats.org/officeDocument/2006/relationships" name="Tema do Office">
   <a:themeElements>
     <a:clrScheme name="Office">
       <a:dk1>
-        <a:sysClr val="windowText" lastClr="000000"/>
+        <a:srgbClr val="000000"/>
       </a:dk1>
       <a:lt1>
-        <a:sysClr val="window" lastClr="FFFFFF"/>
+        <a:srgbClr val="ffffff"/>
       </a:lt1>
       <a:dk2>
-        <a:srgbClr val="0E2841"/>
+        <a:srgbClr val="0e2841"/>
       </a:dk2>
       <a:lt2>
-        <a:srgbClr val="E8E8E8"/>
+        <a:srgbClr val="e8e8e8"/>
       </a:lt2>
       <a:accent1>
         <a:srgbClr val="156082"/>
       </a:accent1>
       <a:accent2>
-        <a:srgbClr val="E97132"/>
+        <a:srgbClr val="e97132"/>
       </a:accent2>
       <a:accent3>
-        <a:srgbClr val="196B24"/>
+        <a:srgbClr val="196b24"/>
       </a:accent3>
       <a:accent4>
-        <a:srgbClr val="0F9ED5"/>
+        <a:srgbClr val="0f9ed5"/>
       </a:accent4>
       <a:accent5>
-        <a:srgbClr val="A02B93"/>
+        <a:srgbClr val="a02b93"/>
       </a:accent5>
       <a:accent6>
-        <a:srgbClr val="4EA72E"/>
+        <a:srgbClr val="4ea72e"/>
       </a:accent6>
       <a:hlink>
         <a:srgbClr val="467886"/>
       </a:hlink>
       <a:folHlink>
-        <a:srgbClr val="96607D"/>
+        <a:srgbClr val="96607d"/>
       </a:folHlink>
     </a:clrScheme>
     <a:fontScheme name="Office">
       <a:majorFont>
-        <a:latin typeface="Aptos Display" panose="02110004020202020204"/>
+        <a:latin typeface="Aptos Display" panose="02110004020202020204" pitchFamily="0" charset="1"/>
         <a:ea typeface=""/>
         <a:cs typeface=""/>
-        <a:font script="Jpan" typeface="游ゴシック Light"/>
-        <a:font script="Hang" typeface="맑은 고딕"/>
-        <a:font script="Hans" typeface="等线 Light"/>
-        <a:font script="Hant" typeface="新細明體"/>
-        <a:font script="Arab" typeface="Times New Roman"/>
-        <a:font script="Hebr" typeface="Times New Roman"/>
-        <a:font script="Thai" typeface="Angsana New"/>
-        <a:font script="Ethi" typeface="Nyala"/>
-        <a:font script="Beng" typeface="Vrinda"/>
-        <a:font script="Gujr" typeface="Shruti"/>
-        <a:font script="Khmr" typeface="MoolBoran"/>
-        <a:font script="Knda" typeface="Tunga"/>
-        <a:font script="Guru" typeface="Raavi"/>
-        <a:font script="Cans" typeface="Euphemia"/>
-        <a:font script="Cher" typeface="Plantagenet Cherokee"/>
-        <a:font script="Yiii" typeface="Microsoft Yi Baiti"/>
-        <a:font script="Tibt" typeface="Microsoft Himalaya"/>
-        <a:font script="Thaa" typeface="MV Boli"/>
-        <a:font script="Deva" typeface="Mangal"/>
-        <a:font script="Telu" typeface="Gautami"/>
-        <a:font script="Taml" typeface="Latha"/>
-        <a:font script="Syrc" typeface="Estrangelo Edessa"/>
-        <a:font script="Orya" typeface="Kalinga"/>
-        <a:font script="Mlym" typeface="Kartika"/>
-        <a:font script="Laoo" typeface="DokChampa"/>
-        <a:font script="Sinh" typeface="Iskoola Pota"/>
-        <a:font script="Mong" typeface="Mongolian Baiti"/>
-        <a:font script="Viet" typeface="Times New Roman"/>
-        <a:font script="Uigh" typeface="Microsoft Uighur"/>
-        <a:font script="Geor" typeface="Sylfaen"/>
-        <a:font script="Armn" typeface="Arial"/>
-        <a:font script="Bugi" typeface="Leelawadee UI"/>
-        <a:font script="Bopo" typeface="Microsoft JhengHei"/>
-        <a:font script="Java" typeface="Javanese Text"/>
-        <a:font script="Lisu" typeface="Segoe UI"/>
-        <a:font script="Mymr" typeface="Myanmar Text"/>
-        <a:font script="Nkoo" typeface="Ebrima"/>
-        <a:font script="Olck" typeface="Nirmala UI"/>
-        <a:font script="Osma" typeface="Ebrima"/>
-        <a:font script="Phag" typeface="Phagspa"/>
-        <a:font script="Syrn" typeface="Estrangelo Edessa"/>
-        <a:font script="Syrj" typeface="Estrangelo Edessa"/>
-        <a:font script="Syre" typeface="Estrangelo Edessa"/>
-        <a:font script="Sora" typeface="Nirmala UI"/>
-        <a:font script="Tale" typeface="Microsoft Tai Le"/>
-        <a:font script="Talu" typeface="Microsoft New Tai Lue"/>
-        <a:font script="Tfng" typeface="Ebrima"/>
       </a:majorFont>
       <a:minorFont>
-        <a:latin typeface="Aptos" panose="02110004020202020204"/>
+        <a:latin typeface="Aptos" panose="02110004020202020204" pitchFamily="0" charset="1"/>
         <a:ea typeface=""/>
         <a:cs typeface=""/>
-        <a:font script="Jpan" typeface="游明朝"/>
-        <a:font script="Hang" typeface="맑은 고딕"/>
-        <a:font script="Hans" typeface="等线"/>
-        <a:font script="Hant" typeface="新細明體"/>
-        <a:font script="Arab" typeface="Arial"/>
-        <a:font script="Hebr" typeface="Arial"/>
-        <a:font script="Thai" typeface="Cordia New"/>
-        <a:font script="Ethi" typeface="Nyala"/>
-        <a:font script="Beng" typeface="Vrinda"/>
-        <a:font script="Gujr" typeface="Shruti"/>
-        <a:font script="Khmr" typeface="DaunPenh"/>
-        <a:font script="Knda" typeface="Tunga"/>
-        <a:font script="Guru" typeface="Raavi"/>
-        <a:font script="Cans" typeface="Euphemia"/>
-        <a:font script="Cher" typeface="Plantagenet Cherokee"/>
-        <a:font script="Yiii" typeface="Microsoft Yi Baiti"/>
-        <a:font script="Tibt" typeface="Microsoft Himalaya"/>
-        <a:font script="Thaa" typeface="MV Boli"/>
-        <a:font script="Deva" typeface="Mangal"/>
-        <a:font script="Telu" typeface="Gautami"/>
-        <a:font script="Taml" typeface="Latha"/>
-        <a:font script="Syrc" typeface="Estrangelo Edessa"/>
-        <a:font script="Orya" typeface="Kalinga"/>
-        <a:font script="Mlym" typeface="Kartika"/>
-        <a:font script="Laoo" typeface="DokChampa"/>
-        <a:font script="Sinh" typeface="Iskoola Pota"/>
-        <a:font script="Mong" typeface="Mongolian Baiti"/>
-        <a:font script="Viet" typeface="Arial"/>
-        <a:font script="Uigh" typeface="Microsoft Uighur"/>
-        <a:font script="Geor" typeface="Sylfaen"/>
-        <a:font script="Armn" typeface="Arial"/>
-        <a:font script="Bugi" typeface="Leelawadee UI"/>
-        <a:font script="Bopo" typeface="Microsoft JhengHei"/>
-        <a:font script="Java" typeface="Javanese Text"/>
-        <a:font script="Lisu" typeface="Segoe UI"/>
-        <a:font script="Mymr" typeface="Myanmar Text"/>
-        <a:font script="Nkoo" typeface="Ebrima"/>
-        <a:font script="Olck" typeface="Nirmala UI"/>
-        <a:font script="Osma" typeface="Ebrima"/>
-        <a:font script="Phag" typeface="Phagspa"/>
-        <a:font script="Syrn" typeface="Estrangelo Edessa"/>
-        <a:font script="Syrj" typeface="Estrangelo Edessa"/>
-        <a:font script="Syre" typeface="Estrangelo Edessa"/>
-        <a:font script="Sora" typeface="Nirmala UI"/>
-        <a:font script="Tale" typeface="Microsoft Tai Le"/>
-        <a:font script="Talu" typeface="Microsoft New Tai Lue"/>
-        <a:font script="Tfng" typeface="Ebrima"/>
       </a:minorFont>
     </a:fontScheme>
-    <a:fmtScheme name="Office">
+    <a:fmtScheme>
       <a:fillStyleLst>
         <a:solidFill>
           <a:schemeClr val="phClr"/>
         </a:solidFill>
-        <a:gradFill rotWithShape="1">
+        <a:gradFill>
           <a:gsLst>
             <a:gs pos="0">
               <a:schemeClr val="phClr">
                 <a:lumMod val="110000"/>
-                <a:satMod val="105000"/>
                 <a:tint val="67000"/>
               </a:schemeClr>
             </a:gs>
             <a:gs pos="50000">
               <a:schemeClr val="phClr">
                 <a:lumMod val="105000"/>
-                <a:satMod val="103000"/>
                 <a:tint val="73000"/>
               </a:schemeClr>
             </a:gs>
             <a:gs pos="100000">
               <a:schemeClr val="phClr">
                 <a:lumMod val="105000"/>
-                <a:satMod val="109000"/>
                 <a:tint val="81000"/>
               </a:schemeClr>
             </a:gs>
           </a:gsLst>
           <a:lin ang="5400000" scaled="0"/>
+          <a:tileRect l="0" t="0" r="0" b="0"/>
         </a:gradFill>
-        <a:gradFill rotWithShape="1">
+        <a:gradFill>
           <a:gsLst>
             <a:gs pos="0">
               <a:schemeClr val="phClr">
-                <a:satMod val="103000"/>
                 <a:lumMod val="102000"/>
                 <a:tint val="94000"/>
               </a:schemeClr>
             </a:gs>
             <a:gs pos="50000">
               <a:schemeClr val="phClr">
-                <a:satMod val="110000"/>
                 <a:lumMod val="100000"/>
                 <a:shade val="100000"/>
               </a:schemeClr>
@@ -4355,33 +5323,24 @@
             <a:gs pos="100000">
               <a:schemeClr val="phClr">
                 <a:lumMod val="99000"/>
-                <a:satMod val="120000"/>
                 <a:shade val="78000"/>
               </a:schemeClr>
             </a:gs>
           </a:gsLst>
           <a:lin ang="5400000" scaled="0"/>
+          <a:tileRect l="0" t="0" r="0" b="0"/>
         </a:gradFill>
       </a:fillStyleLst>
       <a:lnStyleLst>
         <a:ln w="12700" cap="flat" cmpd="sng" algn="ctr">
-          <a:solidFill>
-            <a:schemeClr val="phClr"/>
-          </a:solidFill>
           <a:prstDash val="solid"/>
           <a:miter lim="800000"/>
         </a:ln>
         <a:ln w="19050" cap="flat" cmpd="sng" algn="ctr">
-          <a:solidFill>
-            <a:schemeClr val="phClr"/>
-          </a:solidFill>
           <a:prstDash val="solid"/>
           <a:miter lim="800000"/>
         </a:ln>
         <a:ln w="25400" cap="flat" cmpd="sng" algn="ctr">
-          <a:solidFill>
-            <a:schemeClr val="phClr"/>
-          </a:solidFill>
           <a:prstDash val="solid"/>
           <a:miter lim="800000"/>
         </a:ln>
@@ -4394,13 +5353,7 @@
           <a:effectLst/>
         </a:effectStyle>
         <a:effectStyle>
-          <a:effectLst>
-            <a:outerShdw blurRad="57150" dist="19050" dir="5400000" algn="ctr" rotWithShape="0">
-              <a:srgbClr val="000000">
-                <a:alpha val="63000"/>
-              </a:srgbClr>
-            </a:outerShdw>
-          </a:effectLst>
+          <a:effectLst/>
         </a:effectStyle>
       </a:effectStyleLst>
       <a:bgFillStyleLst>
@@ -4410,15 +5363,13 @@
         <a:solidFill>
           <a:schemeClr val="phClr">
             <a:tint val="95000"/>
-            <a:satMod val="170000"/>
           </a:schemeClr>
         </a:solidFill>
-        <a:gradFill rotWithShape="1">
+        <a:gradFill>
           <a:gsLst>
             <a:gs pos="0">
               <a:schemeClr val="phClr">
                 <a:tint val="93000"/>
-                <a:satMod val="150000"/>
                 <a:shade val="98000"/>
                 <a:lumMod val="102000"/>
               </a:schemeClr>
@@ -4426,7 +5377,6 @@
             <a:gs pos="50000">
               <a:schemeClr val="phClr">
                 <a:tint val="98000"/>
-                <a:satMod val="130000"/>
                 <a:shade val="90000"/>
                 <a:lumMod val="103000"/>
               </a:schemeClr>
@@ -4434,41 +5384,14 @@
             <a:gs pos="100000">
               <a:schemeClr val="phClr">
                 <a:shade val="63000"/>
-                <a:satMod val="120000"/>
               </a:schemeClr>
             </a:gs>
           </a:gsLst>
           <a:lin ang="5400000" scaled="0"/>
+          <a:tileRect l="0" t="0" r="0" b="0"/>
         </a:gradFill>
       </a:bgFillStyleLst>
     </a:fmtScheme>
   </a:themeElements>
-  <a:objectDefaults>
-    <a:lnDef>
-      <a:spPr/>
-      <a:bodyPr/>
-      <a:lstStyle/>
-      <a:style>
-        <a:lnRef idx="2">
-          <a:schemeClr val="accent1"/>
-        </a:lnRef>
-        <a:fillRef idx="0">
-          <a:schemeClr val="accent1"/>
-        </a:fillRef>
-        <a:effectRef idx="1">
-          <a:schemeClr val="accent1"/>
-        </a:effectRef>
-        <a:fontRef idx="minor">
-          <a:schemeClr val="tx1"/>
-        </a:fontRef>
-      </a:style>
-    </a:lnDef>
-  </a:objectDefaults>
-  <a:extraClrSchemeLst/>
-  <a:extLst>
-    <a:ext uri="{05A4C25C-085E-4340-85A3-A5531E510DB2}">
-      <thm15:themeFamily xmlns:thm15="http://schemas.microsoft.com/office/thememl/2012/main" name="Office Theme" id="{2E142A2C-CD16-42D6-873A-C26D2A0506FA}" vid="{1BDDFF52-6CD6-40A5-AB3C-68EB2F1E4D0A}"/>
-    </a:ext>
-  </a:extLst>
 </a:theme>
 </file>
--- a/Travelling-Salesman-Problem-master/Analises/Relatório Analise.docx
+++ b/Travelling-Salesman-Problem-master/Analises/Relatório Analise.docx
@@ -4,140 +4,81 @@
   <w:body>
     <w:p>
       <w:pPr>
-        <w:pStyle w:val="Normal"/>
-        <w:widowControl/>
-        <w:ind w:hanging="0" w:left="0" w:right="0"/>
-        <w:jc w:val="left"/>
-        <w:rPr>
-          <w:sz w:val="20"/>
-          <w:szCs w:val="20"/>
-        </w:rPr>
-      </w:pPr>
-      <w:r>
-        <w:rPr>
-          <w:color w:val="000000"/>
-          <w:sz w:val="20"/>
-          <w:szCs w:val="20"/>
-          <w:shd w:fill="auto" w:val="clear"/>
-        </w:rPr>
+        <w:pStyle w:val="Heading9"/>
+        <w:rPr/>
+      </w:pPr>
+      <w:r>
+        <w:rPr/>
         <w:t>UNIVERSIDADE DO VALE DO ITAJAÍ – UNIVALI</w:t>
       </w:r>
     </w:p>
     <w:p>
       <w:pPr>
-        <w:pStyle w:val="Normal"/>
-        <w:widowControl/>
-        <w:ind w:hanging="0" w:left="0" w:right="0"/>
-        <w:jc w:val="left"/>
-        <w:rPr>
-          <w:color w:val="auto"/>
-          <w:sz w:val="20"/>
-          <w:szCs w:val="20"/>
-          <w:shd w:fill="auto" w:val="clear"/>
-        </w:rPr>
-      </w:pPr>
-      <w:r>
-        <w:rPr>
-          <w:color w:val="000000"/>
-          <w:sz w:val="20"/>
-          <w:szCs w:val="20"/>
-          <w:shd w:fill="auto" w:val="clear"/>
-        </w:rPr>
+        <w:pStyle w:val="Heading9"/>
+        <w:rPr/>
+      </w:pPr>
+      <w:r>
+        <w:rPr/>
         <w:t>Programa de Pós-graduação em Computação Aplicada – PPGCA</w:t>
       </w:r>
     </w:p>
     <w:p>
       <w:pPr>
-        <w:pStyle w:val="Normal"/>
-        <w:widowControl/>
-        <w:ind w:hanging="0" w:left="0" w:right="0"/>
-        <w:jc w:val="left"/>
-        <w:rPr>
-          <w:color w:val="auto"/>
-          <w:sz w:val="20"/>
-          <w:szCs w:val="20"/>
-          <w:shd w:fill="auto" w:val="clear"/>
-        </w:rPr>
-      </w:pPr>
-      <w:r>
-        <w:rPr>
-          <w:color w:val="000000"/>
-          <w:sz w:val="20"/>
-          <w:szCs w:val="20"/>
-          <w:shd w:fill="auto" w:val="clear"/>
-        </w:rPr>
+        <w:pStyle w:val="Heading9"/>
+        <w:rPr/>
+      </w:pPr>
+      <w:r>
+        <w:rPr/>
         <w:t>Disciplina de Análise de Algoritmos – semestre 2026/1</w:t>
       </w:r>
     </w:p>
     <w:p>
       <w:pPr>
-        <w:pStyle w:val="Normal"/>
-        <w:widowControl/>
-        <w:ind w:hanging="0" w:left="0" w:right="0"/>
-        <w:jc w:val="left"/>
-        <w:rPr>
-          <w:color w:val="auto"/>
-          <w:sz w:val="20"/>
-          <w:szCs w:val="20"/>
-          <w:shd w:fill="auto" w:val="clear"/>
-        </w:rPr>
-      </w:pPr>
-      <w:r>
-        <w:rPr>
-          <w:color w:val="000000"/>
-          <w:sz w:val="20"/>
-          <w:szCs w:val="20"/>
-          <w:shd w:fill="auto" w:val="clear"/>
-        </w:rPr>
-        <w:t>Professor Dr. Rudimar Luís Scaranto Dazzi.</w:t>
+        <w:pStyle w:val="Heading9"/>
+        <w:rPr/>
+      </w:pPr>
+      <w:r>
+        <w:rPr/>
+        <w:t>Professor Dr. Rudimar Luís Scaranto Dazzi</w:t>
       </w:r>
     </w:p>
     <w:p>
       <w:pPr>
-        <w:pStyle w:val="Normal"/>
-        <w:widowControl/>
-        <w:ind w:hanging="0" w:left="0" w:right="0"/>
-        <w:jc w:val="left"/>
-        <w:rPr>
-          <w:sz w:val="20"/>
-          <w:szCs w:val="20"/>
-        </w:rPr>
-      </w:pPr>
-      <w:r>
-        <w:rPr>
-          <w:color w:val="000000"/>
-          <w:sz w:val="20"/>
-          <w:szCs w:val="20"/>
-          <w:shd w:fill="auto" w:val="clear"/>
-        </w:rPr>
-        <w:t>Acadêmicos: Katia Lorenz, Letícia Zorzi Rama e Ricardo Arruda Júnior.</w:t>
+        <w:pStyle w:val="Heading9"/>
+        <w:rPr/>
+      </w:pPr>
+      <w:r>
+        <w:rPr/>
+        <w:t>Acadêmicos: Katia Lorenz, Letícia Zorzi Rama e Ricardo Arruda Júnior</w:t>
       </w:r>
     </w:p>
     <w:p>
       <w:pPr>
-        <w:pStyle w:val="Normal"/>
-        <w:widowControl/>
-        <w:ind w:hanging="0" w:left="0" w:right="0"/>
-        <w:jc w:val="left"/>
-        <w:rPr>
-          <w:color w:val="auto"/>
-          <w:sz w:val="32"/>
-          <w:szCs w:val="32"/>
-          <w:shd w:fill="auto" w:val="clear"/>
-        </w:rPr>
-      </w:pPr>
-      <w:r>
-        <w:rPr>
-          <w:color w:val="000000"/>
-          <w:sz w:val="32"/>
-          <w:szCs w:val="32"/>
-          <w:shd w:fill="auto" w:val="clear"/>
-        </w:rPr>
+        <w:pStyle w:val="BodyText"/>
+        <w:rPr/>
+      </w:pPr>
+      <w:r>
+        <w:rPr/>
       </w:r>
     </w:p>
     <w:p>
       <w:pPr>
-        <w:pStyle w:val="Normal"/>
+        <w:pStyle w:val="Subtitle"/>
+        <w:tabs>
+          <w:tab w:val="clear" w:pos="708"/>
+          <w:tab w:val="left" w:pos="720" w:leader="none"/>
+          <w:tab w:val="left" w:pos="1440" w:leader="none"/>
+          <w:tab w:val="left" w:pos="2160" w:leader="none"/>
+          <w:tab w:val="left" w:pos="2880" w:leader="none"/>
+          <w:tab w:val="left" w:pos="3600" w:leader="none"/>
+          <w:tab w:val="left" w:pos="4320" w:leader="none"/>
+          <w:tab w:val="left" w:pos="5040" w:leader="none"/>
+          <w:tab w:val="left" w:pos="5760" w:leader="none"/>
+          <w:tab w:val="left" w:pos="6480" w:leader="none"/>
+          <w:tab w:val="left" w:pos="7200" w:leader="none"/>
+          <w:tab w:val="left" w:pos="7920" w:leader="none"/>
+        </w:tabs>
+        <w:spacing w:lineRule="auto" w:line="240"/>
         <w:jc w:val="center"/>
         <w:rPr/>
       </w:pPr>
@@ -145,13 +86,42 @@
         <w:rPr>
           <w:b/>
           <w:bCs/>
-        </w:rPr>
-        <w:t>Relatório Acadêmico:</w:t>
+          <w:color w:val="000000"/>
+          <w:sz w:val="28"/>
+          <w:szCs w:val="28"/>
+        </w:rPr>
+        <w:t>Aná</w:t>
+      </w:r>
+      <w:r>
+        <w:rPr>
+          <w:b/>
+          <w:bCs/>
+          <w:color w:val="000000"/>
+          <w:sz w:val="28"/>
+          <w:szCs w:val="28"/>
+          <w:lang w:val="pt-PT"/>
+        </w:rPr>
+        <w:t xml:space="preserve">lise de complexidade de </w:t>
       </w:r>
     </w:p>
     <w:p>
       <w:pPr>
-        <w:pStyle w:val="Normal"/>
+        <w:pStyle w:val="Subtitle"/>
+        <w:tabs>
+          <w:tab w:val="clear" w:pos="708"/>
+          <w:tab w:val="left" w:pos="720" w:leader="none"/>
+          <w:tab w:val="left" w:pos="1440" w:leader="none"/>
+          <w:tab w:val="left" w:pos="2160" w:leader="none"/>
+          <w:tab w:val="left" w:pos="2880" w:leader="none"/>
+          <w:tab w:val="left" w:pos="3600" w:leader="none"/>
+          <w:tab w:val="left" w:pos="4320" w:leader="none"/>
+          <w:tab w:val="left" w:pos="5040" w:leader="none"/>
+          <w:tab w:val="left" w:pos="5760" w:leader="none"/>
+          <w:tab w:val="left" w:pos="6480" w:leader="none"/>
+          <w:tab w:val="left" w:pos="7200" w:leader="none"/>
+          <w:tab w:val="left" w:pos="7920" w:leader="none"/>
+        </w:tabs>
+        <w:spacing w:lineRule="auto" w:line="240"/>
         <w:jc w:val="center"/>
         <w:rPr/>
       </w:pPr>
@@ -159,29 +129,82 @@
         <w:rPr>
           <w:b/>
           <w:bCs/>
-        </w:rPr>
-        <w:t>Análise de complexidade de algoritmos de Força bruta e Aproximativo na solução do Problema do Caixeiro Viajante (PCV)</w:t>
+          <w:color w:val="000000"/>
+          <w:sz w:val="28"/>
+          <w:szCs w:val="28"/>
+          <w:lang w:val="pt-PT"/>
+        </w:rPr>
+        <w:t>algoritmos de For</w:t>
+      </w:r>
+      <w:r>
+        <w:rPr>
+          <w:b/>
+          <w:bCs/>
+          <w:color w:val="000000"/>
+          <w:sz w:val="28"/>
+          <w:szCs w:val="28"/>
+        </w:rPr>
+        <w:t>ç</w:t>
+      </w:r>
+      <w:r>
+        <w:rPr>
+          <w:b/>
+          <w:bCs/>
+          <w:color w:val="000000"/>
+          <w:sz w:val="28"/>
+          <w:szCs w:val="28"/>
+          <w:lang w:val="pt-PT"/>
+        </w:rPr>
+        <w:t xml:space="preserve">a bruta e Aproximativo </w:t>
       </w:r>
     </w:p>
     <w:p>
       <w:pPr>
-        <w:pStyle w:val="Normal"/>
-        <w:jc w:val="both"/>
+        <w:pStyle w:val="Subtitle"/>
+        <w:tabs>
+          <w:tab w:val="clear" w:pos="708"/>
+          <w:tab w:val="left" w:pos="720" w:leader="none"/>
+          <w:tab w:val="left" w:pos="1440" w:leader="none"/>
+          <w:tab w:val="left" w:pos="2160" w:leader="none"/>
+          <w:tab w:val="left" w:pos="2880" w:leader="none"/>
+          <w:tab w:val="left" w:pos="3600" w:leader="none"/>
+          <w:tab w:val="left" w:pos="4320" w:leader="none"/>
+          <w:tab w:val="left" w:pos="5040" w:leader="none"/>
+          <w:tab w:val="left" w:pos="5760" w:leader="none"/>
+          <w:tab w:val="left" w:pos="6480" w:leader="none"/>
+          <w:tab w:val="left" w:pos="7200" w:leader="none"/>
+          <w:tab w:val="left" w:pos="7920" w:leader="none"/>
+        </w:tabs>
+        <w:spacing w:lineRule="auto" w:line="240"/>
+        <w:jc w:val="center"/>
+        <w:rPr/>
+      </w:pPr>
+      <w:r>
         <w:rPr>
           <w:b/>
           <w:bCs/>
-        </w:rPr>
-      </w:pPr>
+          <w:color w:val="000000"/>
+          <w:sz w:val="28"/>
+          <w:szCs w:val="28"/>
+          <w:lang w:val="it-IT"/>
+        </w:rPr>
+        <w:t>na solu</w:t>
+      </w:r>
       <w:r>
         <w:rPr>
           <w:b/>
           <w:bCs/>
-        </w:rPr>
+          <w:color w:val="000000"/>
+          <w:sz w:val="28"/>
+          <w:szCs w:val="28"/>
+          <w:lang w:val="pt-PT"/>
+        </w:rPr>
+        <w:t>ção do Problema do Caixeiro Viajante (PCV)</w:t>
       </w:r>
     </w:p>
     <w:p>
       <w:pPr>
-        <w:pStyle w:val="Normal"/>
+        <w:pStyle w:val="Body"/>
         <w:jc w:val="both"/>
         <w:rPr>
           <w:b/>
@@ -193,425 +216,1863 @@
           <w:b/>
           <w:bCs/>
         </w:rPr>
-        <w:t>Contextualização</w:t>
       </w:r>
     </w:p>
     <w:p>
       <w:pPr>
-        <w:pStyle w:val="Normal"/>
+        <w:pStyle w:val="Body"/>
         <w:jc w:val="both"/>
-        <w:rPr/>
-      </w:pPr>
-      <w:r>
-        <w:rPr/>
-        <w:t xml:space="preserve">Atividade avaliativa da disciplina de Análise de Algoritmos do Mestrado em Computação Aplicada da Universidade do Vale do Itajaí (UNIVALI), período letivo 2026/01. </w:t>
+        <w:rPr>
+          <w:b/>
+          <w:bCs/>
+        </w:rPr>
+      </w:pPr>
+      <w:r>
+        <w:rPr>
+          <w:b/>
+          <w:bCs/>
+        </w:rPr>
+        <w:t>Contextualização</w:t>
       </w:r>
     </w:p>
     <w:p>
       <w:pPr>
-        <w:pStyle w:val="Normal"/>
+        <w:pStyle w:val="Body"/>
         <w:jc w:val="both"/>
         <w:rPr/>
       </w:pPr>
       <w:r>
         <w:rPr/>
-        <w:t xml:space="preserve">O presente relatório aborda o Problema do Caixeiro Viajante (PCV), um problema classificado como NP-Difícil, cujo objetivo principal é encontrar o caminho ótimo ou factível que visite um conjunto finito de cidades exatamente uma vez e retorne à origem. </w:t>
+        <w:t>Ati</w:t>
+      </w:r>
+      <w:r>
+        <w:rPr>
+          <w:lang w:val="pt-PT"/>
+        </w:rPr>
+        <w:t>vidade avaliativa da disciplina de An</w:t>
+      </w:r>
+      <w:r>
+        <w:rPr/>
+        <w:t>á</w:t>
+      </w:r>
+      <w:r>
+        <w:rPr>
+          <w:lang w:val="pt-PT"/>
+        </w:rPr>
+        <w:t>lise de Algoritmos do Mestrado em Computação Aplicada da Universidade do Vale do Itaja</w:t>
+      </w:r>
+      <w:r>
+        <w:rPr/>
+        <w:t xml:space="preserve">í </w:t>
+      </w:r>
+      <w:r>
+        <w:rPr>
+          <w:lang w:val="it-IT"/>
+        </w:rPr>
+        <w:t>(UNIVALI), per</w:t>
+      </w:r>
+      <w:r>
+        <w:rPr/>
+        <w:t>í</w:t>
+      </w:r>
+      <w:r>
+        <w:rPr>
+          <w:lang w:val="pt-PT"/>
+        </w:rPr>
+        <w:t xml:space="preserve">odo letivo 2026/01. </w:t>
       </w:r>
     </w:p>
     <w:p>
       <w:pPr>
-        <w:pStyle w:val="Normal"/>
+        <w:pStyle w:val="Body"/>
         <w:jc w:val="both"/>
         <w:rPr/>
       </w:pPr>
       <w:r>
-        <w:rPr/>
-        <w:t xml:space="preserve">Para isso, soluções com diferentes algoritmos são exploradas na literatura, dentre elas métodos com força bruta e métodos heurísticos. </w:t>
+        <w:rPr>
+          <w:lang w:val="pt-PT"/>
+        </w:rPr>
+        <w:t xml:space="preserve">O Problema do Caixeiro Viajante (PCV) </w:t>
+      </w:r>
+      <w:r>
+        <w:rPr>
+          <w:lang w:val="fr-FR"/>
+        </w:rPr>
+        <w:t xml:space="preserve">é </w:t>
+      </w:r>
+      <w:r>
+        <w:rPr/>
+        <w:t>um m</w:t>
+      </w:r>
+      <w:r>
+        <w:rPr>
+          <w:lang w:val="fr-FR"/>
+        </w:rPr>
+        <w:t>é</w:t>
+      </w:r>
+      <w:r>
+        <w:rPr>
+          <w:lang w:val="pt-PT"/>
+        </w:rPr>
+        <w:t>todo bem explorado para problemas de otimizaçã</w:t>
+      </w:r>
+      <w:r>
+        <w:rPr/>
+        <w:t>o computacional.</w:t>
+      </w:r>
+      <w:r>
+        <w:rPr>
+          <w:lang w:val="pt-PT"/>
+        </w:rPr>
+        <w:t xml:space="preserve"> No PCV, objetiva-se encontrar a rota mais curta que visite um conjunto de cidades exatamente uma vez e depois retorne à cidade </w:t>
+      </w:r>
+      <w:r>
+        <w:rPr/>
+        <w:t xml:space="preserve">de </w:t>
+      </w:r>
+      <w:r>
+        <w:rPr>
+          <w:lang w:val="pt-PT"/>
+        </w:rPr>
+        <w:t xml:space="preserve">origem. Devido </w:t>
+      </w:r>
+      <w:r>
+        <w:rPr/>
+        <w:t xml:space="preserve">à </w:t>
+      </w:r>
+      <w:r>
+        <w:rPr>
+          <w:lang w:val="it-IT"/>
+        </w:rPr>
+        <w:t>sua classifica</w:t>
+      </w:r>
+      <w:r>
+        <w:rPr>
+          <w:lang w:val="pt-PT"/>
+        </w:rPr>
+        <w:t>ção como um problema NP-dif</w:t>
+      </w:r>
+      <w:r>
+        <w:rPr/>
+        <w:t>í</w:t>
+      </w:r>
+      <w:r>
+        <w:rPr>
+          <w:lang w:val="pt-PT"/>
+        </w:rPr>
+        <w:t>cil, gerar soluçõ</w:t>
+      </w:r>
+      <w:r>
+        <w:rPr>
+          <w:lang w:val="fr-FR"/>
+        </w:rPr>
+        <w:t xml:space="preserve">es </w:t>
+      </w:r>
+      <w:r>
+        <w:rPr>
+          <w:lang w:val="es-ES_tradnl"/>
+        </w:rPr>
+        <w:t>ó</w:t>
+      </w:r>
+      <w:r>
+        <w:rPr>
+          <w:lang w:val="pt-PT"/>
+        </w:rPr>
+        <w:t xml:space="preserve">timas para </w:t>
+      </w:r>
+      <w:r>
+        <w:rPr/>
+        <w:t>instâ</w:t>
+      </w:r>
+      <w:r>
+        <w:rPr>
+          <w:lang w:val="pt-PT"/>
+        </w:rPr>
+        <w:t xml:space="preserve">ncias grandes continua sendo um desafio (GOEL et al., 2025). Para lidar com isso, </w:t>
+      </w:r>
+      <w:r>
+        <w:rPr>
+          <w:lang w:val="fr-FR"/>
+        </w:rPr>
+        <w:t>algoritmos heur</w:t>
+      </w:r>
+      <w:r>
+        <w:rPr/>
+        <w:t>í</w:t>
+      </w:r>
+      <w:r>
+        <w:rPr>
+          <w:lang w:val="pt-PT"/>
+        </w:rPr>
+        <w:t xml:space="preserve">sticos têm sido explorados, pois fornecem soluções quase </w:t>
+      </w:r>
+      <w:r>
+        <w:rPr>
+          <w:lang w:val="es-ES_tradnl"/>
+        </w:rPr>
+        <w:t>ó</w:t>
+      </w:r>
+      <w:r>
+        <w:rPr>
+          <w:lang w:val="pt-PT"/>
+        </w:rPr>
+        <w:t>timas dentro de tempos razo</w:t>
+      </w:r>
+      <w:r>
+        <w:rPr/>
+        <w:t>á</w:t>
+      </w:r>
+      <w:r>
+        <w:rPr>
+          <w:lang w:val="pt-PT"/>
+        </w:rPr>
+        <w:t xml:space="preserve">veis. Sendo assim, o presente relatório analisa e compara a complexidade de um algoritmo heurístico e um de força bruta quando implementados para se solucionar o Problema do Caixeiro Viajante (PCV) com </w:t>
+      </w:r>
+      <w:r>
+        <w:rPr>
+          <w:i/>
+          <w:iCs/>
+          <w:lang w:val="pt-PT"/>
+        </w:rPr>
+        <w:t xml:space="preserve">datasets </w:t>
+      </w:r>
+      <w:r>
+        <w:rPr>
+          <w:i w:val="false"/>
+          <w:iCs w:val="false"/>
+          <w:u w:val="none" w:color="000000"/>
+          <w:lang w:val="pt-PT"/>
+        </w:rPr>
+        <w:t>de diferentes tamanhos</w:t>
+      </w:r>
+      <w:r>
+        <w:rPr>
+          <w:lang w:val="pt-PT"/>
+        </w:rPr>
+        <w:t>.</w:t>
       </w:r>
     </w:p>
     <w:p>
       <w:pPr>
-        <w:pStyle w:val="Normal"/>
+        <w:pStyle w:val="Body"/>
         <w:jc w:val="both"/>
         <w:rPr>
+          <w:rFonts w:ascii="Aptos" w:hAnsi="Aptos" w:eastAsia="Aptos" w:cs="Aptos"/>
           <w:b/>
           <w:bCs/>
         </w:rPr>
       </w:pPr>
       <w:r>
         <w:rPr>
+          <w:rFonts w:eastAsia="Aptos" w:cs="Aptos"/>
           <w:b/>
           <w:bCs/>
-        </w:rPr>
-        <w:t>Introdução</w:t>
+          <w:lang w:val="it-IT"/>
+        </w:rPr>
+        <w:t>Introdu</w:t>
+      </w:r>
+      <w:r>
+        <w:rPr>
+          <w:rFonts w:eastAsia="Aptos" w:cs="Aptos"/>
+          <w:b/>
+          <w:bCs/>
+          <w:lang w:val="pt-PT"/>
+        </w:rPr>
+        <w:t>çã</w:t>
+      </w:r>
+      <w:r>
+        <w:rPr>
+          <w:rFonts w:eastAsia="Aptos" w:cs="Aptos"/>
+          <w:b/>
+          <w:bCs/>
+        </w:rPr>
+        <w:t>o</w:t>
       </w:r>
     </w:p>
     <w:p>
       <w:pPr>
-        <w:pStyle w:val="Normal"/>
+        <w:pStyle w:val="Body"/>
         <w:jc w:val="both"/>
         <w:rPr/>
       </w:pPr>
       <w:r>
-        <w:rPr/>
-        <w:t xml:space="preserve">O algoritmo de força bruta é considerado o método mais simples para resolver o PCV. O método de força bruta consiste em percorrer todos os percursos possíveis um por um, calcular o comprimento total de cada percurso e encontrar o percurso mínimo desses valores de comprimento usando comparações, ou seja, o percurso ótimo (NAHER, 2011). Entretanto, o custo desse método envolve um aumento extremamente rápido com o aumento do número de cidades. O custo do algoritmo de força bruta fica evidente quando se verifica que existem (n − 1)! = 1 · 2 · 3 · 4 ·····(n − 1) maneiras diferentes de visitar n cidades em um percurso. Cada percurso começa em uma cidade (por exemplo, a cidade A), depois visita todas as n−1 cidades restantes em ordem arbitrária e, finalmente, retorna à primeira cidade. No entanto, existem exatamente (n − 1)! ordenações ou permutações possíveis das n − 1 cidades restantes (NAHER, 2011). </w:t>
+        <w:rPr>
+          <w:lang w:val="pt-PT"/>
+        </w:rPr>
+        <w:t>O algoritmo de for</w:t>
+      </w:r>
+      <w:r>
+        <w:rPr/>
+        <w:t>ç</w:t>
+      </w:r>
+      <w:r>
+        <w:rPr>
+          <w:lang w:val="it-IT"/>
+        </w:rPr>
+        <w:t xml:space="preserve">a bruta </w:t>
+      </w:r>
+      <w:r>
+        <w:rPr>
+          <w:lang w:val="fr-FR"/>
+        </w:rPr>
+        <w:t xml:space="preserve">é </w:t>
+      </w:r>
+      <w:r>
+        <w:rPr>
+          <w:lang w:val="pt-PT"/>
+        </w:rPr>
+        <w:t>considerado o m</w:t>
+      </w:r>
+      <w:r>
+        <w:rPr>
+          <w:lang w:val="fr-FR"/>
+        </w:rPr>
+        <w:t>é</w:t>
+      </w:r>
+      <w:r>
+        <w:rPr>
+          <w:lang w:val="pt-PT"/>
+        </w:rPr>
+        <w:t>todo mais simples para resolver o PCV. O m</w:t>
+      </w:r>
+      <w:r>
+        <w:rPr>
+          <w:lang w:val="fr-FR"/>
+        </w:rPr>
+        <w:t>é</w:t>
+      </w:r>
+      <w:r>
+        <w:rPr>
+          <w:lang w:val="pt-PT"/>
+        </w:rPr>
+        <w:t>todo de for</w:t>
+      </w:r>
+      <w:r>
+        <w:rPr/>
+        <w:t>ç</w:t>
+      </w:r>
+      <w:r>
+        <w:rPr>
+          <w:lang w:val="pt-PT"/>
+        </w:rPr>
+        <w:t>a bruta consiste em percorrer todos os percursos poss</w:t>
+      </w:r>
+      <w:r>
+        <w:rPr/>
+        <w:t>í</w:t>
+      </w:r>
+      <w:r>
+        <w:rPr>
+          <w:lang w:val="pt-PT"/>
+        </w:rPr>
+        <w:t>veis um por um, calcular o comprimento total de cada percurso e encontrar o percurso m</w:t>
+      </w:r>
+      <w:r>
+        <w:rPr/>
+        <w:t>í</w:t>
+      </w:r>
+      <w:r>
+        <w:rPr>
+          <w:lang w:val="pt-PT"/>
+        </w:rPr>
+        <w:t xml:space="preserve">nimo desses valores de comprimento usando comparações (NAHER, 2011). Ou seja, fornece o percurso </w:t>
+      </w:r>
+      <w:r>
+        <w:rPr>
+          <w:lang w:val="es-ES_tradnl"/>
+        </w:rPr>
+        <w:t>ó</w:t>
+      </w:r>
+      <w:r>
+        <w:rPr>
+          <w:lang w:val="pt-PT"/>
+        </w:rPr>
+        <w:t>timo.</w:t>
       </w:r>
     </w:p>
     <w:p>
       <w:pPr>
-        <w:pStyle w:val="Normal"/>
+        <w:pStyle w:val="Body"/>
         <w:jc w:val="both"/>
         <w:rPr/>
       </w:pPr>
       <w:r>
-        <w:rPr/>
-        <w:t xml:space="preserve">O algoritmo de força bruta proporciona uma solução ótima para problemas similares ao Problema do Caixeiro Viajante. Porém, a viabilidade de sua implementação se restringe à </w:t>
-      </w:r>
-      <w:r>
-        <w:rPr>
-          <w:i w:val="false"/>
-          <w:iCs w:val="false"/>
-        </w:rPr>
-        <w:t>problemas com poucos n, caso contrário, torna-se inviável. Sendo assim, outros métodos não ótimos, mas factíveis, ganham destaque para a solução do Problema do Caixeiro Viajante, dentre eles os algoritmos heurísticos.</w:t>
+        <w:rPr>
+          <w:lang w:val="pt-PT"/>
+        </w:rPr>
+        <w:t>Entretanto, o custo desse m</w:t>
+      </w:r>
+      <w:r>
+        <w:rPr>
+          <w:lang w:val="fr-FR"/>
+        </w:rPr>
+        <w:t>é</w:t>
+      </w:r>
+      <w:r>
+        <w:rPr>
+          <w:lang w:val="pt-PT"/>
+        </w:rPr>
+        <w:t>todo envolve um aumento extremamente r</w:t>
+      </w:r>
+      <w:r>
+        <w:rPr/>
+        <w:t>á</w:t>
+      </w:r>
+      <w:r>
+        <w:rPr>
+          <w:lang w:val="pt-PT"/>
+        </w:rPr>
+        <w:t>pido com o aumento do n</w:t>
+      </w:r>
+      <w:r>
+        <w:rPr/>
+        <w:t>ú</w:t>
+      </w:r>
+      <w:r>
+        <w:rPr>
+          <w:lang w:val="pt-PT"/>
+        </w:rPr>
+        <w:t>mero de cidades. O custo do algoritmo de for</w:t>
+      </w:r>
+      <w:r>
+        <w:rPr/>
+        <w:t>ç</w:t>
+      </w:r>
+      <w:r>
+        <w:rPr>
+          <w:lang w:val="pt-PT"/>
+        </w:rPr>
+        <w:t xml:space="preserve">a bruta fica evidente quando se verifica que existem (n </w:t>
+      </w:r>
+      <w:r>
+        <w:rPr/>
+        <w:t xml:space="preserve">− 1)! = 1 </w:t>
+      </w:r>
+      <w:r>
+        <w:rPr>
+          <w:lang w:val="de-DE"/>
+        </w:rPr>
+        <w:t xml:space="preserve">· </w:t>
+      </w:r>
+      <w:r>
+        <w:rPr/>
+        <w:t xml:space="preserve">2 </w:t>
+      </w:r>
+      <w:r>
+        <w:rPr>
+          <w:lang w:val="de-DE"/>
+        </w:rPr>
+        <w:t xml:space="preserve">· </w:t>
+      </w:r>
+      <w:r>
+        <w:rPr/>
+        <w:t xml:space="preserve">3 </w:t>
+      </w:r>
+      <w:r>
+        <w:rPr>
+          <w:lang w:val="de-DE"/>
+        </w:rPr>
+        <w:t xml:space="preserve">· </w:t>
+      </w:r>
+      <w:r>
+        <w:rPr/>
+        <w:t xml:space="preserve">4 </w:t>
+      </w:r>
+      <w:r>
+        <w:rPr>
+          <w:lang w:val="de-DE"/>
+        </w:rPr>
+        <w:t>·····</w:t>
+      </w:r>
+      <w:r>
+        <w:rPr/>
+        <w:t xml:space="preserve">(n − </w:t>
+      </w:r>
+      <w:r>
+        <w:rPr>
+          <w:lang w:val="pt-PT"/>
+        </w:rPr>
+        <w:t>1) maneiras diferentes de visitar n cidades em um percurso. Cada percurso come</w:t>
+      </w:r>
+      <w:r>
+        <w:rPr/>
+        <w:t>ç</w:t>
+      </w:r>
+      <w:r>
+        <w:rPr>
+          <w:lang w:val="pt-PT"/>
+        </w:rPr>
+        <w:t>a em uma cidade (por exemplo, a cidade A), depois visita todas as n</w:t>
+      </w:r>
+      <w:r>
+        <w:rPr/>
+        <w:t>−</w:t>
+      </w:r>
+      <w:r>
+        <w:rPr>
+          <w:lang w:val="pt-PT"/>
+        </w:rPr>
+        <w:t>1 cidades restantes em ordem arbitr</w:t>
+      </w:r>
+      <w:r>
+        <w:rPr/>
+        <w:t>á</w:t>
+      </w:r>
+      <w:r>
+        <w:rPr>
+          <w:lang w:val="it-IT"/>
+        </w:rPr>
+        <w:t xml:space="preserve">ria e, finalmente, retorna </w:t>
+      </w:r>
+      <w:r>
+        <w:rPr/>
+        <w:t>à</w:t>
+      </w:r>
+      <w:r>
+        <w:rPr>
+          <w:lang w:val="pt-PT"/>
+        </w:rPr>
+        <w:t xml:space="preserve"> cidade A. No entanto, existem exatamente (n </w:t>
+      </w:r>
+      <w:r>
+        <w:rPr/>
+        <w:t xml:space="preserve">− </w:t>
+      </w:r>
+      <w:r>
+        <w:rPr>
+          <w:lang w:val="nl-NL"/>
+        </w:rPr>
+        <w:t>1)! ordena</w:t>
+      </w:r>
+      <w:r>
+        <w:rPr>
+          <w:lang w:val="pt-PT"/>
+        </w:rPr>
+        <w:t>ções ou permutaçõ</w:t>
+      </w:r>
+      <w:r>
+        <w:rPr>
+          <w:lang w:val="fr-FR"/>
+        </w:rPr>
+        <w:t>es poss</w:t>
+      </w:r>
+      <w:r>
+        <w:rPr/>
+        <w:t>í</w:t>
+      </w:r>
+      <w:r>
+        <w:rPr>
+          <w:lang w:val="pt-PT"/>
+        </w:rPr>
+        <w:t xml:space="preserve">veis das n </w:t>
+      </w:r>
+      <w:r>
+        <w:rPr/>
+        <w:t xml:space="preserve">− </w:t>
+      </w:r>
+      <w:r>
+        <w:rPr>
+          <w:lang w:val="pt-PT"/>
+        </w:rPr>
+        <w:t xml:space="preserve">1 cidades restantes (NAHER, 2011). </w:t>
       </w:r>
     </w:p>
     <w:p>
       <w:pPr>
-        <w:pStyle w:val="Normal"/>
+        <w:pStyle w:val="Body"/>
         <w:jc w:val="both"/>
         <w:rPr/>
       </w:pPr>
       <w:r>
-        <w:rPr/>
-        <w:t xml:space="preserve">Algoritmos heurísticos envolvem métodos como o vértice adjacente mais próximo, a inserção com o menor encargo, a inserção com maior afastamento e métodos aproximativos que envolvem árvores geradoras mínimas e algoritmos de busca em profundidade. </w:t>
+        <w:rPr>
+          <w:lang w:val="pt-PT"/>
+        </w:rPr>
+        <w:t>Sendo assim, o algoritmo de for</w:t>
+      </w:r>
+      <w:r>
+        <w:rPr/>
+        <w:t>ç</w:t>
+      </w:r>
+      <w:r>
+        <w:rPr>
+          <w:lang w:val="pt-PT"/>
+        </w:rPr>
+        <w:t>a bruta proporciona uma soluçã</w:t>
+      </w:r>
+      <w:r>
+        <w:rPr/>
+        <w:t xml:space="preserve">o </w:t>
+      </w:r>
+      <w:r>
+        <w:rPr>
+          <w:lang w:val="es-ES_tradnl"/>
+        </w:rPr>
+        <w:t>ó</w:t>
+      </w:r>
+      <w:r>
+        <w:rPr>
+          <w:lang w:val="pt-PT"/>
+        </w:rPr>
+        <w:t>tima para problemas similares ao Problema do Caixeiro Viajante. Por</w:t>
+      </w:r>
+      <w:r>
+        <w:rPr>
+          <w:lang w:val="fr-FR"/>
+        </w:rPr>
+        <w:t>ém, a viabilidade de sua implementa</w:t>
+      </w:r>
+      <w:r>
+        <w:rPr>
+          <w:lang w:val="pt-PT"/>
+        </w:rPr>
+        <w:t>çã</w:t>
+      </w:r>
+      <w:r>
+        <w:rPr>
+          <w:lang w:val="it-IT"/>
+        </w:rPr>
+        <w:t xml:space="preserve">o se restringe </w:t>
+      </w:r>
+      <w:r>
+        <w:rPr/>
+        <w:t xml:space="preserve">à </w:t>
+      </w:r>
+      <w:r>
+        <w:rPr>
+          <w:lang w:val="pt-PT"/>
+        </w:rPr>
+        <w:t>problemas com poucos n, caso contr</w:t>
+      </w:r>
+      <w:r>
+        <w:rPr/>
+        <w:t>á</w:t>
+      </w:r>
+      <w:r>
+        <w:rPr>
+          <w:lang w:val="pt-PT"/>
+        </w:rPr>
+        <w:t>rio, torna-se invi</w:t>
+      </w:r>
+      <w:r>
+        <w:rPr/>
+        <w:t>á</w:t>
+      </w:r>
+      <w:r>
+        <w:rPr>
+          <w:lang w:val="pt-PT"/>
+        </w:rPr>
+        <w:t>vel. Outros m</w:t>
+      </w:r>
+      <w:r>
+        <w:rPr>
+          <w:lang w:val="fr-FR"/>
+        </w:rPr>
+        <w:t>é</w:t>
+      </w:r>
+      <w:r>
+        <w:rPr>
+          <w:lang w:val="pt-PT"/>
+        </w:rPr>
+        <w:t>todos nã</w:t>
+      </w:r>
+      <w:r>
+        <w:rPr/>
+        <w:t xml:space="preserve">o </w:t>
+      </w:r>
+      <w:r>
+        <w:rPr>
+          <w:lang w:val="es-ES_tradnl"/>
+        </w:rPr>
+        <w:t>ó</w:t>
+      </w:r>
+      <w:r>
+        <w:rPr>
+          <w:lang w:val="pt-PT"/>
+        </w:rPr>
+        <w:t>timos, mas fact</w:t>
+      </w:r>
+      <w:r>
+        <w:rPr/>
+        <w:t>í</w:t>
+      </w:r>
+      <w:r>
+        <w:rPr>
+          <w:lang w:val="pt-PT"/>
+        </w:rPr>
+        <w:t>veis, ganham destaque para a solução do Problema do Caixeiro Viajante, dentre eles os algoritmos heur</w:t>
+      </w:r>
+      <w:r>
+        <w:rPr/>
+        <w:t>í</w:t>
+      </w:r>
+      <w:r>
+        <w:rPr>
+          <w:lang w:val="pt-PT"/>
+        </w:rPr>
+        <w:t>sticos.</w:t>
       </w:r>
     </w:p>
     <w:p>
       <w:pPr>
-        <w:pStyle w:val="Normal"/>
+        <w:pStyle w:val="Body"/>
         <w:jc w:val="both"/>
         <w:rPr>
+          <w:outline w:val="false"/>
           <w:color w:val="C9211E"/>
-        </w:rPr>
-      </w:pPr>
-      <w:r>
-        <w:rPr>
-          <w:color w:val="C9211E"/>
-        </w:rPr>
-        <w:t>(inserir parágrafo sobre algoritmos heurísticos antes de entrar na árvore geradora mínima e no busca em profundidade)</w:t>
+          <w:u w:val="none" w:color="C9211E"/>
+          <w14:textFill>
+            <w14:solidFill>
+              <w14:srgbClr w14:val="C9211E"/>
+            </w14:solidFill>
+          </w14:textFill>
+        </w:rPr>
+      </w:pPr>
+      <w:r>
+        <w:rPr>
+          <w:lang w:val="pt-PT"/>
+        </w:rPr>
+        <w:t>Algoritmos heurísticos</w:t>
+      </w:r>
+      <w:r>
+        <w:rPr/>
+        <w:t xml:space="preserve"> </w:t>
+      </w:r>
+      <w:r>
+        <w:rPr>
+          <w:lang w:val="pt-PT"/>
+        </w:rPr>
+        <w:t>não necessariamente encontram</w:t>
+      </w:r>
+      <w:r>
+        <w:rPr>
+          <w:lang w:val="it-IT"/>
+        </w:rPr>
+        <w:t xml:space="preserve"> a solu</w:t>
+      </w:r>
+      <w:r>
+        <w:rPr>
+          <w:lang w:val="pt-PT"/>
+        </w:rPr>
+        <w:t>ção global perfeita, mas sim fornecem respostas vi</w:t>
+      </w:r>
+      <w:r>
+        <w:rPr/>
+        <w:t>á</w:t>
+      </w:r>
+      <w:r>
+        <w:rPr>
+          <w:lang w:val="pt-PT"/>
+        </w:rPr>
+        <w:t>veis para metas imediatas em um tempo de processamento aceit</w:t>
+      </w:r>
+      <w:r>
+        <w:rPr/>
+        <w:t>á</w:t>
+      </w:r>
+      <w:r>
+        <w:rPr>
+          <w:lang w:val="pt-PT"/>
+        </w:rPr>
+        <w:t xml:space="preserve">vel. Em outras palavras, </w:t>
+      </w:r>
+      <w:r>
+        <w:rPr/>
+        <w:t>s</w:t>
+      </w:r>
+      <w:r>
+        <w:rPr>
+          <w:lang w:val="pt-PT"/>
+        </w:rPr>
+        <w:t>ão definidos como estrat</w:t>
+      </w:r>
+      <w:r>
+        <w:rPr>
+          <w:lang w:val="fr-FR"/>
+        </w:rPr>
+        <w:t>é</w:t>
+      </w:r>
+      <w:r>
+        <w:rPr>
+          <w:lang w:val="pt-PT"/>
+        </w:rPr>
+        <w:t>gias pr</w:t>
+      </w:r>
+      <w:r>
+        <w:rPr/>
+        <w:t>á</w:t>
+      </w:r>
+      <w:r>
+        <w:rPr>
+          <w:lang w:val="pt-PT"/>
+        </w:rPr>
+        <w:t>ticas ou factíveis utilizadas para resolver problemas complexos ou NP-dif</w:t>
+      </w:r>
+      <w:r>
+        <w:rPr/>
+        <w:t>í</w:t>
+      </w:r>
+      <w:r>
+        <w:rPr>
+          <w:lang w:val="pt-PT"/>
+        </w:rPr>
+        <w:t>ceis (GOEL et al., 2025)</w:t>
+      </w:r>
+      <w:r>
+        <w:rPr/>
+        <w:t>.</w:t>
+      </w:r>
+      <w:r>
+        <w:rPr>
+          <w:lang w:val="pt-PT"/>
+        </w:rPr>
+        <w:t xml:space="preserve"> Exemplos de a</w:t>
+      </w:r>
+      <w:r>
+        <w:rPr>
+          <w:lang w:val="fr-FR"/>
+        </w:rPr>
+        <w:t>lgoritmos heur</w:t>
+      </w:r>
+      <w:r>
+        <w:rPr/>
+        <w:t>í</w:t>
+      </w:r>
+      <w:r>
+        <w:rPr>
+          <w:lang w:val="pt-PT"/>
+        </w:rPr>
+        <w:t>sticos envolvem o vizinho mais pr</w:t>
+      </w:r>
+      <w:r>
+        <w:rPr>
+          <w:lang w:val="es-ES_tradnl"/>
+        </w:rPr>
+        <w:t>ó</w:t>
+      </w:r>
+      <w:r>
+        <w:rPr>
+          <w:lang w:val="pt-PT"/>
+        </w:rPr>
+        <w:t>ximo, a inserção com o menor encargo, a inserção com maior afastamento e m</w:t>
+      </w:r>
+      <w:r>
+        <w:rPr>
+          <w:lang w:val="fr-FR"/>
+        </w:rPr>
+        <w:t>é</w:t>
+      </w:r>
+      <w:r>
+        <w:rPr>
+          <w:lang w:val="pt-PT"/>
+        </w:rPr>
+        <w:t>todos aproximativos como</w:t>
+      </w:r>
+      <w:r>
+        <w:rPr/>
+        <w:t xml:space="preserve"> á</w:t>
+      </w:r>
+      <w:r>
+        <w:rPr>
+          <w:lang w:val="pt-PT"/>
+        </w:rPr>
+        <w:t>rvores geradoras m</w:t>
+      </w:r>
+      <w:r>
+        <w:rPr/>
+        <w:t>í</w:t>
+      </w:r>
+      <w:r>
+        <w:rPr>
+          <w:lang w:val="pt-PT"/>
+        </w:rPr>
+        <w:t xml:space="preserve">nimas. </w:t>
       </w:r>
     </w:p>
     <w:p>
       <w:pPr>
-        <w:pStyle w:val="Normal"/>
+        <w:pStyle w:val="Body"/>
         <w:jc w:val="both"/>
         <w:rPr/>
       </w:pPr>
       <w:r>
-        <w:rPr/>
-        <w:t>A árvore geradora mínima é um dos problemas de grafos mais antigos e básicos da ciência da computação. Sua história remonta ao algoritmo de Boruvkas. Dado um grafo ponderado por arestas, a árvore geradora mínima consiste em encontrar uma subárvore que abranja todos os vértices e cujo peso total seja mínimo (PEER &amp; WIGDERSON, 1998). Uma árvore geradora mínima é uma árvore formada a partir de um subconjunto das arestas em um dado grafo não direcionado, com duas propriedades: ela gera o grafo, ou seja, inclui todos os vértices, e ela é mínima, ou seja, o peso total de todas as arestas é o menor possível (WU &amp; CHAO, 2004). Para o problema do caixeiro viajante, a árvore geradora mínima quer achar a melhor de todas rotas, gerando um grafo euleriano que conecta todas as cidades e caracteriza-se por ter razão de desempenho no pior caso igual a 2. Por exemplo, o custo obtido pelo algoritmo da árvore é duas vezes o custo da rota ótima (SOTO, 1999).</w:t>
+        <w:rPr>
+          <w:lang w:val="pt-PT"/>
+        </w:rPr>
+        <w:t xml:space="preserve">A </w:t>
+      </w:r>
+      <w:r>
+        <w:rPr/>
+        <w:t>á</w:t>
+      </w:r>
+      <w:r>
+        <w:rPr>
+          <w:lang w:val="pt-PT"/>
+        </w:rPr>
+        <w:t>rvore geradora m</w:t>
+      </w:r>
+      <w:r>
+        <w:rPr/>
+        <w:t xml:space="preserve">ínima </w:t>
+      </w:r>
+      <w:r>
+        <w:rPr>
+          <w:lang w:val="fr-FR"/>
+        </w:rPr>
+        <w:t xml:space="preserve">é </w:t>
+      </w:r>
+      <w:r>
+        <w:rPr>
+          <w:lang w:val="pt-PT"/>
+        </w:rPr>
+        <w:t>um dos problemas de grafos mais antigos e b</w:t>
+      </w:r>
+      <w:r>
+        <w:rPr/>
+        <w:t>á</w:t>
+      </w:r>
+      <w:r>
+        <w:rPr>
+          <w:lang w:val="pt-PT"/>
+        </w:rPr>
+        <w:t>sicos da ci</w:t>
+      </w:r>
+      <w:r>
+        <w:rPr/>
+        <w:t>ê</w:t>
+      </w:r>
+      <w:r>
+        <w:rPr>
+          <w:lang w:val="pt-PT"/>
+        </w:rPr>
+        <w:t xml:space="preserve">ncia da computação. Sua história remonta ao algoritmo de Boruvkas. Dado um grafo ponderado por arestas, a </w:t>
+      </w:r>
+      <w:r>
+        <w:rPr/>
+        <w:t>á</w:t>
+      </w:r>
+      <w:r>
+        <w:rPr>
+          <w:lang w:val="pt-PT"/>
+        </w:rPr>
+        <w:t>rvore geradora m</w:t>
+      </w:r>
+      <w:r>
+        <w:rPr/>
+        <w:t>í</w:t>
+      </w:r>
+      <w:r>
+        <w:rPr>
+          <w:lang w:val="pt-PT"/>
+        </w:rPr>
+        <w:t>nima consiste em encontrar uma sub</w:t>
+      </w:r>
+      <w:r>
+        <w:rPr/>
+        <w:t>á</w:t>
+      </w:r>
+      <w:r>
+        <w:rPr>
+          <w:lang w:val="pt-PT"/>
+        </w:rPr>
+        <w:t>rvore que abranja todos os v</w:t>
+      </w:r>
+      <w:r>
+        <w:rPr>
+          <w:lang w:val="fr-FR"/>
+        </w:rPr>
+        <w:t>é</w:t>
+      </w:r>
+      <w:r>
+        <w:rPr>
+          <w:lang w:val="pt-PT"/>
+        </w:rPr>
+        <w:t>rtices e cujo peso total seja m</w:t>
+      </w:r>
+      <w:r>
+        <w:rPr/>
+        <w:t>í</w:t>
+      </w:r>
+      <w:r>
+        <w:rPr>
+          <w:lang w:val="pt-PT"/>
+        </w:rPr>
+        <w:t xml:space="preserve">nimo (PEER &amp; WIGDERSON, 1998). Uma </w:t>
+      </w:r>
+      <w:r>
+        <w:rPr/>
+        <w:t>á</w:t>
+      </w:r>
+      <w:r>
+        <w:rPr>
+          <w:lang w:val="pt-PT"/>
+        </w:rPr>
+        <w:t>rvore geradora m</w:t>
+      </w:r>
+      <w:r>
+        <w:rPr/>
+        <w:t xml:space="preserve">ínima </w:t>
+      </w:r>
+      <w:r>
+        <w:rPr>
+          <w:lang w:val="fr-FR"/>
+        </w:rPr>
+        <w:t xml:space="preserve">é </w:t>
+      </w:r>
+      <w:r>
+        <w:rPr>
+          <w:lang w:val="pt-PT"/>
+        </w:rPr>
+        <w:t xml:space="preserve">uma </w:t>
+      </w:r>
+      <w:r>
+        <w:rPr/>
+        <w:t>á</w:t>
+      </w:r>
+      <w:r>
+        <w:rPr>
+          <w:lang w:val="pt-PT"/>
+        </w:rPr>
+        <w:t>rvore formada a partir de um subconjunto das arestas em um dado grafo não direcionado, com duas propriedades: ela gera o grafo, ou seja, inclui todos os v</w:t>
+      </w:r>
+      <w:r>
+        <w:rPr>
+          <w:lang w:val="fr-FR"/>
+        </w:rPr>
+        <w:t>é</w:t>
+      </w:r>
+      <w:r>
+        <w:rPr>
+          <w:lang w:val="pt-PT"/>
+        </w:rPr>
+        <w:t xml:space="preserve">rtices, e ela </w:t>
+      </w:r>
+      <w:r>
+        <w:rPr>
+          <w:lang w:val="fr-FR"/>
+        </w:rPr>
+        <w:t xml:space="preserve">é </w:t>
+      </w:r>
+      <w:r>
+        <w:rPr/>
+        <w:t>mí</w:t>
+      </w:r>
+      <w:r>
+        <w:rPr>
+          <w:lang w:val="pt-PT"/>
+        </w:rPr>
+        <w:t xml:space="preserve">nima, ou seja, o peso total de todas as arestas </w:t>
+      </w:r>
+      <w:r>
+        <w:rPr>
+          <w:lang w:val="fr-FR"/>
+        </w:rPr>
+        <w:t xml:space="preserve">é </w:t>
+      </w:r>
+      <w:r>
+        <w:rPr>
+          <w:lang w:val="pt-PT"/>
+        </w:rPr>
+        <w:t>o menor poss</w:t>
+      </w:r>
+      <w:r>
+        <w:rPr/>
+        <w:t>í</w:t>
+      </w:r>
+      <w:r>
+        <w:rPr>
+          <w:lang w:val="en-US"/>
+        </w:rPr>
+        <w:t>vel (WU &amp; CHAO, 200</w:t>
+      </w:r>
+      <w:r>
+        <w:rPr>
+          <w:lang w:val="pt-PT"/>
+        </w:rPr>
+        <w:t>3</w:t>
+      </w:r>
+      <w:r>
+        <w:rPr/>
+        <w:t xml:space="preserve">). </w:t>
       </w:r>
     </w:p>
     <w:p>
       <w:pPr>
-        <w:pStyle w:val="Normal"/>
+        <w:pStyle w:val="Body"/>
         <w:jc w:val="both"/>
         <w:rPr>
+          <w:outline w:val="false"/>
           <w:color w:val="C9211E"/>
-        </w:rPr>
-      </w:pPr>
-      <w:r>
-        <w:rPr>
-          <w:color w:val="C9211E"/>
-        </w:rPr>
-        <w:t xml:space="preserve">(inserir parágrafo sobre algoritmo </w:t>
-      </w:r>
-      <w:r>
-        <w:rPr>
-          <w:color w:val="C9211E"/>
-        </w:rPr>
-        <w:t xml:space="preserve">de </w:t>
-      </w:r>
-      <w:r>
-        <w:rPr>
-          <w:color w:val="C9211E"/>
-        </w:rPr>
-        <w:t>busca em profundidade)</w:t>
+          <w:u w:val="none" w:color="C9211E"/>
+          <w14:textFill>
+            <w14:solidFill>
+              <w14:srgbClr w14:val="C9211E"/>
+            </w14:solidFill>
+          </w14:textFill>
+        </w:rPr>
+      </w:pPr>
+      <w:r>
+        <w:rPr>
+          <w:lang w:val="pt-PT"/>
+        </w:rPr>
+        <w:t>Para o Problema do Caixeiro Viajante, a árvore geradora mínima conecta todas as cidades com o menor custo total poss</w:t>
+      </w:r>
+      <w:r>
+        <w:rPr/>
+        <w:t>í</w:t>
+      </w:r>
+      <w:r>
+        <w:rPr>
+          <w:lang w:val="pt-PT"/>
+        </w:rPr>
+        <w:t>vel. Para isso, utilizam-se algoritmos cl</w:t>
+      </w:r>
+      <w:r>
+        <w:rPr/>
+        <w:t>á</w:t>
+      </w:r>
+      <w:r>
+        <w:rPr>
+          <w:lang w:val="pt-PT"/>
+        </w:rPr>
+        <w:t>ssicos como Prim ou Kruskal, seguida por uma travessia em profundidade para construir uma aproximação de um circuito hamiltoniano (GOEL et al., 2025)</w:t>
+      </w:r>
+      <w:r>
+        <w:rPr/>
+        <w:t>.</w:t>
+      </w:r>
+      <w:r>
+        <w:rPr>
+          <w:lang w:val="pt-PT"/>
+        </w:rPr>
+        <w:t xml:space="preserve"> A</w:t>
+      </w:r>
+      <w:r>
+        <w:rPr/>
+        <w:t xml:space="preserve"> á</w:t>
+      </w:r>
+      <w:r>
+        <w:rPr>
+          <w:lang w:val="pt-PT"/>
+        </w:rPr>
+        <w:t>rvore geradora m</w:t>
+      </w:r>
+      <w:r>
+        <w:rPr/>
+        <w:t>í</w:t>
+      </w:r>
+      <w:r>
+        <w:rPr>
+          <w:lang w:val="pt-PT"/>
+        </w:rPr>
+        <w:t xml:space="preserve">nima quer achar a melhor de todas as rotas, gerando um grafo euleriano que conecta todas as cidades e caracteriza-se por ter razão de desempenho no pior caso igual a 2. Ter razão de desempenho no pior caso igual à dois significa que o custo obtido pelo algoritmo da </w:t>
+      </w:r>
+      <w:r>
+        <w:rPr/>
+        <w:t>á</w:t>
+      </w:r>
+      <w:r>
+        <w:rPr>
+          <w:lang w:val="pt-PT"/>
+        </w:rPr>
+        <w:t xml:space="preserve">rvore geradora mínima </w:t>
+      </w:r>
+      <w:r>
+        <w:rPr>
+          <w:lang w:val="fr-FR"/>
+        </w:rPr>
+        <w:t xml:space="preserve">é </w:t>
+      </w:r>
+      <w:r>
+        <w:rPr>
+          <w:lang w:val="pt-PT"/>
+        </w:rPr>
+        <w:t xml:space="preserve">duas vezes o custo de soluções </w:t>
+      </w:r>
+      <w:r>
+        <w:rPr>
+          <w:lang w:val="es-ES_tradnl"/>
+        </w:rPr>
+        <w:t>ó</w:t>
+      </w:r>
+      <w:r>
+        <w:rPr/>
+        <w:t>timas como a força bruta (SOTO, 1999).</w:t>
       </w:r>
     </w:p>
     <w:p>
       <w:pPr>
-        <w:pStyle w:val="Normal"/>
+        <w:pStyle w:val="Body"/>
         <w:jc w:val="both"/>
         <w:rPr>
+          <w:rFonts w:ascii="Aptos" w:hAnsi="Aptos" w:eastAsia="Aptos" w:cs="Aptos"/>
           <w:b/>
           <w:bCs/>
         </w:rPr>
       </w:pPr>
       <w:r>
         <w:rPr>
+          <w:rFonts w:eastAsia="Aptos" w:cs="Aptos"/>
           <w:b/>
           <w:bCs/>
-        </w:rPr>
-        <w:t>Algoritmos implementados e Análise de complexidade (Notação Big(O))</w:t>
+          <w:lang w:val="pt-PT"/>
+        </w:rPr>
+        <w:t>Algoritmos implementados e An</w:t>
+      </w:r>
+      <w:r>
+        <w:rPr>
+          <w:rFonts w:eastAsia="Aptos" w:cs="Aptos"/>
+          <w:b/>
+          <w:bCs/>
+        </w:rPr>
+        <w:t>á</w:t>
+      </w:r>
+      <w:r>
+        <w:rPr>
+          <w:rFonts w:eastAsia="Aptos" w:cs="Aptos"/>
+          <w:b/>
+          <w:bCs/>
+          <w:lang w:val="pt-PT"/>
+        </w:rPr>
+        <w:t>lise de complexidade (Notação Big(O))</w:t>
       </w:r>
     </w:p>
     <w:p>
       <w:pPr>
-        <w:pStyle w:val="Normal"/>
+        <w:pStyle w:val="Body"/>
         <w:jc w:val="both"/>
         <w:rPr/>
       </w:pPr>
       <w:r>
-        <w:rPr/>
+        <w:rPr>
+          <w:lang w:val="pt-PT"/>
+        </w:rPr>
         <w:t xml:space="preserve">Foram implementadas duas abordagens para demonstrar o </w:t>
       </w:r>
       <w:r>
         <w:rPr>
+          <w:rFonts w:eastAsia="Aptos" w:cs="Aptos"/>
           <w:i/>
           <w:iCs/>
+          <w:lang w:val="en-US"/>
         </w:rPr>
         <w:t>trade-off</w:t>
       </w:r>
       <w:r>
         <w:rPr/>
-        <w:t xml:space="preserve"> (relação de compromisso) entre a qualidade da solução e o tempo de execução.</w:t>
+        <w:t xml:space="preserve"> </w:t>
+      </w:r>
+      <w:r>
+        <w:rPr>
+          <w:lang w:val="pt-PT"/>
+        </w:rPr>
+        <w:t xml:space="preserve"> entre a qualidade da solução e o tempo de execuçã</w:t>
+      </w:r>
+      <w:r>
+        <w:rPr>
+          <w:lang w:val="it-IT"/>
+        </w:rPr>
+        <w:t>o.</w:t>
       </w:r>
     </w:p>
     <w:p>
       <w:pPr>
-        <w:pStyle w:val="Normal"/>
+        <w:pStyle w:val="Body"/>
         <w:jc w:val="both"/>
         <w:rPr/>
       </w:pPr>
       <w:r>
-        <w:rPr/>
-        <w:t>1. Algoritmo de Força Bruta</w:t>
+        <w:rPr>
+          <w:lang w:val="pt-PT"/>
+        </w:rPr>
+        <w:t>1. Algoritmo de For</w:t>
+      </w:r>
+      <w:r>
+        <w:rPr/>
+        <w:t>ç</w:t>
+      </w:r>
+      <w:r>
+        <w:rPr>
+          <w:lang w:val="es-ES_tradnl"/>
+        </w:rPr>
+        <w:t>a Bruta</w:t>
       </w:r>
     </w:p>
     <w:p>
       <w:pPr>
-        <w:pStyle w:val="Normal"/>
+        <w:pStyle w:val="Body"/>
         <w:numPr>
           <w:ilvl w:val="0"/>
           <w:numId w:val="1"/>
         </w:numPr>
+        <w:spacing w:before="0" w:after="0"/>
+        <w:ind w:hanging="360" w:left="720" w:right="0"/>
         <w:jc w:val="both"/>
-        <w:rPr/>
-      </w:pPr>
-      <w:r>
-        <w:rPr>
+        <w:rPr>
+          <w:lang w:val="pt-PT"/>
+        </w:rPr>
+      </w:pPr>
+      <w:r>
+        <w:rPr>
+          <w:rFonts w:eastAsia="Aptos" w:cs="Aptos"/>
           <w:b/>
           <w:bCs/>
-        </w:rPr>
-        <w:t>Estratégia e Implementação:</w:t>
-      </w:r>
-      <w:r>
-        <w:rPr/>
+          <w:lang w:val="pt-PT"/>
+        </w:rPr>
+        <w:t>Estrat</w:t>
+      </w:r>
+      <w:r>
+        <w:rPr>
+          <w:rFonts w:eastAsia="Aptos" w:cs="Aptos"/>
+          <w:b/>
+          <w:bCs/>
+          <w:lang w:val="fr-FR"/>
+        </w:rPr>
+        <w:t>é</w:t>
+      </w:r>
+      <w:r>
+        <w:rPr>
+          <w:rFonts w:eastAsia="Aptos" w:cs="Aptos"/>
+          <w:b/>
+          <w:bCs/>
+          <w:lang w:val="it-IT"/>
+        </w:rPr>
+        <w:t>gia e Implementa</w:t>
+      </w:r>
+      <w:r>
+        <w:rPr>
+          <w:rFonts w:eastAsia="Aptos" w:cs="Aptos"/>
+          <w:b/>
+          <w:bCs/>
+          <w:lang w:val="pt-PT"/>
+        </w:rPr>
+        <w:t>çã</w:t>
+      </w:r>
+      <w:r>
+        <w:rPr>
+          <w:rFonts w:eastAsia="Aptos" w:cs="Aptos"/>
+          <w:b/>
+          <w:bCs/>
+          <w:lang w:val="it-IT"/>
+        </w:rPr>
+        <w:t>o:</w:t>
+      </w:r>
+      <w:r>
+        <w:rPr>
+          <w:lang w:val="pt-PT"/>
+        </w:rPr>
         <w:t xml:space="preserve"> Utiliza um algoritmo recursivo de </w:t>
       </w:r>
       <w:r>
         <w:rPr>
+          <w:rFonts w:eastAsia="Aptos" w:cs="Aptos"/>
           <w:i/>
           <w:iCs/>
+          <w:lang w:val="en-US"/>
         </w:rPr>
         <w:t>backtracking</w:t>
       </w:r>
       <w:r>
-        <w:rPr/>
-        <w:t xml:space="preserve"> para verificar exaustivamente todos os caminhos possíveis.</w:t>
+        <w:rPr>
+          <w:lang w:val="pt-PT"/>
+        </w:rPr>
+        <w:t xml:space="preserve"> para verificar exaustivamente todos os caminhos poss</w:t>
+      </w:r>
+      <w:r>
+        <w:rPr/>
+        <w:t>í</w:t>
+      </w:r>
+      <w:r>
+        <w:rPr>
+          <w:lang w:val="pt-PT"/>
+        </w:rPr>
+        <w:t>veis.</w:t>
       </w:r>
     </w:p>
     <w:p>
       <w:pPr>
-        <w:pStyle w:val="Normal"/>
+        <w:pStyle w:val="Body"/>
         <w:numPr>
           <w:ilvl w:val="0"/>
           <w:numId w:val="1"/>
         </w:numPr>
+        <w:spacing w:before="0" w:after="0"/>
+        <w:ind w:hanging="360" w:left="720" w:right="0"/>
         <w:jc w:val="both"/>
-        <w:rPr/>
-      </w:pPr>
-      <w:r>
-        <w:rPr>
+        <w:rPr>
+          <w:lang w:val="it-IT"/>
+        </w:rPr>
+      </w:pPr>
+      <w:r>
+        <w:rPr>
+          <w:rFonts w:eastAsia="Aptos" w:cs="Aptos"/>
           <w:b/>
           <w:bCs/>
+          <w:lang w:val="it-IT"/>
         </w:rPr>
         <w:t>Garantia:</w:t>
       </w:r>
       <w:r>
-        <w:rPr/>
-        <w:t xml:space="preserve"> Encontra sempre a melhor solução (ótima).</w:t>
+        <w:rPr>
+          <w:lang w:val="pt-PT"/>
+        </w:rPr>
+        <w:t xml:space="preserve"> Encontra sempre a melhor soluçã</w:t>
+      </w:r>
+      <w:r>
+        <w:rPr>
+          <w:lang w:val="it-IT"/>
+        </w:rPr>
+        <w:t>o (</w:t>
+      </w:r>
+      <w:r>
+        <w:rPr>
+          <w:lang w:val="es-ES_tradnl"/>
+        </w:rPr>
+        <w:t>ó</w:t>
+      </w:r>
+      <w:r>
+        <w:rPr>
+          <w:lang w:val="it-IT"/>
+        </w:rPr>
+        <w:t>tima).</w:t>
       </w:r>
     </w:p>
     <w:p>
       <w:pPr>
-        <w:pStyle w:val="Normal"/>
+        <w:pStyle w:val="Body"/>
         <w:numPr>
           <w:ilvl w:val="0"/>
           <w:numId w:val="1"/>
         </w:numPr>
+        <w:spacing w:before="0" w:after="0"/>
+        <w:ind w:hanging="360" w:left="720" w:right="0"/>
         <w:jc w:val="both"/>
         <w:rPr/>
       </w:pPr>
       <w:r>
         <w:rPr>
+          <w:rFonts w:eastAsia="Aptos" w:cs="Aptos"/>
           <w:b/>
           <w:bCs/>
         </w:rPr>
-        <w:t>Análise de Complexidade:</w:t>
-      </w:r>
-      <w:r>
-        <w:rPr/>
-        <w:t xml:space="preserve"> </w:t>
-      </w:r>
-      <w:r>
-        <w:rPr>
+        <w:t>Aná</w:t>
+      </w:r>
+      <w:r>
+        <w:rPr>
+          <w:rFonts w:eastAsia="Aptos" w:cs="Aptos"/>
           <w:b/>
           <w:bCs/>
+          <w:lang w:val="pt-PT"/>
+        </w:rPr>
+        <w:t>lise de Complexidade:</w:t>
+      </w:r>
+      <w:r>
+        <w:rPr/>
+        <w:t xml:space="preserve"> </w:t>
+      </w:r>
+      <w:r>
+        <w:rPr>
+          <w:rFonts w:eastAsia="Aptos" w:cs="Aptos"/>
+          <w:b/>
+          <w:bCs/>
         </w:rPr>
         <w:t>O(n!):</w:t>
       </w:r>
     </w:p>
     <w:p>
       <w:pPr>
-        <w:pStyle w:val="Normal"/>
+        <w:pStyle w:val="Body"/>
         <w:numPr>
           <w:ilvl w:val="1"/>
           <w:numId w:val="1"/>
         </w:numPr>
+        <w:spacing w:before="0" w:after="0"/>
+        <w:ind w:hanging="360" w:left="1440" w:right="0"/>
         <w:jc w:val="both"/>
-        <w:rPr/>
-      </w:pPr>
-      <w:r>
-        <w:rPr>
+        <w:rPr>
+          <w:lang w:val="it-IT"/>
+        </w:rPr>
+      </w:pPr>
+      <w:r>
+        <w:rPr>
+          <w:rFonts w:eastAsia="Aptos" w:cs="Aptos"/>
           <w:b/>
           <w:bCs/>
-        </w:rPr>
-        <w:t>Comportamento Teórico:</w:t>
-      </w:r>
-      <w:r>
-        <w:rPr/>
-        <w:t xml:space="preserve"> Apresenta um crescimento fatorial (exponencial). O número de permutações escala de maneira insustentável: para 10 cidades, são 3.628.800 permutações possíveis; para 26 cidades, esse número explode para 403.291.461.126.605.635.584.000.000 de operações.</w:t>
+          <w:lang w:val="it-IT"/>
+        </w:rPr>
+        <w:t>Comportamento Te</w:t>
+      </w:r>
+      <w:r>
+        <w:rPr>
+          <w:rFonts w:eastAsia="Aptos" w:cs="Aptos"/>
+          <w:b/>
+          <w:bCs/>
+          <w:lang w:val="es-ES_tradnl"/>
+        </w:rPr>
+        <w:t>ó</w:t>
+      </w:r>
+      <w:r>
+        <w:rPr>
+          <w:rFonts w:eastAsia="Aptos" w:cs="Aptos"/>
+          <w:b/>
+          <w:bCs/>
+          <w:lang w:val="it-IT"/>
+        </w:rPr>
+        <w:t>rico:</w:t>
+      </w:r>
+      <w:r>
+        <w:rPr>
+          <w:lang w:val="pt-PT"/>
+        </w:rPr>
+        <w:t xml:space="preserve"> Apresenta um crescimento fatorial (exponencial). O n</w:t>
+      </w:r>
+      <w:r>
+        <w:rPr/>
+        <w:t>ú</w:t>
+      </w:r>
+      <w:r>
+        <w:rPr>
+          <w:lang w:val="pt-PT"/>
+        </w:rPr>
+        <w:t>mero de permutações escala de maneira insustent</w:t>
+      </w:r>
+      <w:r>
+        <w:rPr/>
+        <w:t>á</w:t>
+      </w:r>
+      <w:r>
+        <w:rPr>
+          <w:lang w:val="pt-PT"/>
+        </w:rPr>
+        <w:t>vel: para 10 cidades, são 3.628.800 permutaçõ</w:t>
+      </w:r>
+      <w:r>
+        <w:rPr>
+          <w:lang w:val="fr-FR"/>
+        </w:rPr>
+        <w:t>es poss</w:t>
+      </w:r>
+      <w:r>
+        <w:rPr/>
+        <w:t>í</w:t>
+      </w:r>
+      <w:r>
+        <w:rPr>
+          <w:lang w:val="pt-PT"/>
+        </w:rPr>
+        <w:t>veis; para 26 cidades, esse n</w:t>
+      </w:r>
+      <w:r>
+        <w:rPr/>
+        <w:t>ú</w:t>
+      </w:r>
+      <w:r>
+        <w:rPr>
+          <w:lang w:val="pt-PT"/>
+        </w:rPr>
+        <w:t>mero explode para 403.291.461.126.605.635.584.000.000 de operações.</w:t>
       </w:r>
     </w:p>
     <w:p>
       <w:pPr>
-        <w:pStyle w:val="Normal"/>
+        <w:pStyle w:val="Body"/>
         <w:numPr>
           <w:ilvl w:val="1"/>
           <w:numId w:val="1"/>
         </w:numPr>
+        <w:spacing w:before="0" w:after="160"/>
+        <w:ind w:hanging="360" w:left="1440" w:right="0"/>
         <w:jc w:val="both"/>
-        <w:rPr/>
-      </w:pPr>
-      <w:r>
-        <w:rPr>
+        <w:rPr>
+          <w:lang w:val="pt-PT"/>
+        </w:rPr>
+      </w:pPr>
+      <w:r>
+        <w:rPr>
+          <w:rFonts w:eastAsia="Aptos" w:cs="Aptos"/>
           <w:b/>
           <w:bCs/>
-        </w:rPr>
-        <w:t>Avaliação:</w:t>
-      </w:r>
-      <w:r>
-        <w:rPr/>
-        <w:t xml:space="preserve"> Devido a essa complexidade, a abordagem torna-se inviável para instâncias com mais de 11 a 13 cidades.</w:t>
+          <w:lang w:val="pt-PT"/>
+        </w:rPr>
+        <w:t>Avaliaçã</w:t>
+      </w:r>
+      <w:r>
+        <w:rPr>
+          <w:rFonts w:eastAsia="Aptos" w:cs="Aptos"/>
+          <w:b/>
+          <w:bCs/>
+          <w:lang w:val="it-IT"/>
+        </w:rPr>
+        <w:t>o:</w:t>
+      </w:r>
+      <w:r>
+        <w:rPr>
+          <w:lang w:val="pt-PT"/>
+        </w:rPr>
+        <w:t xml:space="preserve"> Devido a essa complexidade, a abordagem torna-se invi</w:t>
+      </w:r>
+      <w:r>
+        <w:rPr/>
+        <w:t>á</w:t>
+      </w:r>
+      <w:r>
+        <w:rPr>
+          <w:lang w:val="pt-PT"/>
+        </w:rPr>
+        <w:t>vel para inst</w:t>
+      </w:r>
+      <w:r>
+        <w:rPr/>
+        <w:t>â</w:t>
+      </w:r>
+      <w:r>
+        <w:rPr>
+          <w:lang w:val="pt-PT"/>
+        </w:rPr>
+        <w:t>ncias com mais de 11 a 13 cidades.</w:t>
       </w:r>
     </w:p>
     <w:p>
       <w:pPr>
-        <w:pStyle w:val="Normal"/>
+        <w:pStyle w:val="Body"/>
         <w:jc w:val="both"/>
         <w:rPr/>
       </w:pPr>
       <w:r>
-        <w:rPr/>
-        <w:t>2. Algoritmo Heurístico (Aproximativo)</w:t>
+        <w:rPr>
+          <w:lang w:val="pt-PT"/>
+        </w:rPr>
+        <w:t>2. Algoritmo Heur</w:t>
+      </w:r>
+      <w:r>
+        <w:rPr/>
+        <w:t>í</w:t>
+      </w:r>
+      <w:r>
+        <w:rPr>
+          <w:lang w:val="pt-PT"/>
+        </w:rPr>
+        <w:t>stico (Aproximativo)</w:t>
       </w:r>
     </w:p>
     <w:p>
       <w:pPr>
-        <w:pStyle w:val="Normal"/>
+        <w:pStyle w:val="Body"/>
         <w:numPr>
           <w:ilvl w:val="0"/>
           <w:numId w:val="2"/>
         </w:numPr>
+        <w:spacing w:before="0" w:after="0"/>
+        <w:ind w:hanging="360" w:left="720" w:right="0"/>
         <w:jc w:val="both"/>
-        <w:rPr/>
-      </w:pPr>
-      <w:r>
-        <w:rPr>
+        <w:rPr>
+          <w:lang w:val="pt-PT"/>
+        </w:rPr>
+      </w:pPr>
+      <w:r>
+        <w:rPr>
+          <w:rFonts w:eastAsia="Aptos" w:cs="Aptos"/>
           <w:b/>
           <w:bCs/>
-        </w:rPr>
-        <w:t>Estratégia e Implementação:</w:t>
-      </w:r>
-      <w:r>
-        <w:rPr/>
-        <w:t xml:space="preserve"> Utiliza uma Árvore Geradora Mínima (MST) com a biblioteca SciPy, seguida de uma busca em profundidade (DFS) para construir um ciclo hamiltoniano.</w:t>
+          <w:lang w:val="pt-PT"/>
+        </w:rPr>
+        <w:t>Estrat</w:t>
+      </w:r>
+      <w:r>
+        <w:rPr>
+          <w:rFonts w:eastAsia="Aptos" w:cs="Aptos"/>
+          <w:b/>
+          <w:bCs/>
+          <w:lang w:val="fr-FR"/>
+        </w:rPr>
+        <w:t>é</w:t>
+      </w:r>
+      <w:r>
+        <w:rPr>
+          <w:rFonts w:eastAsia="Aptos" w:cs="Aptos"/>
+          <w:b/>
+          <w:bCs/>
+          <w:lang w:val="it-IT"/>
+        </w:rPr>
+        <w:t>gia e Implementa</w:t>
+      </w:r>
+      <w:r>
+        <w:rPr>
+          <w:rFonts w:eastAsia="Aptos" w:cs="Aptos"/>
+          <w:b/>
+          <w:bCs/>
+          <w:lang w:val="pt-PT"/>
+        </w:rPr>
+        <w:t>çã</w:t>
+      </w:r>
+      <w:r>
+        <w:rPr>
+          <w:rFonts w:eastAsia="Aptos" w:cs="Aptos"/>
+          <w:b/>
+          <w:bCs/>
+          <w:lang w:val="it-IT"/>
+        </w:rPr>
+        <w:t>o:</w:t>
+      </w:r>
+      <w:r>
+        <w:rPr>
+          <w:lang w:val="pt-PT"/>
+        </w:rPr>
+        <w:t xml:space="preserve"> Utiliza uma árvore geradora m</w:t>
+      </w:r>
+      <w:r>
+        <w:rPr/>
+        <w:t>í</w:t>
+      </w:r>
+      <w:r>
+        <w:rPr>
+          <w:lang w:val="pt-PT"/>
+        </w:rPr>
+        <w:t>nima com a biblioteca SciPy, seguida de uma busca em profundidade (DFS) para construir um ciclo hamiltoniano.</w:t>
       </w:r>
     </w:p>
     <w:p>
       <w:pPr>
-        <w:pStyle w:val="Normal"/>
+        <w:pStyle w:val="Body"/>
         <w:numPr>
           <w:ilvl w:val="0"/>
           <w:numId w:val="2"/>
         </w:numPr>
+        <w:spacing w:before="0" w:after="0"/>
+        <w:ind w:hanging="360" w:left="720" w:right="0"/>
         <w:jc w:val="both"/>
-        <w:rPr/>
-      </w:pPr>
-      <w:r>
-        <w:rPr>
+        <w:rPr>
+          <w:lang w:val="it-IT"/>
+        </w:rPr>
+      </w:pPr>
+      <w:r>
+        <w:rPr>
+          <w:rFonts w:eastAsia="Aptos" w:cs="Aptos"/>
           <w:b/>
           <w:bCs/>
+          <w:lang w:val="it-IT"/>
         </w:rPr>
         <w:t>Garantia:</w:t>
       </w:r>
       <w:r>
-        <w:rPr/>
-        <w:t xml:space="preserve"> Trata-se de um algoritmo 2-aproximado, garantindo uma solução que é, no máximo, 2 vezes pior que o resultado ótimo (ou seja, ≤ 2.0x).</w:t>
+        <w:rPr>
+          <w:lang w:val="pt-PT"/>
+        </w:rPr>
+        <w:t xml:space="preserve"> Trata-se de um algoritmo 2-aproximado, garantindo uma soluçã</w:t>
+      </w:r>
+      <w:r>
+        <w:rPr>
+          <w:lang w:val="es-ES_tradnl"/>
+        </w:rPr>
+        <w:t xml:space="preserve">o que </w:t>
+      </w:r>
+      <w:r>
+        <w:rPr>
+          <w:lang w:val="fr-FR"/>
+        </w:rPr>
+        <w:t>é</w:t>
+      </w:r>
+      <w:r>
+        <w:rPr>
+          <w:lang w:val="pt-PT"/>
+        </w:rPr>
+        <w:t>, no m</w:t>
+      </w:r>
+      <w:r>
+        <w:rPr/>
+        <w:t>á</w:t>
+      </w:r>
+      <w:r>
+        <w:rPr>
+          <w:lang w:val="pt-PT"/>
+        </w:rPr>
+        <w:t xml:space="preserve">ximo, 2 vezes pior que o resultado </w:t>
+      </w:r>
+      <w:r>
+        <w:rPr>
+          <w:lang w:val="es-ES_tradnl"/>
+        </w:rPr>
+        <w:t>ó</w:t>
+      </w:r>
+      <w:r>
+        <w:rPr>
+          <w:lang w:val="pt-PT"/>
+        </w:rPr>
+        <w:t xml:space="preserve">timo (ou seja, </w:t>
+      </w:r>
+      <w:r>
+        <w:rPr/>
+        <w:t>≤ 2.0x).</w:t>
       </w:r>
     </w:p>
     <w:p>
       <w:pPr>
-        <w:pStyle w:val="Normal"/>
+        <w:pStyle w:val="Body"/>
         <w:numPr>
           <w:ilvl w:val="0"/>
           <w:numId w:val="2"/>
         </w:numPr>
+        <w:spacing w:before="0" w:after="0"/>
+        <w:ind w:hanging="360" w:left="720" w:right="0"/>
         <w:jc w:val="both"/>
         <w:rPr/>
       </w:pPr>
       <w:r>
         <w:rPr>
+          <w:rFonts w:eastAsia="Aptos" w:cs="Aptos"/>
           <w:b/>
           <w:bCs/>
         </w:rPr>
-        <w:t>Análise de Complexidade:</w:t>
-      </w:r>
-      <w:r>
-        <w:rPr/>
-        <w:t xml:space="preserve"> </w:t>
-      </w:r>
-      <w:r>
-        <w:rPr>
+        <w:t>Aná</w:t>
+      </w:r>
+      <w:r>
+        <w:rPr>
+          <w:rFonts w:eastAsia="Aptos" w:cs="Aptos"/>
           <w:b/>
           <w:bCs/>
+          <w:lang w:val="pt-PT"/>
+        </w:rPr>
+        <w:t>lise de Complexidade:</w:t>
+      </w:r>
+      <w:r>
+        <w:rPr/>
+        <w:t xml:space="preserve"> </w:t>
+      </w:r>
+      <w:r>
+        <w:rPr>
+          <w:rFonts w:eastAsia="Aptos" w:cs="Aptos"/>
+          <w:b/>
+          <w:bCs/>
         </w:rPr>
         <w:t>O(n²)</w:t>
       </w:r>
       <w:r>
-        <w:rPr/>
-        <w:t xml:space="preserve"> (composto também por passos O(n log n)):</w:t>
+        <w:rPr>
+          <w:lang w:val="pt-PT"/>
+        </w:rPr>
+        <w:t xml:space="preserve"> (composto tamb</w:t>
+      </w:r>
+      <w:r>
+        <w:rPr>
+          <w:lang w:val="fr-FR"/>
+        </w:rPr>
+        <w:t>é</w:t>
+      </w:r>
+      <w:r>
+        <w:rPr>
+          <w:lang w:val="pt-PT"/>
+        </w:rPr>
+        <w:t>m por passos O(n log n)):</w:t>
       </w:r>
     </w:p>
     <w:p>
       <w:pPr>
-        <w:pStyle w:val="Normal"/>
+        <w:pStyle w:val="Body"/>
         <w:numPr>
           <w:ilvl w:val="1"/>
-          <w:numId w:val="2"/>
+          <w:numId w:val="1"/>
         </w:numPr>
+        <w:spacing w:before="0" w:after="0"/>
+        <w:ind w:hanging="360" w:left="1440" w:right="0"/>
         <w:jc w:val="both"/>
         <w:rPr/>
       </w:pPr>
@@ -629,11 +2090,13 @@
     </w:p>
     <w:p>
       <w:pPr>
-        <w:pStyle w:val="Normal"/>
+        <w:pStyle w:val="Body"/>
         <w:numPr>
           <w:ilvl w:val="1"/>
-          <w:numId w:val="2"/>
+          <w:numId w:val="1"/>
         </w:numPr>
+        <w:spacing w:before="0" w:after="160"/>
+        <w:ind w:hanging="360" w:left="1440" w:right="0"/>
         <w:jc w:val="both"/>
         <w:rPr/>
       </w:pPr>
@@ -642,74 +2105,168 @@
           <w:b/>
           <w:bCs/>
         </w:rPr>
-        <w:t>Avaliação:</w:t>
-      </w:r>
-      <w:r>
-        <w:rPr/>
-        <w:t xml:space="preserve"> É escalável para resolver instâncias maiores (milhares de cidades) em tempos da ordem de milissegundos.</w:t>
+        <w:t xml:space="preserve">Avaliação: </w:t>
+      </w:r>
+      <w:r>
+        <w:rPr/>
+        <w:t>É escalável para resolver instâncias maiores (milhares de cidades) em tempos da ordem de milissegundos.</w:t>
       </w:r>
     </w:p>
     <w:p>
       <w:pPr>
-        <w:pStyle w:val="Normal"/>
+        <w:pStyle w:val="Body"/>
         <w:jc w:val="both"/>
         <w:rPr/>
       </w:pPr>
       <w:r>
         <w:rPr>
+          <w:rFonts w:eastAsia="Aptos" w:cs="Aptos"/>
           <w:b/>
           <w:bCs/>
+          <w:lang w:val="pt-PT"/>
         </w:rPr>
         <w:t>Testes e Indicadores</w:t>
       </w:r>
     </w:p>
     <w:p>
       <w:pPr>
-        <w:pStyle w:val="Normal"/>
+        <w:pStyle w:val="Body"/>
         <w:jc w:val="both"/>
         <w:rPr/>
       </w:pPr>
       <w:r>
-        <w:rPr/>
+        <w:rPr>
+          <w:lang w:val="pt-PT"/>
+        </w:rPr>
         <w:t xml:space="preserve">Os testes avaliaram conjuntos contendo 5, 9, 10, 11, 12, 13 e um </w:t>
       </w:r>
       <w:r>
         <w:rPr>
+          <w:rFonts w:eastAsia="Aptos" w:cs="Aptos"/>
           <w:i/>
           <w:iCs/>
+          <w:lang w:val="it-IT"/>
         </w:rPr>
         <w:t>dataset</w:t>
       </w:r>
       <w:r>
-        <w:rPr/>
-        <w:t xml:space="preserve"> completo composto de distâncias rodoviárias entre todas as 26 capitais brasileiras (Macapá ficou de fora por não possuir acesso rodoviário). </w:t>
+        <w:rPr>
+          <w:lang w:val="pt-PT"/>
+        </w:rPr>
+        <w:t xml:space="preserve"> completo composto de dist</w:t>
+      </w:r>
+      <w:r>
+        <w:rPr/>
+        <w:t>â</w:t>
+      </w:r>
+      <w:r>
+        <w:rPr>
+          <w:lang w:val="pt-PT"/>
+        </w:rPr>
+        <w:t>ncias rodovi</w:t>
+      </w:r>
+      <w:r>
+        <w:rPr/>
+        <w:t>á</w:t>
+      </w:r>
+      <w:r>
+        <w:rPr>
+          <w:lang w:val="pt-PT"/>
+        </w:rPr>
+        <w:t>rias entre todas as 26 capitais brasileiras (Macap</w:t>
+      </w:r>
+      <w:r>
+        <w:rPr/>
+        <w:t xml:space="preserve">á </w:t>
+      </w:r>
+      <w:r>
+        <w:rPr>
+          <w:lang w:val="pt-PT"/>
+        </w:rPr>
+        <w:t>ficou de fora por não possuir acesso rodovi</w:t>
+      </w:r>
+      <w:r>
+        <w:rPr/>
+        <w:t>á</w:t>
+      </w:r>
+      <w:r>
+        <w:rPr>
+          <w:lang w:val="it-IT"/>
+        </w:rPr>
+        <w:t xml:space="preserve">rio). </w:t>
       </w:r>
     </w:p>
     <w:p>
       <w:pPr>
-        <w:pStyle w:val="Normal"/>
+        <w:pStyle w:val="Body"/>
         <w:jc w:val="both"/>
         <w:rPr/>
       </w:pPr>
       <w:r>
-        <w:rPr/>
-        <w:t xml:space="preserve">Os resultados de desempenho, incluindo o número de operações teóricas executadas, o custo e o </w:t>
-      </w:r>
-      <w:r>
-        <w:rPr>
+        <w:rPr>
+          <w:lang w:val="pt-PT"/>
+        </w:rPr>
+        <w:t>Os resultados de desempenho, incluindo o n</w:t>
+      </w:r>
+      <w:r>
+        <w:rPr/>
+        <w:t>ú</w:t>
+      </w:r>
+      <w:r>
+        <w:rPr>
+          <w:lang w:val="es-ES_tradnl"/>
+        </w:rPr>
+        <w:t>mero de opera</w:t>
+      </w:r>
+      <w:r>
+        <w:rPr>
+          <w:lang w:val="pt-PT"/>
+        </w:rPr>
+        <w:t>çõ</w:t>
+      </w:r>
+      <w:r>
+        <w:rPr>
+          <w:lang w:val="fr-FR"/>
+        </w:rPr>
+        <w:t>es te</w:t>
+      </w:r>
+      <w:r>
+        <w:rPr>
+          <w:lang w:val="es-ES_tradnl"/>
+        </w:rPr>
+        <w:t>ó</w:t>
+      </w:r>
+      <w:r>
+        <w:rPr>
+          <w:lang w:val="pt-PT"/>
+        </w:rPr>
+        <w:t xml:space="preserve">ricas executadas, o custo e o </w:t>
+      </w:r>
+      <w:r>
+        <w:rPr>
+          <w:rFonts w:eastAsia="Aptos" w:cs="Aptos"/>
           <w:i/>
           <w:iCs/>
+          <w:lang w:val="en-US"/>
         </w:rPr>
         <w:t>speedup</w:t>
       </w:r>
       <w:r>
-        <w:rPr/>
-        <w:t>, estão sumarizados na Tabela 1:</w:t>
+        <w:rPr>
+          <w:lang w:val="es-ES_tradnl"/>
+        </w:rPr>
+        <w:t>, est</w:t>
+      </w:r>
+      <w:r>
+        <w:rPr>
+          <w:lang w:val="pt-PT"/>
+        </w:rPr>
+        <w:t>ão sumarizados na Tabela 1:</w:t>
       </w:r>
     </w:p>
     <w:p>
       <w:pPr>
-        <w:pStyle w:val="Normal"/>
+        <w:pStyle w:val="Body"/>
         <w:jc w:val="both"/>
         <w:rPr>
           <w:sz w:val="20"/>
@@ -718,6 +2275,7 @@
       </w:pPr>
       <w:r>
         <w:rPr>
+          <w:rFonts w:eastAsia="Aptos" w:cs="Aptos"/>
           <w:b/>
           <w:bCs/>
           <w:sz w:val="20"/>
@@ -729,8 +2287,46 @@
         <w:rPr>
           <w:sz w:val="20"/>
           <w:szCs w:val="20"/>
+          <w:lang w:val="pt-PT"/>
         </w:rPr>
         <w:t xml:space="preserve"> Resultados de desempenho para diferentes tamanhos do </w:t>
+      </w:r>
+      <w:r>
+        <w:rPr>
+          <w:rFonts w:eastAsia="Aptos" w:cs="Aptos"/>
+          <w:i w:val="false"/>
+          <w:iCs w:val="false"/>
+          <w:sz w:val="20"/>
+          <w:szCs w:val="20"/>
+        </w:rPr>
+        <w:t xml:space="preserve">dataset. Legenda: Operações = Op. / </w:t>
+      </w:r>
+      <w:r>
+        <w:rPr>
+          <w:i w:val="false"/>
+          <w:iCs w:val="false"/>
+          <w:sz w:val="20"/>
+          <w:szCs w:val="20"/>
+        </w:rPr>
+        <w:t>Forç</w:t>
+      </w:r>
+      <w:r>
+        <w:rPr>
+          <w:i w:val="false"/>
+          <w:iCs w:val="false"/>
+          <w:sz w:val="20"/>
+          <w:szCs w:val="20"/>
+          <w:lang w:val="pt-PT"/>
+        </w:rPr>
+        <w:t>a</w:t>
+      </w:r>
+      <w:r>
+        <w:rPr>
+          <w:sz w:val="20"/>
+          <w:szCs w:val="20"/>
+          <w:lang w:val="pt-PT"/>
+        </w:rPr>
+        <w:t xml:space="preserve"> Bruta  = FB / Aproximativo = A / Tempo = T / </w:t>
       </w:r>
       <w:r>
         <w:rPr>
@@ -738,456 +2334,413 @@
           <w:iCs/>
           <w:sz w:val="20"/>
           <w:szCs w:val="20"/>
-        </w:rPr>
-        <w:t xml:space="preserve">dataset. </w:t>
-      </w:r>
-      <w:r>
-        <w:rPr>
-          <w:i w:val="false"/>
-          <w:iCs w:val="false"/>
+          <w:lang w:val="pt-PT"/>
+        </w:rPr>
+        <w:t>Speedup</w:t>
+      </w:r>
+      <w:r>
+        <w:rPr>
           <w:sz w:val="20"/>
           <w:szCs w:val="20"/>
-        </w:rPr>
-        <w:t xml:space="preserve">Força Bruta  = FB e Aproximativo = A. </w:t>
-      </w:r>
-      <w:r>
-        <w:rPr>
-          <w:i w:val="false"/>
-          <w:iCs w:val="false"/>
-          <w:sz w:val="20"/>
-          <w:szCs w:val="20"/>
-        </w:rPr>
-        <w:t>Fonte: os autores, 2026.</w:t>
+          <w:lang w:val="pt-PT"/>
+        </w:rPr>
+        <w:t xml:space="preserve"> = Desempenho. Fonte: os autores, 2026.</w:t>
       </w:r>
     </w:p>
     <w:tbl>
       <w:tblPr>
-        <w:tblW w:w="8520" w:type="dxa"/>
+        <w:tblW w:w="8504" w:type="dxa"/>
         <w:jc w:val="center"/>
         <w:tblInd w:w="0" w:type="dxa"/>
         <w:tblLayout w:type="fixed"/>
         <w:tblCellMar>
-          <w:top w:w="15" w:type="dxa"/>
-          <w:left w:w="15" w:type="dxa"/>
-          <w:bottom w:w="15" w:type="dxa"/>
-          <w:right w:w="15" w:type="dxa"/>
+          <w:top w:w="80" w:type="dxa"/>
+          <w:left w:w="80" w:type="dxa"/>
+          <w:bottom w:w="80" w:type="dxa"/>
+          <w:right w:w="80" w:type="dxa"/>
         </w:tblCellMar>
-        <w:tblLook w:val="04a0" w:noHBand="0" w:noVBand="1" w:firstColumn="1" w:lastRow="0" w:lastColumn="0" w:firstRow="1"/>
       </w:tblPr>
       <w:tblGrid>
-        <w:gridCol w:w="702"/>
-        <w:gridCol w:w="1070"/>
-        <w:gridCol w:w="914"/>
-        <w:gridCol w:w="1071"/>
-        <w:gridCol w:w="849"/>
-        <w:gridCol w:w="683"/>
-        <w:gridCol w:w="794"/>
-        <w:gridCol w:w="794"/>
-        <w:gridCol w:w="535"/>
-        <w:gridCol w:w="1108"/>
+        <w:gridCol w:w="855"/>
+        <w:gridCol w:w="1094"/>
+        <w:gridCol w:w="509"/>
+        <w:gridCol w:w="960"/>
+        <w:gridCol w:w="912"/>
+        <w:gridCol w:w="793"/>
+        <w:gridCol w:w="906"/>
+        <w:gridCol w:w="852"/>
+        <w:gridCol w:w="678"/>
+        <w:gridCol w:w="944"/>
       </w:tblGrid>
       <w:tr>
-        <w:trPr/>
+        <w:trPr>
+          <w:trHeight w:val="1128" w:hRule="atLeast"/>
+        </w:trPr>
         <w:tc>
           <w:tcPr>
-            <w:tcW w:w="702" w:type="dxa"/>
+            <w:tcW w:w="855" w:type="dxa"/>
             <w:tcBorders>
               <w:bottom w:val="single" w:sz="6" w:space="0" w:color="5E5E5E"/>
             </w:tcBorders>
+            <w:shd w:color="auto" w:fill="auto" w:val="clear"/>
           </w:tcPr>
           <w:p>
             <w:pPr>
-              <w:pStyle w:val="Normal"/>
+              <w:pStyle w:val="Body"/>
               <w:spacing w:before="0" w:after="160"/>
-              <w:jc w:val="both"/>
+              <w:rPr>
+                <w:sz w:val="16"/>
+                <w:szCs w:val="16"/>
+              </w:rPr>
+            </w:pPr>
+            <w:r>
               <w:rPr>
                 <w:b/>
                 <w:bCs/>
                 <w:sz w:val="16"/>
                 <w:szCs w:val="16"/>
-              </w:rPr>
-            </w:pPr>
-            <w:r>
-              <w:rPr>
-                <w:b/>
-                <w:bCs/>
-                <w:sz w:val="16"/>
-                <w:szCs w:val="16"/>
-              </w:rPr>
-              <w:t>Cidades</w:t>
+                <w:shd w:fill="auto" w:val="clear"/>
+                <w:lang w:val="pt-PT"/>
+              </w:rPr>
+              <w:t>Número cidades</w:t>
             </w:r>
           </w:p>
         </w:tc>
         <w:tc>
           <w:tcPr>
-            <w:tcW w:w="1070" w:type="dxa"/>
+            <w:tcW w:w="1094" w:type="dxa"/>
             <w:tcBorders>
               <w:bottom w:val="single" w:sz="6" w:space="0" w:color="5E5E5E"/>
             </w:tcBorders>
+            <w:shd w:color="auto" w:fill="auto" w:val="clear"/>
           </w:tcPr>
           <w:p>
             <w:pPr>
-              <w:pStyle w:val="Normal"/>
+              <w:pStyle w:val="Body"/>
               <w:spacing w:before="0" w:after="0"/>
-              <w:jc w:val="both"/>
-              <w:rPr/>
+              <w:rPr>
+                <w:sz w:val="16"/>
+                <w:szCs w:val="16"/>
+              </w:rPr>
             </w:pPr>
             <w:r>
               <w:rPr>
+                <w:rFonts w:eastAsia="Aptos" w:cs="Aptos"/>
                 <w:b/>
                 <w:bCs/>
                 <w:sz w:val="16"/>
                 <w:szCs w:val="16"/>
-              </w:rPr>
-              <w:t>Operaçõe</w:t>
-            </w:r>
-            <w:r>
-              <w:rPr>
-                <w:b/>
-                <w:bCs/>
-                <w:sz w:val="16"/>
-                <w:szCs w:val="16"/>
-              </w:rPr>
-              <w:t xml:space="preserve">s </w:t>
+                <w:shd w:fill="auto" w:val="clear"/>
+                <w:lang w:val="pt-PT"/>
+              </w:rPr>
+              <w:t>Op.</w:t>
             </w:r>
           </w:p>
           <w:p>
             <w:pPr>
-              <w:pStyle w:val="Normal"/>
+              <w:pStyle w:val="Body"/>
+              <w:bidi w:val="0"/>
               <w:spacing w:before="0" w:after="0"/>
-              <w:jc w:val="both"/>
-              <w:rPr/>
+              <w:ind w:hanging="0" w:left="0" w:right="0"/>
+              <w:jc w:val="left"/>
+              <w:rPr>
+                <w:sz w:val="16"/>
+                <w:szCs w:val="16"/>
+              </w:rPr>
             </w:pPr>
             <w:r>
               <w:rPr>
+                <w:rFonts w:eastAsia="Aptos" w:cs="Aptos"/>
                 <w:b/>
                 <w:bCs/>
                 <w:sz w:val="16"/>
                 <w:szCs w:val="16"/>
-              </w:rPr>
-              <w:t>(</w:t>
-            </w:r>
-            <w:r>
-              <w:rPr>
-                <w:b/>
-                <w:bCs/>
-                <w:sz w:val="16"/>
-                <w:szCs w:val="16"/>
-              </w:rPr>
-              <w:t>FB</w:t>
-            </w:r>
-            <w:r>
-              <w:rPr>
-                <w:b/>
-                <w:bCs/>
-                <w:sz w:val="16"/>
-                <w:szCs w:val="16"/>
-              </w:rPr>
-              <w:t>)</w:t>
+                <w:shd w:fill="auto" w:val="clear"/>
+                <w:lang w:val="pt-PT"/>
+              </w:rPr>
+              <w:t>(FB)</w:t>
             </w:r>
           </w:p>
         </w:tc>
         <w:tc>
           <w:tcPr>
-            <w:tcW w:w="914" w:type="dxa"/>
+            <w:tcW w:w="509" w:type="dxa"/>
             <w:tcBorders>
               <w:bottom w:val="single" w:sz="6" w:space="0" w:color="5E5E5E"/>
             </w:tcBorders>
+            <w:shd w:color="auto" w:fill="auto" w:val="clear"/>
           </w:tcPr>
           <w:p>
             <w:pPr>
-              <w:pStyle w:val="Normal"/>
+              <w:pStyle w:val="Body"/>
               <w:spacing w:before="0" w:after="0"/>
-              <w:jc w:val="both"/>
+              <w:rPr>
+                <w:sz w:val="16"/>
+                <w:szCs w:val="16"/>
+              </w:rPr>
+            </w:pPr>
+            <w:r>
               <w:rPr>
                 <w:b/>
                 <w:bCs/>
                 <w:sz w:val="16"/>
                 <w:szCs w:val="16"/>
-              </w:rPr>
-            </w:pPr>
-            <w:r>
-              <w:rPr>
-                <w:b/>
-                <w:bCs/>
-                <w:sz w:val="16"/>
-                <w:szCs w:val="16"/>
-              </w:rPr>
-              <w:t>Operações</w:t>
+                <w:shd w:fill="auto" w:val="clear"/>
+                <w:lang w:val="pt-PT"/>
+              </w:rPr>
+              <w:t>Op.</w:t>
             </w:r>
           </w:p>
           <w:p>
             <w:pPr>
-              <w:pStyle w:val="Normal"/>
+              <w:pStyle w:val="Body"/>
+              <w:bidi w:val="0"/>
               <w:spacing w:before="0" w:after="0"/>
-              <w:jc w:val="both"/>
+              <w:ind w:hanging="0" w:left="0" w:right="0"/>
+              <w:jc w:val="left"/>
+              <w:rPr>
+                <w:sz w:val="16"/>
+                <w:szCs w:val="16"/>
+              </w:rPr>
+            </w:pPr>
+            <w:r>
               <w:rPr>
                 <w:b/>
                 <w:bCs/>
                 <w:sz w:val="16"/>
                 <w:szCs w:val="16"/>
-              </w:rPr>
-            </w:pPr>
-            <w:r>
-              <w:rPr>
-                <w:b/>
-                <w:bCs/>
-                <w:sz w:val="16"/>
-                <w:szCs w:val="16"/>
+                <w:shd w:fill="auto" w:val="clear"/>
+                <w:lang w:val="pt-PT"/>
               </w:rPr>
               <w:t>(A)</w:t>
-            </w:r>
-            <w:r>
-              <w:rPr>
-                <w:rStyle w:val="FootnoteReference"/>
-                <w:b/>
-                <w:bCs/>
-                <w:sz w:val="16"/>
-                <w:szCs w:val="16"/>
-              </w:rPr>
-              <w:footnoteReference w:id="2"/>
             </w:r>
           </w:p>
         </w:tc>
         <w:tc>
           <w:tcPr>
-            <w:tcW w:w="1071" w:type="dxa"/>
+            <w:tcW w:w="960" w:type="dxa"/>
             <w:tcBorders>
               <w:bottom w:val="single" w:sz="6" w:space="0" w:color="5E5E5E"/>
             </w:tcBorders>
+            <w:shd w:color="auto" w:fill="auto" w:val="clear"/>
           </w:tcPr>
           <w:p>
             <w:pPr>
-              <w:pStyle w:val="Normal"/>
+              <w:pStyle w:val="Body"/>
               <w:spacing w:before="0" w:after="0"/>
-              <w:jc w:val="both"/>
+              <w:rPr>
+                <w:sz w:val="16"/>
+                <w:szCs w:val="16"/>
+              </w:rPr>
+            </w:pPr>
+            <w:r>
               <w:rPr>
                 <w:b/>
                 <w:bCs/>
                 <w:sz w:val="16"/>
                 <w:szCs w:val="16"/>
-              </w:rPr>
-            </w:pPr>
-            <w:r>
-              <w:rPr>
-                <w:b/>
-                <w:bCs/>
-                <w:sz w:val="16"/>
-                <w:szCs w:val="16"/>
-              </w:rPr>
-              <w:t>Custo Ótimo</w:t>
+                <w:shd w:fill="auto" w:val="clear"/>
+                <w:lang w:val="pt-PT"/>
+              </w:rPr>
+              <w:t>Custo ótimo</w:t>
             </w:r>
           </w:p>
           <w:p>
             <w:pPr>
-              <w:pStyle w:val="Normal"/>
+              <w:pStyle w:val="Body"/>
+              <w:bidi w:val="0"/>
               <w:spacing w:before="0" w:after="0"/>
-              <w:jc w:val="both"/>
+              <w:ind w:hanging="0" w:left="0" w:right="0"/>
+              <w:jc w:val="left"/>
+              <w:rPr>
+                <w:sz w:val="16"/>
+                <w:szCs w:val="16"/>
+              </w:rPr>
+            </w:pPr>
+            <w:r>
               <w:rPr>
                 <w:b/>
                 <w:bCs/>
                 <w:sz w:val="16"/>
                 <w:szCs w:val="16"/>
-              </w:rPr>
-            </w:pPr>
-            <w:r>
-              <w:rPr>
-                <w:b/>
-                <w:bCs/>
-                <w:sz w:val="16"/>
-                <w:szCs w:val="16"/>
-              </w:rPr>
-              <w:t>(F</w:t>
-            </w:r>
-            <w:r>
-              <w:rPr>
-                <w:b/>
-                <w:bCs/>
-                <w:sz w:val="16"/>
-                <w:szCs w:val="16"/>
-              </w:rPr>
-              <w:t>B</w:t>
-            </w:r>
-            <w:r>
-              <w:rPr>
-                <w:b/>
-                <w:bCs/>
-                <w:sz w:val="16"/>
-                <w:szCs w:val="16"/>
-              </w:rPr>
-              <w:t>)</w:t>
+                <w:shd w:fill="auto" w:val="clear"/>
+                <w:lang w:val="pt-PT"/>
+              </w:rPr>
+              <w:t>(FB)</w:t>
             </w:r>
           </w:p>
         </w:tc>
         <w:tc>
           <w:tcPr>
-            <w:tcW w:w="849" w:type="dxa"/>
+            <w:tcW w:w="912" w:type="dxa"/>
             <w:tcBorders>
               <w:bottom w:val="single" w:sz="6" w:space="0" w:color="5E5E5E"/>
             </w:tcBorders>
+            <w:shd w:color="auto" w:fill="auto" w:val="clear"/>
           </w:tcPr>
           <w:p>
             <w:pPr>
-              <w:pStyle w:val="Normal"/>
+              <w:pStyle w:val="Body"/>
               <w:spacing w:before="0" w:after="0"/>
-              <w:jc w:val="both"/>
-              <w:rPr/>
+              <w:rPr>
+                <w:sz w:val="16"/>
+                <w:szCs w:val="16"/>
+              </w:rPr>
             </w:pPr>
             <w:r>
               <w:rPr>
+                <w:rFonts w:eastAsia="Aptos" w:cs="Aptos"/>
                 <w:b/>
                 <w:bCs/>
                 <w:sz w:val="16"/>
                 <w:szCs w:val="16"/>
-              </w:rPr>
-              <w:t>Tempo (s)</w:t>
+                <w:shd w:fill="auto" w:val="clear"/>
+                <w:lang w:val="pt-PT"/>
+              </w:rPr>
+              <w:t>T (s)</w:t>
             </w:r>
           </w:p>
           <w:p>
             <w:pPr>
-              <w:pStyle w:val="Normal"/>
+              <w:pStyle w:val="Body"/>
+              <w:bidi w:val="0"/>
               <w:spacing w:before="0" w:after="0"/>
-              <w:jc w:val="both"/>
+              <w:ind w:hanging="0" w:left="0" w:right="0"/>
+              <w:jc w:val="left"/>
+              <w:rPr>
+                <w:sz w:val="16"/>
+                <w:szCs w:val="16"/>
+              </w:rPr>
+            </w:pPr>
+            <w:r>
               <w:rPr>
                 <w:b/>
                 <w:bCs/>
                 <w:sz w:val="16"/>
                 <w:szCs w:val="16"/>
-              </w:rPr>
-            </w:pPr>
-            <w:r>
-              <w:rPr>
-                <w:b/>
-                <w:bCs/>
-                <w:sz w:val="16"/>
-                <w:szCs w:val="16"/>
-              </w:rPr>
-              <w:t>(F</w:t>
-            </w:r>
-            <w:r>
-              <w:rPr>
-                <w:b/>
-                <w:bCs/>
-                <w:sz w:val="16"/>
-                <w:szCs w:val="16"/>
-              </w:rPr>
-              <w:t>B</w:t>
-            </w:r>
-            <w:r>
-              <w:rPr>
-                <w:b/>
-                <w:bCs/>
-                <w:sz w:val="16"/>
-                <w:szCs w:val="16"/>
-              </w:rPr>
-              <w:t>)</w:t>
+                <w:shd w:fill="auto" w:val="clear"/>
+                <w:lang w:val="pt-PT"/>
+              </w:rPr>
+              <w:t>(FB)</w:t>
             </w:r>
           </w:p>
         </w:tc>
         <w:tc>
           <w:tcPr>
-            <w:tcW w:w="683" w:type="dxa"/>
+            <w:tcW w:w="793" w:type="dxa"/>
             <w:tcBorders>
               <w:bottom w:val="single" w:sz="6" w:space="0" w:color="5E5E5E"/>
             </w:tcBorders>
+            <w:shd w:color="auto" w:fill="auto" w:val="clear"/>
           </w:tcPr>
           <w:p>
             <w:pPr>
-              <w:pStyle w:val="Normal"/>
+              <w:pStyle w:val="Body"/>
               <w:spacing w:before="0" w:after="0"/>
-              <w:jc w:val="both"/>
-              <w:rPr/>
+              <w:rPr>
+                <w:sz w:val="16"/>
+                <w:szCs w:val="16"/>
+              </w:rPr>
             </w:pPr>
             <w:r>
               <w:rPr>
+                <w:rFonts w:eastAsia="Aptos" w:cs="Aptos"/>
                 <w:b/>
                 <w:bCs/>
                 <w:sz w:val="16"/>
                 <w:szCs w:val="16"/>
-              </w:rPr>
-              <w:t xml:space="preserve">Custo </w:t>
+                <w:shd w:fill="auto" w:val="clear"/>
+                <w:lang w:val="pt-PT"/>
+              </w:rPr>
+              <w:t>Custo</w:t>
             </w:r>
           </w:p>
           <w:p>
             <w:pPr>
-              <w:pStyle w:val="Normal"/>
+              <w:pStyle w:val="Body"/>
+              <w:bidi w:val="0"/>
               <w:spacing w:before="0" w:after="0"/>
-              <w:jc w:val="both"/>
-              <w:rPr/>
+              <w:ind w:hanging="0" w:left="0" w:right="0"/>
+              <w:jc w:val="left"/>
+              <w:rPr>
+                <w:sz w:val="16"/>
+                <w:szCs w:val="16"/>
+              </w:rPr>
             </w:pPr>
             <w:r>
               <w:rPr>
+                <w:rFonts w:eastAsia="Aptos" w:cs="Aptos"/>
                 <w:b/>
                 <w:bCs/>
                 <w:sz w:val="16"/>
                 <w:szCs w:val="16"/>
-              </w:rPr>
-              <w:t xml:space="preserve">(A) </w:t>
-            </w:r>
-            <w:r>
-              <w:rPr>
-                <w:b/>
-                <w:bCs/>
-                <w:sz w:val="16"/>
-                <w:szCs w:val="16"/>
-              </w:rPr>
-              <w:t xml:space="preserve"> </w:t>
+                <w:shd w:fill="auto" w:val="clear"/>
+                <w:lang w:val="pt-PT"/>
+              </w:rPr>
+              <w:t>(A)</w:t>
             </w:r>
           </w:p>
           <w:p>
             <w:pPr>
-              <w:pStyle w:val="Normal"/>
+              <w:pStyle w:val="Body"/>
+              <w:bidi w:val="0"/>
               <w:spacing w:before="0" w:after="0"/>
-              <w:jc w:val="both"/>
-              <w:rPr/>
+              <w:ind w:hanging="0" w:left="0" w:right="0"/>
+              <w:jc w:val="left"/>
+              <w:rPr>
+                <w:sz w:val="16"/>
+                <w:szCs w:val="16"/>
+              </w:rPr>
             </w:pPr>
             <w:r>
               <w:rPr>
+                <w:rFonts w:eastAsia="Aptos" w:cs="Aptos"/>
                 <w:b/>
                 <w:bCs/>
                 <w:sz w:val="16"/>
                 <w:szCs w:val="16"/>
-              </w:rPr>
-              <w:t xml:space="preserve">(Melhor </w:t>
-            </w:r>
-            <w:r>
-              <w:rPr>
-                <w:b/>
-                <w:bCs/>
-                <w:sz w:val="16"/>
-                <w:szCs w:val="16"/>
-              </w:rPr>
-              <w:t>caso</w:t>
-            </w:r>
-            <w:r>
-              <w:rPr>
-                <w:b/>
-                <w:bCs/>
-                <w:sz w:val="16"/>
-                <w:szCs w:val="16"/>
-              </w:rPr>
-              <w:t>)</w:t>
+                <w:shd w:fill="auto" w:val="clear"/>
+                <w:lang w:val="pt-PT"/>
+              </w:rPr>
+              <w:t>(Melhor caso)</w:t>
             </w:r>
           </w:p>
         </w:tc>
         <w:tc>
           <w:tcPr>
-            <w:tcW w:w="794" w:type="dxa"/>
+            <w:tcW w:w="906" w:type="dxa"/>
             <w:tcBorders>
               <w:bottom w:val="single" w:sz="6" w:space="0" w:color="5E5E5E"/>
             </w:tcBorders>
+            <w:shd w:color="auto" w:fill="auto" w:val="clear"/>
           </w:tcPr>
           <w:p>
             <w:pPr>
-              <w:pStyle w:val="Normal"/>
-              <w:spacing w:before="0" w:after="160"/>
-              <w:jc w:val="both"/>
+              <w:pStyle w:val="Body"/>
+              <w:spacing w:before="0" w:after="0"/>
+              <w:rPr>
+                <w:sz w:val="16"/>
+                <w:szCs w:val="16"/>
+              </w:rPr>
+            </w:pPr>
+            <w:r>
               <w:rPr>
                 <w:b/>
                 <w:bCs/>
                 <w:sz w:val="16"/>
                 <w:szCs w:val="16"/>
               </w:rPr>
+              <w:t>T (s)</w:t>
+            </w:r>
+          </w:p>
+          <w:p>
+            <w:pPr>
+              <w:pStyle w:val="Body"/>
+              <w:spacing w:before="0" w:after="0"/>
+              <w:rPr>
+                <w:sz w:val="16"/>
+                <w:szCs w:val="16"/>
+              </w:rPr>
             </w:pPr>
             <w:r>
               <w:rPr>
@@ -1196,53 +2749,35 @@
                 <w:sz w:val="16"/>
                 <w:szCs w:val="16"/>
               </w:rPr>
-              <w:t xml:space="preserve">Tempo(s) </w:t>
-            </w:r>
-            <w:r>
-              <w:rPr>
-                <w:b/>
-                <w:bCs/>
-                <w:sz w:val="16"/>
-                <w:szCs w:val="16"/>
-              </w:rPr>
               <w:t>(A)</w:t>
-            </w:r>
-            <w:r>
-              <w:rPr>
-                <w:b/>
-                <w:bCs/>
-                <w:sz w:val="16"/>
-                <w:szCs w:val="16"/>
-              </w:rPr>
-              <w:t xml:space="preserve"> </w:t>
             </w:r>
           </w:p>
         </w:tc>
         <w:tc>
           <w:tcPr>
-            <w:tcW w:w="794" w:type="dxa"/>
+            <w:tcW w:w="852" w:type="dxa"/>
             <w:tcBorders>
               <w:bottom w:val="single" w:sz="6" w:space="0" w:color="5E5E5E"/>
             </w:tcBorders>
+            <w:shd w:color="auto" w:fill="auto" w:val="clear"/>
           </w:tcPr>
           <w:p>
             <w:pPr>
-              <w:pStyle w:val="Normal"/>
+              <w:pStyle w:val="Body"/>
               <w:spacing w:before="0" w:after="160"/>
-              <w:jc w:val="both"/>
+              <w:rPr>
+                <w:sz w:val="16"/>
+                <w:szCs w:val="16"/>
+              </w:rPr>
+            </w:pPr>
+            <w:r>
               <w:rPr>
                 <w:b/>
                 <w:bCs/>
                 <w:sz w:val="16"/>
                 <w:szCs w:val="16"/>
-              </w:rPr>
-            </w:pPr>
-            <w:r>
-              <w:rPr>
-                <w:b/>
-                <w:bCs/>
-                <w:sz w:val="16"/>
-                <w:szCs w:val="16"/>
+                <w:shd w:fill="auto" w:val="clear"/>
+                <w:lang w:val="pt-PT"/>
               </w:rPr>
               <w:t>Desvio em relação ao ótimo</w:t>
             </w:r>
@@ -1250,29 +2785,29 @@
         </w:tc>
         <w:tc>
           <w:tcPr>
-            <w:tcW w:w="535" w:type="dxa"/>
+            <w:tcW w:w="678" w:type="dxa"/>
             <w:tcBorders>
               <w:bottom w:val="single" w:sz="6" w:space="0" w:color="5E5E5E"/>
             </w:tcBorders>
+            <w:shd w:color="auto" w:fill="auto" w:val="clear"/>
           </w:tcPr>
           <w:p>
             <w:pPr>
-              <w:pStyle w:val="Normal"/>
+              <w:pStyle w:val="Body"/>
               <w:spacing w:before="0" w:after="160"/>
-              <w:jc w:val="both"/>
+              <w:rPr>
+                <w:sz w:val="16"/>
+                <w:szCs w:val="16"/>
+              </w:rPr>
+            </w:pPr>
+            <w:r>
               <w:rPr>
                 <w:b/>
                 <w:bCs/>
                 <w:sz w:val="16"/>
                 <w:szCs w:val="16"/>
-              </w:rPr>
-            </w:pPr>
-            <w:r>
-              <w:rPr>
-                <w:b/>
-                <w:bCs/>
-                <w:sz w:val="16"/>
-                <w:szCs w:val="16"/>
+                <w:shd w:fill="auto" w:val="clear"/>
+                <w:lang w:val="pt-PT"/>
               </w:rPr>
               <w:t>Razão</w:t>
             </w:r>
@@ -1280,67 +2815,54 @@
         </w:tc>
         <w:tc>
           <w:tcPr>
-            <w:tcW w:w="1108" w:type="dxa"/>
+            <w:tcW w:w="944" w:type="dxa"/>
             <w:tcBorders>
               <w:bottom w:val="single" w:sz="6" w:space="0" w:color="5E5E5E"/>
             </w:tcBorders>
+            <w:shd w:color="auto" w:fill="auto" w:val="clear"/>
           </w:tcPr>
           <w:p>
             <w:pPr>
-              <w:pStyle w:val="Normal"/>
+              <w:pStyle w:val="Body"/>
               <w:spacing w:before="0" w:after="160"/>
-              <w:jc w:val="both"/>
-              <w:rPr>
-                <w:b/>
-                <w:bCs/>
+              <w:rPr>
                 <w:sz w:val="16"/>
                 <w:szCs w:val="16"/>
               </w:rPr>
             </w:pPr>
             <w:r>
               <w:rPr>
-                <w:b/>
-                <w:bCs/>
-                <w:sz w:val="16"/>
-                <w:szCs w:val="16"/>
-              </w:rPr>
-              <w:t>Desempenho (</w:t>
-            </w:r>
-            <w:r>
-              <w:rPr>
+                <w:rFonts w:eastAsia="Aptos" w:cs="Aptos"/>
                 <w:b/>
                 <w:bCs/>
                 <w:i/>
                 <w:iCs/>
                 <w:sz w:val="16"/>
                 <w:szCs w:val="16"/>
+                <w:shd w:fill="auto" w:val="clear"/>
+                <w:lang w:val="pt-PT"/>
               </w:rPr>
               <w:t>Speedup</w:t>
-            </w:r>
-            <w:r>
-              <w:rPr>
-                <w:b/>
-                <w:bCs/>
-                <w:sz w:val="16"/>
-                <w:szCs w:val="16"/>
-              </w:rPr>
-              <w:t>)</w:t>
             </w:r>
           </w:p>
         </w:tc>
       </w:tr>
       <w:tr>
-        <w:trPr/>
+        <w:trPr>
+          <w:trHeight w:val="445" w:hRule="atLeast"/>
+        </w:trPr>
         <w:tc>
           <w:tcPr>
-            <w:tcW w:w="702" w:type="dxa"/>
+            <w:tcW w:w="855" w:type="dxa"/>
             <w:tcBorders>
+              <w:top w:val="single" w:sz="6" w:space="0" w:color="5E5E5E"/>
               <w:bottom w:val="single" w:sz="6" w:space="0" w:color="37383B"/>
             </w:tcBorders>
+            <w:shd w:color="auto" w:fill="auto" w:val="clear"/>
           </w:tcPr>
           <w:p>
             <w:pPr>
-              <w:pStyle w:val="Normal"/>
+              <w:pStyle w:val="Body"/>
               <w:spacing w:before="0" w:after="160"/>
               <w:jc w:val="both"/>
               <w:rPr>
@@ -1350,10 +2872,13 @@
             </w:pPr>
             <w:r>
               <w:rPr>
+                <w:rFonts w:eastAsia="Aptos" w:cs="Aptos"/>
                 <w:b/>
                 <w:bCs/>
                 <w:sz w:val="16"/>
                 <w:szCs w:val="16"/>
+                <w:shd w:fill="auto" w:val="clear"/>
+                <w:lang w:val="pt-PT"/>
               </w:rPr>
               <w:t>5</w:t>
             </w:r>
@@ -1361,14 +2886,16 @@
         </w:tc>
         <w:tc>
           <w:tcPr>
-            <w:tcW w:w="1070" w:type="dxa"/>
+            <w:tcW w:w="1094" w:type="dxa"/>
             <w:tcBorders>
+              <w:top w:val="single" w:sz="6" w:space="0" w:color="5E5E5E"/>
               <w:bottom w:val="single" w:sz="6" w:space="0" w:color="37383B"/>
             </w:tcBorders>
+            <w:shd w:color="auto" w:fill="auto" w:val="clear"/>
           </w:tcPr>
           <w:p>
             <w:pPr>
-              <w:pStyle w:val="Normal"/>
+              <w:pStyle w:val="Body"/>
               <w:spacing w:before="0" w:after="160"/>
               <w:jc w:val="both"/>
               <w:rPr>
@@ -1380,6 +2907,8 @@
               <w:rPr>
                 <w:sz w:val="16"/>
                 <w:szCs w:val="16"/>
+                <w:shd w:fill="auto" w:val="clear"/>
+                <w:lang w:val="pt-PT"/>
               </w:rPr>
               <w:t>120</w:t>
             </w:r>
@@ -1387,14 +2916,16 @@
         </w:tc>
         <w:tc>
           <w:tcPr>
-            <w:tcW w:w="914" w:type="dxa"/>
+            <w:tcW w:w="509" w:type="dxa"/>
             <w:tcBorders>
+              <w:top w:val="single" w:sz="6" w:space="0" w:color="5E5E5E"/>
               <w:bottom w:val="single" w:sz="6" w:space="0" w:color="37383B"/>
             </w:tcBorders>
+            <w:shd w:color="auto" w:fill="auto" w:val="clear"/>
           </w:tcPr>
           <w:p>
             <w:pPr>
-              <w:pStyle w:val="Normal"/>
+              <w:pStyle w:val="Body"/>
               <w:spacing w:before="0" w:after="160"/>
               <w:jc w:val="both"/>
               <w:rPr>
@@ -1406,6 +2937,8 @@
               <w:rPr>
                 <w:sz w:val="16"/>
                 <w:szCs w:val="16"/>
+                <w:shd w:fill="auto" w:val="clear"/>
+                <w:lang w:val="pt-PT"/>
               </w:rPr>
               <w:t>25</w:t>
             </w:r>
@@ -1413,14 +2946,16 @@
         </w:tc>
         <w:tc>
           <w:tcPr>
-            <w:tcW w:w="1071" w:type="dxa"/>
+            <w:tcW w:w="960" w:type="dxa"/>
             <w:tcBorders>
+              <w:top w:val="single" w:sz="6" w:space="0" w:color="5E5E5E"/>
               <w:bottom w:val="single" w:sz="6" w:space="0" w:color="37383B"/>
             </w:tcBorders>
+            <w:shd w:color="auto" w:fill="auto" w:val="clear"/>
           </w:tcPr>
           <w:p>
             <w:pPr>
-              <w:pStyle w:val="Normal"/>
+              <w:pStyle w:val="Body"/>
               <w:spacing w:before="0" w:after="160"/>
               <w:jc w:val="both"/>
               <w:rPr>
@@ -1432,6 +2967,8 @@
               <w:rPr>
                 <w:sz w:val="16"/>
                 <w:szCs w:val="16"/>
+                <w:shd w:fill="auto" w:val="clear"/>
+                <w:lang w:val="pt-PT"/>
               </w:rPr>
               <w:t>575.895</w:t>
             </w:r>
@@ -1439,14 +2976,16 @@
         </w:tc>
         <w:tc>
           <w:tcPr>
-            <w:tcW w:w="849" w:type="dxa"/>
+            <w:tcW w:w="912" w:type="dxa"/>
             <w:tcBorders>
+              <w:top w:val="single" w:sz="6" w:space="0" w:color="5E5E5E"/>
               <w:bottom w:val="single" w:sz="6" w:space="0" w:color="37383B"/>
             </w:tcBorders>
+            <w:shd w:color="auto" w:fill="auto" w:val="clear"/>
           </w:tcPr>
           <w:p>
             <w:pPr>
-              <w:pStyle w:val="Normal"/>
+              <w:pStyle w:val="Body"/>
               <w:spacing w:before="0" w:after="160"/>
               <w:jc w:val="both"/>
               <w:rPr>
@@ -1458,6 +2997,8 @@
               <w:rPr>
                 <w:sz w:val="16"/>
                 <w:szCs w:val="16"/>
+                <w:shd w:fill="auto" w:val="clear"/>
+                <w:lang w:val="pt-PT"/>
               </w:rPr>
               <w:t>0.000154</w:t>
             </w:r>
@@ -1465,14 +3006,16 @@
         </w:tc>
         <w:tc>
           <w:tcPr>
-            <w:tcW w:w="683" w:type="dxa"/>
+            <w:tcW w:w="793" w:type="dxa"/>
             <w:tcBorders>
+              <w:top w:val="single" w:sz="6" w:space="0" w:color="5E5E5E"/>
               <w:bottom w:val="single" w:sz="6" w:space="0" w:color="37383B"/>
             </w:tcBorders>
+            <w:shd w:color="auto" w:fill="auto" w:val="clear"/>
           </w:tcPr>
           <w:p>
             <w:pPr>
-              <w:pStyle w:val="Normal"/>
+              <w:pStyle w:val="Body"/>
               <w:spacing w:before="0" w:after="160"/>
               <w:jc w:val="both"/>
               <w:rPr>
@@ -1484,6 +3027,8 @@
               <w:rPr>
                 <w:sz w:val="16"/>
                 <w:szCs w:val="16"/>
+                <w:shd w:fill="auto" w:val="clear"/>
+                <w:lang w:val="pt-PT"/>
               </w:rPr>
               <w:t>575.895</w:t>
             </w:r>
@@ -1491,14 +3036,16 @@
         </w:tc>
         <w:tc>
           <w:tcPr>
-            <w:tcW w:w="794" w:type="dxa"/>
+            <w:tcW w:w="906" w:type="dxa"/>
             <w:tcBorders>
+              <w:top w:val="single" w:sz="6" w:space="0" w:color="5E5E5E"/>
               <w:bottom w:val="single" w:sz="6" w:space="0" w:color="37383B"/>
             </w:tcBorders>
+            <w:shd w:color="auto" w:fill="auto" w:val="clear"/>
           </w:tcPr>
           <w:p>
             <w:pPr>
-              <w:pStyle w:val="Normal"/>
+              <w:pStyle w:val="Body"/>
               <w:spacing w:before="0" w:after="160"/>
               <w:jc w:val="both"/>
               <w:rPr>
@@ -1510,6 +3057,8 @@
               <w:rPr>
                 <w:sz w:val="16"/>
                 <w:szCs w:val="16"/>
+                <w:shd w:fill="auto" w:val="clear"/>
+                <w:lang w:val="pt-PT"/>
               </w:rPr>
               <w:t>0.018393</w:t>
             </w:r>
@@ -1517,14 +3066,16 @@
         </w:tc>
         <w:tc>
           <w:tcPr>
-            <w:tcW w:w="794" w:type="dxa"/>
+            <w:tcW w:w="852" w:type="dxa"/>
             <w:tcBorders>
+              <w:top w:val="single" w:sz="6" w:space="0" w:color="5E5E5E"/>
               <w:bottom w:val="single" w:sz="6" w:space="0" w:color="37383B"/>
             </w:tcBorders>
+            <w:shd w:color="auto" w:fill="auto" w:val="clear"/>
           </w:tcPr>
           <w:p>
             <w:pPr>
-              <w:pStyle w:val="Normal"/>
+              <w:pStyle w:val="Body"/>
               <w:spacing w:before="0" w:after="160"/>
               <w:jc w:val="both"/>
               <w:rPr>
@@ -1536,6 +3087,8 @@
               <w:rPr>
                 <w:sz w:val="16"/>
                 <w:szCs w:val="16"/>
+                <w:shd w:fill="auto" w:val="clear"/>
+                <w:lang w:val="pt-PT"/>
               </w:rPr>
               <w:t>-</w:t>
             </w:r>
@@ -1543,14 +3096,16 @@
         </w:tc>
         <w:tc>
           <w:tcPr>
-            <w:tcW w:w="535" w:type="dxa"/>
+            <w:tcW w:w="678" w:type="dxa"/>
             <w:tcBorders>
+              <w:top w:val="single" w:sz="6" w:space="0" w:color="5E5E5E"/>
               <w:bottom w:val="single" w:sz="6" w:space="0" w:color="37383B"/>
             </w:tcBorders>
+            <w:shd w:color="auto" w:fill="auto" w:val="clear"/>
           </w:tcPr>
           <w:p>
             <w:pPr>
-              <w:pStyle w:val="Normal"/>
+              <w:pStyle w:val="Body"/>
               <w:spacing w:before="0" w:after="160"/>
               <w:jc w:val="both"/>
               <w:rPr>
@@ -1562,6 +3117,8 @@
               <w:rPr>
                 <w:sz w:val="16"/>
                 <w:szCs w:val="16"/>
+                <w:shd w:fill="auto" w:val="clear"/>
+                <w:lang w:val="pt-PT"/>
               </w:rPr>
               <w:t>1.0000x</w:t>
             </w:r>
@@ -1569,14 +3126,16 @@
         </w:tc>
         <w:tc>
           <w:tcPr>
-            <w:tcW w:w="1108" w:type="dxa"/>
+            <w:tcW w:w="944" w:type="dxa"/>
             <w:tcBorders>
+              <w:top w:val="single" w:sz="6" w:space="0" w:color="5E5E5E"/>
               <w:bottom w:val="single" w:sz="6" w:space="0" w:color="37383B"/>
             </w:tcBorders>
+            <w:shd w:color="auto" w:fill="auto" w:val="clear"/>
           </w:tcPr>
           <w:p>
             <w:pPr>
-              <w:pStyle w:val="Normal"/>
+              <w:pStyle w:val="Body"/>
               <w:spacing w:before="0" w:after="160"/>
               <w:jc w:val="both"/>
               <w:rPr>
@@ -1588,6 +3147,8 @@
               <w:rPr>
                 <w:sz w:val="16"/>
                 <w:szCs w:val="16"/>
+                <w:shd w:fill="auto" w:val="clear"/>
+                <w:lang w:val="pt-PT"/>
               </w:rPr>
               <w:t>0.01x mais rápido</w:t>
             </w:r>
@@ -1595,17 +3156,21 @@
         </w:tc>
       </w:tr>
       <w:tr>
-        <w:trPr/>
+        <w:trPr>
+          <w:trHeight w:val="445" w:hRule="atLeast"/>
+        </w:trPr>
         <w:tc>
           <w:tcPr>
-            <w:tcW w:w="702" w:type="dxa"/>
+            <w:tcW w:w="855" w:type="dxa"/>
             <w:tcBorders>
+              <w:top w:val="single" w:sz="6" w:space="0" w:color="37383B"/>
               <w:bottom w:val="single" w:sz="6" w:space="0" w:color="37383B"/>
             </w:tcBorders>
+            <w:shd w:color="auto" w:fill="auto" w:val="clear"/>
           </w:tcPr>
           <w:p>
             <w:pPr>
-              <w:pStyle w:val="Normal"/>
+              <w:pStyle w:val="Body"/>
               <w:spacing w:before="0" w:after="160"/>
               <w:jc w:val="both"/>
               <w:rPr>
@@ -1615,10 +3180,13 @@
             </w:pPr>
             <w:r>
               <w:rPr>
+                <w:rFonts w:eastAsia="Aptos" w:cs="Aptos"/>
                 <w:b/>
                 <w:bCs/>
                 <w:sz w:val="16"/>
                 <w:szCs w:val="16"/>
+                <w:shd w:fill="auto" w:val="clear"/>
+                <w:lang w:val="pt-PT"/>
               </w:rPr>
               <w:t>9</w:t>
             </w:r>
@@ -1626,14 +3194,16 @@
         </w:tc>
         <w:tc>
           <w:tcPr>
-            <w:tcW w:w="1070" w:type="dxa"/>
+            <w:tcW w:w="1094" w:type="dxa"/>
             <w:tcBorders>
+              <w:top w:val="single" w:sz="6" w:space="0" w:color="37383B"/>
               <w:bottom w:val="single" w:sz="6" w:space="0" w:color="37383B"/>
             </w:tcBorders>
+            <w:shd w:color="auto" w:fill="auto" w:val="clear"/>
           </w:tcPr>
           <w:p>
             <w:pPr>
-              <w:pStyle w:val="Normal"/>
+              <w:pStyle w:val="Body"/>
               <w:spacing w:before="0" w:after="160"/>
               <w:jc w:val="both"/>
               <w:rPr>
@@ -1645,6 +3215,8 @@
               <w:rPr>
                 <w:sz w:val="16"/>
                 <w:szCs w:val="16"/>
+                <w:shd w:fill="auto" w:val="clear"/>
+                <w:lang w:val="pt-PT"/>
               </w:rPr>
               <w:t>362.880</w:t>
             </w:r>
@@ -1652,14 +3224,16 @@
         </w:tc>
         <w:tc>
           <w:tcPr>
-            <w:tcW w:w="914" w:type="dxa"/>
+            <w:tcW w:w="509" w:type="dxa"/>
             <w:tcBorders>
+              <w:top w:val="single" w:sz="6" w:space="0" w:color="37383B"/>
               <w:bottom w:val="single" w:sz="6" w:space="0" w:color="37383B"/>
             </w:tcBorders>
+            <w:shd w:color="auto" w:fill="auto" w:val="clear"/>
           </w:tcPr>
           <w:p>
             <w:pPr>
-              <w:pStyle w:val="Normal"/>
+              <w:pStyle w:val="Body"/>
               <w:spacing w:before="0" w:after="160"/>
               <w:jc w:val="both"/>
               <w:rPr>
@@ -1671,6 +3245,8 @@
               <w:rPr>
                 <w:sz w:val="16"/>
                 <w:szCs w:val="16"/>
+                <w:shd w:fill="auto" w:val="clear"/>
+                <w:lang w:val="pt-PT"/>
               </w:rPr>
               <w:t>81</w:t>
             </w:r>
@@ -1678,14 +3254,16 @@
         </w:tc>
         <w:tc>
           <w:tcPr>
-            <w:tcW w:w="1071" w:type="dxa"/>
+            <w:tcW w:w="960" w:type="dxa"/>
             <w:tcBorders>
+              <w:top w:val="single" w:sz="6" w:space="0" w:color="37383B"/>
               <w:bottom w:val="single" w:sz="6" w:space="0" w:color="37383B"/>
             </w:tcBorders>
+            <w:shd w:color="auto" w:fill="auto" w:val="clear"/>
           </w:tcPr>
           <w:p>
             <w:pPr>
-              <w:pStyle w:val="Normal"/>
+              <w:pStyle w:val="Body"/>
               <w:spacing w:before="0" w:after="160"/>
               <w:jc w:val="both"/>
               <w:rPr>
@@ -1697,6 +3275,8 @@
               <w:rPr>
                 <w:sz w:val="16"/>
                 <w:szCs w:val="16"/>
+                <w:shd w:fill="auto" w:val="clear"/>
+                <w:lang w:val="pt-PT"/>
               </w:rPr>
               <w:t>927.306</w:t>
             </w:r>
@@ -1704,14 +3284,16 @@
         </w:tc>
         <w:tc>
           <w:tcPr>
-            <w:tcW w:w="849" w:type="dxa"/>
+            <w:tcW w:w="912" w:type="dxa"/>
             <w:tcBorders>
+              <w:top w:val="single" w:sz="6" w:space="0" w:color="37383B"/>
               <w:bottom w:val="single" w:sz="6" w:space="0" w:color="37383B"/>
             </w:tcBorders>
+            <w:shd w:color="auto" w:fill="auto" w:val="clear"/>
           </w:tcPr>
           <w:p>
             <w:pPr>
-              <w:pStyle w:val="Normal"/>
+              <w:pStyle w:val="Body"/>
               <w:spacing w:before="0" w:after="160"/>
               <w:jc w:val="both"/>
               <w:rPr>
@@ -1723,6 +3305,8 @@
               <w:rPr>
                 <w:sz w:val="16"/>
                 <w:szCs w:val="16"/>
+                <w:shd w:fill="auto" w:val="clear"/>
+                <w:lang w:val="pt-PT"/>
               </w:rPr>
               <w:t>0.201760</w:t>
             </w:r>
@@ -1730,14 +3314,16 @@
         </w:tc>
         <w:tc>
           <w:tcPr>
-            <w:tcW w:w="683" w:type="dxa"/>
+            <w:tcW w:w="793" w:type="dxa"/>
             <w:tcBorders>
+              <w:top w:val="single" w:sz="6" w:space="0" w:color="37383B"/>
               <w:bottom w:val="single" w:sz="6" w:space="0" w:color="37383B"/>
             </w:tcBorders>
+            <w:shd w:color="auto" w:fill="auto" w:val="clear"/>
           </w:tcPr>
           <w:p>
             <w:pPr>
-              <w:pStyle w:val="Normal"/>
+              <w:pStyle w:val="Body"/>
               <w:spacing w:before="0" w:after="160"/>
               <w:jc w:val="both"/>
               <w:rPr>
@@ -1749,6 +3335,8 @@
               <w:rPr>
                 <w:sz w:val="16"/>
                 <w:szCs w:val="16"/>
+                <w:shd w:fill="auto" w:val="clear"/>
+                <w:lang w:val="pt-PT"/>
               </w:rPr>
               <w:t>990.337</w:t>
             </w:r>
@@ -1756,14 +3344,16 @@
         </w:tc>
         <w:tc>
           <w:tcPr>
-            <w:tcW w:w="794" w:type="dxa"/>
+            <w:tcW w:w="906" w:type="dxa"/>
             <w:tcBorders>
+              <w:top w:val="single" w:sz="6" w:space="0" w:color="37383B"/>
               <w:bottom w:val="single" w:sz="6" w:space="0" w:color="37383B"/>
             </w:tcBorders>
+            <w:shd w:color="auto" w:fill="auto" w:val="clear"/>
           </w:tcPr>
           <w:p>
             <w:pPr>
-              <w:pStyle w:val="Normal"/>
+              <w:pStyle w:val="Body"/>
               <w:spacing w:before="0" w:after="160"/>
               <w:jc w:val="both"/>
               <w:rPr>
@@ -1775,6 +3365,8 @@
               <w:rPr>
                 <w:sz w:val="16"/>
                 <w:szCs w:val="16"/>
+                <w:shd w:fill="auto" w:val="clear"/>
+                <w:lang w:val="pt-PT"/>
               </w:rPr>
               <w:t>0.111504</w:t>
             </w:r>
@@ -1782,14 +3374,16 @@
         </w:tc>
         <w:tc>
           <w:tcPr>
-            <w:tcW w:w="794" w:type="dxa"/>
+            <w:tcW w:w="852" w:type="dxa"/>
             <w:tcBorders>
+              <w:top w:val="single" w:sz="6" w:space="0" w:color="37383B"/>
               <w:bottom w:val="single" w:sz="6" w:space="0" w:color="37383B"/>
             </w:tcBorders>
+            <w:shd w:color="auto" w:fill="auto" w:val="clear"/>
           </w:tcPr>
           <w:p>
             <w:pPr>
-              <w:pStyle w:val="Normal"/>
+              <w:pStyle w:val="Body"/>
               <w:spacing w:before="0" w:after="160"/>
               <w:jc w:val="both"/>
               <w:rPr>
@@ -1801,6 +3395,8 @@
               <w:rPr>
                 <w:sz w:val="16"/>
                 <w:szCs w:val="16"/>
+                <w:shd w:fill="auto" w:val="clear"/>
+                <w:lang w:val="pt-PT"/>
               </w:rPr>
               <w:t>6.80% pior</w:t>
             </w:r>
@@ -1808,14 +3404,16 @@
         </w:tc>
         <w:tc>
           <w:tcPr>
-            <w:tcW w:w="535" w:type="dxa"/>
+            <w:tcW w:w="678" w:type="dxa"/>
             <w:tcBorders>
+              <w:top w:val="single" w:sz="6" w:space="0" w:color="37383B"/>
               <w:bottom w:val="single" w:sz="6" w:space="0" w:color="37383B"/>
             </w:tcBorders>
+            <w:shd w:color="auto" w:fill="auto" w:val="clear"/>
           </w:tcPr>
           <w:p>
             <w:pPr>
-              <w:pStyle w:val="Normal"/>
+              <w:pStyle w:val="Body"/>
               <w:spacing w:before="0" w:after="160"/>
               <w:jc w:val="both"/>
               <w:rPr>
@@ -1827,6 +3425,8 @@
               <w:rPr>
                 <w:sz w:val="16"/>
                 <w:szCs w:val="16"/>
+                <w:shd w:fill="auto" w:val="clear"/>
+                <w:lang w:val="pt-PT"/>
               </w:rPr>
               <w:t>1.0680x</w:t>
             </w:r>
@@ -1834,14 +3434,16 @@
         </w:tc>
         <w:tc>
           <w:tcPr>
-            <w:tcW w:w="1108" w:type="dxa"/>
+            <w:tcW w:w="944" w:type="dxa"/>
             <w:tcBorders>
+              <w:top w:val="single" w:sz="6" w:space="0" w:color="37383B"/>
               <w:bottom w:val="single" w:sz="6" w:space="0" w:color="37383B"/>
             </w:tcBorders>
+            <w:shd w:color="auto" w:fill="auto" w:val="clear"/>
           </w:tcPr>
           <w:p>
             <w:pPr>
-              <w:pStyle w:val="Normal"/>
+              <w:pStyle w:val="Body"/>
               <w:spacing w:before="0" w:after="160"/>
               <w:jc w:val="both"/>
               <w:rPr>
@@ -1853,6 +3455,8 @@
               <w:rPr>
                 <w:sz w:val="16"/>
                 <w:szCs w:val="16"/>
+                <w:shd w:fill="auto" w:val="clear"/>
+                <w:lang w:val="pt-PT"/>
               </w:rPr>
               <w:t>1.81x mais rápido</w:t>
             </w:r>
@@ -1860,17 +3464,21 @@
         </w:tc>
       </w:tr>
       <w:tr>
-        <w:trPr/>
+        <w:trPr>
+          <w:trHeight w:val="445" w:hRule="atLeast"/>
+        </w:trPr>
         <w:tc>
           <w:tcPr>
-            <w:tcW w:w="702" w:type="dxa"/>
+            <w:tcW w:w="855" w:type="dxa"/>
             <w:tcBorders>
+              <w:top w:val="single" w:sz="6" w:space="0" w:color="37383B"/>
               <w:bottom w:val="single" w:sz="6" w:space="0" w:color="37383B"/>
             </w:tcBorders>
+            <w:shd w:color="auto" w:fill="auto" w:val="clear"/>
           </w:tcPr>
           <w:p>
             <w:pPr>
-              <w:pStyle w:val="Normal"/>
+              <w:pStyle w:val="Body"/>
               <w:spacing w:before="0" w:after="160"/>
               <w:jc w:val="both"/>
               <w:rPr>
@@ -1880,10 +3488,13 @@
             </w:pPr>
             <w:r>
               <w:rPr>
+                <w:rFonts w:eastAsia="Aptos" w:cs="Aptos"/>
                 <w:b/>
                 <w:bCs/>
                 <w:sz w:val="16"/>
                 <w:szCs w:val="16"/>
+                <w:shd w:fill="auto" w:val="clear"/>
+                <w:lang w:val="pt-PT"/>
               </w:rPr>
               <w:t>10</w:t>
             </w:r>
@@ -1891,14 +3502,16 @@
         </w:tc>
         <w:tc>
           <w:tcPr>
-            <w:tcW w:w="1070" w:type="dxa"/>
+            <w:tcW w:w="1094" w:type="dxa"/>
             <w:tcBorders>
+              <w:top w:val="single" w:sz="6" w:space="0" w:color="37383B"/>
               <w:bottom w:val="single" w:sz="6" w:space="0" w:color="37383B"/>
             </w:tcBorders>
+            <w:shd w:color="auto" w:fill="auto" w:val="clear"/>
           </w:tcPr>
           <w:p>
             <w:pPr>
-              <w:pStyle w:val="Normal"/>
+              <w:pStyle w:val="Body"/>
               <w:spacing w:before="0" w:after="160"/>
               <w:jc w:val="both"/>
               <w:rPr>
@@ -1910,6 +3523,8 @@
               <w:rPr>
                 <w:sz w:val="16"/>
                 <w:szCs w:val="16"/>
+                <w:shd w:fill="auto" w:val="clear"/>
+                <w:lang w:val="pt-PT"/>
               </w:rPr>
               <w:t>3.628.800</w:t>
             </w:r>
@@ -1917,14 +3532,16 @@
         </w:tc>
         <w:tc>
           <w:tcPr>
-            <w:tcW w:w="914" w:type="dxa"/>
+            <w:tcW w:w="509" w:type="dxa"/>
             <w:tcBorders>
+              <w:top w:val="single" w:sz="6" w:space="0" w:color="37383B"/>
               <w:bottom w:val="single" w:sz="6" w:space="0" w:color="37383B"/>
             </w:tcBorders>
+            <w:shd w:color="auto" w:fill="auto" w:val="clear"/>
           </w:tcPr>
           <w:p>
             <w:pPr>
-              <w:pStyle w:val="Normal"/>
+              <w:pStyle w:val="Body"/>
               <w:spacing w:before="0" w:after="160"/>
               <w:jc w:val="both"/>
               <w:rPr>
@@ -1936,6 +3553,8 @@
               <w:rPr>
                 <w:sz w:val="16"/>
                 <w:szCs w:val="16"/>
+                <w:shd w:fill="auto" w:val="clear"/>
+                <w:lang w:val="pt-PT"/>
               </w:rPr>
               <w:t>100</w:t>
             </w:r>
@@ -1943,14 +3562,16 @@
         </w:tc>
         <w:tc>
           <w:tcPr>
-            <w:tcW w:w="1071" w:type="dxa"/>
+            <w:tcW w:w="960" w:type="dxa"/>
             <w:tcBorders>
+              <w:top w:val="single" w:sz="6" w:space="0" w:color="37383B"/>
               <w:bottom w:val="single" w:sz="6" w:space="0" w:color="37383B"/>
             </w:tcBorders>
+            <w:shd w:color="auto" w:fill="auto" w:val="clear"/>
           </w:tcPr>
           <w:p>
             <w:pPr>
-              <w:pStyle w:val="Normal"/>
+              <w:pStyle w:val="Body"/>
               <w:spacing w:before="0" w:after="160"/>
               <w:jc w:val="both"/>
               <w:rPr>
@@ -1962,6 +3583,8 @@
               <w:rPr>
                 <w:sz w:val="16"/>
                 <w:szCs w:val="16"/>
+                <w:shd w:fill="auto" w:val="clear"/>
+                <w:lang w:val="pt-PT"/>
               </w:rPr>
               <w:t>1.420.035</w:t>
             </w:r>
@@ -1969,14 +3592,16 @@
         </w:tc>
         <w:tc>
           <w:tcPr>
-            <w:tcW w:w="849" w:type="dxa"/>
+            <w:tcW w:w="912" w:type="dxa"/>
             <w:tcBorders>
+              <w:top w:val="single" w:sz="6" w:space="0" w:color="37383B"/>
               <w:bottom w:val="single" w:sz="6" w:space="0" w:color="37383B"/>
             </w:tcBorders>
+            <w:shd w:color="auto" w:fill="auto" w:val="clear"/>
           </w:tcPr>
           <w:p>
             <w:pPr>
-              <w:pStyle w:val="Normal"/>
+              <w:pStyle w:val="Body"/>
               <w:spacing w:before="0" w:after="160"/>
               <w:jc w:val="both"/>
               <w:rPr>
@@ -1988,6 +3613,8 @@
               <w:rPr>
                 <w:sz w:val="16"/>
                 <w:szCs w:val="16"/>
+                <w:shd w:fill="auto" w:val="clear"/>
+                <w:lang w:val="pt-PT"/>
               </w:rPr>
               <w:t>1.667059</w:t>
             </w:r>
@@ -1995,14 +3622,16 @@
         </w:tc>
         <w:tc>
           <w:tcPr>
-            <w:tcW w:w="683" w:type="dxa"/>
+            <w:tcW w:w="793" w:type="dxa"/>
             <w:tcBorders>
+              <w:top w:val="single" w:sz="6" w:space="0" w:color="37383B"/>
               <w:bottom w:val="single" w:sz="6" w:space="0" w:color="37383B"/>
             </w:tcBorders>
+            <w:shd w:color="auto" w:fill="auto" w:val="clear"/>
           </w:tcPr>
           <w:p>
             <w:pPr>
-              <w:pStyle w:val="Normal"/>
+              <w:pStyle w:val="Body"/>
               <w:spacing w:before="0" w:after="160"/>
               <w:jc w:val="both"/>
               <w:rPr>
@@ -2014,6 +3643,8 @@
               <w:rPr>
                 <w:sz w:val="16"/>
                 <w:szCs w:val="16"/>
+                <w:shd w:fill="auto" w:val="clear"/>
+                <w:lang w:val="pt-PT"/>
               </w:rPr>
               <w:t>1.605.210</w:t>
             </w:r>
@@ -2021,14 +3652,16 @@
         </w:tc>
         <w:tc>
           <w:tcPr>
-            <w:tcW w:w="794" w:type="dxa"/>
+            <w:tcW w:w="906" w:type="dxa"/>
             <w:tcBorders>
+              <w:top w:val="single" w:sz="6" w:space="0" w:color="37383B"/>
               <w:bottom w:val="single" w:sz="6" w:space="0" w:color="37383B"/>
             </w:tcBorders>
+            <w:shd w:color="auto" w:fill="auto" w:val="clear"/>
           </w:tcPr>
           <w:p>
             <w:pPr>
-              <w:pStyle w:val="Normal"/>
+              <w:pStyle w:val="Body"/>
               <w:spacing w:before="0" w:after="160"/>
               <w:jc w:val="both"/>
               <w:rPr>
@@ -2040,6 +3673,8 @@
               <w:rPr>
                 <w:sz w:val="16"/>
                 <w:szCs w:val="16"/>
+                <w:shd w:fill="auto" w:val="clear"/>
+                <w:lang w:val="pt-PT"/>
               </w:rPr>
               <w:t>0.012362</w:t>
             </w:r>
@@ -2047,14 +3682,16 @@
         </w:tc>
         <w:tc>
           <w:tcPr>
-            <w:tcW w:w="794" w:type="dxa"/>
+            <w:tcW w:w="852" w:type="dxa"/>
             <w:tcBorders>
+              <w:top w:val="single" w:sz="6" w:space="0" w:color="37383B"/>
               <w:bottom w:val="single" w:sz="6" w:space="0" w:color="37383B"/>
             </w:tcBorders>
+            <w:shd w:color="auto" w:fill="auto" w:val="clear"/>
           </w:tcPr>
           <w:p>
             <w:pPr>
-              <w:pStyle w:val="Normal"/>
+              <w:pStyle w:val="Body"/>
               <w:spacing w:before="0" w:after="160"/>
               <w:jc w:val="both"/>
               <w:rPr>
@@ -2066,6 +3703,8 @@
               <w:rPr>
                 <w:sz w:val="16"/>
                 <w:szCs w:val="16"/>
+                <w:shd w:fill="auto" w:val="clear"/>
+                <w:lang w:val="pt-PT"/>
               </w:rPr>
               <w:t>13.04% pior</w:t>
             </w:r>
@@ -2073,14 +3712,16 @@
         </w:tc>
         <w:tc>
           <w:tcPr>
-            <w:tcW w:w="535" w:type="dxa"/>
+            <w:tcW w:w="678" w:type="dxa"/>
             <w:tcBorders>
+              <w:top w:val="single" w:sz="6" w:space="0" w:color="37383B"/>
               <w:bottom w:val="single" w:sz="6" w:space="0" w:color="37383B"/>
             </w:tcBorders>
+            <w:shd w:color="auto" w:fill="auto" w:val="clear"/>
           </w:tcPr>
           <w:p>
             <w:pPr>
-              <w:pStyle w:val="Normal"/>
+              <w:pStyle w:val="Body"/>
               <w:spacing w:before="0" w:after="160"/>
               <w:jc w:val="both"/>
               <w:rPr>
@@ -2092,6 +3733,8 @@
               <w:rPr>
                 <w:sz w:val="16"/>
                 <w:szCs w:val="16"/>
+                <w:shd w:fill="auto" w:val="clear"/>
+                <w:lang w:val="pt-PT"/>
               </w:rPr>
               <w:t>1.1304x</w:t>
             </w:r>
@@ -2099,14 +3742,16 @@
         </w:tc>
         <w:tc>
           <w:tcPr>
-            <w:tcW w:w="1108" w:type="dxa"/>
+            <w:tcW w:w="944" w:type="dxa"/>
             <w:tcBorders>
+              <w:top w:val="single" w:sz="6" w:space="0" w:color="37383B"/>
               <w:bottom w:val="single" w:sz="6" w:space="0" w:color="37383B"/>
             </w:tcBorders>
+            <w:shd w:color="auto" w:fill="auto" w:val="clear"/>
           </w:tcPr>
           <w:p>
             <w:pPr>
-              <w:pStyle w:val="Normal"/>
+              <w:pStyle w:val="Body"/>
               <w:spacing w:before="0" w:after="160"/>
               <w:jc w:val="both"/>
               <w:rPr>
@@ -2118,6 +3763,8 @@
               <w:rPr>
                 <w:sz w:val="16"/>
                 <w:szCs w:val="16"/>
+                <w:shd w:fill="auto" w:val="clear"/>
+                <w:lang w:val="pt-PT"/>
               </w:rPr>
               <w:t>134.85x mais rápido</w:t>
             </w:r>
@@ -2125,17 +3772,21 @@
         </w:tc>
       </w:tr>
       <w:tr>
-        <w:trPr/>
+        <w:trPr>
+          <w:trHeight w:val="445" w:hRule="atLeast"/>
+        </w:trPr>
         <w:tc>
           <w:tcPr>
-            <w:tcW w:w="702" w:type="dxa"/>
+            <w:tcW w:w="855" w:type="dxa"/>
             <w:tcBorders>
+              <w:top w:val="single" w:sz="6" w:space="0" w:color="37383B"/>
               <w:bottom w:val="single" w:sz="6" w:space="0" w:color="37383B"/>
             </w:tcBorders>
+            <w:shd w:color="auto" w:fill="auto" w:val="clear"/>
           </w:tcPr>
           <w:p>
             <w:pPr>
-              <w:pStyle w:val="Normal"/>
+              <w:pStyle w:val="Body"/>
               <w:spacing w:before="0" w:after="160"/>
               <w:jc w:val="both"/>
               <w:rPr>
@@ -2145,10 +3796,13 @@
             </w:pPr>
             <w:r>
               <w:rPr>
+                <w:rFonts w:eastAsia="Aptos" w:cs="Aptos"/>
                 <w:b/>
                 <w:bCs/>
                 <w:sz w:val="16"/>
                 <w:szCs w:val="16"/>
+                <w:shd w:fill="auto" w:val="clear"/>
+                <w:lang w:val="pt-PT"/>
               </w:rPr>
               <w:t>11</w:t>
             </w:r>
@@ -2156,14 +3810,16 @@
         </w:tc>
         <w:tc>
           <w:tcPr>
-            <w:tcW w:w="1070" w:type="dxa"/>
+            <w:tcW w:w="1094" w:type="dxa"/>
             <w:tcBorders>
+              <w:top w:val="single" w:sz="6" w:space="0" w:color="37383B"/>
               <w:bottom w:val="single" w:sz="6" w:space="0" w:color="37383B"/>
             </w:tcBorders>
+            <w:shd w:color="auto" w:fill="auto" w:val="clear"/>
           </w:tcPr>
           <w:p>
             <w:pPr>
-              <w:pStyle w:val="Normal"/>
+              <w:pStyle w:val="Body"/>
               <w:spacing w:before="0" w:after="160"/>
               <w:jc w:val="both"/>
               <w:rPr>
@@ -2175,6 +3831,8 @@
               <w:rPr>
                 <w:sz w:val="16"/>
                 <w:szCs w:val="16"/>
+                <w:shd w:fill="auto" w:val="clear"/>
+                <w:lang w:val="pt-PT"/>
               </w:rPr>
               <w:t>39.916.800</w:t>
             </w:r>
@@ -2182,14 +3840,16 @@
         </w:tc>
         <w:tc>
           <w:tcPr>
-            <w:tcW w:w="914" w:type="dxa"/>
+            <w:tcW w:w="509" w:type="dxa"/>
             <w:tcBorders>
+              <w:top w:val="single" w:sz="6" w:space="0" w:color="37383B"/>
               <w:bottom w:val="single" w:sz="6" w:space="0" w:color="37383B"/>
             </w:tcBorders>
+            <w:shd w:color="auto" w:fill="auto" w:val="clear"/>
           </w:tcPr>
           <w:p>
             <w:pPr>
-              <w:pStyle w:val="Normal"/>
+              <w:pStyle w:val="Body"/>
               <w:spacing w:before="0" w:after="160"/>
               <w:jc w:val="both"/>
               <w:rPr>
@@ -2201,6 +3861,8 @@
               <w:rPr>
                 <w:sz w:val="16"/>
                 <w:szCs w:val="16"/>
+                <w:shd w:fill="auto" w:val="clear"/>
+                <w:lang w:val="pt-PT"/>
               </w:rPr>
               <w:t>121</w:t>
             </w:r>
@@ -2208,14 +3870,16 @@
         </w:tc>
         <w:tc>
           <w:tcPr>
-            <w:tcW w:w="1071" w:type="dxa"/>
+            <w:tcW w:w="960" w:type="dxa"/>
             <w:tcBorders>
+              <w:top w:val="single" w:sz="6" w:space="0" w:color="37383B"/>
               <w:bottom w:val="single" w:sz="6" w:space="0" w:color="37383B"/>
             </w:tcBorders>
+            <w:shd w:color="auto" w:fill="auto" w:val="clear"/>
           </w:tcPr>
           <w:p>
             <w:pPr>
-              <w:pStyle w:val="Normal"/>
+              <w:pStyle w:val="Body"/>
               <w:spacing w:before="0" w:after="160"/>
               <w:jc w:val="both"/>
               <w:rPr>
@@ -2227,6 +3891,8 @@
               <w:rPr>
                 <w:sz w:val="16"/>
                 <w:szCs w:val="16"/>
+                <w:shd w:fill="auto" w:val="clear"/>
+                <w:lang w:val="pt-PT"/>
               </w:rPr>
               <w:t>1.366.141</w:t>
             </w:r>
@@ -2234,14 +3900,16 @@
         </w:tc>
         <w:tc>
           <w:tcPr>
-            <w:tcW w:w="849" w:type="dxa"/>
+            <w:tcW w:w="912" w:type="dxa"/>
             <w:tcBorders>
+              <w:top w:val="single" w:sz="6" w:space="0" w:color="37383B"/>
               <w:bottom w:val="single" w:sz="6" w:space="0" w:color="37383B"/>
             </w:tcBorders>
+            <w:shd w:color="auto" w:fill="auto" w:val="clear"/>
           </w:tcPr>
           <w:p>
             <w:pPr>
-              <w:pStyle w:val="Normal"/>
+              <w:pStyle w:val="Body"/>
               <w:spacing w:before="0" w:after="160"/>
               <w:jc w:val="both"/>
               <w:rPr>
@@ -2253,6 +3921,8 @@
               <w:rPr>
                 <w:sz w:val="16"/>
                 <w:szCs w:val="16"/>
+                <w:shd w:fill="auto" w:val="clear"/>
+                <w:lang w:val="pt-PT"/>
               </w:rPr>
               <w:t>15.714983</w:t>
             </w:r>
@@ -2260,14 +3930,16 @@
         </w:tc>
         <w:tc>
           <w:tcPr>
-            <w:tcW w:w="683" w:type="dxa"/>
+            <w:tcW w:w="793" w:type="dxa"/>
             <w:tcBorders>
+              <w:top w:val="single" w:sz="6" w:space="0" w:color="37383B"/>
               <w:bottom w:val="single" w:sz="6" w:space="0" w:color="37383B"/>
             </w:tcBorders>
+            <w:shd w:color="auto" w:fill="auto" w:val="clear"/>
           </w:tcPr>
           <w:p>
             <w:pPr>
-              <w:pStyle w:val="Normal"/>
+              <w:pStyle w:val="Body"/>
               <w:spacing w:before="0" w:after="160"/>
               <w:jc w:val="both"/>
               <w:rPr>
@@ -2279,6 +3951,8 @@
               <w:rPr>
                 <w:sz w:val="16"/>
                 <w:szCs w:val="16"/>
+                <w:shd w:fill="auto" w:val="clear"/>
+                <w:lang w:val="pt-PT"/>
               </w:rPr>
               <w:t>1.697.592</w:t>
             </w:r>
@@ -2286,14 +3960,16 @@
         </w:tc>
         <w:tc>
           <w:tcPr>
-            <w:tcW w:w="794" w:type="dxa"/>
+            <w:tcW w:w="906" w:type="dxa"/>
             <w:tcBorders>
+              <w:top w:val="single" w:sz="6" w:space="0" w:color="37383B"/>
               <w:bottom w:val="single" w:sz="6" w:space="0" w:color="37383B"/>
             </w:tcBorders>
+            <w:shd w:color="auto" w:fill="auto" w:val="clear"/>
           </w:tcPr>
           <w:p>
             <w:pPr>
-              <w:pStyle w:val="Normal"/>
+              <w:pStyle w:val="Body"/>
               <w:spacing w:before="0" w:after="160"/>
               <w:jc w:val="both"/>
               <w:rPr>
@@ -2305,6 +3981,8 @@
               <w:rPr>
                 <w:sz w:val="16"/>
                 <w:szCs w:val="16"/>
+                <w:shd w:fill="auto" w:val="clear"/>
+                <w:lang w:val="pt-PT"/>
               </w:rPr>
               <w:t>0.011784</w:t>
             </w:r>
@@ -2312,14 +3990,16 @@
         </w:tc>
         <w:tc>
           <w:tcPr>
-            <w:tcW w:w="794" w:type="dxa"/>
+            <w:tcW w:w="852" w:type="dxa"/>
             <w:tcBorders>
+              <w:top w:val="single" w:sz="6" w:space="0" w:color="37383B"/>
               <w:bottom w:val="single" w:sz="6" w:space="0" w:color="37383B"/>
             </w:tcBorders>
+            <w:shd w:color="auto" w:fill="auto" w:val="clear"/>
           </w:tcPr>
           <w:p>
             <w:pPr>
-              <w:pStyle w:val="Normal"/>
+              <w:pStyle w:val="Body"/>
               <w:spacing w:before="0" w:after="160"/>
               <w:jc w:val="both"/>
               <w:rPr>
@@ -2331,6 +4011,8 @@
               <w:rPr>
                 <w:sz w:val="16"/>
                 <w:szCs w:val="16"/>
+                <w:shd w:fill="auto" w:val="clear"/>
+                <w:lang w:val="pt-PT"/>
               </w:rPr>
               <w:t>24.26% pior</w:t>
             </w:r>
@@ -2338,14 +4020,16 @@
         </w:tc>
         <w:tc>
           <w:tcPr>
-            <w:tcW w:w="535" w:type="dxa"/>
+            <w:tcW w:w="678" w:type="dxa"/>
             <w:tcBorders>
+              <w:top w:val="single" w:sz="6" w:space="0" w:color="37383B"/>
               <w:bottom w:val="single" w:sz="6" w:space="0" w:color="37383B"/>
             </w:tcBorders>
+            <w:shd w:color="auto" w:fill="auto" w:val="clear"/>
           </w:tcPr>
           <w:p>
             <w:pPr>
-              <w:pStyle w:val="Normal"/>
+              <w:pStyle w:val="Body"/>
               <w:spacing w:before="0" w:after="160"/>
               <w:jc w:val="both"/>
               <w:rPr>
@@ -2357,6 +4041,8 @@
               <w:rPr>
                 <w:sz w:val="16"/>
                 <w:szCs w:val="16"/>
+                <w:shd w:fill="auto" w:val="clear"/>
+                <w:lang w:val="pt-PT"/>
               </w:rPr>
               <w:t>1.2426x</w:t>
             </w:r>
@@ -2364,14 +4050,16 @@
         </w:tc>
         <w:tc>
           <w:tcPr>
-            <w:tcW w:w="1108" w:type="dxa"/>
+            <w:tcW w:w="944" w:type="dxa"/>
             <w:tcBorders>
+              <w:top w:val="single" w:sz="6" w:space="0" w:color="37383B"/>
               <w:bottom w:val="single" w:sz="6" w:space="0" w:color="37383B"/>
             </w:tcBorders>
+            <w:shd w:color="auto" w:fill="auto" w:val="clear"/>
           </w:tcPr>
           <w:p>
             <w:pPr>
-              <w:pStyle w:val="Normal"/>
+              <w:pStyle w:val="Body"/>
               <w:spacing w:before="0" w:after="160"/>
               <w:jc w:val="both"/>
               <w:rPr>
@@ -2383,6 +4071,8 @@
               <w:rPr>
                 <w:sz w:val="16"/>
                 <w:szCs w:val="16"/>
+                <w:shd w:fill="auto" w:val="clear"/>
+                <w:lang w:val="pt-PT"/>
               </w:rPr>
               <w:t>1.333.58x mais rápido</w:t>
             </w:r>
@@ -2390,17 +4080,21 @@
         </w:tc>
       </w:tr>
       <w:tr>
-        <w:trPr/>
+        <w:trPr>
+          <w:trHeight w:val="445" w:hRule="atLeast"/>
+        </w:trPr>
         <w:tc>
           <w:tcPr>
-            <w:tcW w:w="702" w:type="dxa"/>
+            <w:tcW w:w="855" w:type="dxa"/>
             <w:tcBorders>
+              <w:top w:val="single" w:sz="6" w:space="0" w:color="37383B"/>
               <w:bottom w:val="single" w:sz="6" w:space="0" w:color="37383B"/>
             </w:tcBorders>
+            <w:shd w:color="auto" w:fill="auto" w:val="clear"/>
           </w:tcPr>
           <w:p>
             <w:pPr>
-              <w:pStyle w:val="Normal"/>
+              <w:pStyle w:val="Body"/>
               <w:spacing w:before="0" w:after="160"/>
               <w:jc w:val="both"/>
               <w:rPr>
@@ -2410,10 +4104,13 @@
             </w:pPr>
             <w:r>
               <w:rPr>
+                <w:rFonts w:eastAsia="Aptos" w:cs="Aptos"/>
                 <w:b/>
                 <w:bCs/>
                 <w:sz w:val="16"/>
                 <w:szCs w:val="16"/>
+                <w:shd w:fill="auto" w:val="clear"/>
+                <w:lang w:val="pt-PT"/>
               </w:rPr>
               <w:t>12</w:t>
             </w:r>
@@ -2421,14 +4118,16 @@
         </w:tc>
         <w:tc>
           <w:tcPr>
-            <w:tcW w:w="1070" w:type="dxa"/>
+            <w:tcW w:w="1094" w:type="dxa"/>
             <w:tcBorders>
+              <w:top w:val="single" w:sz="6" w:space="0" w:color="37383B"/>
               <w:bottom w:val="single" w:sz="6" w:space="0" w:color="37383B"/>
             </w:tcBorders>
+            <w:shd w:color="auto" w:fill="auto" w:val="clear"/>
           </w:tcPr>
           <w:p>
             <w:pPr>
-              <w:pStyle w:val="Normal"/>
+              <w:pStyle w:val="Body"/>
               <w:spacing w:before="0" w:after="160"/>
               <w:jc w:val="both"/>
               <w:rPr>
@@ -2440,6 +4139,8 @@
               <w:rPr>
                 <w:sz w:val="16"/>
                 <w:szCs w:val="16"/>
+                <w:shd w:fill="auto" w:val="clear"/>
+                <w:lang w:val="pt-PT"/>
               </w:rPr>
               <w:t>479.001.600</w:t>
             </w:r>
@@ -2447,14 +4148,16 @@
         </w:tc>
         <w:tc>
           <w:tcPr>
-            <w:tcW w:w="914" w:type="dxa"/>
+            <w:tcW w:w="509" w:type="dxa"/>
             <w:tcBorders>
+              <w:top w:val="single" w:sz="6" w:space="0" w:color="37383B"/>
               <w:bottom w:val="single" w:sz="6" w:space="0" w:color="37383B"/>
             </w:tcBorders>
+            <w:shd w:color="auto" w:fill="auto" w:val="clear"/>
           </w:tcPr>
           <w:p>
             <w:pPr>
-              <w:pStyle w:val="Normal"/>
+              <w:pStyle w:val="Body"/>
               <w:spacing w:before="0" w:after="160"/>
               <w:jc w:val="both"/>
               <w:rPr>
@@ -2466,6 +4169,8 @@
               <w:rPr>
                 <w:sz w:val="16"/>
                 <w:szCs w:val="16"/>
+                <w:shd w:fill="auto" w:val="clear"/>
+                <w:lang w:val="pt-PT"/>
               </w:rPr>
               <w:t>144</w:t>
             </w:r>
@@ -2473,14 +4178,16 @@
         </w:tc>
         <w:tc>
           <w:tcPr>
-            <w:tcW w:w="1071" w:type="dxa"/>
+            <w:tcW w:w="960" w:type="dxa"/>
             <w:tcBorders>
+              <w:top w:val="single" w:sz="6" w:space="0" w:color="37383B"/>
               <w:bottom w:val="single" w:sz="6" w:space="0" w:color="37383B"/>
             </w:tcBorders>
+            <w:shd w:color="auto" w:fill="auto" w:val="clear"/>
           </w:tcPr>
           <w:p>
             <w:pPr>
-              <w:pStyle w:val="Normal"/>
+              <w:pStyle w:val="Body"/>
               <w:spacing w:before="0" w:after="160"/>
               <w:jc w:val="both"/>
               <w:rPr>
@@ -2492,6 +4199,8 @@
               <w:rPr>
                 <w:sz w:val="16"/>
                 <w:szCs w:val="16"/>
+                <w:shd w:fill="auto" w:val="clear"/>
+                <w:lang w:val="pt-PT"/>
               </w:rPr>
               <w:t>1.347.316</w:t>
             </w:r>
@@ -2499,14 +4208,16 @@
         </w:tc>
         <w:tc>
           <w:tcPr>
-            <w:tcW w:w="849" w:type="dxa"/>
+            <w:tcW w:w="912" w:type="dxa"/>
             <w:tcBorders>
+              <w:top w:val="single" w:sz="6" w:space="0" w:color="37383B"/>
               <w:bottom w:val="single" w:sz="6" w:space="0" w:color="37383B"/>
             </w:tcBorders>
+            <w:shd w:color="auto" w:fill="auto" w:val="clear"/>
           </w:tcPr>
           <w:p>
             <w:pPr>
-              <w:pStyle w:val="Normal"/>
+              <w:pStyle w:val="Body"/>
               <w:spacing w:before="0" w:after="160"/>
               <w:jc w:val="both"/>
               <w:rPr>
@@ -2518,6 +4229,8 @@
               <w:rPr>
                 <w:sz w:val="16"/>
                 <w:szCs w:val="16"/>
+                <w:shd w:fill="auto" w:val="clear"/>
+                <w:lang w:val="pt-PT"/>
               </w:rPr>
               <w:t>368.696655</w:t>
             </w:r>
@@ -2525,14 +4238,16 @@
         </w:tc>
         <w:tc>
           <w:tcPr>
-            <w:tcW w:w="683" w:type="dxa"/>
+            <w:tcW w:w="793" w:type="dxa"/>
             <w:tcBorders>
+              <w:top w:val="single" w:sz="6" w:space="0" w:color="37383B"/>
               <w:bottom w:val="single" w:sz="6" w:space="0" w:color="37383B"/>
             </w:tcBorders>
+            <w:shd w:color="auto" w:fill="auto" w:val="clear"/>
           </w:tcPr>
           <w:p>
             <w:pPr>
-              <w:pStyle w:val="Normal"/>
+              <w:pStyle w:val="Body"/>
               <w:spacing w:before="0" w:after="160"/>
               <w:jc w:val="both"/>
               <w:rPr>
@@ -2544,6 +4259,8 @@
               <w:rPr>
                 <w:sz w:val="16"/>
                 <w:szCs w:val="16"/>
+                <w:shd w:fill="auto" w:val="clear"/>
+                <w:lang w:val="pt-PT"/>
               </w:rPr>
               <w:t>1.607.211</w:t>
             </w:r>
@@ -2551,14 +4268,16 @@
         </w:tc>
         <w:tc>
           <w:tcPr>
-            <w:tcW w:w="794" w:type="dxa"/>
+            <w:tcW w:w="906" w:type="dxa"/>
             <w:tcBorders>
+              <w:top w:val="single" w:sz="6" w:space="0" w:color="37383B"/>
               <w:bottom w:val="single" w:sz="6" w:space="0" w:color="37383B"/>
             </w:tcBorders>
+            <w:shd w:color="auto" w:fill="auto" w:val="clear"/>
           </w:tcPr>
           <w:p>
             <w:pPr>
-              <w:pStyle w:val="Normal"/>
+              <w:pStyle w:val="Body"/>
               <w:spacing w:before="0" w:after="160"/>
               <w:jc w:val="both"/>
               <w:rPr>
@@ -2570,6 +4289,8 @@
               <w:rPr>
                 <w:sz w:val="16"/>
                 <w:szCs w:val="16"/>
+                <w:shd w:fill="auto" w:val="clear"/>
+                <w:lang w:val="pt-PT"/>
               </w:rPr>
               <w:t>0.019165</w:t>
             </w:r>
@@ -2577,14 +4298,16 @@
         </w:tc>
         <w:tc>
           <w:tcPr>
-            <w:tcW w:w="794" w:type="dxa"/>
+            <w:tcW w:w="852" w:type="dxa"/>
             <w:tcBorders>
+              <w:top w:val="single" w:sz="6" w:space="0" w:color="37383B"/>
               <w:bottom w:val="single" w:sz="6" w:space="0" w:color="37383B"/>
             </w:tcBorders>
+            <w:shd w:color="auto" w:fill="auto" w:val="clear"/>
           </w:tcPr>
           <w:p>
             <w:pPr>
-              <w:pStyle w:val="Normal"/>
+              <w:pStyle w:val="Body"/>
               <w:spacing w:before="0" w:after="160"/>
               <w:jc w:val="both"/>
               <w:rPr>
@@ -2596,6 +4319,8 @@
               <w:rPr>
                 <w:sz w:val="16"/>
                 <w:szCs w:val="16"/>
+                <w:shd w:fill="auto" w:val="clear"/>
+                <w:lang w:val="pt-PT"/>
               </w:rPr>
               <w:t>19.29% pior</w:t>
             </w:r>
@@ -2603,14 +4328,16 @@
         </w:tc>
         <w:tc>
           <w:tcPr>
-            <w:tcW w:w="535" w:type="dxa"/>
+            <w:tcW w:w="678" w:type="dxa"/>
             <w:tcBorders>
+              <w:top w:val="single" w:sz="6" w:space="0" w:color="37383B"/>
               <w:bottom w:val="single" w:sz="6" w:space="0" w:color="37383B"/>
             </w:tcBorders>
+            <w:shd w:color="auto" w:fill="auto" w:val="clear"/>
           </w:tcPr>
           <w:p>
             <w:pPr>
-              <w:pStyle w:val="Normal"/>
+              <w:pStyle w:val="Body"/>
               <w:spacing w:before="0" w:after="160"/>
               <w:jc w:val="both"/>
               <w:rPr>
@@ -2622,6 +4349,8 @@
               <w:rPr>
                 <w:sz w:val="16"/>
                 <w:szCs w:val="16"/>
+                <w:shd w:fill="auto" w:val="clear"/>
+                <w:lang w:val="pt-PT"/>
               </w:rPr>
               <w:t>1.1929x</w:t>
             </w:r>
@@ -2629,14 +4358,16 @@
         </w:tc>
         <w:tc>
           <w:tcPr>
-            <w:tcW w:w="1108" w:type="dxa"/>
+            <w:tcW w:w="944" w:type="dxa"/>
             <w:tcBorders>
+              <w:top w:val="single" w:sz="6" w:space="0" w:color="37383B"/>
               <w:bottom w:val="single" w:sz="6" w:space="0" w:color="37383B"/>
             </w:tcBorders>
+            <w:shd w:color="auto" w:fill="auto" w:val="clear"/>
           </w:tcPr>
           <w:p>
             <w:pPr>
-              <w:pStyle w:val="Normal"/>
+              <w:pStyle w:val="Body"/>
               <w:spacing w:before="0" w:after="160"/>
               <w:jc w:val="both"/>
               <w:rPr>
@@ -2648,6 +4379,8 @@
               <w:rPr>
                 <w:sz w:val="16"/>
                 <w:szCs w:val="16"/>
+                <w:shd w:fill="auto" w:val="clear"/>
+                <w:lang w:val="pt-PT"/>
               </w:rPr>
               <w:t>19.238.46x mais rápido</w:t>
             </w:r>
@@ -2655,17 +4388,21 @@
         </w:tc>
       </w:tr>
       <w:tr>
-        <w:trPr/>
+        <w:trPr>
+          <w:trHeight w:val="445" w:hRule="atLeast"/>
+        </w:trPr>
         <w:tc>
           <w:tcPr>
-            <w:tcW w:w="702" w:type="dxa"/>
+            <w:tcW w:w="855" w:type="dxa"/>
             <w:tcBorders>
+              <w:top w:val="single" w:sz="6" w:space="0" w:color="37383B"/>
               <w:bottom w:val="single" w:sz="6" w:space="0" w:color="37383B"/>
             </w:tcBorders>
+            <w:shd w:color="auto" w:fill="auto" w:val="clear"/>
           </w:tcPr>
           <w:p>
             <w:pPr>
-              <w:pStyle w:val="Normal"/>
+              <w:pStyle w:val="Body"/>
               <w:spacing w:before="0" w:after="160"/>
               <w:jc w:val="both"/>
               <w:rPr>
@@ -2675,10 +4412,13 @@
             </w:pPr>
             <w:r>
               <w:rPr>
+                <w:rFonts w:eastAsia="Aptos" w:cs="Aptos"/>
                 <w:b/>
                 <w:bCs/>
                 <w:sz w:val="16"/>
                 <w:szCs w:val="16"/>
+                <w:shd w:fill="auto" w:val="clear"/>
+                <w:lang w:val="pt-PT"/>
               </w:rPr>
               <w:t>13</w:t>
             </w:r>
@@ -2686,14 +4426,16 @@
         </w:tc>
         <w:tc>
           <w:tcPr>
-            <w:tcW w:w="1070" w:type="dxa"/>
+            <w:tcW w:w="1094" w:type="dxa"/>
             <w:tcBorders>
+              <w:top w:val="single" w:sz="6" w:space="0" w:color="37383B"/>
               <w:bottom w:val="single" w:sz="6" w:space="0" w:color="37383B"/>
             </w:tcBorders>
+            <w:shd w:color="auto" w:fill="auto" w:val="clear"/>
           </w:tcPr>
           <w:p>
             <w:pPr>
-              <w:pStyle w:val="Normal"/>
+              <w:pStyle w:val="Body"/>
               <w:spacing w:before="0" w:after="160"/>
               <w:jc w:val="both"/>
               <w:rPr>
@@ -2705,6 +4447,8 @@
               <w:rPr>
                 <w:sz w:val="16"/>
                 <w:szCs w:val="16"/>
+                <w:shd w:fill="auto" w:val="clear"/>
+                <w:lang w:val="pt-PT"/>
               </w:rPr>
               <w:t>6.227.020.800</w:t>
             </w:r>
@@ -2712,14 +4456,16 @@
         </w:tc>
         <w:tc>
           <w:tcPr>
-            <w:tcW w:w="914" w:type="dxa"/>
+            <w:tcW w:w="509" w:type="dxa"/>
             <w:tcBorders>
+              <w:top w:val="single" w:sz="6" w:space="0" w:color="37383B"/>
               <w:bottom w:val="single" w:sz="6" w:space="0" w:color="37383B"/>
             </w:tcBorders>
+            <w:shd w:color="auto" w:fill="auto" w:val="clear"/>
           </w:tcPr>
           <w:p>
             <w:pPr>
-              <w:pStyle w:val="Normal"/>
+              <w:pStyle w:val="Body"/>
               <w:spacing w:before="0" w:after="160"/>
               <w:jc w:val="both"/>
               <w:rPr>
@@ -2731,6 +4477,8 @@
               <w:rPr>
                 <w:sz w:val="16"/>
                 <w:szCs w:val="16"/>
+                <w:shd w:fill="auto" w:val="clear"/>
+                <w:lang w:val="pt-PT"/>
               </w:rPr>
               <w:t>169</w:t>
             </w:r>
@@ -2738,14 +4486,16 @@
         </w:tc>
         <w:tc>
           <w:tcPr>
-            <w:tcW w:w="1071" w:type="dxa"/>
+            <w:tcW w:w="960" w:type="dxa"/>
             <w:tcBorders>
+              <w:top w:val="single" w:sz="6" w:space="0" w:color="37383B"/>
               <w:bottom w:val="single" w:sz="6" w:space="0" w:color="37383B"/>
             </w:tcBorders>
+            <w:shd w:color="auto" w:fill="auto" w:val="clear"/>
           </w:tcPr>
           <w:p>
             <w:pPr>
-              <w:pStyle w:val="Normal"/>
+              <w:pStyle w:val="Body"/>
               <w:spacing w:before="0" w:after="160"/>
               <w:jc w:val="both"/>
               <w:rPr>
@@ -2757,6 +4507,8 @@
               <w:rPr>
                 <w:sz w:val="16"/>
                 <w:szCs w:val="16"/>
+                <w:shd w:fill="auto" w:val="clear"/>
+                <w:lang w:val="pt-PT"/>
               </w:rPr>
               <w:t>1.326.012</w:t>
             </w:r>
@@ -2764,14 +4516,16 @@
         </w:tc>
         <w:tc>
           <w:tcPr>
-            <w:tcW w:w="849" w:type="dxa"/>
+            <w:tcW w:w="912" w:type="dxa"/>
             <w:tcBorders>
+              <w:top w:val="single" w:sz="6" w:space="0" w:color="37383B"/>
               <w:bottom w:val="single" w:sz="6" w:space="0" w:color="37383B"/>
             </w:tcBorders>
+            <w:shd w:color="auto" w:fill="auto" w:val="clear"/>
           </w:tcPr>
           <w:p>
             <w:pPr>
-              <w:pStyle w:val="Normal"/>
+              <w:pStyle w:val="Body"/>
               <w:spacing w:before="0" w:after="160"/>
               <w:jc w:val="both"/>
               <w:rPr>
@@ -2783,6 +4537,8 @@
               <w:rPr>
                 <w:sz w:val="16"/>
                 <w:szCs w:val="16"/>
+                <w:shd w:fill="auto" w:val="clear"/>
+                <w:lang w:val="pt-PT"/>
               </w:rPr>
               <w:t>2980.205073</w:t>
             </w:r>
@@ -2790,14 +4546,16 @@
         </w:tc>
         <w:tc>
           <w:tcPr>
-            <w:tcW w:w="683" w:type="dxa"/>
+            <w:tcW w:w="793" w:type="dxa"/>
             <w:tcBorders>
+              <w:top w:val="single" w:sz="6" w:space="0" w:color="37383B"/>
               <w:bottom w:val="single" w:sz="6" w:space="0" w:color="37383B"/>
             </w:tcBorders>
+            <w:shd w:color="auto" w:fill="auto" w:val="clear"/>
           </w:tcPr>
           <w:p>
             <w:pPr>
-              <w:pStyle w:val="Normal"/>
+              <w:pStyle w:val="Body"/>
               <w:spacing w:before="0" w:after="160"/>
               <w:jc w:val="both"/>
               <w:rPr>
@@ -2809,6 +4567,8 @@
               <w:rPr>
                 <w:sz w:val="16"/>
                 <w:szCs w:val="16"/>
+                <w:shd w:fill="auto" w:val="clear"/>
+                <w:lang w:val="pt-PT"/>
               </w:rPr>
               <w:t>1.468.980</w:t>
             </w:r>
@@ -2816,14 +4576,16 @@
         </w:tc>
         <w:tc>
           <w:tcPr>
-            <w:tcW w:w="794" w:type="dxa"/>
+            <w:tcW w:w="906" w:type="dxa"/>
             <w:tcBorders>
+              <w:top w:val="single" w:sz="6" w:space="0" w:color="37383B"/>
               <w:bottom w:val="single" w:sz="6" w:space="0" w:color="37383B"/>
             </w:tcBorders>
+            <w:shd w:color="auto" w:fill="auto" w:val="clear"/>
           </w:tcPr>
           <w:p>
             <w:pPr>
-              <w:pStyle w:val="Normal"/>
+              <w:pStyle w:val="Body"/>
               <w:spacing w:before="0" w:after="160"/>
               <w:jc w:val="both"/>
               <w:rPr>
@@ -2835,6 +4597,8 @@
               <w:rPr>
                 <w:sz w:val="16"/>
                 <w:szCs w:val="16"/>
+                <w:shd w:fill="auto" w:val="clear"/>
+                <w:lang w:val="pt-PT"/>
               </w:rPr>
               <w:t>0.015631</w:t>
             </w:r>
@@ -2842,14 +4606,16 @@
         </w:tc>
         <w:tc>
           <w:tcPr>
-            <w:tcW w:w="794" w:type="dxa"/>
+            <w:tcW w:w="852" w:type="dxa"/>
             <w:tcBorders>
+              <w:top w:val="single" w:sz="6" w:space="0" w:color="37383B"/>
               <w:bottom w:val="single" w:sz="6" w:space="0" w:color="37383B"/>
             </w:tcBorders>
+            <w:shd w:color="auto" w:fill="auto" w:val="clear"/>
           </w:tcPr>
           <w:p>
             <w:pPr>
-              <w:pStyle w:val="Normal"/>
+              <w:pStyle w:val="Body"/>
               <w:spacing w:before="0" w:after="160"/>
               <w:jc w:val="both"/>
               <w:rPr>
@@ -2861,6 +4627,8 @@
               <w:rPr>
                 <w:sz w:val="16"/>
                 <w:szCs w:val="16"/>
+                <w:shd w:fill="auto" w:val="clear"/>
+                <w:lang w:val="pt-PT"/>
               </w:rPr>
               <w:t>10.78% pior</w:t>
             </w:r>
@@ -2868,14 +4636,16 @@
         </w:tc>
         <w:tc>
           <w:tcPr>
-            <w:tcW w:w="535" w:type="dxa"/>
+            <w:tcW w:w="678" w:type="dxa"/>
             <w:tcBorders>
+              <w:top w:val="single" w:sz="6" w:space="0" w:color="37383B"/>
               <w:bottom w:val="single" w:sz="6" w:space="0" w:color="37383B"/>
             </w:tcBorders>
+            <w:shd w:color="auto" w:fill="auto" w:val="clear"/>
           </w:tcPr>
           <w:p>
             <w:pPr>
-              <w:pStyle w:val="Normal"/>
+              <w:pStyle w:val="Body"/>
               <w:spacing w:before="0" w:after="160"/>
               <w:jc w:val="both"/>
               <w:rPr>
@@ -2887,6 +4657,8 @@
               <w:rPr>
                 <w:sz w:val="16"/>
                 <w:szCs w:val="16"/>
+                <w:shd w:fill="auto" w:val="clear"/>
+                <w:lang w:val="pt-PT"/>
               </w:rPr>
               <w:t>1.1078x</w:t>
             </w:r>
@@ -2894,14 +4666,16 @@
         </w:tc>
         <w:tc>
           <w:tcPr>
-            <w:tcW w:w="1108" w:type="dxa"/>
+            <w:tcW w:w="944" w:type="dxa"/>
             <w:tcBorders>
+              <w:top w:val="single" w:sz="6" w:space="0" w:color="37383B"/>
               <w:bottom w:val="single" w:sz="6" w:space="0" w:color="37383B"/>
             </w:tcBorders>
+            <w:shd w:color="auto" w:fill="auto" w:val="clear"/>
           </w:tcPr>
           <w:p>
             <w:pPr>
-              <w:pStyle w:val="Normal"/>
+              <w:pStyle w:val="Body"/>
               <w:spacing w:before="0" w:after="160"/>
               <w:jc w:val="both"/>
               <w:rPr>
@@ -2913,6 +4687,8 @@
               <w:rPr>
                 <w:sz w:val="16"/>
                 <w:szCs w:val="16"/>
+                <w:shd w:fill="auto" w:val="clear"/>
+                <w:lang w:val="pt-PT"/>
               </w:rPr>
               <w:t>190.654.58x mais rápido</w:t>
             </w:r>
@@ -2920,17 +4696,21 @@
         </w:tc>
       </w:tr>
       <w:tr>
-        <w:trPr/>
+        <w:trPr>
+          <w:trHeight w:val="905" w:hRule="atLeast"/>
+        </w:trPr>
         <w:tc>
           <w:tcPr>
-            <w:tcW w:w="702" w:type="dxa"/>
+            <w:tcW w:w="855" w:type="dxa"/>
             <w:tcBorders>
+              <w:top w:val="single" w:sz="6" w:space="0" w:color="37383B"/>
               <w:bottom w:val="single" w:sz="6" w:space="0" w:color="37383B"/>
             </w:tcBorders>
+            <w:shd w:color="auto" w:fill="auto" w:val="clear"/>
           </w:tcPr>
           <w:p>
             <w:pPr>
-              <w:pStyle w:val="Normal"/>
+              <w:pStyle w:val="Body"/>
               <w:spacing w:before="0" w:after="160"/>
               <w:jc w:val="both"/>
               <w:rPr>
@@ -2940,10 +4720,13 @@
             </w:pPr>
             <w:r>
               <w:rPr>
+                <w:rFonts w:eastAsia="Aptos" w:cs="Aptos"/>
                 <w:b/>
                 <w:bCs/>
                 <w:sz w:val="16"/>
                 <w:szCs w:val="16"/>
+                <w:shd w:fill="auto" w:val="clear"/>
+                <w:lang w:val="pt-PT"/>
               </w:rPr>
               <w:t>26</w:t>
             </w:r>
@@ -2951,14 +4734,16 @@
         </w:tc>
         <w:tc>
           <w:tcPr>
-            <w:tcW w:w="1070" w:type="dxa"/>
+            <w:tcW w:w="1094" w:type="dxa"/>
             <w:tcBorders>
+              <w:top w:val="single" w:sz="6" w:space="0" w:color="37383B"/>
               <w:bottom w:val="single" w:sz="6" w:space="0" w:color="37383B"/>
             </w:tcBorders>
+            <w:shd w:color="auto" w:fill="auto" w:val="clear"/>
           </w:tcPr>
           <w:p>
             <w:pPr>
-              <w:pStyle w:val="Normal"/>
+              <w:pStyle w:val="Body"/>
               <w:spacing w:before="0" w:after="160"/>
               <w:jc w:val="both"/>
               <w:rPr>
@@ -2970,6 +4755,8 @@
               <w:rPr>
                 <w:sz w:val="16"/>
                 <w:szCs w:val="16"/>
+                <w:shd w:fill="auto" w:val="clear"/>
+                <w:lang w:val="pt-PT"/>
               </w:rPr>
               <w:t>403.291.461.126.605.635.584.000.000</w:t>
             </w:r>
@@ -2977,14 +4764,16 @@
         </w:tc>
         <w:tc>
           <w:tcPr>
-            <w:tcW w:w="914" w:type="dxa"/>
+            <w:tcW w:w="509" w:type="dxa"/>
             <w:tcBorders>
+              <w:top w:val="single" w:sz="6" w:space="0" w:color="37383B"/>
               <w:bottom w:val="single" w:sz="6" w:space="0" w:color="37383B"/>
             </w:tcBorders>
+            <w:shd w:color="auto" w:fill="auto" w:val="clear"/>
           </w:tcPr>
           <w:p>
             <w:pPr>
-              <w:pStyle w:val="Normal"/>
+              <w:pStyle w:val="Body"/>
               <w:spacing w:before="0" w:after="160"/>
               <w:jc w:val="both"/>
               <w:rPr>
@@ -2996,6 +4785,8 @@
               <w:rPr>
                 <w:sz w:val="16"/>
                 <w:szCs w:val="16"/>
+                <w:shd w:fill="auto" w:val="clear"/>
+                <w:lang w:val="pt-PT"/>
               </w:rPr>
               <w:t>676</w:t>
             </w:r>
@@ -3003,14 +4794,16 @@
         </w:tc>
         <w:tc>
           <w:tcPr>
-            <w:tcW w:w="1071" w:type="dxa"/>
+            <w:tcW w:w="960" w:type="dxa"/>
             <w:tcBorders>
+              <w:top w:val="single" w:sz="6" w:space="0" w:color="37383B"/>
               <w:bottom w:val="single" w:sz="6" w:space="0" w:color="37383B"/>
             </w:tcBorders>
+            <w:shd w:color="auto" w:fill="auto" w:val="clear"/>
           </w:tcPr>
           <w:p>
             <w:pPr>
-              <w:pStyle w:val="Normal"/>
+              <w:pStyle w:val="Body"/>
               <w:spacing w:before="0" w:after="160"/>
               <w:jc w:val="both"/>
               <w:rPr>
@@ -3020,10 +4813,13 @@
             </w:pPr>
             <w:r>
               <w:rPr>
+                <w:rFonts w:eastAsia="Aptos" w:cs="Aptos"/>
                 <w:b/>
                 <w:bCs/>
                 <w:sz w:val="16"/>
                 <w:szCs w:val="16"/>
+                <w:shd w:fill="auto" w:val="clear"/>
+                <w:lang w:val="pt-PT"/>
               </w:rPr>
               <w:t>Inviável</w:t>
             </w:r>
@@ -3031,14 +4827,16 @@
         </w:tc>
         <w:tc>
           <w:tcPr>
-            <w:tcW w:w="849" w:type="dxa"/>
+            <w:tcW w:w="912" w:type="dxa"/>
             <w:tcBorders>
+              <w:top w:val="single" w:sz="6" w:space="0" w:color="37383B"/>
               <w:bottom w:val="single" w:sz="6" w:space="0" w:color="37383B"/>
             </w:tcBorders>
+            <w:shd w:color="auto" w:fill="auto" w:val="clear"/>
           </w:tcPr>
           <w:p>
             <w:pPr>
-              <w:pStyle w:val="Normal"/>
+              <w:pStyle w:val="Body"/>
               <w:spacing w:before="0" w:after="160"/>
               <w:jc w:val="both"/>
               <w:rPr>
@@ -3050,6 +4848,8 @@
               <w:rPr>
                 <w:sz w:val="16"/>
                 <w:szCs w:val="16"/>
+                <w:shd w:fill="auto" w:val="clear"/>
+                <w:lang w:val="pt-PT"/>
               </w:rPr>
               <w:t>-</w:t>
             </w:r>
@@ -3057,14 +4857,16 @@
         </w:tc>
         <w:tc>
           <w:tcPr>
-            <w:tcW w:w="683" w:type="dxa"/>
+            <w:tcW w:w="793" w:type="dxa"/>
             <w:tcBorders>
+              <w:top w:val="single" w:sz="6" w:space="0" w:color="37383B"/>
               <w:bottom w:val="single" w:sz="6" w:space="0" w:color="37383B"/>
             </w:tcBorders>
+            <w:shd w:color="auto" w:fill="auto" w:val="clear"/>
           </w:tcPr>
           <w:p>
             <w:pPr>
-              <w:pStyle w:val="Normal"/>
+              <w:pStyle w:val="Body"/>
               <w:spacing w:before="0" w:after="160"/>
               <w:jc w:val="both"/>
               <w:rPr>
@@ -3076,6 +4878,8 @@
               <w:rPr>
                 <w:sz w:val="16"/>
                 <w:szCs w:val="16"/>
+                <w:shd w:fill="auto" w:val="clear"/>
+                <w:lang w:val="pt-PT"/>
               </w:rPr>
               <w:t>2.361.634</w:t>
             </w:r>
@@ -3083,14 +4887,16 @@
         </w:tc>
         <w:tc>
           <w:tcPr>
-            <w:tcW w:w="794" w:type="dxa"/>
+            <w:tcW w:w="906" w:type="dxa"/>
             <w:tcBorders>
+              <w:top w:val="single" w:sz="6" w:space="0" w:color="37383B"/>
               <w:bottom w:val="single" w:sz="6" w:space="0" w:color="37383B"/>
             </w:tcBorders>
+            <w:shd w:color="auto" w:fill="auto" w:val="clear"/>
           </w:tcPr>
           <w:p>
             <w:pPr>
-              <w:pStyle w:val="Normal"/>
+              <w:pStyle w:val="Body"/>
               <w:spacing w:before="0" w:after="160"/>
               <w:jc w:val="both"/>
               <w:rPr>
@@ -3102,6 +4908,8 @@
               <w:rPr>
                 <w:sz w:val="16"/>
                 <w:szCs w:val="16"/>
+                <w:shd w:fill="auto" w:val="clear"/>
+                <w:lang w:val="pt-PT"/>
               </w:rPr>
               <w:t>0.136301</w:t>
             </w:r>
@@ -3109,14 +4917,16 @@
         </w:tc>
         <w:tc>
           <w:tcPr>
-            <w:tcW w:w="794" w:type="dxa"/>
+            <w:tcW w:w="852" w:type="dxa"/>
             <w:tcBorders>
+              <w:top w:val="single" w:sz="6" w:space="0" w:color="37383B"/>
               <w:bottom w:val="single" w:sz="6" w:space="0" w:color="37383B"/>
             </w:tcBorders>
+            <w:shd w:color="auto" w:fill="auto" w:val="clear"/>
           </w:tcPr>
           <w:p>
             <w:pPr>
-              <w:pStyle w:val="Normal"/>
+              <w:pStyle w:val="Body"/>
               <w:spacing w:before="0" w:after="160"/>
               <w:jc w:val="both"/>
               <w:rPr>
@@ -3128,6 +4938,8 @@
               <w:rPr>
                 <w:sz w:val="16"/>
                 <w:szCs w:val="16"/>
+                <w:shd w:fill="auto" w:val="clear"/>
+                <w:lang w:val="pt-PT"/>
               </w:rPr>
               <w:t>-</w:t>
             </w:r>
@@ -3135,14 +4947,16 @@
         </w:tc>
         <w:tc>
           <w:tcPr>
-            <w:tcW w:w="535" w:type="dxa"/>
+            <w:tcW w:w="678" w:type="dxa"/>
             <w:tcBorders>
+              <w:top w:val="single" w:sz="6" w:space="0" w:color="37383B"/>
               <w:bottom w:val="single" w:sz="6" w:space="0" w:color="37383B"/>
             </w:tcBorders>
+            <w:shd w:color="auto" w:fill="auto" w:val="clear"/>
           </w:tcPr>
           <w:p>
             <w:pPr>
-              <w:pStyle w:val="Normal"/>
+              <w:pStyle w:val="Body"/>
               <w:spacing w:before="0" w:after="160"/>
               <w:jc w:val="both"/>
               <w:rPr>
@@ -3154,6 +4968,8 @@
               <w:rPr>
                 <w:sz w:val="16"/>
                 <w:szCs w:val="16"/>
+                <w:shd w:fill="auto" w:val="clear"/>
+                <w:lang w:val="pt-PT"/>
               </w:rPr>
               <w:t>-</w:t>
             </w:r>
@@ -3161,14 +4977,16 @@
         </w:tc>
         <w:tc>
           <w:tcPr>
-            <w:tcW w:w="1108" w:type="dxa"/>
+            <w:tcW w:w="944" w:type="dxa"/>
             <w:tcBorders>
+              <w:top w:val="single" w:sz="6" w:space="0" w:color="37383B"/>
               <w:bottom w:val="single" w:sz="6" w:space="0" w:color="37383B"/>
             </w:tcBorders>
+            <w:shd w:color="auto" w:fill="auto" w:val="clear"/>
           </w:tcPr>
           <w:p>
             <w:pPr>
-              <w:pStyle w:val="Normal"/>
+              <w:pStyle w:val="Body"/>
               <w:spacing w:before="0" w:after="160"/>
               <w:jc w:val="both"/>
               <w:rPr>
@@ -3180,6 +4998,8 @@
               <w:rPr>
                 <w:sz w:val="16"/>
                 <w:szCs w:val="16"/>
+                <w:shd w:fill="auto" w:val="clear"/>
+                <w:lang w:val="pt-PT"/>
               </w:rPr>
               <w:t>-</w:t>
             </w:r>
@@ -3189,362 +5009,1677 @@
     </w:tbl>
     <w:p>
       <w:pPr>
-        <w:pStyle w:val="Normal"/>
+        <w:pStyle w:val="Body"/>
         <w:jc w:val="both"/>
         <w:rPr>
-          <w:i/>
-          <w:i/>
-          <w:iCs/>
-        </w:rPr>
-      </w:pPr>
-      <w:r>
-        <w:rPr>
-          <w:i/>
-          <w:iCs/>
-        </w:rPr>
+          <w:rFonts w:ascii="Aptos" w:hAnsi="Aptos" w:eastAsia="Aptos" w:cs="Aptos"/>
+          <w:b/>
+          <w:bCs/>
+        </w:rPr>
+      </w:pPr>
+      <w:r>
+        <w:rPr>
+          <w:rFonts w:eastAsia="Aptos" w:cs="Aptos"/>
+          <w:b/>
+          <w:bCs/>
+        </w:rPr>
+        <w:t>Aná</w:t>
+      </w:r>
+      <w:r>
+        <w:rPr>
+          <w:rFonts w:eastAsia="Aptos" w:cs="Aptos"/>
+          <w:b/>
+          <w:bCs/>
+          <w:lang w:val="pt-PT"/>
+        </w:rPr>
+        <w:t>lise dos resultados</w:t>
       </w:r>
     </w:p>
     <w:p>
       <w:pPr>
-        <w:pStyle w:val="Normal"/>
+        <w:pStyle w:val="Body"/>
         <w:jc w:val="both"/>
-        <w:rPr>
-          <w:b/>
-          <w:bCs/>
-        </w:rPr>
-      </w:pPr>
-      <w:r>
-        <w:rPr>
-          <w:b/>
-          <w:bCs/>
-        </w:rPr>
-        <w:t>Análise dos resultados</w:t>
+        <w:rPr/>
+      </w:pPr>
+      <w:r>
+        <w:rPr>
+          <w:lang w:val="pt-PT"/>
+        </w:rPr>
+        <w:t>A partir dos dados coletados, evidencia-se a relação de compromisso entre tempo e precisã</w:t>
+      </w:r>
+      <w:r>
+        <w:rPr>
+          <w:lang w:val="it-IT"/>
+        </w:rPr>
+        <w:t>o:</w:t>
       </w:r>
     </w:p>
     <w:p>
       <w:pPr>
-        <w:pStyle w:val="Normal"/>
-        <w:jc w:val="both"/>
-        <w:rPr/>
-      </w:pPr>
-      <w:r>
-        <w:rPr/>
-        <w:t>A partir dos dados coletados, evidencia-se a relação de compromisso entre tempo e precisão:</w:t>
-      </w:r>
-    </w:p>
-    <w:p>
-      <w:pPr>
-        <w:pStyle w:val="Normal"/>
+        <w:pStyle w:val="Body"/>
         <w:numPr>
           <w:ilvl w:val="0"/>
           <w:numId w:val="3"/>
         </w:numPr>
+        <w:spacing w:before="0" w:after="0"/>
+        <w:ind w:hanging="360" w:left="720" w:right="0"/>
         <w:jc w:val="both"/>
-        <w:rPr/>
-      </w:pPr>
-      <w:r>
-        <w:rPr>
+        <w:rPr>
+          <w:lang w:val="it-IT"/>
+        </w:rPr>
+      </w:pPr>
+      <w:r>
+        <w:rPr>
+          <w:rFonts w:eastAsia="Aptos" w:cs="Aptos"/>
           <w:b/>
           <w:bCs/>
           <w:i/>
           <w:iCs/>
+          <w:lang w:val="it-IT"/>
         </w:rPr>
         <w:t>Datasets</w:t>
       </w:r>
       <w:r>
         <w:rPr>
+          <w:rFonts w:eastAsia="Aptos" w:cs="Aptos"/>
           <w:b/>
           <w:bCs/>
-        </w:rPr>
-        <w:t xml:space="preserve"> Pequenos (n ≤ 12 cidades):</w:t>
-      </w:r>
-      <w:r>
-        <w:rPr/>
-        <w:t xml:space="preserve"> A Força Bruta é recomendada quando se precisa da solução exata, pois encontra a resposta rigorosamente ótima com tempos aceitáveis (variando de frações de milissegundo até cerca de 15 segundos para 11 cidades). Na menor instância (5 cidades), a Força Bruta chegou a ser mais veloz que o Aproximativo.</w:t>
+          <w:lang w:val="pt-PT"/>
+        </w:rPr>
+        <w:t xml:space="preserve"> Pequenos (n </w:t>
+      </w:r>
+      <w:r>
+        <w:rPr>
+          <w:rFonts w:eastAsia="Aptos" w:cs="Aptos"/>
+          <w:b/>
+          <w:bCs/>
+        </w:rPr>
+        <w:t xml:space="preserve">≤ </w:t>
+      </w:r>
+      <w:r>
+        <w:rPr>
+          <w:rFonts w:eastAsia="Aptos" w:cs="Aptos"/>
+          <w:b/>
+          <w:bCs/>
+          <w:lang w:val="pt-PT"/>
+        </w:rPr>
+        <w:t>12 cidades):</w:t>
+      </w:r>
+      <w:r>
+        <w:rPr/>
+        <w:t xml:space="preserve"> A forç</w:t>
+      </w:r>
+      <w:r>
+        <w:rPr>
+          <w:lang w:val="it-IT"/>
+        </w:rPr>
+        <w:t xml:space="preserve">a bruta </w:t>
+      </w:r>
+      <w:r>
+        <w:rPr>
+          <w:lang w:val="fr-FR"/>
+        </w:rPr>
+        <w:t xml:space="preserve">é </w:t>
+      </w:r>
+      <w:r>
+        <w:rPr>
+          <w:lang w:val="pt-PT"/>
+        </w:rPr>
+        <w:t xml:space="preserve">recomendada quando se precisa da solução exata, pois encontra a solução </w:t>
+      </w:r>
+      <w:r>
+        <w:rPr>
+          <w:lang w:val="es-ES_tradnl"/>
+        </w:rPr>
+        <w:t>ó</w:t>
+      </w:r>
+      <w:r>
+        <w:rPr>
+          <w:lang w:val="pt-PT"/>
+        </w:rPr>
+        <w:t>tima com tempos aceit</w:t>
+      </w:r>
+      <w:r>
+        <w:rPr/>
+        <w:t>á</w:t>
+      </w:r>
+      <w:r>
+        <w:rPr>
+          <w:lang w:val="pt-PT"/>
+        </w:rPr>
+        <w:t>veis (variando de frações de milissegundos at</w:t>
+      </w:r>
+      <w:r>
+        <w:rPr>
+          <w:lang w:val="fr-FR"/>
+        </w:rPr>
+        <w:t xml:space="preserve">é </w:t>
+      </w:r>
+      <w:r>
+        <w:rPr>
+          <w:lang w:val="pt-PT"/>
+        </w:rPr>
+        <w:t>cerca de 15 segundos para 11 cidades). Na menor inst</w:t>
+      </w:r>
+      <w:r>
+        <w:rPr/>
+        <w:t>â</w:t>
+      </w:r>
+      <w:r>
+        <w:rPr>
+          <w:lang w:val="pt-PT"/>
+        </w:rPr>
+        <w:t>ncia (5 cidades), inclusive, a For</w:t>
+      </w:r>
+      <w:r>
+        <w:rPr/>
+        <w:t>ç</w:t>
+      </w:r>
+      <w:r>
+        <w:rPr>
+          <w:lang w:val="pt-PT"/>
+        </w:rPr>
+        <w:t>a Bruta chegou a ser mais veloz que o Aproximativo.</w:t>
       </w:r>
     </w:p>
     <w:p>
       <w:pPr>
-        <w:pStyle w:val="Normal"/>
+        <w:pStyle w:val="Body"/>
         <w:numPr>
           <w:ilvl w:val="0"/>
           <w:numId w:val="3"/>
         </w:numPr>
+        <w:spacing w:before="0" w:after="160"/>
+        <w:ind w:hanging="360" w:left="720" w:right="0"/>
         <w:jc w:val="both"/>
-        <w:rPr/>
-      </w:pPr>
-      <w:r>
-        <w:rPr>
+        <w:rPr>
+          <w:lang w:val="it-IT"/>
+        </w:rPr>
+      </w:pPr>
+      <w:r>
+        <w:rPr>
+          <w:rFonts w:eastAsia="Aptos" w:cs="Aptos"/>
           <w:b/>
           <w:bCs/>
           <w:i/>
           <w:iCs/>
+          <w:lang w:val="it-IT"/>
         </w:rPr>
         <w:t>Datasets</w:t>
       </w:r>
       <w:r>
         <w:rPr>
+          <w:rFonts w:eastAsia="Aptos" w:cs="Aptos"/>
           <w:b/>
           <w:bCs/>
-        </w:rPr>
-        <w:t xml:space="preserve"> Grandes (Velocidade Crítica):</w:t>
-      </w:r>
-      <w:r>
-        <w:rPr/>
-        <w:t xml:space="preserve"> A partir de 12 e 13 cidades, o tempo da Força Bruta explode (368 segundos e 2.980 segundos, respectivamente). Para o </w:t>
-      </w:r>
-      <w:r>
-        <w:rPr>
+          <w:lang w:val="pt-PT"/>
+        </w:rPr>
+        <w:t xml:space="preserve"> Grandes (Velocidade Cr</w:t>
+      </w:r>
+      <w:r>
+        <w:rPr>
+          <w:rFonts w:eastAsia="Aptos" w:cs="Aptos"/>
+          <w:b/>
+          <w:bCs/>
+        </w:rPr>
+        <w:t>í</w:t>
+      </w:r>
+      <w:r>
+        <w:rPr>
+          <w:rFonts w:eastAsia="Aptos" w:cs="Aptos"/>
+          <w:b/>
+          <w:bCs/>
+          <w:lang w:val="it-IT"/>
+        </w:rPr>
+        <w:t>tica):</w:t>
+      </w:r>
+      <w:r>
+        <w:rPr>
+          <w:lang w:val="pt-PT"/>
+        </w:rPr>
+        <w:t xml:space="preserve"> A partir de 12 e 13 cidades, o tempo da for</w:t>
+      </w:r>
+      <w:r>
+        <w:rPr/>
+        <w:t>ç</w:t>
+      </w:r>
+      <w:r>
+        <w:rPr>
+          <w:lang w:val="pt-PT"/>
+        </w:rPr>
+        <w:t xml:space="preserve">a bruta explode (368 segundos e 2.980 segundos, respectivamente). Para o </w:t>
+      </w:r>
+      <w:r>
+        <w:rPr>
+          <w:rFonts w:eastAsia="Aptos" w:cs="Aptos"/>
           <w:i/>
           <w:iCs/>
+          <w:lang w:val="it-IT"/>
         </w:rPr>
         <w:t>dataset</w:t>
       </w:r>
       <w:r>
-        <w:rPr/>
-        <w:t xml:space="preserve"> de 26 cidades, o algoritmo exato mostrou-se completamente inviável. Nesses casos, o algoritmo Aproximativo ofereceu uma solução extremamente rápida (menos de 0,14 segundos para 26 cidades).</w:t>
+        <w:rPr>
+          <w:lang w:val="pt-PT"/>
+        </w:rPr>
+        <w:t xml:space="preserve"> de 26 cidades, o algoritmo mostrou-se invi</w:t>
+      </w:r>
+      <w:r>
+        <w:rPr/>
+        <w:t>á</w:t>
+      </w:r>
+      <w:r>
+        <w:rPr>
+          <w:lang w:val="pt-PT"/>
+        </w:rPr>
+        <w:t>vel. Nesses casos, o algoritmo aproximativo ofereceu uma solução rápida (menos de 0,14 segundos para 26 cidades).</w:t>
       </w:r>
     </w:p>
     <w:p>
       <w:pPr>
-        <w:pStyle w:val="Normal"/>
+        <w:pStyle w:val="Body"/>
         <w:jc w:val="both"/>
         <w:rPr/>
       </w:pPr>
       <w:r>
-        <w:rPr/>
-        <w:t>O custo viável do algoritmo de força bruta para</w:t>
-      </w:r>
-      <w:r>
-        <w:rPr>
+        <w:rPr>
+          <w:lang w:val="pt-PT"/>
+        </w:rPr>
+        <w:t>O custo vi</w:t>
+      </w:r>
+      <w:r>
+        <w:rPr/>
+        <w:t>á</w:t>
+      </w:r>
+      <w:r>
+        <w:rPr>
+          <w:lang w:val="pt-PT"/>
+        </w:rPr>
+        <w:t>vel do algoritmo de for</w:t>
+      </w:r>
+      <w:r>
+        <w:rPr/>
+        <w:t>ç</w:t>
+      </w:r>
+      <w:r>
+        <w:rPr>
+          <w:lang w:val="pt-PT"/>
+        </w:rPr>
+        <w:t>a bruta para</w:t>
+      </w:r>
+      <w:r>
+        <w:rPr>
+          <w:rFonts w:eastAsia="Aptos" w:cs="Aptos"/>
           <w:i/>
           <w:iCs/>
+          <w:lang w:val="it-IT"/>
         </w:rPr>
         <w:t xml:space="preserve"> datasets</w:t>
       </w:r>
       <w:r>
         <w:rPr>
-          <w:i w:val="false"/>
-          <w:iCs w:val="false"/>
-        </w:rPr>
-        <w:t xml:space="preserve"> pequenos e inviável para</w:t>
-      </w:r>
-      <w:r>
-        <w:rPr>
+          <w:lang w:val="pt-PT"/>
+        </w:rPr>
+        <w:t xml:space="preserve"> pequenos e invi</w:t>
+      </w:r>
+      <w:r>
+        <w:rPr/>
+        <w:t>á</w:t>
+      </w:r>
+      <w:r>
+        <w:rPr>
+          <w:lang w:val="pt-PT"/>
+        </w:rPr>
+        <w:t>vel para</w:t>
+      </w:r>
+      <w:r>
+        <w:rPr>
+          <w:rFonts w:eastAsia="Aptos" w:cs="Aptos"/>
           <w:i/>
           <w:iCs/>
+          <w:lang w:val="it-IT"/>
         </w:rPr>
         <w:t xml:space="preserve"> datasets</w:t>
       </w:r>
       <w:r>
         <w:rPr>
-          <w:i w:val="false"/>
-          <w:iCs w:val="false"/>
-        </w:rPr>
-        <w:t xml:space="preserve"> grandes resultado neste presente trabalho vai de encontro </w:t>
-      </w:r>
-      <w:r>
-        <w:rPr/>
-        <w:t>aos resultados de Naher (2011). Para o autor, o processamento do algoritmo de força bruta de um único percurso leva cerca de um milissegundo enquanto que um percurso com 16 cidades levaria cerca de 20 anos para resolver um Problema do Caixeiro Viajante. Ademais, tempos de execução que não excedam uma hora só são possíveis para problemas com, no máximo, 10 cidades (NAHER, 2011). Os resultados do autor de no máximo 10 cidades são similares aos resultados do presente estudo os quais consideraram que o algoritmo de força bruta deixa de ser recomendado a partir de 13.</w:t>
+          <w:lang w:val="pt-PT"/>
+        </w:rPr>
+        <w:t xml:space="preserve"> grandes resultado neste presente trabalho vai de encontro aos resultados de Naher (2011). Para o autor, o processamento do algoritmo de for</w:t>
+      </w:r>
+      <w:r>
+        <w:rPr/>
+        <w:t>ç</w:t>
+      </w:r>
+      <w:r>
+        <w:rPr>
+          <w:lang w:val="pt-PT"/>
+        </w:rPr>
+        <w:t xml:space="preserve">a bruta de um </w:t>
+      </w:r>
+      <w:r>
+        <w:rPr/>
+        <w:t>ú</w:t>
+      </w:r>
+      <w:r>
+        <w:rPr>
+          <w:lang w:val="pt-PT"/>
+        </w:rPr>
+        <w:t>nico percurso leva cerca de um milissegundo enquanto que um percurso com 16 cidades levaria cerca de 20 anos para resolver um Problema do Caixeiro Viajante. Ademais, tempos de execuçã</w:t>
+      </w:r>
+      <w:r>
+        <w:rPr>
+          <w:lang w:val="es-ES_tradnl"/>
+        </w:rPr>
+        <w:t>o que n</w:t>
+      </w:r>
+      <w:r>
+        <w:rPr>
+          <w:lang w:val="pt-PT"/>
+        </w:rPr>
+        <w:t>ão excedam uma hora s</w:t>
+      </w:r>
+      <w:r>
+        <w:rPr/>
+        <w:t>ó s</w:t>
+      </w:r>
+      <w:r>
+        <w:rPr>
+          <w:lang w:val="pt-PT"/>
+        </w:rPr>
+        <w:t>ã</w:t>
+      </w:r>
+      <w:r>
+        <w:rPr>
+          <w:lang w:val="it-IT"/>
+        </w:rPr>
+        <w:t>o poss</w:t>
+      </w:r>
+      <w:r>
+        <w:rPr/>
+        <w:t>í</w:t>
+      </w:r>
+      <w:r>
+        <w:rPr>
+          <w:lang w:val="pt-PT"/>
+        </w:rPr>
+        <w:t>veis para problemas com, no m</w:t>
+      </w:r>
+      <w:r>
+        <w:rPr/>
+        <w:t>á</w:t>
+      </w:r>
+      <w:r>
+        <w:rPr>
+          <w:lang w:val="pt-PT"/>
+        </w:rPr>
+        <w:t>ximo, 10 cidades (NAHER, 2011). Os resultados do autor para o m</w:t>
+      </w:r>
+      <w:r>
+        <w:rPr/>
+        <w:t>á</w:t>
+      </w:r>
+      <w:r>
+        <w:rPr>
+          <w:lang w:val="pt-PT"/>
+        </w:rPr>
+        <w:t>ximo 10 cidades são similares aos resultados do presente estudo os quais consideraram que o algoritmo de for</w:t>
+      </w:r>
+      <w:r>
+        <w:rPr/>
+        <w:t>ç</w:t>
+      </w:r>
+      <w:r>
+        <w:rPr>
+          <w:lang w:val="pt-PT"/>
+        </w:rPr>
+        <w:t>a bruta deixa de ser recomendado a partir de 13.</w:t>
       </w:r>
     </w:p>
     <w:p>
       <w:pPr>
-        <w:pStyle w:val="Normal"/>
+        <w:pStyle w:val="Body"/>
         <w:numPr>
           <w:ilvl w:val="0"/>
           <w:numId w:val="3"/>
         </w:numPr>
+        <w:ind w:hanging="360" w:left="720" w:right="0"/>
         <w:jc w:val="both"/>
-        <w:rPr/>
-      </w:pPr>
-      <w:r>
-        <w:rPr>
+        <w:rPr>
+          <w:lang w:val="pt-PT"/>
+        </w:rPr>
+      </w:pPr>
+      <w:r>
+        <w:rPr>
+          <w:rFonts w:eastAsia="Aptos" w:cs="Aptos"/>
           <w:b/>
           <w:bCs/>
-        </w:rPr>
-        <w:t>Qualidade da Solução Heurística:</w:t>
-      </w:r>
-      <w:r>
-        <w:rPr/>
-        <w:t xml:space="preserve"> A garantia teórica de que a heurística entregaria um custo, no máximo, 2x maior que o ótimo foi corroborada com Soto (1999). O pior desvio ocorreu no cenário de 11 cidades (24,26% pior que o ótimo, ou razão de 1.2426x), demonstrando uma perda de qualidade considerada pequena diante do enorme ganho de velocidade.</w:t>
+          <w:lang w:val="pt-PT"/>
+        </w:rPr>
+        <w:t>Qualidade da Soluçã</w:t>
+      </w:r>
+      <w:r>
+        <w:rPr>
+          <w:rFonts w:eastAsia="Aptos" w:cs="Aptos"/>
+          <w:b/>
+          <w:bCs/>
+          <w:lang w:val="de-DE"/>
+        </w:rPr>
+        <w:t>o Heur</w:t>
+      </w:r>
+      <w:r>
+        <w:rPr>
+          <w:rFonts w:eastAsia="Aptos" w:cs="Aptos"/>
+          <w:b/>
+          <w:bCs/>
+        </w:rPr>
+        <w:t>í</w:t>
+      </w:r>
+      <w:r>
+        <w:rPr>
+          <w:rFonts w:eastAsia="Aptos" w:cs="Aptos"/>
+          <w:b/>
+          <w:bCs/>
+          <w:lang w:val="it-IT"/>
+        </w:rPr>
+        <w:t>stica:</w:t>
+      </w:r>
+      <w:r>
+        <w:rPr>
+          <w:lang w:val="pt-PT"/>
+        </w:rPr>
+        <w:t xml:space="preserve"> A garantia te</w:t>
+      </w:r>
+      <w:r>
+        <w:rPr>
+          <w:lang w:val="es-ES_tradnl"/>
+        </w:rPr>
+        <w:t>ó</w:t>
+      </w:r>
+      <w:r>
+        <w:rPr>
+          <w:lang w:val="fr-FR"/>
+        </w:rPr>
+        <w:t>rica de que a heur</w:t>
+      </w:r>
+      <w:r>
+        <w:rPr/>
+        <w:t>í</w:t>
+      </w:r>
+      <w:r>
+        <w:rPr>
+          <w:lang w:val="pt-PT"/>
+        </w:rPr>
+        <w:t>stica entregaria um custo, no m</w:t>
+      </w:r>
+      <w:r>
+        <w:rPr/>
+        <w:t>á</w:t>
+      </w:r>
+      <w:r>
+        <w:rPr>
+          <w:lang w:val="pt-PT"/>
+        </w:rPr>
+        <w:t xml:space="preserve">ximo, 2x maior que o </w:t>
+      </w:r>
+      <w:r>
+        <w:rPr>
+          <w:lang w:val="es-ES_tradnl"/>
+        </w:rPr>
+        <w:t>ó</w:t>
+      </w:r>
+      <w:r>
+        <w:rPr>
+          <w:lang w:val="pt-PT"/>
+        </w:rPr>
+        <w:t>timo foi corroborada com Soto (1999). O pior desvio ocorreu no cen</w:t>
+      </w:r>
+      <w:r>
+        <w:rPr/>
+        <w:t>á</w:t>
+      </w:r>
+      <w:r>
+        <w:rPr>
+          <w:lang w:val="pt-PT"/>
+        </w:rPr>
+        <w:t xml:space="preserve">rio de 11 cidades (24,26% pior que o </w:t>
+      </w:r>
+      <w:r>
+        <w:rPr>
+          <w:lang w:val="es-ES_tradnl"/>
+        </w:rPr>
+        <w:t>ó</w:t>
+      </w:r>
+      <w:r>
+        <w:rPr>
+          <w:lang w:val="pt-PT"/>
+        </w:rPr>
+        <w:t>timo, ou razão de 1.2426x), demonstrando uma perda de qualidade considerada pequena diante do enorme ganho de velocidade.</w:t>
       </w:r>
     </w:p>
     <w:p>
       <w:pPr>
-        <w:pStyle w:val="Normal"/>
+        <w:pStyle w:val="Body"/>
+        <w:tabs>
+          <w:tab w:val="clear" w:pos="708"/>
+          <w:tab w:val="left" w:pos="720" w:leader="none"/>
+        </w:tabs>
         <w:jc w:val="both"/>
         <w:rPr/>
       </w:pPr>
+      <w:r>
+        <w:rPr>
+          <w:lang w:val="pt-PT"/>
+        </w:rPr>
+        <w:t xml:space="preserve">Na revisão de Goel et al. (2025) para diferentes algoritmos heurísticos que solucionem o PCV, a árvore geradora mínima mostrou-se superior aos algoritmos </w:t>
+      </w:r>
+      <w:r>
+        <w:rPr>
+          <w:lang w:val="fr-FR"/>
+        </w:rPr>
+        <w:t>heur</w:t>
+      </w:r>
+      <w:r>
+        <w:rPr/>
+        <w:t>í</w:t>
+      </w:r>
+      <w:r>
+        <w:rPr>
+          <w:lang w:val="pt-PT"/>
+        </w:rPr>
+        <w:t xml:space="preserve">sticos vizinho mais próximo e </w:t>
+      </w:r>
+      <w:r>
+        <w:rPr>
+          <w:lang w:val="it-IT"/>
+        </w:rPr>
+        <w:t>a inser</w:t>
+      </w:r>
+      <w:r>
+        <w:rPr>
+          <w:lang w:val="pt-PT"/>
+        </w:rPr>
+        <w:t>ção com maior afastamento em termos de custo-benef</w:t>
+      </w:r>
+      <w:r>
+        <w:rPr/>
+        <w:t>í</w:t>
+      </w:r>
+      <w:r>
+        <w:rPr>
+          <w:lang w:val="es-ES_tradnl"/>
+        </w:rPr>
+        <w:t>cio, especialmente para inst</w:t>
+      </w:r>
+      <w:r>
+        <w:rPr/>
+        <w:t>â</w:t>
+      </w:r>
+      <w:r>
+        <w:rPr>
+          <w:lang w:val="pt-PT"/>
+        </w:rPr>
+        <w:t>ncias maiores. Ao aplicar os algoritmos heur</w:t>
+      </w:r>
+      <w:r>
+        <w:rPr/>
+        <w:t>í</w:t>
+      </w:r>
+      <w:r>
+        <w:rPr>
+          <w:lang w:val="pt-PT"/>
+        </w:rPr>
+        <w:t>sticos vizinho m</w:t>
+      </w:r>
+      <w:r>
+        <w:rPr>
+          <w:lang w:val="fr-FR"/>
+        </w:rPr>
+        <w:t xml:space="preserve">ais </w:t>
+      </w:r>
+      <w:r>
+        <w:rPr>
+          <w:lang w:val="pt-PT"/>
+        </w:rPr>
+        <w:t>p</w:t>
+      </w:r>
+      <w:r>
+        <w:rPr/>
+        <w:t>r</w:t>
+      </w:r>
+      <w:r>
+        <w:rPr>
+          <w:lang w:val="es-ES_tradnl"/>
+        </w:rPr>
+        <w:t>ó</w:t>
+      </w:r>
+      <w:r>
+        <w:rPr>
+          <w:lang w:val="pt-PT"/>
+        </w:rPr>
+        <w:t>ximo, i</w:t>
+      </w:r>
+      <w:r>
+        <w:rPr/>
+        <w:t>nser</w:t>
+      </w:r>
+      <w:r>
+        <w:rPr>
+          <w:lang w:val="pt-PT"/>
+        </w:rPr>
+        <w:t>ção com maior afastamento e a aproximaçã</w:t>
+      </w:r>
+      <w:r>
+        <w:rPr>
+          <w:lang w:val="es-ES_tradnl"/>
+        </w:rPr>
+        <w:t xml:space="preserve">o por </w:t>
+      </w:r>
+      <w:r>
+        <w:rPr>
+          <w:lang w:val="pt-PT"/>
+        </w:rPr>
+        <w:t>árvore geradora mínima a conjuntos de dados de 50, 100, 200 e 1000 cidades, observou-se que o aumento na escala do problema impacta negativamente a efici</w:t>
+      </w:r>
+      <w:r>
+        <w:rPr/>
+        <w:t>ê</w:t>
+      </w:r>
+      <w:r>
+        <w:rPr>
+          <w:lang w:val="pt-PT"/>
+        </w:rPr>
+        <w:t>ncia das duas primeiras abordagens. Enquanto o custo do trajeto nos m</w:t>
+      </w:r>
+      <w:r>
+        <w:rPr>
+          <w:lang w:val="fr-FR"/>
+        </w:rPr>
+        <w:t>é</w:t>
+      </w:r>
+      <w:r>
+        <w:rPr>
+          <w:lang w:val="es-ES_tradnl"/>
+        </w:rPr>
+        <w:t xml:space="preserve">todos </w:t>
+      </w:r>
+      <w:r>
+        <w:rPr>
+          <w:lang w:val="pt-PT"/>
+        </w:rPr>
+        <w:t>vizinho mais próximo</w:t>
+      </w:r>
+      <w:r>
+        <w:rPr>
+          <w:lang w:val="it-IT"/>
+        </w:rPr>
+        <w:t xml:space="preserve"> e inser</w:t>
+      </w:r>
+      <w:r>
+        <w:rPr>
+          <w:lang w:val="pt-PT"/>
+        </w:rPr>
+        <w:t>ção com maior afastamento apresentou uma elevaçã</w:t>
+      </w:r>
+      <w:r>
+        <w:rPr>
+          <w:lang w:val="it-IT"/>
+        </w:rPr>
+        <w:t xml:space="preserve">o significativa </w:t>
+      </w:r>
+      <w:r>
+        <w:rPr>
+          <w:lang w:val="en-US"/>
+        </w:rPr>
+        <w:t xml:space="preserve">— </w:t>
+      </w:r>
+      <w:r>
+        <w:rPr>
+          <w:lang w:val="pt-PT"/>
+        </w:rPr>
+        <w:t>com o primeiro saltando de 688,47 para 2843,17 e o segundo de 596,28 para 2568,42 no intervalo de 50 a 1000 cidades. Em contrapartida, o algoritmo de aproximaçã</w:t>
+      </w:r>
+      <w:r>
+        <w:rPr>
+          <w:lang w:val="es-ES_tradnl"/>
+        </w:rPr>
+        <w:t xml:space="preserve">o por </w:t>
+      </w:r>
+      <w:r>
+        <w:rPr>
+          <w:lang w:val="pt-PT"/>
+        </w:rPr>
+        <w:t>árvore geradora mínima manteve custos de trajeto notavelmente baixos e est</w:t>
+      </w:r>
+      <w:r>
+        <w:rPr/>
+        <w:t>á</w:t>
+      </w:r>
+      <w:r>
+        <w:rPr>
+          <w:lang w:val="pt-PT"/>
+        </w:rPr>
+        <w:t>veis, apresentando inclusive, uma leve redução de 49,60 para 15,35 na maior inst</w:t>
+      </w:r>
+      <w:r>
+        <w:rPr/>
+        <w:t>â</w:t>
+      </w:r>
+      <w:r>
+        <w:rPr>
+          <w:lang w:val="pt-PT"/>
+        </w:rPr>
+        <w:t>ncia testada (Tabela 2)</w:t>
+      </w:r>
+      <w:r>
+        <w:rPr/>
+        <w:t xml:space="preserve">. </w:t>
+      </w:r>
+    </w:p>
+    <w:p>
+      <w:pPr>
+        <w:pStyle w:val="Body"/>
+        <w:tabs>
+          <w:tab w:val="clear" w:pos="708"/>
+          <w:tab w:val="left" w:pos="720" w:leader="none"/>
+        </w:tabs>
+        <w:jc w:val="both"/>
+        <w:rPr/>
+      </w:pPr>
+      <w:r>
+        <w:drawing>
+          <wp:anchor behindDoc="0" distT="152400" distB="152400" distL="152400" distR="152400" simplePos="0" locked="0" layoutInCell="0" allowOverlap="1" relativeHeight="2">
+            <wp:simplePos x="0" y="0"/>
+            <wp:positionH relativeFrom="column">
+              <wp:align>center</wp:align>
+            </wp:positionH>
+            <wp:positionV relativeFrom="paragraph">
+              <wp:posOffset>949325</wp:posOffset>
+            </wp:positionV>
+            <wp:extent cx="5088255" cy="930275"/>
+            <wp:effectExtent l="0" t="0" r="0" b="0"/>
+            <wp:wrapTopAndBottom/>
+            <wp:docPr id="1" name="officeArt object" descr="Image"/>
+            <wp:cNvGraphicFramePr>
+              <a:graphicFrameLocks xmlns:a="http://schemas.openxmlformats.org/drawingml/2006/main" noChangeAspect="1"/>
+            </wp:cNvGraphicFramePr>
+            <a:graphic xmlns:a="http://schemas.openxmlformats.org/drawingml/2006/main">
+              <a:graphicData uri="http://schemas.openxmlformats.org/drawingml/2006/picture">
+                <pic:pic xmlns:pic="http://schemas.openxmlformats.org/drawingml/2006/picture">
+                  <pic:nvPicPr>
+                    <pic:cNvPr id="1" name="officeArt object" descr="Image"/>
+                    <pic:cNvPicPr>
+                      <a:picLocks noChangeAspect="1" noChangeArrowheads="1"/>
+                    </pic:cNvPicPr>
+                  </pic:nvPicPr>
+                  <pic:blipFill>
+                    <a:blip r:embed="rId2"/>
+                    <a:stretch>
+                      <a:fillRect/>
+                    </a:stretch>
+                  </pic:blipFill>
+                  <pic:spPr bwMode="auto">
+                    <a:xfrm>
+                      <a:off x="0" y="0"/>
+                      <a:ext cx="5088255" cy="930275"/>
+                    </a:xfrm>
+                    <a:prstGeom prst="rect">
+                      <a:avLst/>
+                    </a:prstGeom>
+                  </pic:spPr>
+                </pic:pic>
+              </a:graphicData>
+            </a:graphic>
+          </wp:anchor>
+        </w:drawing>
+      </w:r>
       <w:r>
         <w:rPr>
           <w:b/>
           <w:bCs/>
-        </w:rPr>
-        <w:t>Aplicações Práticas:</w:t>
-      </w:r>
-      <w:r>
-        <w:rPr/>
-        <w:t xml:space="preserve"> Conforme a documentação, soluções eficientes para o PCV (como a heurística avaliada) são fundamentais em áreas como logística e roteamento de entrega, otimização de rotas turísticas, sequenciamento de genoma e planejamento de circuitos integrados.</w:t>
+          <w:sz w:val="20"/>
+          <w:szCs w:val="20"/>
+          <w:lang w:val="pt-PT"/>
+        </w:rPr>
+        <w:t xml:space="preserve">Tabela 2. </w:t>
+      </w:r>
+      <w:r>
+        <w:rPr>
+          <w:sz w:val="20"/>
+          <w:szCs w:val="20"/>
+          <w:lang w:val="pt-PT"/>
+        </w:rPr>
+        <w:t>Comparação de desempenho de algoritmos heur</w:t>
+      </w:r>
+      <w:r>
+        <w:rPr>
+          <w:sz w:val="20"/>
+          <w:szCs w:val="20"/>
+        </w:rPr>
+        <w:t>í</w:t>
+      </w:r>
+      <w:r>
+        <w:rPr>
+          <w:sz w:val="20"/>
+          <w:szCs w:val="20"/>
+          <w:lang w:val="pt-PT"/>
+        </w:rPr>
+        <w:t>sticos para o problema do caixeiro viajante. Legenda: Nearest Neighbour = Vizinho mais próximo / Farthest Insertion = I</w:t>
+      </w:r>
+      <w:r>
+        <w:rPr>
+          <w:sz w:val="20"/>
+          <w:szCs w:val="20"/>
+        </w:rPr>
+        <w:t>nser</w:t>
+      </w:r>
+      <w:r>
+        <w:rPr>
+          <w:sz w:val="20"/>
+          <w:szCs w:val="20"/>
+          <w:lang w:val="pt-PT"/>
+        </w:rPr>
+        <w:t>ção com maior afastamento / MST Approximation = Árvore geradora mínima aproximativa. Fonte: adaptado de Goel et al., 2025.</w:t>
       </w:r>
     </w:p>
     <w:p>
       <w:pPr>
-        <w:pStyle w:val="Normal"/>
+        <w:pStyle w:val="Body"/>
+        <w:tabs>
+          <w:tab w:val="clear" w:pos="708"/>
+          <w:tab w:val="left" w:pos="720" w:leader="none"/>
+        </w:tabs>
         <w:jc w:val="both"/>
-        <w:rPr>
+        <w:rPr/>
+      </w:pPr>
+      <w:r>
+        <w:rPr>
+          <w:lang w:val="pt-PT"/>
+        </w:rPr>
+        <w:t>Esse comportamento evidencia a escalabilidade da árvore geradora mínima e sua capacidade de manter a qualidade da solução mesmo com a expansão consider</w:t>
+      </w:r>
+      <w:r>
+        <w:rPr/>
+        <w:t>á</w:t>
+      </w:r>
+      <w:r>
+        <w:rPr>
+          <w:lang w:val="pt-PT"/>
+        </w:rPr>
+        <w:t>vel do tamanho do problema.</w:t>
+      </w:r>
+    </w:p>
+    <w:p>
+      <w:pPr>
+        <w:pStyle w:val="Body"/>
+        <w:jc w:val="both"/>
+        <w:rPr/>
+      </w:pPr>
+      <w:r>
+        <w:rPr>
+          <w:rFonts w:eastAsia="Aptos" w:cs="Aptos"/>
           <w:b/>
           <w:bCs/>
-        </w:rPr>
-      </w:pPr>
-      <w:r>
-        <w:rPr>
+          <w:lang w:val="es-ES_tradnl"/>
+        </w:rPr>
+        <w:t>Aplica</w:t>
+      </w:r>
+      <w:r>
+        <w:rPr>
+          <w:rFonts w:eastAsia="Aptos" w:cs="Aptos"/>
           <w:b/>
           <w:bCs/>
-        </w:rPr>
-        <w:t>Conclusão</w:t>
+          <w:lang w:val="pt-PT"/>
+        </w:rPr>
+        <w:t>çõ</w:t>
+      </w:r>
+      <w:r>
+        <w:rPr>
+          <w:rFonts w:eastAsia="Aptos" w:cs="Aptos"/>
+          <w:b/>
+          <w:bCs/>
+          <w:lang w:val="de-DE"/>
+        </w:rPr>
+        <w:t>es Pr</w:t>
+      </w:r>
+      <w:r>
+        <w:rPr>
+          <w:rFonts w:eastAsia="Aptos" w:cs="Aptos"/>
+          <w:b/>
+          <w:bCs/>
+        </w:rPr>
+        <w:t>á</w:t>
+      </w:r>
+      <w:r>
+        <w:rPr>
+          <w:rFonts w:eastAsia="Aptos" w:cs="Aptos"/>
+          <w:b/>
+          <w:bCs/>
+          <w:lang w:val="pt-PT"/>
+        </w:rPr>
+        <w:t>ticas:</w:t>
+      </w:r>
+      <w:r>
+        <w:rPr/>
+        <w:t xml:space="preserve"> S</w:t>
+      </w:r>
+      <w:r>
+        <w:rPr>
+          <w:lang w:val="it-IT"/>
+        </w:rPr>
+        <w:t>olu</w:t>
+      </w:r>
+      <w:r>
+        <w:rPr>
+          <w:lang w:val="pt-PT"/>
+        </w:rPr>
+        <w:t xml:space="preserve">ções eficientes para o PCV, como a a árvore geradora mínima, são fundamentais em </w:t>
+      </w:r>
+      <w:r>
+        <w:rPr/>
+        <w:t>á</w:t>
+      </w:r>
+      <w:r>
+        <w:rPr>
+          <w:lang w:val="en-US"/>
+        </w:rPr>
+        <w:t xml:space="preserve">reas </w:t>
+      </w:r>
+      <w:r>
+        <w:rPr>
+          <w:lang w:val="pt-PT"/>
+        </w:rPr>
+        <w:t>como design de circuitos eletr</w:t>
+      </w:r>
+      <w:r>
+        <w:rPr/>
+        <w:t>ô</w:t>
+      </w:r>
+      <w:r>
+        <w:rPr>
+          <w:lang w:val="pt-PT"/>
+        </w:rPr>
+        <w:t>nicos, c</w:t>
+      </w:r>
+      <w:r>
+        <w:rPr>
+          <w:lang w:val="en-US"/>
+        </w:rPr>
+        <w:t>onex</w:t>
+      </w:r>
+      <w:r>
+        <w:rPr>
+          <w:lang w:val="pt-PT"/>
+        </w:rPr>
+        <w:t>ão de ilhas, agrupamento de dados de expressã</w:t>
+      </w:r>
+      <w:r>
+        <w:rPr/>
+        <w:t>o gênica</w:t>
+      </w:r>
+      <w:r>
+        <w:rPr>
+          <w:lang w:val="pt-PT"/>
+        </w:rPr>
+        <w:t>, design de redes de comunicaçã</w:t>
+      </w:r>
+      <w:r>
+        <w:rPr>
+          <w:lang w:val="it-IT"/>
+        </w:rPr>
+        <w:t>o e transporte</w:t>
+      </w:r>
+      <w:r>
+        <w:rPr>
+          <w:lang w:val="pt-PT"/>
+        </w:rPr>
+        <w:t>, b</w:t>
+      </w:r>
+      <w:r>
+        <w:rPr>
+          <w:lang w:val="es-ES_tradnl"/>
+        </w:rPr>
+        <w:t>iologia computacional</w:t>
+      </w:r>
+      <w:r>
+        <w:rPr>
+          <w:lang w:val="pt-PT"/>
+        </w:rPr>
+        <w:t>, alinhamento de m</w:t>
+      </w:r>
+      <w:r>
+        <w:rPr/>
+        <w:t>ú</w:t>
+      </w:r>
+      <w:r>
+        <w:rPr>
+          <w:lang w:val="pt-PT"/>
+        </w:rPr>
+        <w:t>ltiplas sequ</w:t>
+      </w:r>
+      <w:r>
+        <w:rPr/>
+        <w:t>ê</w:t>
+      </w:r>
+      <w:r>
+        <w:rPr>
+          <w:lang w:val="pt-PT"/>
+        </w:rPr>
+        <w:t>ncias biol</w:t>
+      </w:r>
+      <w:r>
+        <w:rPr>
+          <w:lang w:val="es-ES_tradnl"/>
+        </w:rPr>
+        <w:t>ó</w:t>
+      </w:r>
+      <w:r>
+        <w:rPr>
+          <w:lang w:val="pt-PT"/>
+        </w:rPr>
+        <w:t>gicas e c</w:t>
+      </w:r>
+      <w:r>
+        <w:rPr/>
+        <w:t>onstru</w:t>
+      </w:r>
+      <w:r>
+        <w:rPr>
+          <w:lang w:val="pt-PT"/>
+        </w:rPr>
+        <w:t xml:space="preserve">ção de </w:t>
+      </w:r>
+      <w:r>
+        <w:rPr/>
+        <w:t>á</w:t>
+      </w:r>
+      <w:r>
+        <w:rPr>
+          <w:lang w:val="pt-PT"/>
+        </w:rPr>
+        <w:t xml:space="preserve">rvores evolutivas e filogenia </w:t>
+      </w:r>
+      <w:r>
+        <w:rPr>
+          <w:lang w:val="en-US"/>
+        </w:rPr>
+        <w:t>(WU &amp; CHAO, 200</w:t>
+      </w:r>
+      <w:r>
+        <w:rPr>
+          <w:lang w:val="pt-PT"/>
+        </w:rPr>
+        <w:t>3</w:t>
+      </w:r>
+      <w:r>
+        <w:rPr/>
+        <w:t>).</w:t>
       </w:r>
     </w:p>
     <w:p>
       <w:pPr>
-        <w:pStyle w:val="Normal"/>
+        <w:pStyle w:val="Body"/>
         <w:jc w:val="both"/>
-        <w:rPr/>
-      </w:pPr>
-      <w:r>
-        <w:rPr/>
-        <w:t xml:space="preserve">Os experimentos validaram na prática a teoria da complexidade. A notação </w:t>
-      </w:r>
-      <w:r>
-        <w:rPr>
+        <w:rPr>
+          <w:rFonts w:ascii="Aptos" w:hAnsi="Aptos" w:eastAsia="Aptos" w:cs="Aptos"/>
           <w:b/>
           <w:bCs/>
         </w:rPr>
-        <w:t>O(n!)</w:t>
-      </w:r>
-      <w:r>
-        <w:rPr/>
-        <w:t xml:space="preserve"> e sua explosão de operações demonstram claramente por que o algoritmo de Força Bruta se torna impraticável conforme os dados aumentam, inviabilizando testes com 26 cidades. Por outro lado, a complexidade polinomial </w:t>
-      </w:r>
-      <w:r>
-        <w:rPr>
+      </w:pPr>
+      <w:r>
+        <w:rPr>
+          <w:rFonts w:eastAsia="Aptos" w:cs="Aptos"/>
           <w:b/>
           <w:bCs/>
-        </w:rPr>
-        <w:t>O(n²)</w:t>
-      </w:r>
-      <w:r>
-        <w:rPr/>
-        <w:t>, com número de operações drasticamente menor, torna o algoritmo Aproximativo altamente escalável. Diante dos indicadores obtidos, conclui-se que abordagens heurísticas entregam uma excelente relação custo-benefício para problemas reais.</w:t>
+          <w:lang w:val="it-IT"/>
+        </w:rPr>
+        <w:t>Conclus</w:t>
+      </w:r>
+      <w:r>
+        <w:rPr>
+          <w:rFonts w:eastAsia="Aptos" w:cs="Aptos"/>
+          <w:b/>
+          <w:bCs/>
+          <w:lang w:val="pt-PT"/>
+        </w:rPr>
+        <w:t>ã</w:t>
+      </w:r>
+      <w:r>
+        <w:rPr>
+          <w:rFonts w:eastAsia="Aptos" w:cs="Aptos"/>
+          <w:b/>
+          <w:bCs/>
+        </w:rPr>
+        <w:t>o</w:t>
       </w:r>
     </w:p>
     <w:p>
       <w:pPr>
-        <w:pStyle w:val="Normal"/>
+        <w:pStyle w:val="Body"/>
         <w:jc w:val="both"/>
         <w:rPr/>
       </w:pPr>
       <w:r>
         <w:rPr>
+          <w:lang w:val="pt-PT"/>
+        </w:rPr>
+        <w:t>Os experimentos expuseram, na prática, a teoria da complexidade. A notaçã</w:t>
+      </w:r>
+      <w:r>
+        <w:rPr/>
+        <w:t xml:space="preserve">o </w:t>
+      </w:r>
+      <w:r>
+        <w:rPr>
+          <w:rFonts w:eastAsia="Aptos" w:cs="Aptos"/>
           <w:b/>
           <w:bCs/>
         </w:rPr>
-        <w:t>Referências</w:t>
+        <w:t>O(n!)</w:t>
+      </w:r>
+      <w:r>
+        <w:rPr>
+          <w:lang w:val="pt-PT"/>
+        </w:rPr>
+        <w:t xml:space="preserve"> e sua explosão de operações demonstram claramente por que o algoritmo de for</w:t>
+      </w:r>
+      <w:r>
+        <w:rPr/>
+        <w:t>ç</w:t>
+      </w:r>
+      <w:r>
+        <w:rPr>
+          <w:lang w:val="it-IT"/>
+        </w:rPr>
+        <w:t>a bruta se torna impratic</w:t>
+      </w:r>
+      <w:r>
+        <w:rPr/>
+        <w:t>á</w:t>
+      </w:r>
+      <w:r>
+        <w:rPr>
+          <w:lang w:val="pt-PT"/>
+        </w:rPr>
+        <w:t xml:space="preserve">vel conforme os dados aumentam, inviabilizando testes com 26 cidades. Por outro lado, a complexidade polinomial </w:t>
+      </w:r>
+      <w:r>
+        <w:rPr>
+          <w:rFonts w:eastAsia="Aptos" w:cs="Aptos"/>
+          <w:b/>
+          <w:bCs/>
+        </w:rPr>
+        <w:t>O(n²)</w:t>
+      </w:r>
+      <w:r>
+        <w:rPr>
+          <w:lang w:val="pt-PT"/>
+        </w:rPr>
+        <w:t>, com n</w:t>
+      </w:r>
+      <w:r>
+        <w:rPr/>
+        <w:t>ú</w:t>
+      </w:r>
+      <w:r>
+        <w:rPr>
+          <w:lang w:val="es-ES_tradnl"/>
+        </w:rPr>
+        <w:t>mero de opera</w:t>
+      </w:r>
+      <w:r>
+        <w:rPr>
+          <w:lang w:val="pt-PT"/>
+        </w:rPr>
+        <w:t>ções drasticamente menor, torna o algoritmo aproximativo altamente escal</w:t>
+      </w:r>
+      <w:r>
+        <w:rPr/>
+        <w:t>á</w:t>
+      </w:r>
+      <w:r>
+        <w:rPr>
+          <w:lang w:val="pt-PT"/>
+        </w:rPr>
+        <w:t>vel. Diante dos indicadores obtidos, conclui-se que abordagens heur</w:t>
+      </w:r>
+      <w:r>
+        <w:rPr/>
+        <w:t>í</w:t>
+      </w:r>
+      <w:r>
+        <w:rPr>
+          <w:lang w:val="pt-PT"/>
+        </w:rPr>
+        <w:t>sticas entregam uma excelente relaçã</w:t>
+      </w:r>
+      <w:r>
+        <w:rPr>
+          <w:lang w:val="en-US"/>
+        </w:rPr>
+        <w:t>o custo-benef</w:t>
+      </w:r>
+      <w:r>
+        <w:rPr/>
+        <w:t>í</w:t>
+      </w:r>
+      <w:r>
+        <w:rPr>
+          <w:lang w:val="pt-PT"/>
+        </w:rPr>
+        <w:t>cio para problemas reais.</w:t>
       </w:r>
     </w:p>
     <w:p>
       <w:pPr>
-        <w:pStyle w:val="Normal"/>
+        <w:pStyle w:val="Body"/>
         <w:jc w:val="both"/>
-        <w:rPr/>
-      </w:pPr>
-      <w:r>
-        <w:rPr/>
-        <w:t xml:space="preserve">NÄHER, S. </w:t>
-      </w:r>
-      <w:r>
-        <w:rPr>
+        <w:rPr>
+          <w:rFonts w:ascii="Aptos" w:hAnsi="Aptos" w:eastAsia="Aptos" w:cs="Aptos"/>
           <w:b/>
           <w:bCs/>
         </w:rPr>
-        <w:t>The Travelling Salesman Problem.</w:t>
-      </w:r>
-      <w:r>
-        <w:rPr/>
-        <w:t xml:space="preserve"> In: VÖCKING, B. et al. (Ed.). Algorithms Unplugged. Berlin: Springer, 2011. Disponível em: https://doi.org/10.1007/978-3-642-15328-0_40.</w:t>
+      </w:pPr>
+      <w:r>
+        <w:rPr>
+          <w:rFonts w:eastAsia="Aptos" w:cs="Aptos"/>
+          <w:b/>
+          <w:bCs/>
+        </w:rPr>
+        <w:t>Referê</w:t>
+      </w:r>
+      <w:r>
+        <w:rPr>
+          <w:rFonts w:eastAsia="Aptos" w:cs="Aptos"/>
+          <w:b/>
+          <w:bCs/>
+          <w:lang w:val="pt-PT"/>
+        </w:rPr>
+        <w:t>ncias</w:t>
       </w:r>
     </w:p>
     <w:p>
       <w:pPr>
-        <w:pStyle w:val="Normal"/>
+        <w:pStyle w:val="Body"/>
         <w:jc w:val="both"/>
         <w:rPr/>
       </w:pPr>
       <w:r>
-        <w:rPr/>
-        <w:t xml:space="preserve">PEER, D.; WIGDERSON, A. </w:t>
+        <w:rPr>
+          <w:lang w:val="es-ES_tradnl"/>
+        </w:rPr>
+        <w:t xml:space="preserve">GOEL, </w:t>
+      </w:r>
+      <w:r>
+        <w:rPr>
+          <w:lang w:val="pt-PT"/>
+        </w:rPr>
+        <w:t>M.</w:t>
+      </w:r>
+      <w:r>
+        <w:rPr>
+          <w:lang w:val="en-US"/>
+        </w:rPr>
+        <w:t xml:space="preserve">; SINGH, </w:t>
+      </w:r>
+      <w:r>
+        <w:rPr>
+          <w:lang w:val="pt-PT"/>
+        </w:rPr>
+        <w:t>J.</w:t>
+      </w:r>
+      <w:r>
+        <w:rPr>
+          <w:lang w:val="de-DE"/>
+        </w:rPr>
+        <w:t xml:space="preserve">; BAIRWA, </w:t>
+      </w:r>
+      <w:r>
+        <w:rPr>
+          <w:lang w:val="pt-PT"/>
+        </w:rPr>
+        <w:t>A.</w:t>
+      </w:r>
+      <w:r>
+        <w:rPr/>
+        <w:t xml:space="preserve"> </w:t>
+      </w:r>
+      <w:r>
+        <w:rPr>
+          <w:lang w:val="pt-PT"/>
+        </w:rPr>
+        <w:t>K</w:t>
+      </w:r>
+      <w:r>
+        <w:rPr>
+          <w:lang w:val="en-US"/>
+        </w:rPr>
+        <w:t xml:space="preserve">. Performance Evaluation of Heuristic and Meta-Heuristic Algorithms on Large-Scale Travelling Salesman Problem Instances. </w:t>
       </w:r>
       <w:r>
         <w:rPr>
           <w:b/>
           <w:bCs/>
-        </w:rPr>
-        <w:t>On Minimum Spanning Trees</w:t>
-      </w:r>
-      <w:r>
-        <w:rPr/>
-        <w:t>. [S. l.: s. n.], 1998. Disponível em: https://www.math.ias.edu/~avi/STUDENTS/dpthesis.pdf. Acesso em: 26 abr. 2026.</w:t>
+          <w:lang w:val="en-US"/>
+        </w:rPr>
+        <w:t>IEEE Acces</w:t>
+      </w:r>
+      <w:r>
+        <w:rPr>
+          <w:lang w:val="pt-PT"/>
+        </w:rPr>
+        <w:t xml:space="preserve">s, [S. l.], 5 set. 2025. DOI: 10.1109/ACCESS.2025.3606531. Disponível em: </w:t>
+      </w:r>
+      <w:hyperlink r:id="rId3">
+        <w:r>
+          <w:rPr>
+            <w:rStyle w:val="ListLabel37"/>
+            <w:outline w:val="false"/>
+            <w:color w:val="467886"/>
+            <w:u w:val="single" w:color="467886"/>
+            <w:lang w:val="en-US"/>
+            <w14:textFill>
+              <w14:solidFill>
+                <w14:srgbClr w14:val="467886"/>
+              </w14:solidFill>
+            </w14:textFill>
+          </w:rPr>
+          <w:t>https://ieeexplore.ieee.org/stamp/stamp.jsp?arnumber=11152317</w:t>
+        </w:r>
+      </w:hyperlink>
+      <w:r>
+        <w:rPr>
+          <w:lang w:val="pt-PT"/>
+        </w:rPr>
+        <w:t>.  Acesso em: 26 abr. 2026.</w:t>
       </w:r>
     </w:p>
     <w:p>
       <w:pPr>
-        <w:pStyle w:val="Normal"/>
+        <w:pStyle w:val="Body"/>
         <w:jc w:val="both"/>
         <w:rPr/>
       </w:pPr>
       <w:r>
         <w:rPr/>
-        <w:t xml:space="preserve">SOTO, A. R. P. </w:t>
-      </w:r>
-      <w:r>
-        <w:rPr>
+        <w:t>N</w:t>
+      </w:r>
+      <w:r>
+        <w:rPr>
+          <w:lang w:val="sv-SE"/>
+        </w:rPr>
+        <w:t>Ä</w:t>
+      </w:r>
+      <w:r>
+        <w:rPr>
+          <w:lang w:val="de-DE"/>
+        </w:rPr>
+        <w:t xml:space="preserve">HER, S. </w:t>
+      </w:r>
+      <w:r>
+        <w:rPr>
+          <w:rFonts w:eastAsia="Aptos" w:cs="Aptos"/>
           <w:b/>
           <w:bCs/>
-        </w:rPr>
-        <w:t xml:space="preserve">Algoritmos Aproximativos para o Problema do Caixeiro Viajante </w:t>
-      </w:r>
-      <w:r>
-        <w:rPr/>
-        <w:t>[Rio de Janeiro] 1999 XII, 87 pp., 29.7 em, (COPPE/UFRJ, M.Sc., Engenharia de Sistemas e Computação, 1999) Tese - Universidade Federal do Rio de Janeiro, COPPE. Disponível em: https://pesc.coppe.ufrj.br/uploadfile/publicacao/775.pdf. Acesso em: 26 abr. 2026.</w:t>
+          <w:lang w:val="en-US"/>
+        </w:rPr>
+        <w:t>The Travelling Salesman Problem.</w:t>
+      </w:r>
+      <w:r>
+        <w:rPr>
+          <w:lang w:val="de-DE"/>
+        </w:rPr>
+        <w:t xml:space="preserve"> In: V</w:t>
+      </w:r>
+      <w:r>
+        <w:rPr/>
+        <w:t>ÖCKING, B. et al. (Ed.). Algorithms Unplugged. Berlin: Springer, 2011. Disponí</w:t>
+      </w:r>
+      <w:r>
+        <w:rPr>
+          <w:lang w:val="pt-PT"/>
+        </w:rPr>
+        <w:t xml:space="preserve">vel em: </w:t>
+      </w:r>
+      <w:hyperlink r:id="rId4">
+        <w:r>
+          <w:rPr>
+            <w:rStyle w:val="ListLabel37"/>
+            <w:outline w:val="false"/>
+            <w:color w:val="467886"/>
+            <w:u w:val="single" w:color="467886"/>
+            <w:lang w:val="en-US"/>
+            <w14:textFill>
+              <w14:solidFill>
+                <w14:srgbClr w14:val="467886"/>
+              </w14:solidFill>
+            </w14:textFill>
+          </w:rPr>
+          <w:t>https://doi.org/10.1007/978-3-642-15328-0_40</w:t>
+        </w:r>
+      </w:hyperlink>
+      <w:r>
+        <w:rPr/>
+        <w:t>.</w:t>
+      </w:r>
+      <w:r>
+        <w:rPr>
+          <w:lang w:val="pt-PT"/>
+        </w:rPr>
+        <w:t xml:space="preserve"> Acesso em: 26 abr. 2026.</w:t>
       </w:r>
     </w:p>
     <w:p>
       <w:pPr>
-        <w:pStyle w:val="Normal"/>
+        <w:pStyle w:val="Body"/>
+        <w:jc w:val="both"/>
+        <w:rPr/>
+      </w:pPr>
+      <w:r>
+        <w:rPr>
+          <w:lang w:val="de-DE"/>
+        </w:rPr>
+        <w:t xml:space="preserve">PEER, D.; WIGDERSON, A. </w:t>
+      </w:r>
+      <w:r>
+        <w:rPr>
+          <w:rFonts w:eastAsia="Aptos" w:cs="Aptos"/>
+          <w:b/>
+          <w:bCs/>
+          <w:lang w:val="en-US"/>
+        </w:rPr>
+        <w:t>On Minimum Spanning Trees</w:t>
+      </w:r>
+      <w:r>
+        <w:rPr>
+          <w:lang w:val="pt-PT"/>
+        </w:rPr>
+        <w:t>. [S. l.: s. n.], 1998. Dispon</w:t>
+      </w:r>
+      <w:r>
+        <w:rPr/>
+        <w:t>í</w:t>
+      </w:r>
+      <w:r>
+        <w:rPr>
+          <w:lang w:val="pt-PT"/>
+        </w:rPr>
+        <w:t xml:space="preserve">vel em: </w:t>
+      </w:r>
+      <w:hyperlink r:id="rId5">
+        <w:r>
+          <w:rPr>
+            <w:rStyle w:val="ListLabel37"/>
+            <w:outline w:val="false"/>
+            <w:color w:val="467886"/>
+            <w:u w:val="single" w:color="467886"/>
+            <w:lang w:val="en-US"/>
+            <w14:textFill>
+              <w14:solidFill>
+                <w14:srgbClr w14:val="467886"/>
+              </w14:solidFill>
+            </w14:textFill>
+          </w:rPr>
+          <w:t>https://www.math.ias.edu/~avi/STUDENTS/dpthesis.pdf</w:t>
+        </w:r>
+      </w:hyperlink>
+      <w:r>
+        <w:rPr>
+          <w:lang w:val="pt-PT"/>
+        </w:rPr>
+        <w:t>. Acesso em: 26 abr. 2026.</w:t>
+      </w:r>
+    </w:p>
+    <w:p>
+      <w:pPr>
+        <w:pStyle w:val="Body"/>
+        <w:jc w:val="both"/>
+        <w:rPr/>
+      </w:pPr>
+      <w:r>
+        <w:rPr>
+          <w:lang w:val="en-US"/>
+        </w:rPr>
+        <w:t xml:space="preserve">SOTO, A. R. P. </w:t>
+      </w:r>
+      <w:r>
+        <w:rPr>
+          <w:rFonts w:eastAsia="Aptos" w:cs="Aptos"/>
+          <w:b/>
+          <w:bCs/>
+          <w:lang w:val="pt-PT"/>
+        </w:rPr>
+        <w:t xml:space="preserve">Algoritmos Aproximativos para o Problema do Caixeiro Viajante </w:t>
+      </w:r>
+      <w:r>
+        <w:rPr>
+          <w:lang w:val="pt-PT"/>
+        </w:rPr>
+        <w:t>[Rio de Janeiro] 1999 XII, 87 pp., 29.7 em, (COPPE/UFRJ, M.Sc., Engenharia de Sistemas e Computação, 1999) Tese - Universidade Federal do Rio de Janeiro, COPPE. Dispon</w:t>
+      </w:r>
+      <w:r>
+        <w:rPr/>
+        <w:t>í</w:t>
+      </w:r>
+      <w:r>
+        <w:rPr>
+          <w:lang w:val="pt-PT"/>
+        </w:rPr>
+        <w:t xml:space="preserve">vel em: </w:t>
+      </w:r>
+      <w:hyperlink r:id="rId6">
+        <w:r>
+          <w:rPr>
+            <w:rStyle w:val="ListLabel37"/>
+            <w:outline w:val="false"/>
+            <w:color w:val="467886"/>
+            <w:u w:val="single" w:color="467886"/>
+            <w:lang w:val="en-US"/>
+            <w14:textFill>
+              <w14:solidFill>
+                <w14:srgbClr w14:val="467886"/>
+              </w14:solidFill>
+            </w14:textFill>
+          </w:rPr>
+          <w:t>https://pesc.coppe.ufrj.br/uploadfile/publicacao/775.pdf</w:t>
+        </w:r>
+      </w:hyperlink>
+      <w:r>
+        <w:rPr>
+          <w:lang w:val="pt-PT"/>
+        </w:rPr>
+        <w:t>. Acesso em: 26 abr. 2026.</w:t>
+      </w:r>
+    </w:p>
+    <w:p>
+      <w:pPr>
+        <w:pStyle w:val="Body"/>
         <w:spacing w:before="0" w:after="160"/>
         <w:jc w:val="both"/>
         <w:rPr/>
       </w:pPr>
       <w:r>
-        <w:rPr/>
+        <w:rPr>
+          <w:color w:val="000000"/>
+          <w:sz w:val="20"/>
+          <w:szCs w:val="20"/>
+          <w:shd w:fill="auto" w:val="clear"/>
+        </w:rPr>
         <w:t xml:space="preserve">WU, B. Y.; CHAO, K. </w:t>
       </w:r>
       <w:r>
         <w:rPr>
+          <w:rFonts w:eastAsia="Aptos" w:cs="Aptos"/>
           <w:b/>
           <w:bCs/>
+          <w:color w:val="000000"/>
+          <w:sz w:val="20"/>
+          <w:szCs w:val="20"/>
+          <w:shd w:fill="auto" w:val="clear"/>
+          <w:lang w:val="en-US"/>
         </w:rPr>
         <w:t>Spanning trees and optimization problems</w:t>
       </w:r>
       <w:r>
-        <w:rPr/>
-        <w:t>. Boca Raton, FL: Chapman &amp; Hall/CRC Press, 2004.</w:t>
+        <w:rPr>
+          <w:color w:val="000000"/>
+          <w:sz w:val="20"/>
+          <w:szCs w:val="20"/>
+          <w:shd w:fill="auto" w:val="clear"/>
+        </w:rPr>
+        <w:t>. Boca Raton, FL: Chapman &amp; Hall/CRC Press, 200</w:t>
+      </w:r>
+      <w:r>
+        <w:rPr>
+          <w:color w:val="000000"/>
+          <w:sz w:val="20"/>
+          <w:szCs w:val="20"/>
+          <w:shd w:fill="auto" w:val="clear"/>
+          <w:lang w:val="pt-PT"/>
+        </w:rPr>
+        <w:t>3</w:t>
+      </w:r>
+      <w:r>
+        <w:rPr>
+          <w:color w:val="000000"/>
+          <w:sz w:val="20"/>
+          <w:szCs w:val="20"/>
+          <w:shd w:fill="auto" w:val="clear"/>
+        </w:rPr>
+        <w:t>.</w:t>
+      </w:r>
+      <w:r>
+        <w:rPr>
+          <w:color w:val="000000"/>
+          <w:sz w:val="20"/>
+          <w:szCs w:val="20"/>
+          <w:shd w:fill="auto" w:val="clear"/>
+          <w:lang w:val="pt-PT"/>
+        </w:rPr>
+        <w:t xml:space="preserve"> Disponível em: </w:t>
+      </w:r>
+      <w:r>
+        <w:rPr>
+          <w:color w:val="000000"/>
+          <w:sz w:val="20"/>
+          <w:szCs w:val="20"/>
+          <w:shd w:fill="auto" w:val="clear"/>
+          <w:lang w:val="en-US"/>
+        </w:rPr>
+        <w:t>https://www.csie.ntu.edu.tw/~kmchao/books/treebook/contents.pdf</w:t>
+      </w:r>
+      <w:r>
+        <w:rPr>
+          <w:color w:val="000000"/>
+          <w:sz w:val="20"/>
+          <w:szCs w:val="20"/>
+          <w:shd w:fill="auto" w:val="clear"/>
+          <w:lang w:val="pt-PT"/>
+        </w:rPr>
+        <w:t>. Acesso em: 26 abr. 2026.</w:t>
       </w:r>
     </w:p>
     <w:sectPr>
-      <w:footnotePr>
-        <w:numFmt w:val="decimal"/>
-      </w:footnotePr>
       <w:type w:val="nextPage"/>
       <w:pgSz w:w="11906" w:h="16838"/>
       <w:pgMar w:left="1701" w:right="1701" w:gutter="0" w:header="0" w:top="1417" w:footer="0" w:bottom="1417"/>
@@ -3557,61 +6692,6 @@
 </w:document>
 </file>
 
-<file path=word/footnotes.xml><?xml version="1.0" encoding="utf-8"?>
-<w:footnotes xmlns:o="urn:schemas-microsoft-com:office:office" xmlns:r="http://schemas.openxmlformats.org/officeDocument/2006/relationships" xmlns:v="urn:schemas-microsoft-com:vml" xmlns:w="http://schemas.openxmlformats.org/wordprocessingml/2006/main" xmlns:w10="urn:schemas-microsoft-com:office:word" xmlns:wp="http://schemas.openxmlformats.org/drawingml/2006/wordprocessingDrawing" xmlns:wps="http://schemas.microsoft.com/office/word/2010/wordprocessingShape" xmlns:wpg="http://schemas.microsoft.com/office/word/2010/wordprocessingGroup" xmlns:mc="http://schemas.openxmlformats.org/markup-compatibility/2006" xmlns:wp14="http://schemas.microsoft.com/office/word/2010/wordprocessingDrawing" xmlns:w14="http://schemas.microsoft.com/office/word/2010/wordml" xmlns:w15="http://schemas.microsoft.com/office/word/2012/wordml" mc:Ignorable="w14 wp14 w15">
-  <w:footnote w:id="0" w:type="separator">
-    <w:p>
-      <w:pPr>
-        <w:rPr>
-          <w:sz w:val="12"/>
-        </w:rPr>
-      </w:pPr>
-      <w:r>
-        <w:separator/>
-      </w:r>
-    </w:p>
-  </w:footnote>
-  <w:footnote w:id="1" w:type="continuationSeparator">
-    <w:p>
-      <w:pPr>
-        <w:rPr>
-          <w:sz w:val="12"/>
-        </w:rPr>
-      </w:pPr>
-      <w:r>
-        <w:continuationSeparator/>
-      </w:r>
-    </w:p>
-  </w:footnote>
-  <w:footnote w:id="2">
-    <w:p>
-      <w:pPr>
-        <w:pStyle w:val="FootnoteText"/>
-        <w:suppressLineNumbers/>
-        <w:spacing w:before="0" w:after="160"/>
-        <w:ind w:hanging="340" w:left="340"/>
-        <w:rPr/>
-      </w:pPr>
-      <w:r>
-        <w:rPr>
-          <w:rStyle w:val="FootnoteCharacters"/>
-        </w:rPr>
-        <w:footnoteRef/>
-      </w:r>
-      <w:r>
-        <w:rPr/>
-        <w:tab/>
-        <w:t xml:space="preserve"> </w:t>
-      </w:r>
-      <w:r>
-        <w:rPr/>
-        <w:t>Nota sobre Variância e Média: O algoritmo aproximativo foi executado testando múltiplos nós iniciais. Na instância de 26 cidades, o melhor custo foi 2.361.634, o pior atingiu 3.072.529, com uma média de 2.759.594,11 e tempo médio por execução de aproximadamente 0,005s.</w:t>
-      </w:r>
-    </w:p>
-  </w:footnote>
-</w:footnotes>
-</file>
-
 <file path=word/numbering.xml><?xml version="1.0" encoding="utf-8"?>
 <w:numbering xmlns:w="http://schemas.openxmlformats.org/wordprocessingml/2006/main" xmlns:o="urn:schemas-microsoft-com:office:office" xmlns:r="http://schemas.openxmlformats.org/officeDocument/2006/relationships" xmlns:v="urn:schemas-microsoft-com:vml" xmlns:mc="http://schemas.openxmlformats.org/markup-compatibility/2006" xmlns:w14="http://schemas.microsoft.com/office/word/2010/wordml" mc:Ignorable="w14">
   <w:abstractNum w:abstractNumId="1">
@@ -3763,147 +6843,129 @@
   <w:abstractNum w:abstractNumId="2">
     <w:lvl w:ilvl="0">
       <w:start w:val="1"/>
-      <w:numFmt w:val="bullet"/>
-      <w:lvlText w:val=""/>
+      <w:numFmt w:val="none"/>
+      <w:suff w:val="nothing"/>
+      <w:lvlText w:val=""/>
       <w:lvlJc w:val="left"/>
       <w:pPr>
         <w:tabs>
-          <w:tab w:val="num" w:pos="720"/>
+          <w:tab w:val="num" w:pos="0"/>
         </w:tabs>
-        <w:ind w:left="720" w:hanging="360"/>
-      </w:pPr>
-      <w:rPr>
-        <w:rFonts w:ascii="Symbol" w:hAnsi="Symbol" w:cs="Symbol" w:hint="default"/>
-        <w:sz w:val="20"/>
-      </w:rPr>
+        <w:ind w:left="0" w:hanging="0"/>
+      </w:pPr>
+      <w:rPr/>
     </w:lvl>
     <w:lvl w:ilvl="1">
       <w:start w:val="1"/>
-      <w:numFmt w:val="bullet"/>
-      <w:lvlText w:val="o"/>
+      <w:numFmt w:val="none"/>
+      <w:suff w:val="nothing"/>
+      <w:lvlText w:val=""/>
       <w:lvlJc w:val="left"/>
       <w:pPr>
         <w:tabs>
-          <w:tab w:val="num" w:pos="1440"/>
+          <w:tab w:val="num" w:pos="0"/>
         </w:tabs>
-        <w:ind w:left="1440" w:hanging="360"/>
-      </w:pPr>
-      <w:rPr>
-        <w:rFonts w:ascii="Courier New" w:hAnsi="Courier New" w:cs="Courier New" w:hint="default"/>
-        <w:sz w:val="20"/>
-      </w:rPr>
+        <w:ind w:left="0" w:hanging="0"/>
+      </w:pPr>
+      <w:rPr/>
     </w:lvl>
     <w:lvl w:ilvl="2">
       <w:start w:val="1"/>
-      <w:numFmt w:val="bullet"/>
-      <w:lvlText w:val=""/>
+      <w:numFmt w:val="none"/>
+      <w:suff w:val="nothing"/>
+      <w:lvlText w:val=""/>
       <w:lvlJc w:val="left"/>
       <w:pPr>
         <w:tabs>
-          <w:tab w:val="num" w:pos="2160"/>
+          <w:tab w:val="num" w:pos="0"/>
         </w:tabs>
-        <w:ind w:left="2160" w:hanging="360"/>
-      </w:pPr>
-      <w:rPr>
-        <w:rFonts w:ascii="Wingdings" w:hAnsi="Wingdings" w:cs="Wingdings" w:hint="default"/>
-        <w:sz w:val="20"/>
-      </w:rPr>
+        <w:ind w:left="0" w:hanging="0"/>
+      </w:pPr>
+      <w:rPr/>
     </w:lvl>
     <w:lvl w:ilvl="3">
       <w:start w:val="1"/>
-      <w:numFmt w:val="bullet"/>
-      <w:lvlText w:val=""/>
+      <w:numFmt w:val="none"/>
+      <w:suff w:val="nothing"/>
+      <w:lvlText w:val=""/>
       <w:lvlJc w:val="left"/>
       <w:pPr>
         <w:tabs>
-          <w:tab w:val="num" w:pos="2880"/>
+          <w:tab w:val="num" w:pos="0"/>
         </w:tabs>
-        <w:ind w:left="2880" w:hanging="360"/>
-      </w:pPr>
-      <w:rPr>
-        <w:rFonts w:ascii="Wingdings" w:hAnsi="Wingdings" w:cs="Wingdings" w:hint="default"/>
-        <w:sz w:val="20"/>
-      </w:rPr>
+        <w:ind w:left="0" w:hanging="0"/>
+      </w:pPr>
+      <w:rPr/>
     </w:lvl>
     <w:lvl w:ilvl="4">
       <w:start w:val="1"/>
-      <w:numFmt w:val="bullet"/>
-      <w:lvlText w:val=""/>
+      <w:numFmt w:val="none"/>
+      <w:suff w:val="nothing"/>
+      <w:lvlText w:val=""/>
       <w:lvlJc w:val="left"/>
       <w:pPr>
         <w:tabs>
-          <w:tab w:val="num" w:pos="3600"/>
+          <w:tab w:val="num" w:pos="0"/>
         </w:tabs>
-        <w:ind w:left="3600" w:hanging="360"/>
-      </w:pPr>
-      <w:rPr>
-        <w:rFonts w:ascii="Wingdings" w:hAnsi="Wingdings" w:cs="Wingdings" w:hint="default"/>
-        <w:sz w:val="20"/>
-      </w:rPr>
+        <w:ind w:left="0" w:hanging="0"/>
+      </w:pPr>
+      <w:rPr/>
     </w:lvl>
     <w:lvl w:ilvl="5">
       <w:start w:val="1"/>
-      <w:numFmt w:val="bullet"/>
-      <w:lvlText w:val=""/>
+      <w:numFmt w:val="none"/>
+      <w:suff w:val="nothing"/>
+      <w:lvlText w:val=""/>
       <w:lvlJc w:val="left"/>
       <w:pPr>
         <w:tabs>
-          <w:tab w:val="num" w:pos="4320"/>
+          <w:tab w:val="num" w:pos="0"/>
         </w:tabs>
-        <w:ind w:left="4320" w:hanging="360"/>
-      </w:pPr>
-      <w:rPr>
-        <w:rFonts w:ascii="Wingdings" w:hAnsi="Wingdings" w:cs="Wingdings" w:hint="default"/>
-        <w:sz w:val="20"/>
-      </w:rPr>
+        <w:ind w:left="0" w:hanging="0"/>
+      </w:pPr>
+      <w:rPr/>
     </w:lvl>
     <w:lvl w:ilvl="6">
       <w:start w:val="1"/>
-      <w:numFmt w:val="bullet"/>
-      <w:lvlText w:val=""/>
+      <w:numFmt w:val="none"/>
+      <w:suff w:val="nothing"/>
+      <w:lvlText w:val=""/>
       <w:lvlJc w:val="left"/>
       <w:pPr>
         <w:tabs>
-          <w:tab w:val="num" w:pos="5040"/>
+          <w:tab w:val="num" w:pos="0"/>
         </w:tabs>
-        <w:ind w:left="5040" w:hanging="360"/>
-      </w:pPr>
-      <w:rPr>
-        <w:rFonts w:ascii="Wingdings" w:hAnsi="Wingdings" w:cs="Wingdings" w:hint="default"/>
-        <w:sz w:val="20"/>
-      </w:rPr>
+        <w:ind w:left="0" w:hanging="0"/>
+      </w:pPr>
+      <w:rPr/>
     </w:lvl>
     <w:lvl w:ilvl="7">
       <w:start w:val="1"/>
-      <w:numFmt w:val="bullet"/>
-      <w:lvlText w:val=""/>
+      <w:numFmt w:val="none"/>
+      <w:suff w:val="nothing"/>
+      <w:lvlText w:val=""/>
       <w:lvlJc w:val="left"/>
       <w:pPr>
         <w:tabs>
-          <w:tab w:val="num" w:pos="5760"/>
+          <w:tab w:val="num" w:pos="0"/>
         </w:tabs>
-        <w:ind w:left="5760" w:hanging="360"/>
-      </w:pPr>
-      <w:rPr>
-        <w:rFonts w:ascii="Wingdings" w:hAnsi="Wingdings" w:cs="Wingdings" w:hint="default"/>
-        <w:sz w:val="20"/>
-      </w:rPr>
+        <w:ind w:left="0" w:hanging="0"/>
+      </w:pPr>
+      <w:rPr/>
     </w:lvl>
     <w:lvl w:ilvl="8">
       <w:start w:val="1"/>
-      <w:numFmt w:val="bullet"/>
-      <w:lvlText w:val=""/>
+      <w:numFmt w:val="none"/>
+      <w:suff w:val="nothing"/>
+      <w:lvlText w:val=""/>
       <w:lvlJc w:val="left"/>
       <w:pPr>
         <w:tabs>
-          <w:tab w:val="num" w:pos="6480"/>
+          <w:tab w:val="num" w:pos="0"/>
         </w:tabs>
-        <w:ind w:left="6480" w:hanging="360"/>
-      </w:pPr>
-      <w:rPr>
-        <w:rFonts w:ascii="Wingdings" w:hAnsi="Wingdings" w:cs="Wingdings" w:hint="default"/>
-        <w:sz w:val="20"/>
-      </w:rPr>
+        <w:ind w:left="0" w:hanging="0"/>
+      </w:pPr>
+      <w:rPr/>
     </w:lvl>
   </w:abstractNum>
   <w:abstractNum w:abstractNumId="3">
@@ -3914,11 +6976,26 @@
       <w:lvlJc w:val="left"/>
       <w:pPr>
         <w:tabs>
-          <w:tab w:val="num" w:pos="720"/>
+          <w:tab w:val="num" w:pos="0"/>
         </w:tabs>
         <w:ind w:left="720" w:hanging="360"/>
       </w:pPr>
-      <w:rPr/>
+      <w:rPr>
+        <w:smallCaps w:val="false"/>
+        <w:caps w:val="false"/>
+        <w:outline w:val="false"/>
+        <w:dstrike w:val="false"/>
+        <w:strike w:val="false"/>
+        <w:vertAlign w:val="baseline"/>
+        <w:position w:val="0"/>
+        <w:sz w:val="24"/>
+        <w:sz w:val="24"/>
+        <w:spacing w:val="0"/>
+        <w:kern w:val="0"/>
+        <w:w w:val="100"/>
+        <w:emboss w:val="false"/>
+        <w:imprint w:val="false"/>
+      </w:rPr>
     </w:lvl>
     <w:lvl w:ilvl="1">
       <w:start w:val="1"/>
@@ -3927,11 +7004,26 @@
       <w:lvlJc w:val="left"/>
       <w:pPr>
         <w:tabs>
-          <w:tab w:val="num" w:pos="1440"/>
+          <w:tab w:val="num" w:pos="720"/>
         </w:tabs>
         <w:ind w:left="1440" w:hanging="360"/>
       </w:pPr>
-      <w:rPr/>
+      <w:rPr>
+        <w:smallCaps w:val="false"/>
+        <w:caps w:val="false"/>
+        <w:outline w:val="false"/>
+        <w:dstrike w:val="false"/>
+        <w:strike w:val="false"/>
+        <w:vertAlign w:val="baseline"/>
+        <w:position w:val="0"/>
+        <w:sz w:val="24"/>
+        <w:sz w:val="24"/>
+        <w:spacing w:val="0"/>
+        <w:kern w:val="0"/>
+        <w:w w:val="100"/>
+        <w:emboss w:val="false"/>
+        <w:imprint w:val="false"/>
+      </w:rPr>
     </w:lvl>
     <w:lvl w:ilvl="2">
       <w:start w:val="1"/>
@@ -3940,11 +7032,26 @@
       <w:lvlJc w:val="left"/>
       <w:pPr>
         <w:tabs>
-          <w:tab w:val="num" w:pos="2160"/>
+          <w:tab w:val="num" w:pos="720"/>
         </w:tabs>
         <w:ind w:left="2160" w:hanging="360"/>
       </w:pPr>
-      <w:rPr/>
+      <w:rPr>
+        <w:smallCaps w:val="false"/>
+        <w:caps w:val="false"/>
+        <w:outline w:val="false"/>
+        <w:dstrike w:val="false"/>
+        <w:strike w:val="false"/>
+        <w:vertAlign w:val="baseline"/>
+        <w:position w:val="0"/>
+        <w:sz w:val="24"/>
+        <w:sz w:val="24"/>
+        <w:spacing w:val="0"/>
+        <w:kern w:val="0"/>
+        <w:w w:val="100"/>
+        <w:emboss w:val="false"/>
+        <w:imprint w:val="false"/>
+      </w:rPr>
     </w:lvl>
     <w:lvl w:ilvl="3">
       <w:start w:val="1"/>
@@ -3953,11 +7060,26 @@
       <w:lvlJc w:val="left"/>
       <w:pPr>
         <w:tabs>
-          <w:tab w:val="num" w:pos="2880"/>
+          <w:tab w:val="num" w:pos="720"/>
         </w:tabs>
         <w:ind w:left="2880" w:hanging="360"/>
       </w:pPr>
-      <w:rPr/>
+      <w:rPr>
+        <w:smallCaps w:val="false"/>
+        <w:caps w:val="false"/>
+        <w:outline w:val="false"/>
+        <w:dstrike w:val="false"/>
+        <w:strike w:val="false"/>
+        <w:vertAlign w:val="baseline"/>
+        <w:position w:val="0"/>
+        <w:sz w:val="24"/>
+        <w:sz w:val="24"/>
+        <w:spacing w:val="0"/>
+        <w:kern w:val="0"/>
+        <w:w w:val="100"/>
+        <w:emboss w:val="false"/>
+        <w:imprint w:val="false"/>
+      </w:rPr>
     </w:lvl>
     <w:lvl w:ilvl="4">
       <w:start w:val="1"/>
@@ -3966,11 +7088,26 @@
       <w:lvlJc w:val="left"/>
       <w:pPr>
         <w:tabs>
-          <w:tab w:val="num" w:pos="3600"/>
+          <w:tab w:val="num" w:pos="720"/>
         </w:tabs>
         <w:ind w:left="3600" w:hanging="360"/>
       </w:pPr>
-      <w:rPr/>
+      <w:rPr>
+        <w:smallCaps w:val="false"/>
+        <w:caps w:val="false"/>
+        <w:outline w:val="false"/>
+        <w:dstrike w:val="false"/>
+        <w:strike w:val="false"/>
+        <w:vertAlign w:val="baseline"/>
+        <w:position w:val="0"/>
+        <w:sz w:val="24"/>
+        <w:sz w:val="24"/>
+        <w:spacing w:val="0"/>
+        <w:kern w:val="0"/>
+        <w:w w:val="100"/>
+        <w:emboss w:val="false"/>
+        <w:imprint w:val="false"/>
+      </w:rPr>
     </w:lvl>
     <w:lvl w:ilvl="5">
       <w:start w:val="1"/>
@@ -3979,11 +7116,26 @@
       <w:lvlJc w:val="left"/>
       <w:pPr>
         <w:tabs>
-          <w:tab w:val="num" w:pos="4320"/>
+          <w:tab w:val="num" w:pos="720"/>
         </w:tabs>
         <w:ind w:left="4320" w:hanging="360"/>
       </w:pPr>
-      <w:rPr/>
+      <w:rPr>
+        <w:smallCaps w:val="false"/>
+        <w:caps w:val="false"/>
+        <w:outline w:val="false"/>
+        <w:dstrike w:val="false"/>
+        <w:strike w:val="false"/>
+        <w:vertAlign w:val="baseline"/>
+        <w:position w:val="0"/>
+        <w:sz w:val="24"/>
+        <w:sz w:val="24"/>
+        <w:spacing w:val="0"/>
+        <w:kern w:val="0"/>
+        <w:w w:val="100"/>
+        <w:emboss w:val="false"/>
+        <w:imprint w:val="false"/>
+      </w:rPr>
     </w:lvl>
     <w:lvl w:ilvl="6">
       <w:start w:val="1"/>
@@ -3992,11 +7144,26 @@
       <w:lvlJc w:val="left"/>
       <w:pPr>
         <w:tabs>
-          <w:tab w:val="num" w:pos="5040"/>
+          <w:tab w:val="num" w:pos="720"/>
         </w:tabs>
         <w:ind w:left="5040" w:hanging="360"/>
       </w:pPr>
-      <w:rPr/>
+      <w:rPr>
+        <w:smallCaps w:val="false"/>
+        <w:caps w:val="false"/>
+        <w:outline w:val="false"/>
+        <w:dstrike w:val="false"/>
+        <w:strike w:val="false"/>
+        <w:vertAlign w:val="baseline"/>
+        <w:position w:val="0"/>
+        <w:sz w:val="24"/>
+        <w:sz w:val="24"/>
+        <w:spacing w:val="0"/>
+        <w:kern w:val="0"/>
+        <w:w w:val="100"/>
+        <w:emboss w:val="false"/>
+        <w:imprint w:val="false"/>
+      </w:rPr>
     </w:lvl>
     <w:lvl w:ilvl="7">
       <w:start w:val="1"/>
@@ -4005,11 +7172,26 @@
       <w:lvlJc w:val="left"/>
       <w:pPr>
         <w:tabs>
-          <w:tab w:val="num" w:pos="5760"/>
+          <w:tab w:val="num" w:pos="720"/>
         </w:tabs>
         <w:ind w:left="5760" w:hanging="360"/>
       </w:pPr>
-      <w:rPr/>
+      <w:rPr>
+        <w:smallCaps w:val="false"/>
+        <w:caps w:val="false"/>
+        <w:outline w:val="false"/>
+        <w:dstrike w:val="false"/>
+        <w:strike w:val="false"/>
+        <w:vertAlign w:val="baseline"/>
+        <w:position w:val="0"/>
+        <w:sz w:val="24"/>
+        <w:sz w:val="24"/>
+        <w:spacing w:val="0"/>
+        <w:kern w:val="0"/>
+        <w:w w:val="100"/>
+        <w:emboss w:val="false"/>
+        <w:imprint w:val="false"/>
+      </w:rPr>
     </w:lvl>
     <w:lvl w:ilvl="8">
       <w:start w:val="1"/>
@@ -4018,11 +7200,26 @@
       <w:lvlJc w:val="left"/>
       <w:pPr>
         <w:tabs>
-          <w:tab w:val="num" w:pos="6480"/>
+          <w:tab w:val="num" w:pos="720"/>
         </w:tabs>
         <w:ind w:left="6480" w:hanging="360"/>
       </w:pPr>
-      <w:rPr/>
+      <w:rPr>
+        <w:smallCaps w:val="false"/>
+        <w:caps w:val="false"/>
+        <w:outline w:val="false"/>
+        <w:dstrike w:val="false"/>
+        <w:strike w:val="false"/>
+        <w:vertAlign w:val="baseline"/>
+        <w:position w:val="0"/>
+        <w:sz w:val="24"/>
+        <w:sz w:val="24"/>
+        <w:spacing w:val="0"/>
+        <w:kern w:val="0"/>
+        <w:w w:val="100"/>
+        <w:emboss w:val="false"/>
+        <w:imprint w:val="false"/>
+      </w:rPr>
     </w:lvl>
   </w:abstractNum>
   <w:abstractNum w:abstractNumId="4">
@@ -5008,12 +8205,35 @@
   <w:style w:type="character" w:styleId="EndnoteCharacters">
     <w:name w:val="Endnote Characters"/>
     <w:qFormat/>
-    <w:rPr/>
+    <w:rPr>
+      <w:vertAlign w:val="superscript"/>
+    </w:rPr>
   </w:style>
   <w:style w:type="character" w:styleId="EndnoteReference">
     <w:name w:val="Endnote Reference"/>
     <w:rPr>
       <w:vertAlign w:val="superscript"/>
+    </w:rPr>
+  </w:style>
+  <w:style w:type="character" w:styleId="Hyperlink">
+    <w:name w:val="Hyperlink"/>
+    <w:rPr>
+      <w:u w:val="single" w:color="FFFFFF"/>
+    </w:rPr>
+  </w:style>
+  <w:style w:type="character" w:styleId="Hyperlink0">
+    <w:name w:val="Hyperlink.0"/>
+    <w:basedOn w:val="Hyperlink"/>
+    <w:qFormat/>
+    <w:rPr>
+      <w:outline w:val="false"/>
+      <w:color w:val="467886"/>
+      <w:u w:val="single" w:color="467886"/>
+      <w14:textFill>
+        <w14:solidFill>
+          <w14:srgbClr w14:val="467886"/>
+        </w14:solidFill>
+      </w14:textFill>
     </w:rPr>
   </w:style>
   <w:style w:type="paragraph" w:styleId="Heading">
@@ -5198,6 +8418,53 @@
     <w:rPr>
       <w:b/>
       <w:bCs/>
+    </w:rPr>
+  </w:style>
+  <w:style w:type="paragraph" w:styleId="Body">
+    <w:name w:val="Body"/>
+    <w:qFormat/>
+    <w:pPr>
+      <w:keepNext w:val="false"/>
+      <w:keepLines w:val="false"/>
+      <w:pageBreakBefore w:val="false"/>
+      <w:widowControl/>
+      <w:shd w:val="clear" w:color="auto" w:fill="auto"/>
+      <w:suppressAutoHyphens w:val="true"/>
+      <w:bidi w:val="0"/>
+      <w:spacing w:lineRule="auto" w:line="276" w:beforeAutospacing="0" w:before="0" w:afterAutospacing="0" w:after="160"/>
+      <w:ind w:hanging="0" w:left="0" w:right="0"/>
+      <w:jc w:val="left"/>
+    </w:pPr>
+    <w:rPr>
+      <w:rFonts w:ascii="Aptos" w:hAnsi="Aptos" w:eastAsia="Aptos" w:cs="Aptos"/>
+      <w:b w:val="false"/>
+      <w:bCs w:val="false"/>
+      <w:i w:val="false"/>
+      <w:iCs w:val="false"/>
+      <w:caps w:val="false"/>
+      <w:smallCaps w:val="false"/>
+      <w:strike w:val="false"/>
+      <w:dstrike w:val="false"/>
+      <w:outline w:val="false"/>
+      <w:color w:val="000000"/>
+      <w:spacing w:val="0"/>
+      <w:kern w:val="2"/>
+      <w:position w:val="0"/>
+      <w:sz w:val="24"/>
+      <w:sz w:val="24"/>
+      <w:szCs w:val="24"/>
+      <w:u w:val="none" w:color="000000"/>
+      <w:shd w:fill="auto" w:val="clear"/>
+      <w:vertAlign w:val="baseline"/>
+      <w:lang w:val="pt-PT" w:eastAsia="en-US" w:bidi="ar-SA"/>
+      <w14:textOutline>
+        <w14:noFill/>
+      </w14:textOutline>
+      <w14:textFill>
+        <w14:solidFill>
+          <w14:srgbClr w14:val="000000"/>
+        </w14:solidFill>
+      </w14:textFill>
     </w:rPr>
   </w:style>
   <w:style w:type="numbering" w:styleId="NoList" w:default="1">

--- a/Travelling-Salesman-Problem-master/Analises/Relatório Analise.docx
+++ b/Travelling-Salesman-Problem-master/Analises/Relatório Analise.docx
@@ -2369,8 +2369,8 @@
         <w:gridCol w:w="793"/>
         <w:gridCol w:w="906"/>
         <w:gridCol w:w="852"/>
-        <w:gridCol w:w="678"/>
-        <w:gridCol w:w="944"/>
+        <w:gridCol w:w="679"/>
+        <w:gridCol w:w="943"/>
       </w:tblGrid>
       <w:tr>
         <w:trPr>
@@ -2785,7 +2785,7 @@
         </w:tc>
         <w:tc>
           <w:tcPr>
-            <w:tcW w:w="678" w:type="dxa"/>
+            <w:tcW w:w="679" w:type="dxa"/>
             <w:tcBorders>
               <w:bottom w:val="single" w:sz="6" w:space="0" w:color="5E5E5E"/>
             </w:tcBorders>
@@ -2815,7 +2815,7 @@
         </w:tc>
         <w:tc>
           <w:tcPr>
-            <w:tcW w:w="944" w:type="dxa"/>
+            <w:tcW w:w="943" w:type="dxa"/>
             <w:tcBorders>
               <w:bottom w:val="single" w:sz="6" w:space="0" w:color="5E5E5E"/>
             </w:tcBorders>
@@ -3000,7 +3000,7 @@
                 <w:shd w:fill="auto" w:val="clear"/>
                 <w:lang w:val="pt-PT"/>
               </w:rPr>
-              <w:t>0.000154</w:t>
+              <w:t>0,000154</w:t>
             </w:r>
           </w:p>
         </w:tc>
@@ -3060,7 +3060,7 @@
                 <w:shd w:fill="auto" w:val="clear"/>
                 <w:lang w:val="pt-PT"/>
               </w:rPr>
-              <w:t>0.018393</w:t>
+              <w:t>0,018393</w:t>
             </w:r>
           </w:p>
         </w:tc>
@@ -3096,7 +3096,7 @@
         </w:tc>
         <w:tc>
           <w:tcPr>
-            <w:tcW w:w="678" w:type="dxa"/>
+            <w:tcW w:w="679" w:type="dxa"/>
             <w:tcBorders>
               <w:top w:val="single" w:sz="6" w:space="0" w:color="5E5E5E"/>
               <w:bottom w:val="single" w:sz="6" w:space="0" w:color="37383B"/>
@@ -3120,13 +3120,13 @@
                 <w:shd w:fill="auto" w:val="clear"/>
                 <w:lang w:val="pt-PT"/>
               </w:rPr>
-              <w:t>1.0000x</w:t>
+              <w:t>1,00x</w:t>
             </w:r>
           </w:p>
         </w:tc>
         <w:tc>
           <w:tcPr>
-            <w:tcW w:w="944" w:type="dxa"/>
+            <w:tcW w:w="943" w:type="dxa"/>
             <w:tcBorders>
               <w:top w:val="single" w:sz="6" w:space="0" w:color="5E5E5E"/>
               <w:bottom w:val="single" w:sz="6" w:space="0" w:color="37383B"/>
@@ -3150,7 +3150,7 @@
                 <w:shd w:fill="auto" w:val="clear"/>
                 <w:lang w:val="pt-PT"/>
               </w:rPr>
-              <w:t>0.01x mais rápido</w:t>
+              <w:t>0,01x mais rápido</w:t>
             </w:r>
           </w:p>
         </w:tc>
@@ -3308,7 +3308,7 @@
                 <w:shd w:fill="auto" w:val="clear"/>
                 <w:lang w:val="pt-PT"/>
               </w:rPr>
-              <w:t>0.201760</w:t>
+              <w:t>0,201760</w:t>
             </w:r>
           </w:p>
         </w:tc>
@@ -3368,7 +3368,7 @@
                 <w:shd w:fill="auto" w:val="clear"/>
                 <w:lang w:val="pt-PT"/>
               </w:rPr>
-              <w:t>0.111504</w:t>
+              <w:t>0,111504</w:t>
             </w:r>
           </w:p>
         </w:tc>
@@ -3398,13 +3398,13 @@
                 <w:shd w:fill="auto" w:val="clear"/>
                 <w:lang w:val="pt-PT"/>
               </w:rPr>
-              <w:t>6.80% pior</w:t>
+              <w:t>6,80% pior</w:t>
             </w:r>
           </w:p>
         </w:tc>
         <w:tc>
           <w:tcPr>
-            <w:tcW w:w="678" w:type="dxa"/>
+            <w:tcW w:w="679" w:type="dxa"/>
             <w:tcBorders>
               <w:top w:val="single" w:sz="6" w:space="0" w:color="37383B"/>
               <w:bottom w:val="single" w:sz="6" w:space="0" w:color="37383B"/>
@@ -3428,13 +3428,13 @@
                 <w:shd w:fill="auto" w:val="clear"/>
                 <w:lang w:val="pt-PT"/>
               </w:rPr>
-              <w:t>1.0680x</w:t>
+              <w:t>1,07x</w:t>
             </w:r>
           </w:p>
         </w:tc>
         <w:tc>
           <w:tcPr>
-            <w:tcW w:w="944" w:type="dxa"/>
+            <w:tcW w:w="943" w:type="dxa"/>
             <w:tcBorders>
               <w:top w:val="single" w:sz="6" w:space="0" w:color="37383B"/>
               <w:bottom w:val="single" w:sz="6" w:space="0" w:color="37383B"/>
@@ -3458,7 +3458,7 @@
                 <w:shd w:fill="auto" w:val="clear"/>
                 <w:lang w:val="pt-PT"/>
               </w:rPr>
-              <w:t>1.81x mais rápido</w:t>
+              <w:t>1,81x mais rápido</w:t>
             </w:r>
           </w:p>
         </w:tc>
@@ -3616,7 +3616,7 @@
                 <w:shd w:fill="auto" w:val="clear"/>
                 <w:lang w:val="pt-PT"/>
               </w:rPr>
-              <w:t>1.667059</w:t>
+              <w:t>1,667059</w:t>
             </w:r>
           </w:p>
         </w:tc>
@@ -3676,7 +3676,7 @@
                 <w:shd w:fill="auto" w:val="clear"/>
                 <w:lang w:val="pt-PT"/>
               </w:rPr>
-              <w:t>0.012362</w:t>
+              <w:t>0,012362</w:t>
             </w:r>
           </w:p>
         </w:tc>
@@ -3706,13 +3706,13 @@
                 <w:shd w:fill="auto" w:val="clear"/>
                 <w:lang w:val="pt-PT"/>
               </w:rPr>
-              <w:t>13.04% pior</w:t>
+              <w:t>13,04% pior</w:t>
             </w:r>
           </w:p>
         </w:tc>
         <w:tc>
           <w:tcPr>
-            <w:tcW w:w="678" w:type="dxa"/>
+            <w:tcW w:w="679" w:type="dxa"/>
             <w:tcBorders>
               <w:top w:val="single" w:sz="6" w:space="0" w:color="37383B"/>
               <w:bottom w:val="single" w:sz="6" w:space="0" w:color="37383B"/>
@@ -3736,13 +3736,13 @@
                 <w:shd w:fill="auto" w:val="clear"/>
                 <w:lang w:val="pt-PT"/>
               </w:rPr>
-              <w:t>1.1304x</w:t>
+              <w:t>1,13x</w:t>
             </w:r>
           </w:p>
         </w:tc>
         <w:tc>
           <w:tcPr>
-            <w:tcW w:w="944" w:type="dxa"/>
+            <w:tcW w:w="943" w:type="dxa"/>
             <w:tcBorders>
               <w:top w:val="single" w:sz="6" w:space="0" w:color="37383B"/>
               <w:bottom w:val="single" w:sz="6" w:space="0" w:color="37383B"/>
@@ -3766,7 +3766,7 @@
                 <w:shd w:fill="auto" w:val="clear"/>
                 <w:lang w:val="pt-PT"/>
               </w:rPr>
-              <w:t>134.85x mais rápido</w:t>
+              <w:t>134,85x mais rápido</w:t>
             </w:r>
           </w:p>
         </w:tc>
@@ -3924,7 +3924,7 @@
                 <w:shd w:fill="auto" w:val="clear"/>
                 <w:lang w:val="pt-PT"/>
               </w:rPr>
-              <w:t>15.714983</w:t>
+              <w:t>15,714983</w:t>
             </w:r>
           </w:p>
         </w:tc>
@@ -3984,7 +3984,7 @@
                 <w:shd w:fill="auto" w:val="clear"/>
                 <w:lang w:val="pt-PT"/>
               </w:rPr>
-              <w:t>0.011784</w:t>
+              <w:t>0,011784</w:t>
             </w:r>
           </w:p>
         </w:tc>
@@ -4014,13 +4014,13 @@
                 <w:shd w:fill="auto" w:val="clear"/>
                 <w:lang w:val="pt-PT"/>
               </w:rPr>
-              <w:t>24.26% pior</w:t>
+              <w:t>24,26% pior</w:t>
             </w:r>
           </w:p>
         </w:tc>
         <w:tc>
           <w:tcPr>
-            <w:tcW w:w="678" w:type="dxa"/>
+            <w:tcW w:w="679" w:type="dxa"/>
             <w:tcBorders>
               <w:top w:val="single" w:sz="6" w:space="0" w:color="37383B"/>
               <w:bottom w:val="single" w:sz="6" w:space="0" w:color="37383B"/>
@@ -4044,13 +4044,13 @@
                 <w:shd w:fill="auto" w:val="clear"/>
                 <w:lang w:val="pt-PT"/>
               </w:rPr>
-              <w:t>1.2426x</w:t>
+              <w:t>1,24x</w:t>
             </w:r>
           </w:p>
         </w:tc>
         <w:tc>
           <w:tcPr>
-            <w:tcW w:w="944" w:type="dxa"/>
+            <w:tcW w:w="943" w:type="dxa"/>
             <w:tcBorders>
               <w:top w:val="single" w:sz="6" w:space="0" w:color="37383B"/>
               <w:bottom w:val="single" w:sz="6" w:space="0" w:color="37383B"/>
@@ -4074,7 +4074,7 @@
                 <w:shd w:fill="auto" w:val="clear"/>
                 <w:lang w:val="pt-PT"/>
               </w:rPr>
-              <w:t>1.333.58x mais rápido</w:t>
+              <w:t>1.333,58x mais rápido</w:t>
             </w:r>
           </w:p>
         </w:tc>
@@ -4232,7 +4232,7 @@
                 <w:shd w:fill="auto" w:val="clear"/>
                 <w:lang w:val="pt-PT"/>
               </w:rPr>
-              <w:t>368.696655</w:t>
+              <w:t>368,696655</w:t>
             </w:r>
           </w:p>
         </w:tc>
@@ -4292,7 +4292,7 @@
                 <w:shd w:fill="auto" w:val="clear"/>
                 <w:lang w:val="pt-PT"/>
               </w:rPr>
-              <w:t>0.019165</w:t>
+              <w:t>0,019165</w:t>
             </w:r>
           </w:p>
         </w:tc>
@@ -4322,13 +4322,13 @@
                 <w:shd w:fill="auto" w:val="clear"/>
                 <w:lang w:val="pt-PT"/>
               </w:rPr>
-              <w:t>19.29% pior</w:t>
+              <w:t>19,29% pior</w:t>
             </w:r>
           </w:p>
         </w:tc>
         <w:tc>
           <w:tcPr>
-            <w:tcW w:w="678" w:type="dxa"/>
+            <w:tcW w:w="679" w:type="dxa"/>
             <w:tcBorders>
               <w:top w:val="single" w:sz="6" w:space="0" w:color="37383B"/>
               <w:bottom w:val="single" w:sz="6" w:space="0" w:color="37383B"/>
@@ -4352,13 +4352,13 @@
                 <w:shd w:fill="auto" w:val="clear"/>
                 <w:lang w:val="pt-PT"/>
               </w:rPr>
-              <w:t>1.1929x</w:t>
+              <w:t>1,2x</w:t>
             </w:r>
           </w:p>
         </w:tc>
         <w:tc>
           <w:tcPr>
-            <w:tcW w:w="944" w:type="dxa"/>
+            <w:tcW w:w="943" w:type="dxa"/>
             <w:tcBorders>
               <w:top w:val="single" w:sz="6" w:space="0" w:color="37383B"/>
               <w:bottom w:val="single" w:sz="6" w:space="0" w:color="37383B"/>
@@ -4382,7 +4382,7 @@
                 <w:shd w:fill="auto" w:val="clear"/>
                 <w:lang w:val="pt-PT"/>
               </w:rPr>
-              <w:t>19.238.46x mais rápido</w:t>
+              <w:t>19.238,46x mais rápido</w:t>
             </w:r>
           </w:p>
         </w:tc>
@@ -4540,7 +4540,7 @@
                 <w:shd w:fill="auto" w:val="clear"/>
                 <w:lang w:val="pt-PT"/>
               </w:rPr>
-              <w:t>2980.205073</w:t>
+              <w:t>2.980,205073</w:t>
             </w:r>
           </w:p>
         </w:tc>
@@ -4600,7 +4600,7 @@
                 <w:shd w:fill="auto" w:val="clear"/>
                 <w:lang w:val="pt-PT"/>
               </w:rPr>
-              <w:t>0.015631</w:t>
+              <w:t>0,015631</w:t>
             </w:r>
           </w:p>
         </w:tc>
@@ -4630,13 +4630,13 @@
                 <w:shd w:fill="auto" w:val="clear"/>
                 <w:lang w:val="pt-PT"/>
               </w:rPr>
-              <w:t>10.78% pior</w:t>
+              <w:t>10,78% pior</w:t>
             </w:r>
           </w:p>
         </w:tc>
         <w:tc>
           <w:tcPr>
-            <w:tcW w:w="678" w:type="dxa"/>
+            <w:tcW w:w="679" w:type="dxa"/>
             <w:tcBorders>
               <w:top w:val="single" w:sz="6" w:space="0" w:color="37383B"/>
               <w:bottom w:val="single" w:sz="6" w:space="0" w:color="37383B"/>
@@ -4660,13 +4660,13 @@
                 <w:shd w:fill="auto" w:val="clear"/>
                 <w:lang w:val="pt-PT"/>
               </w:rPr>
-              <w:t>1.1078x</w:t>
+              <w:t>1,11x</w:t>
             </w:r>
           </w:p>
         </w:tc>
         <w:tc>
           <w:tcPr>
-            <w:tcW w:w="944" w:type="dxa"/>
+            <w:tcW w:w="943" w:type="dxa"/>
             <w:tcBorders>
               <w:top w:val="single" w:sz="6" w:space="0" w:color="37383B"/>
               <w:bottom w:val="single" w:sz="6" w:space="0" w:color="37383B"/>
@@ -4690,7 +4690,7 @@
                 <w:shd w:fill="auto" w:val="clear"/>
                 <w:lang w:val="pt-PT"/>
               </w:rPr>
-              <w:t>190.654.58x mais rápido</w:t>
+              <w:t>190.654,58x mais rápido</w:t>
             </w:r>
           </w:p>
         </w:tc>
@@ -4911,7 +4911,7 @@
                 <w:shd w:fill="auto" w:val="clear"/>
                 <w:lang w:val="pt-PT"/>
               </w:rPr>
-              <w:t>0.136301</w:t>
+              <w:t>0,136301</w:t>
             </w:r>
           </w:p>
         </w:tc>
@@ -4947,7 +4947,7 @@
         </w:tc>
         <w:tc>
           <w:tcPr>
-            <w:tcW w:w="678" w:type="dxa"/>
+            <w:tcW w:w="679" w:type="dxa"/>
             <w:tcBorders>
               <w:top w:val="single" w:sz="6" w:space="0" w:color="37383B"/>
               <w:bottom w:val="single" w:sz="6" w:space="0" w:color="37383B"/>
@@ -4977,7 +4977,7 @@
         </w:tc>
         <w:tc>
           <w:tcPr>
-            <w:tcW w:w="944" w:type="dxa"/>
+            <w:tcW w:w="943" w:type="dxa"/>
             <w:tcBorders>
               <w:top w:val="single" w:sz="6" w:space="0" w:color="37383B"/>
               <w:bottom w:val="single" w:sz="6" w:space="0" w:color="37383B"/>
@@ -5554,7 +5554,7 @@
         <w:rPr>
           <w:lang w:val="pt-PT"/>
         </w:rPr>
-        <w:t>timo, ou razão de 1.2426x), demonstrando uma perda de qualidade considerada pequena diante do enorme ganho de velocidade.</w:t>
+        <w:t>timo, ou razão de 1,2426x), demonstrando uma perda de qualidade considerada pequena diante do enorme ganho de velocidade.</w:t>
       </w:r>
     </w:p>
     <w:p>
@@ -5737,7 +5737,7 @@
         <w:rPr>
           <w:lang w:val="pt-PT"/>
         </w:rPr>
-        <w:t>com o primeiro saltando de 688,47 para 2843,17 e o segundo de 596,28 para 2568,42 no intervalo de 50 a 1000 cidades. Em contrapartida, o algoritmo de aproximaçã</w:t>
+        <w:t>com o primeiro saltando de 688,47 para 2.843,17 e o segundo de 596,28 para 2.568,42 no intervalo de 50 a 1000 cidades. Em contrapartida, o algoritmo de aproximaçã</w:t>
       </w:r>
       <w:r>
         <w:rPr>
